--- a/SUPPLYCHAINS LIMITED/питання_сесії-2_SUPPLYCHAINS LIMITED.docx
+++ b/SUPPLYCHAINS LIMITED/питання_сесії-2_SUPPLYCHAINS LIMITED.docx
@@ -82,7 +82,7 @@
           <w:szCs w:val="68"/>
           <w:rtl w:val="0"/>
         </w:rPr>
-        <w:t xml:space="preserve">ОПИТУВАЛЬНИК СЕСІЇ 2 </w:t>
+        <w:t xml:space="preserve">ОПИТУВАЛЬНИК СЕСІЇ 2 (ОБЛІКОВА) </w:t>
       </w:r>
       <w:r>
         <w:rPr>
@@ -864,317 +864,533 @@
     </w:p>
     <w:p>
       <w:pPr>
-        <w:spacing w:after="140"/>
-      </w:pPr>
-      <w:r>
-        <w:rPr>
-          <w:b/>
-          <w:sz w:val="30"/>
-        </w:rPr>
-        <w:t>Питання до сесії 2: «Агентська закупівля» і розрахунки з постачальниками (AP) — SUPPLYCHAINS LIMITED</w:t>
-      </w:r>
-    </w:p>
-    <w:p>
-      <w:pPr>
-        <w:spacing w:after="80"/>
-      </w:pPr>
-      <w:r>
-        <w:rPr>
-          <w:b w:val="0"/>
+        <w:spacing w:after="20"/>
+        <w:rPr>
+          <w:rFonts w:ascii="Times New Roman" w:cs="Times New Roman" w:eastAsia="Times New Roman" w:hAnsi="Times New Roman"/>
+          <w:sz w:val="18"/>
+          <w:szCs w:val="18"/>
+        </w:rPr>
+      </w:pPr>
+      <w:r>
+        <w:rPr>
+          <w:rFonts w:ascii="Times New Roman" w:cs="Times New Roman" w:eastAsia="Times New Roman" w:hAnsi="Times New Roman"/>
+          <w:color w:val="595959"/>
+          <w:sz w:val="18"/>
+          <w:szCs w:val="18"/>
+          <w:rtl w:val="0"/>
         </w:rPr>
         <w:t>Дата підготовки: 09.06.2026</w:t>
       </w:r>
     </w:p>
     <w:p>
       <w:pPr>
-        <w:spacing w:after="80"/>
-      </w:pPr>
-      <w:r>
-        <w:rPr>
-          <w:b w:val="0"/>
-        </w:rPr>
-        <w:t>Сесія: 2 з 7 · 11.06.2026, 16:00 за Києвом · учасники за планом: Станіслав (власник), бажано бухгалтер; від ToDo — BA</w:t>
-      </w:r>
-    </w:p>
-    <w:p>
-      <w:pPr>
-        <w:spacing w:after="80"/>
-      </w:pPr>
-      <w:r>
-        <w:rPr>
-          <w:b w:val="0"/>
-        </w:rPr>
-        <w:t>Складено на основі: план дискавері v1.0 / журнал станом на 09.06.2026 / 2 протоколи (УЗ + сесія 1)</w:t>
-      </w:r>
-    </w:p>
-    <w:p>
-      <w:pPr>
-        <w:spacing w:after="80"/>
-      </w:pPr>
-      <w:r>
-        <w:rPr>
-          <w:b w:val="0"/>
+        <w:spacing w:after="20"/>
+        <w:rPr>
+          <w:rFonts w:ascii="Times New Roman" w:cs="Times New Roman" w:eastAsia="Times New Roman" w:hAnsi="Times New Roman"/>
+          <w:sz w:val="18"/>
+          <w:szCs w:val="18"/>
+        </w:rPr>
+      </w:pPr>
+      <w:r>
+        <w:rPr>
+          <w:rFonts w:ascii="Times New Roman" w:cs="Times New Roman" w:eastAsia="Times New Roman" w:hAnsi="Times New Roman"/>
+          <w:color w:val="595959"/>
+          <w:sz w:val="18"/>
+          <w:szCs w:val="18"/>
+          <w:rtl w:val="0"/>
+        </w:rPr>
+        <w:t xml:space="preserve">Сесія: 2 з 5 (план v1.1) · 11.06.2026, 16:00 за Києвом · учасники за планом: Станіслав (власник) + </w:t>
+      </w:r>
+      <w:r>
+        <w:rPr>
+          <w:rFonts w:ascii="Times New Roman" w:cs="Times New Roman" w:eastAsia="Times New Roman" w:hAnsi="Times New Roman"/>
+          <w:b w:val="1"/>
+          <w:bCs w:val="1"/>
+          <w:color w:val="595959"/>
+          <w:sz w:val="18"/>
+          <w:szCs w:val="18"/>
+          <w:rtl w:val="0"/>
+        </w:rPr>
+        <w:t>бухгалтер/аудитор (обов’язково)</w:t>
+      </w:r>
+      <w:r>
+        <w:rPr>
+          <w:rFonts w:ascii="Times New Roman" w:cs="Times New Roman" w:eastAsia="Times New Roman" w:hAnsi="Times New Roman"/>
+          <w:color w:val="595959"/>
+          <w:sz w:val="18"/>
+          <w:szCs w:val="18"/>
+          <w:rtl w:val="0"/>
+        </w:rPr>
+        <w:t>; від ToDo — BA (+ архітектор бажано)</w:t>
+      </w:r>
+    </w:p>
+    <w:p>
+      <w:pPr>
+        <w:spacing w:after="20"/>
+        <w:rPr>
+          <w:rFonts w:ascii="Times New Roman" w:cs="Times New Roman" w:eastAsia="Times New Roman" w:hAnsi="Times New Roman"/>
+          <w:sz w:val="18"/>
+          <w:szCs w:val="18"/>
+        </w:rPr>
+      </w:pPr>
+      <w:r>
+        <w:rPr>
+          <w:rFonts w:ascii="Times New Roman" w:cs="Times New Roman" w:eastAsia="Times New Roman" w:hAnsi="Times New Roman"/>
+          <w:color w:val="595959"/>
+          <w:sz w:val="18"/>
+          <w:szCs w:val="18"/>
+          <w:rtl w:val="0"/>
+        </w:rPr>
+        <w:t>Складено на основі: план дискавері v1.1 / журнал станом на 09.06.2026 / 2 протоколи (УЗ + сесія 1)</w:t>
+      </w:r>
+    </w:p>
+    <w:p>
+      <w:pPr>
+        <w:spacing w:after="20"/>
+        <w:rPr>
+          <w:rFonts w:ascii="Times New Roman" w:cs="Times New Roman" w:eastAsia="Times New Roman" w:hAnsi="Times New Roman"/>
+          <w:sz w:val="18"/>
+          <w:szCs w:val="18"/>
+        </w:rPr>
+      </w:pPr>
+      <w:r>
+        <w:rPr>
+          <w:rFonts w:ascii="Times New Roman" w:cs="Times New Roman" w:eastAsia="Times New Roman" w:hAnsi="Times New Roman"/>
+          <w:color w:val="595959"/>
+          <w:sz w:val="18"/>
+          <w:szCs w:val="18"/>
+          <w:rtl w:val="0"/>
         </w:rPr>
         <w:t>Призначення: тільки команда — робочий документ BA на зустрічі</w:t>
       </w:r>
     </w:p>
     <w:p>
       <w:pPr>
+        <w:spacing w:after="20"/>
+        <w:rPr>
+          <w:rFonts w:ascii="Times New Roman" w:cs="Times New Roman" w:eastAsia="Times New Roman" w:hAnsi="Times New Roman"/>
+          <w:sz w:val="18"/>
+          <w:szCs w:val="18"/>
+        </w:rPr>
+      </w:pPr>
+      <w:r>
+        <w:rPr>
+          <w:rFonts w:ascii="Times New Roman" w:cs="Times New Roman" w:eastAsia="Times New Roman" w:hAnsi="Times New Roman"/>
+          <w:color w:val="595959"/>
+          <w:sz w:val="18"/>
+          <w:szCs w:val="18"/>
+          <w:rtl w:val="0"/>
+        </w:rPr>
+        <w:t xml:space="preserve">&gt; </w:t>
+      </w:r>
+      <w:r>
+        <w:rPr>
+          <w:rFonts w:ascii="Times New Roman" w:cs="Times New Roman" w:eastAsia="Times New Roman" w:hAnsi="Times New Roman"/>
+          <w:b w:val="1"/>
+          <w:bCs w:val="1"/>
+          <w:color w:val="595959"/>
+          <w:sz w:val="18"/>
+          <w:szCs w:val="18"/>
+          <w:rtl w:val="0"/>
+        </w:rPr>
+        <w:t>Як користуватись:</w:t>
+      </w:r>
+      <w:r>
+        <w:rPr>
+          <w:rFonts w:ascii="Times New Roman" w:cs="Times New Roman" w:eastAsia="Times New Roman" w:hAnsi="Times New Roman"/>
+          <w:color w:val="595959"/>
+          <w:sz w:val="18"/>
+          <w:szCs w:val="18"/>
+          <w:rtl w:val="0"/>
+        </w:rPr>
+        <w:t xml:space="preserve"> питай у порядку пріоритету, починаючи з перенесеного. Якщо клієнт відповідає</w:t>
+      </w:r>
+    </w:p>
+    <w:p>
+      <w:pPr>
+        <w:spacing w:after="20"/>
+        <w:rPr>
+          <w:rFonts w:ascii="Times New Roman" w:cs="Times New Roman" w:eastAsia="Times New Roman" w:hAnsi="Times New Roman"/>
+          <w:sz w:val="18"/>
+          <w:szCs w:val="18"/>
+        </w:rPr>
+      </w:pPr>
+      <w:r>
+        <w:rPr>
+          <w:rFonts w:ascii="Times New Roman" w:cs="Times New Roman" w:eastAsia="Times New Roman" w:hAnsi="Times New Roman"/>
+          <w:color w:val="595959"/>
+          <w:sz w:val="18"/>
+          <w:szCs w:val="18"/>
+          <w:rtl w:val="0"/>
+        </w:rPr>
+        <w:t>&gt; коротко або мовчить — іди по навідних під питанням. Фіксуй відповіді прямо в полях. Після зустрічі</w:t>
+      </w:r>
+    </w:p>
+    <w:p>
+      <w:pPr>
+        <w:spacing w:after="20"/>
+        <w:rPr>
+          <w:rFonts w:ascii="Times New Roman" w:cs="Times New Roman" w:eastAsia="Times New Roman" w:hAnsi="Times New Roman"/>
+          <w:sz w:val="18"/>
+          <w:szCs w:val="18"/>
+        </w:rPr>
+      </w:pPr>
+      <w:r>
+        <w:rPr>
+          <w:rFonts w:ascii="Times New Roman" w:cs="Times New Roman" w:eastAsia="Times New Roman" w:hAnsi="Times New Roman"/>
+          <w:color w:val="595959"/>
+          <w:sz w:val="18"/>
+          <w:szCs w:val="18"/>
+          <w:rtl w:val="0"/>
+        </w:rPr>
+        <w:t>&gt; заповнений файл — вхід для аналізу і наступної ітерації журналу.</w:t>
+      </w:r>
+    </w:p>
+    <w:p>
+      <w:pPr>
+        <w:keepNext w:val="1"/>
+        <w:spacing w:before="200" w:after="80"/>
+        <w:rPr>
+          <w:rFonts w:ascii="Times New Roman" w:cs="Times New Roman" w:eastAsia="Times New Roman" w:hAnsi="Times New Roman"/>
+          <w:sz w:val="26"/>
+          <w:szCs w:val="26"/>
+        </w:rPr>
+      </w:pPr>
+      <w:r>
+        <w:rPr>
+          <w:rFonts w:ascii="Times New Roman" w:cs="Times New Roman" w:eastAsia="Times New Roman" w:hAnsi="Times New Roman"/>
+          <w:b w:val="1"/>
+          <w:bCs w:val="1"/>
+          <w:color w:val="f05423"/>
+          <w:sz w:val="26"/>
+          <w:szCs w:val="26"/>
+          <w:rtl w:val="0"/>
+        </w:rPr>
+        <w:t>🔁 Контекст циклу</w:t>
+      </w:r>
+    </w:p>
+    <w:p>
+      <w:pPr>
         <w:spacing w:after="40"/>
-      </w:pPr>
-      <w:r>
-        <w:rPr>
-          <w:b/>
-          <w:sz w:val="18"/>
-        </w:rPr>
-        <w:t>Як користуватись:</w:t>
-      </w:r>
-      <w:r>
-        <w:rPr>
-          <w:b w:val="0"/>
-          <w:sz w:val="18"/>
-        </w:rPr>
-        <w:t xml:space="preserve"> питай у порядку пріоритету, починаючи з перенесеного. Якщо клієнт відповідає</w:t>
-      </w:r>
-    </w:p>
-    <w:p>
-      <w:pPr>
-        <w:spacing w:after="40"/>
-      </w:pPr>
-      <w:r>
-        <w:rPr>
-          <w:b w:val="0"/>
-          <w:sz w:val="18"/>
-        </w:rPr>
-        <w:t>коротко або мовчить — іди по навідних під питанням. Фіксуй відповіді прямо в полях. Після зустрічі</w:t>
-      </w:r>
-    </w:p>
-    <w:p>
-      <w:pPr>
-        <w:spacing w:after="40"/>
-      </w:pPr>
-      <w:r>
-        <w:rPr>
-          <w:b w:val="0"/>
-          <w:sz w:val="18"/>
-        </w:rPr>
-        <w:t>заповнений файл — вхід для аналізу і наступної ітерації журналу.</w:t>
-      </w:r>
-    </w:p>
-    <w:p>
-      <w:pPr>
-        <w:pBdr>
-          <w:bottom w:val="single" w:sz="6" w:space="2" w:color="D9D9D9"/>
-        </w:pBdr>
-        <w:spacing w:after="120" w:before="60"/>
-      </w:pPr>
-    </w:p>
-    <w:p>
-      <w:pPr>
-        <w:spacing w:after="100" w:before="200"/>
-      </w:pPr>
-      <w:r>
-        <w:rPr>
-          <w:b/>
-          <w:sz w:val="26"/>
-        </w:rPr>
-        <w:t>🔁 Контекст циклу</w:t>
-      </w:r>
-    </w:p>
-    <w:p>
-      <w:pPr>
-        <w:spacing w:after="80"/>
-      </w:pPr>
-      <w:r>
-        <w:rPr>
-          <w:b/>
-        </w:rPr>
-        <w:t>Друга сесія циклу.</w:t>
-      </w:r>
-      <w:r>
-        <w:rPr>
-          <w:b w:val="0"/>
-        </w:rPr>
-        <w:t xml:space="preserve"> Сесію 1 (наскрізний обліковий процес + транспортні документи) закрито; рамку «агентської закупівлі» вже отримано на С1 — ця сесія її </w:t>
-      </w:r>
-      <w:r>
-        <w:rPr>
-          <w:b/>
-        </w:rPr>
-        <w:t>поглиблює</w:t>
-      </w:r>
-      <w:r>
-        <w:rPr>
-          <w:b w:val="0"/>
-        </w:rPr>
-        <w:t>, а не починає з нуля.</w:t>
-      </w:r>
-    </w:p>
-    <w:p>
-      <w:pPr>
-        <w:spacing w:after="40"/>
-      </w:pPr>
-      <w:r>
-        <w:rPr>
-          <w:b w:val="0"/>
-        </w:rPr>
-        <w:t xml:space="preserve">– </w:t>
-      </w:r>
-      <w:r>
-        <w:rPr>
-          <w:b/>
+        <w:rPr>
+          <w:rFonts w:ascii="Times New Roman" w:cs="Times New Roman" w:eastAsia="Times New Roman" w:hAnsi="Times New Roman"/>
+          <w:sz w:val="24"/>
+          <w:szCs w:val="24"/>
+        </w:rPr>
+      </w:pPr>
+      <w:r>
+        <w:rPr>
+          <w:rFonts w:ascii="Times New Roman" w:cs="Times New Roman" w:eastAsia="Times New Roman" w:hAnsi="Times New Roman"/>
+          <w:b w:val="1"/>
+          <w:bCs w:val="1"/>
+          <w:sz w:val="24"/>
+          <w:szCs w:val="24"/>
+          <w:rtl w:val="0"/>
+        </w:rPr>
+        <w:t>Друга сесія циклу — об’єднана облікова (план v1.1).</w:t>
+      </w:r>
+      <w:r>
+        <w:rPr>
+          <w:rFonts w:ascii="Times New Roman" w:cs="Times New Roman" w:eastAsia="Times New Roman" w:hAnsi="Times New Roman"/>
+          <w:sz w:val="24"/>
+          <w:szCs w:val="24"/>
+          <w:rtl w:val="0"/>
+        </w:rPr>
+        <w:t xml:space="preserve"> Поєднує колишні Сесії 2 (агентська закупівля + AP) і 3 (бухоблік Гонконгу) + банківсько-касовий контур. </w:t>
+      </w:r>
+      <w:r>
+        <w:rPr>
+          <w:rFonts w:ascii="Times New Roman" w:cs="Times New Roman" w:eastAsia="Times New Roman" w:hAnsi="Times New Roman"/>
+          <w:b w:val="1"/>
+          <w:bCs w:val="1"/>
+          <w:sz w:val="24"/>
+          <w:szCs w:val="24"/>
+          <w:rtl w:val="0"/>
+        </w:rPr>
+        <w:t>Агентську закупівлю на С1 вже описано на рівні процесу — цю сесію присвячено обліковій трактовці, а не повторній розвідці схеми.</w:t>
+      </w:r>
+      <w:r>
+        <w:rPr>
+          <w:rFonts w:ascii="Times New Roman" w:cs="Times New Roman" w:eastAsia="Times New Roman" w:hAnsi="Times New Roman"/>
+          <w:sz w:val="24"/>
+          <w:szCs w:val="24"/>
+          <w:rtl w:val="0"/>
+        </w:rPr>
+        <w:t xml:space="preserve"> Тому потрібен бухгалтер.</w:t>
+      </w:r>
+    </w:p>
+    <w:p>
+      <w:pPr>
+        <w:spacing w:after="20"/>
+        <w:ind w:left="360"/>
+        <w:rPr>
+          <w:rFonts w:ascii="Times New Roman" w:cs="Times New Roman" w:eastAsia="Times New Roman" w:hAnsi="Times New Roman"/>
+          <w:sz w:val="24"/>
+          <w:szCs w:val="24"/>
+        </w:rPr>
+      </w:pPr>
+      <w:r>
+        <w:rPr>
+          <w:rFonts w:ascii="Times New Roman" w:cs="Times New Roman" w:eastAsia="Times New Roman" w:hAnsi="Times New Roman"/>
+          <w:sz w:val="24"/>
+          <w:szCs w:val="24"/>
+          <w:rtl w:val="0"/>
+        </w:rPr>
+        <w:t xml:space="preserve">•  </w:t>
+      </w:r>
+      <w:r>
+        <w:rPr>
+          <w:rFonts w:ascii="Times New Roman" w:cs="Times New Roman" w:eastAsia="Times New Roman" w:hAnsi="Times New Roman"/>
+          <w:b w:val="1"/>
+          <w:bCs w:val="1"/>
+          <w:sz w:val="24"/>
+          <w:szCs w:val="24"/>
+          <w:rtl w:val="0"/>
         </w:rPr>
         <w:t>Закрито раніше (✅):</w:t>
       </w:r>
       <w:r>
         <w:rPr>
-          <w:b w:val="0"/>
-        </w:rPr>
-        <w:t xml:space="preserve"> наскрізний обліковий шлях відправки + форми AWB/коносамент/CMR (екранні, без друку) + зв'язка відправка↔рахунки + закриття відправки — сесія 1.</w:t>
-      </w:r>
-    </w:p>
-    <w:p>
-      <w:pPr>
-        <w:spacing w:after="40"/>
-      </w:pPr>
-      <w:r>
-        <w:rPr>
-          <w:b w:val="0"/>
-        </w:rPr>
-        <w:t xml:space="preserve">– </w:t>
-      </w:r>
-      <w:r>
-        <w:rPr>
-          <w:b/>
-        </w:rPr>
-        <w:t>Частково (🔶), дотичне до цієї сесії:</w:t>
-      </w:r>
-      <w:r>
-        <w:rPr>
-          <w:b w:val="0"/>
-        </w:rPr>
-        <w:t xml:space="preserve"> AP — на С1 з'ясовано: вхідні рахунки підтягуються з документа продажу (копіюються, не фіксуються), прив'язка за номером транспортного документа, документи оплат окремі, зв'язок «багато-до-багатьох», часткові/повні оплати; конвертація валют — окремий документ, база USD.</w:t>
-      </w:r>
-    </w:p>
-    <w:p>
-      <w:pPr>
-        <w:spacing w:after="40"/>
-      </w:pPr>
-      <w:r>
-        <w:rPr>
-          <w:b w:val="0"/>
-        </w:rPr>
-        <w:t xml:space="preserve">– </w:t>
-      </w:r>
-      <w:r>
-        <w:rPr>
-          <w:b/>
+          <w:rFonts w:ascii="Times New Roman" w:cs="Times New Roman" w:eastAsia="Times New Roman" w:hAnsi="Times New Roman"/>
+          <w:sz w:val="24"/>
+          <w:szCs w:val="24"/>
+          <w:rtl w:val="0"/>
+        </w:rPr>
+        <w:t xml:space="preserve"> наскрізний обліковий шлях відправки + транспортні документи (С1).</w:t>
+      </w:r>
+    </w:p>
+    <w:p>
+      <w:pPr>
+        <w:spacing w:after="20"/>
+        <w:ind w:left="360"/>
+        <w:rPr>
+          <w:rFonts w:ascii="Times New Roman" w:cs="Times New Roman" w:eastAsia="Times New Roman" w:hAnsi="Times New Roman"/>
+          <w:sz w:val="24"/>
+          <w:szCs w:val="24"/>
+        </w:rPr>
+      </w:pPr>
+      <w:r>
+        <w:rPr>
+          <w:rFonts w:ascii="Times New Roman" w:cs="Times New Roman" w:eastAsia="Times New Roman" w:hAnsi="Times New Roman"/>
+          <w:sz w:val="24"/>
+          <w:szCs w:val="24"/>
+          <w:rtl w:val="0"/>
+        </w:rPr>
+        <w:t xml:space="preserve">•  </w:t>
+      </w:r>
+      <w:r>
+        <w:rPr>
+          <w:rFonts w:ascii="Times New Roman" w:cs="Times New Roman" w:eastAsia="Times New Roman" w:hAnsi="Times New Roman"/>
+          <w:b w:val="1"/>
+          <w:bCs w:val="1"/>
+          <w:sz w:val="24"/>
+          <w:szCs w:val="24"/>
+          <w:rtl w:val="0"/>
+        </w:rPr>
+        <w:t>Рамку отримано на С1 (НЕ перепитувати процес):</w:t>
+      </w:r>
+      <w:r>
+        <w:rPr>
+          <w:rFonts w:ascii="Times New Roman" w:cs="Times New Roman" w:eastAsia="Times New Roman" w:hAnsi="Times New Roman"/>
+          <w:sz w:val="24"/>
+          <w:szCs w:val="24"/>
+          <w:rtl w:val="0"/>
+        </w:rPr>
+        <w:t xml:space="preserve"> агентська закупівля — клієнт платить USD → конвертація → платіж фабриці → комісія/націнка; товар напряму клієнту повз склад; у документах — інвойси. Станіслав сам назвав дві можливі облікові моделі (наценка-партія vs комісія-транзит) — вибір лишився відкритим.</w:t>
+      </w:r>
+    </w:p>
+    <w:p>
+      <w:pPr>
+        <w:spacing w:after="20"/>
+        <w:ind w:left="360"/>
+        <w:rPr>
+          <w:rFonts w:ascii="Times New Roman" w:cs="Times New Roman" w:eastAsia="Times New Roman" w:hAnsi="Times New Roman"/>
+          <w:sz w:val="24"/>
+          <w:szCs w:val="24"/>
+        </w:rPr>
+      </w:pPr>
+      <w:r>
+        <w:rPr>
+          <w:rFonts w:ascii="Times New Roman" w:cs="Times New Roman" w:eastAsia="Times New Roman" w:hAnsi="Times New Roman"/>
+          <w:sz w:val="24"/>
+          <w:szCs w:val="24"/>
+          <w:rtl w:val="0"/>
+        </w:rPr>
+        <w:t xml:space="preserve">•  </w:t>
+      </w:r>
+      <w:r>
+        <w:rPr>
+          <w:rFonts w:ascii="Times New Roman" w:cs="Times New Roman" w:eastAsia="Times New Roman" w:hAnsi="Times New Roman"/>
+          <w:b w:val="1"/>
+          <w:bCs w:val="1"/>
+          <w:sz w:val="24"/>
+          <w:szCs w:val="24"/>
+          <w:rtl w:val="0"/>
         </w:rPr>
         <w:t>Перенесено в цю сесію:</w:t>
       </w:r>
       <w:r>
         <w:rPr>
-          <w:b w:val="0"/>
-        </w:rPr>
-        <w:t xml:space="preserve"> Q-1 «агентська закупівля» (рамку отримано на С1 → поглиблення).</w:t>
-      </w:r>
-    </w:p>
-    <w:p>
-      <w:pPr>
-        <w:spacing w:after="40"/>
-      </w:pPr>
-      <w:r>
-        <w:rPr>
-          <w:b w:val="0"/>
-        </w:rPr>
-        <w:t xml:space="preserve">– </w:t>
-      </w:r>
-      <w:r>
-        <w:rPr>
-          <w:b/>
+          <w:rFonts w:ascii="Times New Roman" w:cs="Times New Roman" w:eastAsia="Times New Roman" w:hAnsi="Times New Roman"/>
+          <w:sz w:val="24"/>
+          <w:szCs w:val="24"/>
+          <w:rtl w:val="0"/>
+        </w:rPr>
+        <w:t xml:space="preserve"> Q-1 (агентська закупівля — звужено до облікової розвилки).</w:t>
+      </w:r>
+    </w:p>
+    <w:p>
+      <w:pPr>
+        <w:spacing w:after="20"/>
+        <w:ind w:left="360"/>
+        <w:rPr>
+          <w:rFonts w:ascii="Times New Roman" w:cs="Times New Roman" w:eastAsia="Times New Roman" w:hAnsi="Times New Roman"/>
+          <w:sz w:val="24"/>
+          <w:szCs w:val="24"/>
+        </w:rPr>
+      </w:pPr>
+      <w:r>
+        <w:rPr>
+          <w:rFonts w:ascii="Times New Roman" w:cs="Times New Roman" w:eastAsia="Times New Roman" w:hAnsi="Times New Roman"/>
+          <w:sz w:val="24"/>
+          <w:szCs w:val="24"/>
+          <w:rtl w:val="0"/>
+        </w:rPr>
+        <w:t xml:space="preserve">•  </w:t>
+      </w:r>
+      <w:r>
+        <w:rPr>
+          <w:rFonts w:ascii="Times New Roman" w:cs="Times New Roman" w:eastAsia="Times New Roman" w:hAnsi="Times New Roman"/>
+          <w:b w:val="1"/>
+          <w:bCs w:val="1"/>
+          <w:sz w:val="24"/>
+          <w:szCs w:val="24"/>
+          <w:rtl w:val="0"/>
         </w:rPr>
         <w:t>Виключено зі scope (НЕ питати):</w:t>
       </w:r>
       <w:r>
         <w:rPr>
-          <w:b w:val="0"/>
-        </w:rPr>
-        <w:t xml:space="preserve"> X-3 банк-інтеграції · X-8 штрафні санкції на відстрочках · X-11 керування ставками/котируваннями · X-15 payroll у системі · X-17 облік курсових різниць. Решта X-1…X-18 — у журналі.</w:t>
-      </w:r>
-    </w:p>
-    <w:p>
-      <w:pPr>
-        <w:spacing w:after="40"/>
-      </w:pPr>
-      <w:r>
-        <w:rPr>
-          <w:b w:val="0"/>
-        </w:rPr>
-        <w:t xml:space="preserve">– </w:t>
-      </w:r>
-      <w:r>
-        <w:rPr>
-          <w:b/>
-        </w:rPr>
-        <w:t>Ключові рішення по темі (не перепитувати):</w:t>
-      </w:r>
-      <w:r>
-        <w:rPr>
-          <w:b w:val="0"/>
-        </w:rPr>
-        <w:t xml:space="preserve"> D-6 система виключно облікова · D-11 окремі документи оплат, M:N, прив'язка за № транспортного документа · D-12 конвертація валюти окремим документом, база USD · D-14 контрагенти — єдиний довідник, ролі суміщаються.</w:t>
-      </w:r>
-    </w:p>
-    <w:p>
-      <w:pPr>
-        <w:spacing w:after="80" w:before="120"/>
-      </w:pPr>
-      <w:r>
-        <w:rPr>
-          <w:b/>
-          <w:sz w:val="23"/>
+          <w:rFonts w:ascii="Times New Roman" w:cs="Times New Roman" w:eastAsia="Times New Roman" w:hAnsi="Times New Roman"/>
+          <w:sz w:val="24"/>
+          <w:szCs w:val="24"/>
+          <w:rtl w:val="0"/>
+        </w:rPr>
+        <w:t xml:space="preserve"> X-3 банк-інтеграції · X-8 штрафні санкції · X-11 керування ставками · X-15 payroll у системі · X-17 облік курсових різниць (на С1 підтверджено, що не ведеться).</w:t>
+      </w:r>
+    </w:p>
+    <w:p>
+      <w:pPr>
+        <w:spacing w:after="20"/>
+        <w:ind w:left="360"/>
+        <w:rPr>
+          <w:rFonts w:ascii="Times New Roman" w:cs="Times New Roman" w:eastAsia="Times New Roman" w:hAnsi="Times New Roman"/>
+          <w:sz w:val="24"/>
+          <w:szCs w:val="24"/>
+        </w:rPr>
+      </w:pPr>
+      <w:r>
+        <w:rPr>
+          <w:rFonts w:ascii="Times New Roman" w:cs="Times New Roman" w:eastAsia="Times New Roman" w:hAnsi="Times New Roman"/>
+          <w:sz w:val="24"/>
+          <w:szCs w:val="24"/>
+          <w:rtl w:val="0"/>
+        </w:rPr>
+        <w:t xml:space="preserve">•  </w:t>
+      </w:r>
+      <w:r>
+        <w:rPr>
+          <w:rFonts w:ascii="Times New Roman" w:cs="Times New Roman" w:eastAsia="Times New Roman" w:hAnsi="Times New Roman"/>
+          <w:b w:val="1"/>
+          <w:bCs w:val="1"/>
+          <w:sz w:val="24"/>
+          <w:szCs w:val="24"/>
+          <w:rtl w:val="0"/>
+        </w:rPr>
+        <w:t>Ключові рішення по темі (не перепитувати, лише поглиблювати):</w:t>
+      </w:r>
+      <w:r>
+        <w:rPr>
+          <w:rFonts w:ascii="Times New Roman" w:cs="Times New Roman" w:eastAsia="Times New Roman" w:hAnsi="Times New Roman"/>
+          <w:sz w:val="24"/>
+          <w:szCs w:val="24"/>
+          <w:rtl w:val="0"/>
+        </w:rPr>
+        <w:t xml:space="preserve"> D-6 система виключно облікова · D-11 окремі документи оплат, M:N, прив’язка за № транспортного документа · D-12 конвертація валюти окремим документом, база USD · D-14 єдиний довідник контрагентів.</w:t>
+      </w:r>
+    </w:p>
+    <w:p>
+      <w:pPr>
+        <w:keepNext w:val="1"/>
+        <w:spacing w:before="140" w:after="60"/>
+        <w:rPr>
+          <w:rFonts w:ascii="Times New Roman" w:cs="Times New Roman" w:eastAsia="Times New Roman" w:hAnsi="Times New Roman"/>
+          <w:sz w:val="24"/>
+          <w:szCs w:val="24"/>
+        </w:rPr>
+      </w:pPr>
+      <w:r>
+        <w:rPr>
+          <w:rFonts w:ascii="Times New Roman" w:cs="Times New Roman" w:eastAsia="Times New Roman" w:hAnsi="Times New Roman"/>
+          <w:b w:val="1"/>
+          <w:bCs w:val="1"/>
+          <w:color w:val="3497db"/>
+          <w:sz w:val="24"/>
+          <w:szCs w:val="24"/>
+          <w:rtl w:val="0"/>
         </w:rPr>
         <w:t>Інвентаризація вхідних</w:t>
       </w:r>
     </w:p>
     <w:tbl>
       <w:tblPr>
-        <w:tblW w:type="dxa" w:w="9072"/>
+        <w:tblStyle w:val="Table1"/>
+        <w:tblW w:w="9061" w:type="dxa"/>
+        <w:jc w:val="left"/>
         <w:tblBorders>
-          <w:top w:val="single" w:sz="4" w:space="0" w:color="BFBFBF"/>
-          <w:left w:val="single" w:sz="4" w:space="0" w:color="BFBFBF"/>
-          <w:bottom w:val="single" w:sz="4" w:space="0" w:color="BFBFBF"/>
-          <w:right w:val="single" w:sz="4" w:space="0" w:color="BFBFBF"/>
-          <w:insideH w:val="single" w:sz="4" w:space="0" w:color="BFBFBF"/>
-          <w:insideV w:val="single" w:sz="4" w:space="0" w:color="BFBFBF"/>
+          <w:top w:color="999999" w:space="0" w:sz="4" w:val="single"/>
+          <w:left w:color="999999" w:space="0" w:sz="4" w:val="single"/>
+          <w:bottom w:color="999999" w:space="0" w:sz="4" w:val="single"/>
+          <w:right w:color="999999" w:space="0" w:sz="4" w:val="single"/>
+          <w:insideH w:color="999999" w:space="0" w:sz="4" w:val="single"/>
+          <w:insideV w:color="999999" w:space="0" w:sz="4" w:val="single"/>
         </w:tblBorders>
-        <w:tblLook w:firstRow="1" w:val="0420"/>
+        <w:tblLayout w:type="fixed"/>
+        <w:tblLook w:val="0400"/>
       </w:tblPr>
       <w:tblGrid>
-        <w:gridCol w:w="3024"/>
-        <w:gridCol w:w="3024"/>
-        <w:gridCol w:w="3024"/>
+        <w:gridCol w:w="3020"/>
+        <w:gridCol w:w="3020"/>
+        <w:gridCol w:w="3021"/>
       </w:tblGrid>
       <w:tr>
+        <w:trPr>
+          <w:tblHeader w:val="1"/>
+        </w:trPr>
         <w:tc>
           <w:tcPr>
-            <w:tcW w:type="dxa" w:w="3024"/>
-            <w:shd w:val="clear" w:color="auto" w:fill="F2F2F2"/>
-            <w:tcMar>
-              <w:top w:w="40"/>
-              <w:left w:w="80"/>
-              <w:bottom w:w="40"/>
-              <w:right w:w="80"/>
-            </w:tcMar>
+            <w:tcW w:w="3020" w:type="dxa"/>
+            <w:shd w:fill="d9d9d9" w:val="clear"/>
           </w:tcPr>
           <w:p>
             <w:pPr>
-              <w:spacing w:after="0" w:line="240" w:lineRule="auto"/>
+              <w:spacing w:after="20" w:line="240" w:lineRule="auto"/>
+              <w:rPr>
+                <w:rFonts w:ascii="Times New Roman" w:cs="Times New Roman" w:eastAsia="Times New Roman" w:hAnsi="Times New Roman"/>
+                <w:b w:val="1"/>
+                <w:bCs w:val="1"/>
+                <w:sz w:val="19"/>
+                <w:szCs w:val="19"/>
+              </w:rPr>
             </w:pPr>
             <w:r>
               <w:rPr>
-                <w:b/>
-                <w:sz w:val="19"/>
+                <w:rFonts w:ascii="Times New Roman" w:cs="Times New Roman" w:eastAsia="Times New Roman" w:hAnsi="Times New Roman"/>
+                <w:b w:val="1"/>
+                <w:bCs w:val="1"/>
+                <w:sz w:val="19"/>
+                <w:szCs w:val="19"/>
+                <w:rtl w:val="0"/>
               </w:rPr>
               <w:t>Файл</w:t>
             </w:r>
@@ -1182,23 +1398,28 @@
         </w:tc>
         <w:tc>
           <w:tcPr>
-            <w:tcW w:type="dxa" w:w="3024"/>
-            <w:shd w:val="clear" w:color="auto" w:fill="F2F2F2"/>
-            <w:tcMar>
-              <w:top w:w="40"/>
-              <w:left w:w="80"/>
-              <w:bottom w:w="40"/>
-              <w:right w:w="80"/>
-            </w:tcMar>
+            <w:tcW w:w="3020" w:type="dxa"/>
+            <w:shd w:fill="d9d9d9" w:val="clear"/>
           </w:tcPr>
           <w:p>
             <w:pPr>
-              <w:spacing w:after="0" w:line="240" w:lineRule="auto"/>
+              <w:spacing w:after="20" w:line="240" w:lineRule="auto"/>
+              <w:rPr>
+                <w:rFonts w:ascii="Times New Roman" w:cs="Times New Roman" w:eastAsia="Times New Roman" w:hAnsi="Times New Roman"/>
+                <w:b w:val="1"/>
+                <w:bCs w:val="1"/>
+                <w:sz w:val="19"/>
+                <w:szCs w:val="19"/>
+              </w:rPr>
             </w:pPr>
             <w:r>
               <w:rPr>
-                <w:b/>
-                <w:sz w:val="19"/>
+                <w:rFonts w:ascii="Times New Roman" w:cs="Times New Roman" w:eastAsia="Times New Roman" w:hAnsi="Times New Roman"/>
+                <w:b w:val="1"/>
+                <w:bCs w:val="1"/>
+                <w:sz w:val="19"/>
+                <w:szCs w:val="19"/>
+                <w:rtl w:val="0"/>
               </w:rPr>
               <w:t>Статус</w:t>
             </w:r>
@@ -1206,23 +1427,28 @@
         </w:tc>
         <w:tc>
           <w:tcPr>
-            <w:tcW w:type="dxa" w:w="3024"/>
-            <w:shd w:val="clear" w:color="auto" w:fill="F2F2F2"/>
-            <w:tcMar>
-              <w:top w:w="40"/>
-              <w:left w:w="80"/>
-              <w:bottom w:w="40"/>
-              <w:right w:w="80"/>
-            </w:tcMar>
+            <w:tcW w:w="3021" w:type="dxa"/>
+            <w:shd w:fill="d9d9d9" w:val="clear"/>
           </w:tcPr>
           <w:p>
             <w:pPr>
-              <w:spacing w:after="0" w:line="240" w:lineRule="auto"/>
+              <w:spacing w:after="20" w:line="240" w:lineRule="auto"/>
+              <w:rPr>
+                <w:rFonts w:ascii="Times New Roman" w:cs="Times New Roman" w:eastAsia="Times New Roman" w:hAnsi="Times New Roman"/>
+                <w:b w:val="1"/>
+                <w:bCs w:val="1"/>
+                <w:sz w:val="19"/>
+                <w:szCs w:val="19"/>
+              </w:rPr>
             </w:pPr>
             <w:r>
               <w:rPr>
-                <w:b/>
-                <w:sz w:val="19"/>
+                <w:rFonts w:ascii="Times New Roman" w:cs="Times New Roman" w:eastAsia="Times New Roman" w:hAnsi="Times New Roman"/>
+                <w:b w:val="1"/>
+                <w:bCs w:val="1"/>
+                <w:sz w:val="19"/>
+                <w:szCs w:val="19"/>
+                <w:rtl w:val="0"/>
               </w:rPr>
               <w:t>Що дає</w:t>
             </w:r>
@@ -1232,45 +1458,58 @@
       <w:tr>
         <w:tc>
           <w:tcPr>
-            <w:tcW w:type="dxa" w:w="3024"/>
-            <w:tcMar>
-              <w:top w:w="40"/>
-              <w:left w:w="80"/>
-              <w:bottom w:w="40"/>
-              <w:right w:w="80"/>
-            </w:tcMar>
+            <w:tcW w:w="3020" w:type="dxa"/>
           </w:tcPr>
           <w:p>
             <w:pPr>
-              <w:spacing w:after="0" w:line="240" w:lineRule="auto"/>
+              <w:spacing w:after="20" w:line="240" w:lineRule="auto"/>
+              <w:rPr>
+                <w:rFonts w:ascii="Times New Roman" w:cs="Times New Roman" w:eastAsia="Times New Roman" w:hAnsi="Times New Roman"/>
+                <w:sz w:val="19"/>
+                <w:szCs w:val="19"/>
+              </w:rPr>
             </w:pPr>
             <w:r>
               <w:rPr>
-                <w:b w:val="0"/>
-                <w:sz w:val="19"/>
-              </w:rPr>
-              <w:t>план_дискавері_SUPPLYCHAINS LIMITED.md v1.0</w:t>
+                <w:rFonts w:ascii="Times New Roman" w:cs="Times New Roman" w:eastAsia="Times New Roman" w:hAnsi="Times New Roman"/>
+                <w:i w:val="1"/>
+                <w:iCs w:val="1"/>
+                <w:sz w:val="19"/>
+                <w:szCs w:val="19"/>
+                <w:rtl w:val="0"/>
+              </w:rPr>
+              <w:t>план_дискавері_SUPPLYCHAINS LIMITED.md</w:t>
+            </w:r>
+            <w:r>
+              <w:rPr>
+                <w:rFonts w:ascii="Times New Roman" w:cs="Times New Roman" w:eastAsia="Times New Roman" w:hAnsi="Times New Roman"/>
+                <w:sz w:val="19"/>
+                <w:szCs w:val="19"/>
+                <w:rtl w:val="0"/>
+              </w:rPr>
+              <w:t xml:space="preserve"> v1.1</w:t>
             </w:r>
           </w:p>
         </w:tc>
         <w:tc>
           <w:tcPr>
-            <w:tcW w:type="dxa" w:w="3024"/>
-            <w:tcMar>
-              <w:top w:w="40"/>
-              <w:left w:w="80"/>
-              <w:bottom w:w="40"/>
-              <w:right w:w="80"/>
-            </w:tcMar>
+            <w:tcW w:w="3020" w:type="dxa"/>
           </w:tcPr>
           <w:p>
             <w:pPr>
-              <w:spacing w:after="0" w:line="240" w:lineRule="auto"/>
+              <w:spacing w:after="20" w:line="240" w:lineRule="auto"/>
+              <w:rPr>
+                <w:rFonts w:ascii="Times New Roman" w:cs="Times New Roman" w:eastAsia="Times New Roman" w:hAnsi="Times New Roman"/>
+                <w:sz w:val="19"/>
+                <w:szCs w:val="19"/>
+              </w:rPr>
             </w:pPr>
             <w:r>
               <w:rPr>
-                <w:b w:val="0"/>
-                <w:sz w:val="19"/>
+                <w:rFonts w:ascii="Times New Roman" w:cs="Times New Roman" w:eastAsia="Times New Roman" w:hAnsi="Times New Roman"/>
+                <w:sz w:val="19"/>
+                <w:szCs w:val="19"/>
+                <w:rtl w:val="0"/>
               </w:rPr>
               <w:t>є</w:t>
             </w:r>
@@ -1278,24 +1517,25 @@
         </w:tc>
         <w:tc>
           <w:tcPr>
-            <w:tcW w:type="dxa" w:w="3024"/>
-            <w:tcMar>
-              <w:top w:w="40"/>
-              <w:left w:w="80"/>
-              <w:bottom w:w="40"/>
-              <w:right w:w="80"/>
-            </w:tcMar>
+            <w:tcW w:w="3021" w:type="dxa"/>
           </w:tcPr>
           <w:p>
             <w:pPr>
-              <w:spacing w:after="0" w:line="240" w:lineRule="auto"/>
+              <w:spacing w:after="20" w:line="240" w:lineRule="auto"/>
+              <w:rPr>
+                <w:rFonts w:ascii="Times New Roman" w:cs="Times New Roman" w:eastAsia="Times New Roman" w:hAnsi="Times New Roman"/>
+                <w:sz w:val="19"/>
+                <w:szCs w:val="19"/>
+              </w:rPr>
             </w:pPr>
             <w:r>
               <w:rPr>
-                <w:b w:val="0"/>
-                <w:sz w:val="19"/>
-              </w:rPr>
-              <w:t>ціль сесії 2, 6 питань-заготовок, ризик «юридично/податково чутлива зона»</w:t>
+                <w:rFonts w:ascii="Times New Roman" w:cs="Times New Roman" w:eastAsia="Times New Roman" w:hAnsi="Times New Roman"/>
+                <w:sz w:val="19"/>
+                <w:szCs w:val="19"/>
+                <w:rtl w:val="0"/>
+              </w:rPr>
+              <w:t>ціль об’єднаної сесії, ризик «податково чутлива зона», R-1</w:t>
             </w:r>
           </w:p>
         </w:tc>
@@ -1303,22 +1543,25 @@
       <w:tr>
         <w:tc>
           <w:tcPr>
-            <w:tcW w:type="dxa" w:w="3024"/>
-            <w:tcMar>
-              <w:top w:w="40"/>
-              <w:left w:w="80"/>
-              <w:bottom w:w="40"/>
-              <w:right w:w="80"/>
-            </w:tcMar>
+            <w:tcW w:w="3020" w:type="dxa"/>
           </w:tcPr>
           <w:p>
             <w:pPr>
-              <w:spacing w:after="0" w:line="240" w:lineRule="auto"/>
+              <w:spacing w:after="20" w:line="240" w:lineRule="auto"/>
+              <w:rPr>
+                <w:rFonts w:ascii="Times New Roman" w:cs="Times New Roman" w:eastAsia="Times New Roman" w:hAnsi="Times New Roman"/>
+                <w:sz w:val="19"/>
+                <w:szCs w:val="19"/>
+              </w:rPr>
             </w:pPr>
             <w:r>
               <w:rPr>
-                <w:b w:val="0"/>
-                <w:sz w:val="19"/>
+                <w:rFonts w:ascii="Times New Roman" w:cs="Times New Roman" w:eastAsia="Times New Roman" w:hAnsi="Times New Roman"/>
+                <w:i w:val="1"/>
+                <w:iCs w:val="1"/>
+                <w:sz w:val="19"/>
+                <w:szCs w:val="19"/>
+                <w:rtl w:val="0"/>
               </w:rPr>
               <w:t>журнал_дискавері_SUPPLYCHAINS LIMITED.md</w:t>
             </w:r>
@@ -1326,47 +1569,49 @@
         </w:tc>
         <w:tc>
           <w:tcPr>
-            <w:tcW w:type="dxa" w:w="3024"/>
-            <w:tcMar>
-              <w:top w:w="40"/>
-              <w:left w:w="80"/>
-              <w:bottom w:w="40"/>
-              <w:right w:w="80"/>
-            </w:tcMar>
+            <w:tcW w:w="3020" w:type="dxa"/>
           </w:tcPr>
           <w:p>
             <w:pPr>
-              <w:spacing w:after="0" w:line="240" w:lineRule="auto"/>
+              <w:spacing w:after="20" w:line="240" w:lineRule="auto"/>
+              <w:rPr>
+                <w:rFonts w:ascii="Times New Roman" w:cs="Times New Roman" w:eastAsia="Times New Roman" w:hAnsi="Times New Roman"/>
+                <w:sz w:val="19"/>
+                <w:szCs w:val="19"/>
+              </w:rPr>
             </w:pPr>
             <w:r>
               <w:rPr>
-                <w:b w:val="0"/>
-                <w:sz w:val="19"/>
-              </w:rPr>
-              <w:t>оновлено (09.06.2026, reconcile)</w:t>
+                <w:rFonts w:ascii="Times New Roman" w:cs="Times New Roman" w:eastAsia="Times New Roman" w:hAnsi="Times New Roman"/>
+                <w:sz w:val="19"/>
+                <w:szCs w:val="19"/>
+                <w:rtl w:val="0"/>
+              </w:rPr>
+              <w:t>оновлено (09.06.2026)</w:t>
             </w:r>
           </w:p>
         </w:tc>
         <w:tc>
           <w:tcPr>
-            <w:tcW w:type="dxa" w:w="3024"/>
-            <w:tcMar>
-              <w:top w:w="40"/>
-              <w:left w:w="80"/>
-              <w:bottom w:w="40"/>
-              <w:right w:w="80"/>
-            </w:tcMar>
+            <w:tcW w:w="3021" w:type="dxa"/>
           </w:tcPr>
           <w:p>
             <w:pPr>
-              <w:spacing w:after="0" w:line="240" w:lineRule="auto"/>
+              <w:spacing w:after="20" w:line="240" w:lineRule="auto"/>
+              <w:rPr>
+                <w:rFonts w:ascii="Times New Roman" w:cs="Times New Roman" w:eastAsia="Times New Roman" w:hAnsi="Times New Roman"/>
+                <w:sz w:val="19"/>
+                <w:szCs w:val="19"/>
+              </w:rPr>
             </w:pPr>
             <w:r>
               <w:rPr>
-                <w:b w:val="0"/>
-                <w:sz w:val="19"/>
-              </w:rPr>
-              <w:t>стан циклу після С1</w:t>
+                <w:rFonts w:ascii="Times New Roman" w:cs="Times New Roman" w:eastAsia="Times New Roman" w:hAnsi="Times New Roman"/>
+                <w:sz w:val="19"/>
+                <w:szCs w:val="19"/>
+                <w:rtl w:val="0"/>
+              </w:rPr>
+              <w:t>стан циклу після С1, структура v1.1</w:t>
             </w:r>
           </w:p>
         </w:tc>
@@ -1374,22 +1619,23 @@
       <w:tr>
         <w:tc>
           <w:tcPr>
-            <w:tcW w:type="dxa" w:w="3024"/>
-            <w:tcMar>
-              <w:top w:w="40"/>
-              <w:left w:w="80"/>
-              <w:bottom w:w="40"/>
-              <w:right w:w="80"/>
-            </w:tcMar>
+            <w:tcW w:w="3020" w:type="dxa"/>
           </w:tcPr>
           <w:p>
             <w:pPr>
-              <w:spacing w:after="0" w:line="240" w:lineRule="auto"/>
+              <w:spacing w:after="20" w:line="240" w:lineRule="auto"/>
+              <w:rPr>
+                <w:rFonts w:ascii="Times New Roman" w:cs="Times New Roman" w:eastAsia="Times New Roman" w:hAnsi="Times New Roman"/>
+                <w:sz w:val="19"/>
+                <w:szCs w:val="19"/>
+              </w:rPr>
             </w:pPr>
             <w:r>
               <w:rPr>
-                <w:b w:val="0"/>
-                <w:sz w:val="19"/>
+                <w:rFonts w:ascii="Times New Roman" w:cs="Times New Roman" w:eastAsia="Times New Roman" w:hAnsi="Times New Roman"/>
+                <w:sz w:val="19"/>
+                <w:szCs w:val="19"/>
+                <w:rtl w:val="0"/>
               </w:rPr>
               <w:t>протоколи попередніх зустрічей</w:t>
             </w:r>
@@ -1397,22 +1643,23 @@
         </w:tc>
         <w:tc>
           <w:tcPr>
-            <w:tcW w:type="dxa" w:w="3024"/>
-            <w:tcMar>
-              <w:top w:w="40"/>
-              <w:left w:w="80"/>
-              <w:bottom w:w="40"/>
-              <w:right w:w="80"/>
-            </w:tcMar>
+            <w:tcW w:w="3020" w:type="dxa"/>
           </w:tcPr>
           <w:p>
             <w:pPr>
-              <w:spacing w:after="0" w:line="240" w:lineRule="auto"/>
+              <w:spacing w:after="20" w:line="240" w:lineRule="auto"/>
+              <w:rPr>
+                <w:rFonts w:ascii="Times New Roman" w:cs="Times New Roman" w:eastAsia="Times New Roman" w:hAnsi="Times New Roman"/>
+                <w:sz w:val="19"/>
+                <w:szCs w:val="19"/>
+              </w:rPr>
             </w:pPr>
             <w:r>
               <w:rPr>
-                <w:b w:val="0"/>
-                <w:sz w:val="19"/>
+                <w:rFonts w:ascii="Times New Roman" w:cs="Times New Roman" w:eastAsia="Times New Roman" w:hAnsi="Times New Roman"/>
+                <w:sz w:val="19"/>
+                <w:szCs w:val="19"/>
+                <w:rtl w:val="0"/>
               </w:rPr>
               <w:t>2 шт. (УЗ 03.06 + сесія 1 09.06)</w:t>
             </w:r>
@@ -1420,1511 +1667,3693 @@
         </w:tc>
         <w:tc>
           <w:tcPr>
-            <w:tcW w:type="dxa" w:w="3024"/>
-            <w:tcMar>
-              <w:top w:w="40"/>
-              <w:left w:w="80"/>
-              <w:bottom w:w="40"/>
-              <w:right w:w="80"/>
-            </w:tcMar>
+            <w:tcW w:w="3021" w:type="dxa"/>
           </w:tcPr>
           <w:p>
             <w:pPr>
-              <w:spacing w:after="0" w:line="240" w:lineRule="auto"/>
+              <w:spacing w:after="20" w:line="240" w:lineRule="auto"/>
+              <w:rPr>
+                <w:rFonts w:ascii="Times New Roman" w:cs="Times New Roman" w:eastAsia="Times New Roman" w:hAnsi="Times New Roman"/>
+                <w:sz w:val="19"/>
+                <w:szCs w:val="19"/>
+              </w:rPr>
             </w:pPr>
             <w:r>
               <w:rPr>
-                <w:b w:val="0"/>
-                <w:sz w:val="19"/>
+                <w:rFonts w:ascii="Times New Roman" w:cs="Times New Roman" w:eastAsia="Times New Roman" w:hAnsi="Times New Roman"/>
+                <w:sz w:val="19"/>
+                <w:szCs w:val="19"/>
+                <w:rtl w:val="0"/>
               </w:rPr>
               <w:t>рішення D-1…D-14, виключення X-1…X-18</w:t>
             </w:r>
           </w:p>
         </w:tc>
       </w:tr>
+    </w:tbl>
+    <w:p>
+      <w:pPr>
+        <w:spacing w:after="40"/>
+        <w:rPr>
+          <w:rFonts w:ascii="Times New Roman" w:cs="Times New Roman" w:eastAsia="Times New Roman" w:hAnsi="Times New Roman"/>
+          <w:sz w:val="12"/>
+          <w:szCs w:val="12"/>
+        </w:rPr>
+      </w:pPr>
+    </w:p>
+    <w:p>
+      <w:pPr>
+        <w:pBdr>
+          <w:bottom w:val="single" w:sz="6" w:space="6" w:color="CCCCCC"/>
+        </w:pBdr>
+        <w:spacing w:before="80" w:after="80"/>
+      </w:pPr>
+    </w:p>
+    <w:p>
+      <w:pPr>
+        <w:keepNext w:val="1"/>
+        <w:spacing w:before="200" w:after="80"/>
+        <w:rPr>
+          <w:rFonts w:ascii="Times New Roman" w:cs="Times New Roman" w:eastAsia="Times New Roman" w:hAnsi="Times New Roman"/>
+          <w:sz w:val="26"/>
+          <w:szCs w:val="26"/>
+        </w:rPr>
+      </w:pPr>
+      <w:r>
+        <w:rPr>
+          <w:rFonts w:ascii="Times New Roman" w:cs="Times New Roman" w:eastAsia="Times New Roman" w:hAnsi="Times New Roman"/>
+          <w:b w:val="1"/>
+          <w:bCs w:val="1"/>
+          <w:color w:val="f05423"/>
+          <w:sz w:val="26"/>
+          <w:szCs w:val="26"/>
+          <w:rtl w:val="0"/>
+        </w:rPr>
+        <w:t>0. Перенесене з сесії 1 (першим!)</w:t>
+      </w:r>
+    </w:p>
+    <w:p>
+      <w:pPr>
+        <w:keepNext w:val="1"/>
+        <w:spacing w:before="180" w:after="20"/>
+        <w:rPr>
+          <w:rFonts w:ascii="Times New Roman" w:cs="Times New Roman" w:eastAsia="Times New Roman" w:hAnsi="Times New Roman"/>
+          <w:sz w:val="24"/>
+          <w:szCs w:val="24"/>
+        </w:rPr>
+      </w:pPr>
+      <w:r>
+        <w:rPr>
+          <w:rFonts w:ascii="Times New Roman" w:cs="Times New Roman" w:eastAsia="Times New Roman" w:hAnsi="Times New Roman"/>
+          <w:b w:val="1"/>
+          <w:bCs w:val="1"/>
+          <w:sz w:val="24"/>
+          <w:szCs w:val="24"/>
+          <w:rtl w:val="0"/>
+        </w:rPr>
+        <w:t>1. 🔴 [Питання передусім бухгалтеру] На С1 ви назвали дві моделі агентської закупівлі. Яка з них облікова істина: (а) виручка по повній угоді — купівля-продаж із націнкою, чи (б) лише ваша винагорода як виручка, а кошти клієнта — транзит (зобов’язання), не ваш оборот?</w:t>
+      </w:r>
+      <w:r>
+        <w:rPr>
+          <w:rFonts w:ascii="Times New Roman" w:cs="Times New Roman" w:eastAsia="Times New Roman" w:hAnsi="Times New Roman"/>
+          <w:b w:val="1"/>
+          <w:bCs w:val="1"/>
+          <w:color w:val="595959"/>
+          <w:sz w:val="20"/>
+          <w:szCs w:val="20"/>
+          <w:rtl w:val="0"/>
+        </w:rPr>
+        <w:t xml:space="preserve">  [рішення]</w:t>
+      </w:r>
+      <w:r>
+        <w:rPr>
+          <w:rFonts w:ascii="Times New Roman" w:cs="Times New Roman" w:eastAsia="Times New Roman" w:hAnsi="Times New Roman"/>
+          <w:b w:val="1"/>
+          <w:bCs w:val="1"/>
+          <w:color w:val="595959"/>
+          <w:sz w:val="20"/>
+          <w:szCs w:val="20"/>
+          <w:rtl w:val="0"/>
+        </w:rPr>
+        <w:t xml:space="preserve">  (Q-1)</w:t>
+      </w:r>
+    </w:p>
+    <w:p>
+      <w:pPr>
+        <w:keepNext w:val="1"/>
+        <w:spacing w:before="10" w:after="10"/>
+        <w:ind w:left="360"/>
+        <w:rPr>
+          <w:rFonts w:ascii="Times New Roman" w:cs="Times New Roman" w:eastAsia="Times New Roman" w:hAnsi="Times New Roman"/>
+          <w:sz w:val="20"/>
+          <w:szCs w:val="20"/>
+        </w:rPr>
+      </w:pPr>
+      <w:r>
+        <w:rPr>
+          <w:rFonts w:ascii="Times New Roman" w:cs="Times New Roman" w:eastAsia="Times New Roman" w:hAnsi="Times New Roman"/>
+          <w:b w:val="1"/>
+          <w:bCs w:val="1"/>
+          <w:i w:val="1"/>
+          <w:iCs w:val="1"/>
+          <w:color w:val="595959"/>
+          <w:sz w:val="20"/>
+          <w:szCs w:val="20"/>
+          <w:rtl w:val="0"/>
+        </w:rPr>
+        <w:t xml:space="preserve">Навіщо: </w:t>
+      </w:r>
+      <w:r>
+        <w:rPr>
+          <w:rFonts w:ascii="Times New Roman" w:cs="Times New Roman" w:eastAsia="Times New Roman" w:hAnsi="Times New Roman"/>
+          <w:color w:val="595959"/>
+          <w:sz w:val="20"/>
+          <w:szCs w:val="20"/>
+          <w:rtl w:val="0"/>
+        </w:rPr>
+        <w:t>визначає оборот, визнання виручки, проводки і податок — головне рішення сесії; вхід у структуру бухобліку (нижче).</w:t>
+      </w:r>
+    </w:p>
+    <w:p>
+      <w:pPr>
+        <w:keepNext w:val="1"/>
+        <w:spacing w:before="20" w:after="10"/>
+        <w:ind w:left="360"/>
+        <w:rPr>
+          <w:rFonts w:ascii="Times New Roman" w:cs="Times New Roman" w:eastAsia="Times New Roman" w:hAnsi="Times New Roman"/>
+          <w:sz w:val="20"/>
+          <w:szCs w:val="20"/>
+        </w:rPr>
+      </w:pPr>
+      <w:r>
+        <w:rPr>
+          <w:rFonts w:ascii="Times New Roman" w:cs="Times New Roman" w:eastAsia="Times New Roman" w:hAnsi="Times New Roman"/>
+          <w:b w:val="1"/>
+          <w:bCs w:val="1"/>
+          <w:i w:val="1"/>
+          <w:iCs w:val="1"/>
+          <w:color w:val="595959"/>
+          <w:sz w:val="20"/>
+          <w:szCs w:val="20"/>
+          <w:rtl w:val="0"/>
+        </w:rPr>
+        <w:t>Навідні:</w:t>
+      </w:r>
+    </w:p>
+    <w:p>
+      <w:pPr>
+        <w:spacing w:after="10"/>
+        <w:ind w:left="720"/>
+        <w:rPr>
+          <w:rFonts w:ascii="Times New Roman" w:cs="Times New Roman" w:eastAsia="Times New Roman" w:hAnsi="Times New Roman"/>
+          <w:sz w:val="20"/>
+          <w:szCs w:val="20"/>
+        </w:rPr>
+      </w:pPr>
+      <w:r>
+        <w:rPr>
+          <w:rFonts w:ascii="Times New Roman" w:cs="Times New Roman" w:eastAsia="Times New Roman" w:hAnsi="Times New Roman"/>
+          <w:color w:val="595959"/>
+          <w:sz w:val="20"/>
+          <w:szCs w:val="20"/>
+          <w:rtl w:val="0"/>
+        </w:rPr>
+        <w:t xml:space="preserve">→ «Як проводите таку угоду в 1С зараз — як продаж товару чи як послугу/комісію?»</w:t>
+      </w:r>
+    </w:p>
+    <w:p>
+      <w:pPr>
+        <w:spacing w:after="10"/>
+        <w:ind w:left="720"/>
+        <w:rPr>
+          <w:rFonts w:ascii="Times New Roman" w:cs="Times New Roman" w:eastAsia="Times New Roman" w:hAnsi="Times New Roman"/>
+          <w:sz w:val="20"/>
+          <w:szCs w:val="20"/>
+        </w:rPr>
+      </w:pPr>
+      <w:r>
+        <w:rPr>
+          <w:rFonts w:ascii="Times New Roman" w:cs="Times New Roman" w:eastAsia="Times New Roman" w:hAnsi="Times New Roman"/>
+          <w:color w:val="595959"/>
+          <w:sz w:val="20"/>
+          <w:szCs w:val="20"/>
+          <w:rtl w:val="0"/>
+        </w:rPr>
+        <w:t xml:space="preserve">→ «Чи стоїть цей товар колись на вашому балансі?»</w:t>
+      </w:r>
+    </w:p>
+    <w:p>
+      <w:pPr>
+        <w:spacing w:after="10"/>
+        <w:ind w:left="720"/>
+        <w:rPr>
+          <w:rFonts w:ascii="Times New Roman" w:cs="Times New Roman" w:eastAsia="Times New Roman" w:hAnsi="Times New Roman"/>
+          <w:sz w:val="20"/>
+          <w:szCs w:val="20"/>
+        </w:rPr>
+      </w:pPr>
+      <w:r>
+        <w:rPr>
+          <w:rFonts w:ascii="Times New Roman" w:cs="Times New Roman" w:eastAsia="Times New Roman" w:hAnsi="Times New Roman"/>
+          <w:color w:val="595959"/>
+          <w:sz w:val="20"/>
+          <w:szCs w:val="20"/>
+          <w:rtl w:val="0"/>
+        </w:rPr>
+        <w:t xml:space="preserve">→ «Що по цій операції потрапляє в оборот для аудитора — повна сума чи лише ваша винагорода?»</w:t>
+      </w:r>
+    </w:p>
+    <w:p>
+      <w:pPr>
+        <w:spacing w:before="10" w:after="120"/>
+        <w:ind w:left="360"/>
+        <w:rPr>
+          <w:rFonts w:ascii="Times New Roman" w:cs="Times New Roman" w:eastAsia="Times New Roman" w:hAnsi="Times New Roman"/>
+          <w:sz w:val="20"/>
+          <w:szCs w:val="20"/>
+        </w:rPr>
+      </w:pPr>
+      <w:r>
+        <w:rPr>
+          <w:rFonts w:ascii="Times New Roman" w:cs="Times New Roman" w:eastAsia="Times New Roman" w:hAnsi="Times New Roman"/>
+          <w:b w:val="1"/>
+          <w:bCs w:val="1"/>
+          <w:i w:val="1"/>
+          <w:iCs w:val="1"/>
+          <w:color w:val="595959"/>
+          <w:sz w:val="20"/>
+          <w:szCs w:val="20"/>
+          <w:rtl w:val="0"/>
+        </w:rPr>
+        <w:t xml:space="preserve">Відповідь: </w:t>
+      </w:r>
+      <w:r>
+        <w:rPr>
+          <w:rFonts w:ascii="Times New Roman" w:cs="Times New Roman" w:eastAsia="Times New Roman" w:hAnsi="Times New Roman"/>
+          <w:color w:val="595959"/>
+          <w:sz w:val="20"/>
+          <w:szCs w:val="20"/>
+          <w:rtl w:val="0"/>
+        </w:rPr>
+        <w:t xml:space="preserve">_________________________________________________</w:t>
+      </w:r>
+    </w:p>
+    <w:p>
+      <w:pPr>
+        <w:keepNext w:val="1"/>
+        <w:spacing w:before="200" w:after="80"/>
+        <w:rPr>
+          <w:rFonts w:ascii="Times New Roman" w:cs="Times New Roman" w:eastAsia="Times New Roman" w:hAnsi="Times New Roman"/>
+          <w:sz w:val="26"/>
+          <w:szCs w:val="26"/>
+        </w:rPr>
+      </w:pPr>
+      <w:r>
+        <w:rPr>
+          <w:rFonts w:ascii="Times New Roman" w:cs="Times New Roman" w:eastAsia="Times New Roman" w:hAnsi="Times New Roman"/>
+          <w:b w:val="1"/>
+          <w:bCs w:val="1"/>
+          <w:color w:val="f05423"/>
+          <w:sz w:val="26"/>
+          <w:szCs w:val="26"/>
+          <w:rtl w:val="0"/>
+        </w:rPr>
+        <w:t>1. Агентська закупівля — уточнення (схему отримано на С1)</w:t>
+      </w:r>
+    </w:p>
+    <w:p>
+      <w:pPr>
+        <w:keepNext w:val="1"/>
+        <w:spacing w:before="180" w:after="20"/>
+        <w:rPr>
+          <w:rFonts w:ascii="Times New Roman" w:cs="Times New Roman" w:eastAsia="Times New Roman" w:hAnsi="Times New Roman"/>
+          <w:sz w:val="24"/>
+          <w:szCs w:val="24"/>
+        </w:rPr>
+      </w:pPr>
+      <w:r>
+        <w:rPr>
+          <w:rFonts w:ascii="Times New Roman" w:cs="Times New Roman" w:eastAsia="Times New Roman" w:hAnsi="Times New Roman"/>
+          <w:b w:val="1"/>
+          <w:bCs w:val="1"/>
+          <w:sz w:val="24"/>
+          <w:szCs w:val="24"/>
+          <w:rtl w:val="0"/>
+        </w:rPr>
+        <w:t>2. 🟡 Хронологія платежів: клієнт завжди переказує кошти раніше, ніж ви платите фабриці, чи буває, що авансуєте фабрику зі своїх? Як обліковувати розрив у часі?</w:t>
+      </w:r>
+      <w:r>
+        <w:rPr>
+          <w:rFonts w:ascii="Times New Roman" w:cs="Times New Roman" w:eastAsia="Times New Roman" w:hAnsi="Times New Roman"/>
+          <w:b w:val="1"/>
+          <w:bCs w:val="1"/>
+          <w:color w:val="595959"/>
+          <w:sz w:val="20"/>
+          <w:szCs w:val="20"/>
+          <w:rtl w:val="0"/>
+        </w:rPr>
+        <w:t xml:space="preserve">  [процеси]</w:t>
+      </w:r>
+    </w:p>
+    <w:p>
+      <w:pPr>
+        <w:keepNext w:val="1"/>
+        <w:spacing w:before="10" w:after="10"/>
+        <w:ind w:left="360"/>
+        <w:rPr>
+          <w:rFonts w:ascii="Times New Roman" w:cs="Times New Roman" w:eastAsia="Times New Roman" w:hAnsi="Times New Roman"/>
+          <w:sz w:val="20"/>
+          <w:szCs w:val="20"/>
+        </w:rPr>
+      </w:pPr>
+      <w:r>
+        <w:rPr>
+          <w:rFonts w:ascii="Times New Roman" w:cs="Times New Roman" w:eastAsia="Times New Roman" w:hAnsi="Times New Roman"/>
+          <w:b w:val="1"/>
+          <w:bCs w:val="1"/>
+          <w:i w:val="1"/>
+          <w:iCs w:val="1"/>
+          <w:color w:val="595959"/>
+          <w:sz w:val="20"/>
+          <w:szCs w:val="20"/>
+          <w:rtl w:val="0"/>
+        </w:rPr>
+        <w:t xml:space="preserve">Навіщо: </w:t>
+      </w:r>
+      <w:r>
+        <w:rPr>
+          <w:rFonts w:ascii="Times New Roman" w:cs="Times New Roman" w:eastAsia="Times New Roman" w:hAnsi="Times New Roman"/>
+          <w:color w:val="595959"/>
+          <w:sz w:val="20"/>
+          <w:szCs w:val="20"/>
+          <w:rtl w:val="0"/>
+        </w:rPr>
+        <w:t>потреба в обліку авансів/зобов’язань і черговість проводок.</w:t>
+      </w:r>
+    </w:p>
+    <w:p>
+      <w:pPr>
+        <w:keepNext w:val="1"/>
+        <w:spacing w:before="20" w:after="10"/>
+        <w:ind w:left="360"/>
+        <w:rPr>
+          <w:rFonts w:ascii="Times New Roman" w:cs="Times New Roman" w:eastAsia="Times New Roman" w:hAnsi="Times New Roman"/>
+          <w:sz w:val="20"/>
+          <w:szCs w:val="20"/>
+        </w:rPr>
+      </w:pPr>
+      <w:r>
+        <w:rPr>
+          <w:rFonts w:ascii="Times New Roman" w:cs="Times New Roman" w:eastAsia="Times New Roman" w:hAnsi="Times New Roman"/>
+          <w:b w:val="1"/>
+          <w:bCs w:val="1"/>
+          <w:i w:val="1"/>
+          <w:iCs w:val="1"/>
+          <w:color w:val="595959"/>
+          <w:sz w:val="20"/>
+          <w:szCs w:val="20"/>
+          <w:rtl w:val="0"/>
+        </w:rPr>
+        <w:t>Навідні:</w:t>
+      </w:r>
+    </w:p>
+    <w:p>
+      <w:pPr>
+        <w:spacing w:after="10"/>
+        <w:ind w:left="720"/>
+        <w:rPr>
+          <w:rFonts w:ascii="Times New Roman" w:cs="Times New Roman" w:eastAsia="Times New Roman" w:hAnsi="Times New Roman"/>
+          <w:sz w:val="20"/>
+          <w:szCs w:val="20"/>
+        </w:rPr>
+      </w:pPr>
+      <w:r>
+        <w:rPr>
+          <w:rFonts w:ascii="Times New Roman" w:cs="Times New Roman" w:eastAsia="Times New Roman" w:hAnsi="Times New Roman"/>
+          <w:color w:val="595959"/>
+          <w:sz w:val="20"/>
+          <w:szCs w:val="20"/>
+          <w:rtl w:val="0"/>
+        </w:rPr>
+        <w:t xml:space="preserve">→ «Бувало, що заплатили фабриці до надходження коштів клієнта?»</w:t>
+      </w:r>
+    </w:p>
+    <w:p>
+      <w:pPr>
+        <w:spacing w:after="10"/>
+        <w:ind w:left="720"/>
+        <w:rPr>
+          <w:rFonts w:ascii="Times New Roman" w:cs="Times New Roman" w:eastAsia="Times New Roman" w:hAnsi="Times New Roman"/>
+          <w:sz w:val="20"/>
+          <w:szCs w:val="20"/>
+        </w:rPr>
+      </w:pPr>
+      <w:r>
+        <w:rPr>
+          <w:rFonts w:ascii="Times New Roman" w:cs="Times New Roman" w:eastAsia="Times New Roman" w:hAnsi="Times New Roman"/>
+          <w:color w:val="595959"/>
+          <w:sz w:val="20"/>
+          <w:szCs w:val="20"/>
+          <w:rtl w:val="0"/>
+        </w:rPr>
+        <w:t xml:space="preserve">→ «Передоплата, депозит — що реально використовуєте?»</w:t>
+      </w:r>
+    </w:p>
+    <w:p>
+      <w:pPr>
+        <w:spacing w:before="10" w:after="120"/>
+        <w:ind w:left="360"/>
+        <w:rPr>
+          <w:rFonts w:ascii="Times New Roman" w:cs="Times New Roman" w:eastAsia="Times New Roman" w:hAnsi="Times New Roman"/>
+          <w:sz w:val="20"/>
+          <w:szCs w:val="20"/>
+        </w:rPr>
+      </w:pPr>
+      <w:r>
+        <w:rPr>
+          <w:rFonts w:ascii="Times New Roman" w:cs="Times New Roman" w:eastAsia="Times New Roman" w:hAnsi="Times New Roman"/>
+          <w:b w:val="1"/>
+          <w:bCs w:val="1"/>
+          <w:i w:val="1"/>
+          <w:iCs w:val="1"/>
+          <w:color w:val="595959"/>
+          <w:sz w:val="20"/>
+          <w:szCs w:val="20"/>
+          <w:rtl w:val="0"/>
+        </w:rPr>
+        <w:t xml:space="preserve">Відповідь: </w:t>
+      </w:r>
+      <w:r>
+        <w:rPr>
+          <w:rFonts w:ascii="Times New Roman" w:cs="Times New Roman" w:eastAsia="Times New Roman" w:hAnsi="Times New Roman"/>
+          <w:color w:val="595959"/>
+          <w:sz w:val="20"/>
+          <w:szCs w:val="20"/>
+          <w:rtl w:val="0"/>
+        </w:rPr>
+        <w:t xml:space="preserve">_________________________________________________</w:t>
+      </w:r>
+    </w:p>
+    <w:p>
+      <w:pPr>
+        <w:keepNext w:val="1"/>
+        <w:spacing w:before="180" w:after="20"/>
+        <w:rPr>
+          <w:rFonts w:ascii="Times New Roman" w:cs="Times New Roman" w:eastAsia="Times New Roman" w:hAnsi="Times New Roman"/>
+          <w:sz w:val="24"/>
+          <w:szCs w:val="24"/>
+        </w:rPr>
+      </w:pPr>
+      <w:r>
+        <w:rPr>
+          <w:rFonts w:ascii="Times New Roman" w:cs="Times New Roman" w:eastAsia="Times New Roman" w:hAnsi="Times New Roman"/>
+          <w:b w:val="1"/>
+          <w:bCs w:val="1"/>
+          <w:sz w:val="24"/>
+          <w:szCs w:val="24"/>
+          <w:rtl w:val="0"/>
+        </w:rPr>
+        <w:t>3. 🟡 На якому моменті фіксуєте курс і чий це курс при конвертації коштів клієнта (в межах D-12 — окремий документ конвертації)?</w:t>
+      </w:r>
+      <w:r>
+        <w:rPr>
+          <w:rFonts w:ascii="Times New Roman" w:cs="Times New Roman" w:eastAsia="Times New Roman" w:hAnsi="Times New Roman"/>
+          <w:b w:val="1"/>
+          <w:bCs w:val="1"/>
+          <w:color w:val="595959"/>
+          <w:sz w:val="20"/>
+          <w:szCs w:val="20"/>
+          <w:rtl w:val="0"/>
+        </w:rPr>
+        <w:t xml:space="preserve">  [вимоги]</w:t>
+      </w:r>
+    </w:p>
+    <w:p>
+      <w:pPr>
+        <w:keepNext w:val="1"/>
+        <w:spacing w:before="10" w:after="10"/>
+        <w:ind w:left="360"/>
+        <w:rPr>
+          <w:rFonts w:ascii="Times New Roman" w:cs="Times New Roman" w:eastAsia="Times New Roman" w:hAnsi="Times New Roman"/>
+          <w:sz w:val="20"/>
+          <w:szCs w:val="20"/>
+        </w:rPr>
+      </w:pPr>
+      <w:r>
+        <w:rPr>
+          <w:rFonts w:ascii="Times New Roman" w:cs="Times New Roman" w:eastAsia="Times New Roman" w:hAnsi="Times New Roman"/>
+          <w:b w:val="1"/>
+          <w:bCs w:val="1"/>
+          <w:i w:val="1"/>
+          <w:iCs w:val="1"/>
+          <w:color w:val="595959"/>
+          <w:sz w:val="20"/>
+          <w:szCs w:val="20"/>
+          <w:rtl w:val="0"/>
+        </w:rPr>
+        <w:t xml:space="preserve">Навіщо: </w:t>
+      </w:r>
+      <w:r>
+        <w:rPr>
+          <w:rFonts w:ascii="Times New Roman" w:cs="Times New Roman" w:eastAsia="Times New Roman" w:hAnsi="Times New Roman"/>
+          <w:color w:val="595959"/>
+          <w:sz w:val="20"/>
+          <w:szCs w:val="20"/>
+          <w:rtl w:val="0"/>
+        </w:rPr>
+        <w:t>правило операційної конвертації (не облік курсових різниць — X-17).</w:t>
+      </w:r>
+    </w:p>
+    <w:p>
+      <w:pPr>
+        <w:keepNext w:val="1"/>
+        <w:spacing w:before="20" w:after="10"/>
+        <w:ind w:left="360"/>
+        <w:rPr>
+          <w:rFonts w:ascii="Times New Roman" w:cs="Times New Roman" w:eastAsia="Times New Roman" w:hAnsi="Times New Roman"/>
+          <w:sz w:val="20"/>
+          <w:szCs w:val="20"/>
+        </w:rPr>
+      </w:pPr>
+      <w:r>
+        <w:rPr>
+          <w:rFonts w:ascii="Times New Roman" w:cs="Times New Roman" w:eastAsia="Times New Roman" w:hAnsi="Times New Roman"/>
+          <w:b w:val="1"/>
+          <w:bCs w:val="1"/>
+          <w:i w:val="1"/>
+          <w:iCs w:val="1"/>
+          <w:color w:val="595959"/>
+          <w:sz w:val="20"/>
+          <w:szCs w:val="20"/>
+          <w:rtl w:val="0"/>
+        </w:rPr>
+        <w:t>Навідні:</w:t>
+      </w:r>
+    </w:p>
+    <w:p>
+      <w:pPr>
+        <w:spacing w:after="10"/>
+        <w:ind w:left="720"/>
+        <w:rPr>
+          <w:rFonts w:ascii="Times New Roman" w:cs="Times New Roman" w:eastAsia="Times New Roman" w:hAnsi="Times New Roman"/>
+          <w:sz w:val="20"/>
+          <w:szCs w:val="20"/>
+        </w:rPr>
+      </w:pPr>
+      <w:r>
+        <w:rPr>
+          <w:rFonts w:ascii="Times New Roman" w:cs="Times New Roman" w:eastAsia="Times New Roman" w:hAnsi="Times New Roman"/>
+          <w:color w:val="595959"/>
+          <w:sz w:val="20"/>
+          <w:szCs w:val="20"/>
+          <w:rtl w:val="0"/>
+        </w:rPr>
+        <w:t xml:space="preserve">→ «Покажіть розрахунок суми по останній агентській угоді: з якої суми в юанях вийшла сума в доларах»</w:t>
+      </w:r>
+    </w:p>
+    <w:p>
+      <w:pPr>
+        <w:spacing w:after="10"/>
+        <w:ind w:left="720"/>
+        <w:rPr>
+          <w:rFonts w:ascii="Times New Roman" w:cs="Times New Roman" w:eastAsia="Times New Roman" w:hAnsi="Times New Roman"/>
+          <w:sz w:val="20"/>
+          <w:szCs w:val="20"/>
+        </w:rPr>
+      </w:pPr>
+      <w:r>
+        <w:rPr>
+          <w:rFonts w:ascii="Times New Roman" w:cs="Times New Roman" w:eastAsia="Times New Roman" w:hAnsi="Times New Roman"/>
+          <w:color w:val="595959"/>
+          <w:sz w:val="20"/>
+          <w:szCs w:val="20"/>
+          <w:rtl w:val="0"/>
+        </w:rPr>
+        <w:t xml:space="preserve">→ «Курс банку на день платежу чи фіксований у домовленості з клієнтом?»</w:t>
+      </w:r>
+    </w:p>
+    <w:p>
+      <w:pPr>
+        <w:spacing w:before="10" w:after="120"/>
+        <w:ind w:left="360"/>
+        <w:rPr>
+          <w:rFonts w:ascii="Times New Roman" w:cs="Times New Roman" w:eastAsia="Times New Roman" w:hAnsi="Times New Roman"/>
+          <w:sz w:val="20"/>
+          <w:szCs w:val="20"/>
+        </w:rPr>
+      </w:pPr>
+      <w:r>
+        <w:rPr>
+          <w:rFonts w:ascii="Times New Roman" w:cs="Times New Roman" w:eastAsia="Times New Roman" w:hAnsi="Times New Roman"/>
+          <w:b w:val="1"/>
+          <w:bCs w:val="1"/>
+          <w:i w:val="1"/>
+          <w:iCs w:val="1"/>
+          <w:color w:val="595959"/>
+          <w:sz w:val="20"/>
+          <w:szCs w:val="20"/>
+          <w:rtl w:val="0"/>
+        </w:rPr>
+        <w:t xml:space="preserve">Відповідь: </w:t>
+      </w:r>
+      <w:r>
+        <w:rPr>
+          <w:rFonts w:ascii="Times New Roman" w:cs="Times New Roman" w:eastAsia="Times New Roman" w:hAnsi="Times New Roman"/>
+          <w:color w:val="595959"/>
+          <w:sz w:val="20"/>
+          <w:szCs w:val="20"/>
+          <w:rtl w:val="0"/>
+        </w:rPr>
+        <w:t xml:space="preserve">_________________________________________________</w:t>
+      </w:r>
+    </w:p>
+    <w:p>
+      <w:pPr>
+        <w:keepNext w:val="1"/>
+        <w:spacing w:before="200" w:after="80"/>
+        <w:rPr>
+          <w:rFonts w:ascii="Times New Roman" w:cs="Times New Roman" w:eastAsia="Times New Roman" w:hAnsi="Times New Roman"/>
+          <w:sz w:val="26"/>
+          <w:szCs w:val="26"/>
+        </w:rPr>
+      </w:pPr>
+      <w:r>
+        <w:rPr>
+          <w:rFonts w:ascii="Times New Roman" w:cs="Times New Roman" w:eastAsia="Times New Roman" w:hAnsi="Times New Roman"/>
+          <w:b w:val="1"/>
+          <w:bCs w:val="1"/>
+          <w:color w:val="f05423"/>
+          <w:sz w:val="26"/>
+          <w:szCs w:val="26"/>
+          <w:rtl w:val="0"/>
+        </w:rPr>
+        <w:t>2. Розрахунки з постачальниками (AP) — поглиблення С1</w:t>
+      </w:r>
+    </w:p>
+    <w:p>
+      <w:pPr>
+        <w:keepNext w:val="1"/>
+        <w:spacing w:before="180" w:after="20"/>
+        <w:rPr>
+          <w:rFonts w:ascii="Times New Roman" w:cs="Times New Roman" w:eastAsia="Times New Roman" w:hAnsi="Times New Roman"/>
+          <w:sz w:val="24"/>
+          <w:szCs w:val="24"/>
+        </w:rPr>
+      </w:pPr>
+      <w:r>
+        <w:rPr>
+          <w:rFonts w:ascii="Times New Roman" w:cs="Times New Roman" w:eastAsia="Times New Roman" w:hAnsi="Times New Roman"/>
+          <w:b w:val="1"/>
+          <w:bCs w:val="1"/>
+          <w:sz w:val="24"/>
+          <w:szCs w:val="24"/>
+          <w:rtl w:val="0"/>
+        </w:rPr>
+        <w:t>4. 🔴 До однієї відправки — кілька вхідних рахунків. Прив’язка за номером транспортного документа вже відома (С1) — а як зіставляєте конкретний рядок рахунку з послугою у відправці? Бувають дублі або переплати?</w:t>
+      </w:r>
+      <w:r>
+        <w:rPr>
+          <w:rFonts w:ascii="Times New Roman" w:cs="Times New Roman" w:eastAsia="Times New Roman" w:hAnsi="Times New Roman"/>
+          <w:b w:val="1"/>
+          <w:bCs w:val="1"/>
+          <w:color w:val="595959"/>
+          <w:sz w:val="20"/>
+          <w:szCs w:val="20"/>
+          <w:rtl w:val="0"/>
+        </w:rPr>
+        <w:t xml:space="preserve">  [процеси]</w:t>
+      </w:r>
+    </w:p>
+    <w:p>
+      <w:pPr>
+        <w:keepNext w:val="1"/>
+        <w:spacing w:before="10" w:after="10"/>
+        <w:ind w:left="360"/>
+        <w:rPr>
+          <w:rFonts w:ascii="Times New Roman" w:cs="Times New Roman" w:eastAsia="Times New Roman" w:hAnsi="Times New Roman"/>
+          <w:sz w:val="20"/>
+          <w:szCs w:val="20"/>
+        </w:rPr>
+      </w:pPr>
+      <w:r>
+        <w:rPr>
+          <w:rFonts w:ascii="Times New Roman" w:cs="Times New Roman" w:eastAsia="Times New Roman" w:hAnsi="Times New Roman"/>
+          <w:b w:val="1"/>
+          <w:bCs w:val="1"/>
+          <w:i w:val="1"/>
+          <w:iCs w:val="1"/>
+          <w:color w:val="595959"/>
+          <w:sz w:val="20"/>
+          <w:szCs w:val="20"/>
+          <w:rtl w:val="0"/>
+        </w:rPr>
+        <w:t xml:space="preserve">Навіщо: </w:t>
+      </w:r>
+      <w:r>
+        <w:rPr>
+          <w:rFonts w:ascii="Times New Roman" w:cs="Times New Roman" w:eastAsia="Times New Roman" w:hAnsi="Times New Roman"/>
+          <w:color w:val="595959"/>
+          <w:sz w:val="20"/>
+          <w:szCs w:val="20"/>
+          <w:rtl w:val="0"/>
+        </w:rPr>
+        <w:t>точність рознесення витрат на відправку — основа розрахунку прибутковості (С5).</w:t>
+      </w:r>
+    </w:p>
+    <w:p>
+      <w:pPr>
+        <w:keepNext w:val="1"/>
+        <w:spacing w:before="20" w:after="10"/>
+        <w:ind w:left="360"/>
+        <w:rPr>
+          <w:rFonts w:ascii="Times New Roman" w:cs="Times New Roman" w:eastAsia="Times New Roman" w:hAnsi="Times New Roman"/>
+          <w:sz w:val="20"/>
+          <w:szCs w:val="20"/>
+        </w:rPr>
+      </w:pPr>
+      <w:r>
+        <w:rPr>
+          <w:rFonts w:ascii="Times New Roman" w:cs="Times New Roman" w:eastAsia="Times New Roman" w:hAnsi="Times New Roman"/>
+          <w:b w:val="1"/>
+          <w:bCs w:val="1"/>
+          <w:i w:val="1"/>
+          <w:iCs w:val="1"/>
+          <w:color w:val="595959"/>
+          <w:sz w:val="20"/>
+          <w:szCs w:val="20"/>
+          <w:rtl w:val="0"/>
+        </w:rPr>
+        <w:t>Навідні:</w:t>
+      </w:r>
+    </w:p>
+    <w:p>
+      <w:pPr>
+        <w:spacing w:after="10"/>
+        <w:ind w:left="720"/>
+        <w:rPr>
+          <w:rFonts w:ascii="Times New Roman" w:cs="Times New Roman" w:eastAsia="Times New Roman" w:hAnsi="Times New Roman"/>
+          <w:sz w:val="20"/>
+          <w:szCs w:val="20"/>
+        </w:rPr>
+      </w:pPr>
+      <w:r>
+        <w:rPr>
+          <w:rFonts w:ascii="Times New Roman" w:cs="Times New Roman" w:eastAsia="Times New Roman" w:hAnsi="Times New Roman"/>
+          <w:color w:val="595959"/>
+          <w:sz w:val="20"/>
+          <w:szCs w:val="20"/>
+          <w:rtl w:val="0"/>
+        </w:rPr>
+        <w:t xml:space="preserve">→ «Візьмімо останній рахунок від агента: як зрозуміли, які рядки до якої відправки?»</w:t>
+      </w:r>
+    </w:p>
+    <w:p>
+      <w:pPr>
+        <w:spacing w:after="10"/>
+        <w:ind w:left="720"/>
+        <w:rPr>
+          <w:rFonts w:ascii="Times New Roman" w:cs="Times New Roman" w:eastAsia="Times New Roman" w:hAnsi="Times New Roman"/>
+          <w:sz w:val="20"/>
+          <w:szCs w:val="20"/>
+        </w:rPr>
+      </w:pPr>
+      <w:r>
+        <w:rPr>
+          <w:rFonts w:ascii="Times New Roman" w:cs="Times New Roman" w:eastAsia="Times New Roman" w:hAnsi="Times New Roman"/>
+          <w:color w:val="595959"/>
+          <w:sz w:val="20"/>
+          <w:szCs w:val="20"/>
+          <w:rtl w:val="0"/>
+        </w:rPr>
+        <w:t xml:space="preserve">→ «Один рахунок покриває кілька відправок — як ділите?»</w:t>
+      </w:r>
+    </w:p>
+    <w:p>
+      <w:pPr>
+        <w:spacing w:after="10"/>
+        <w:ind w:left="720"/>
+        <w:rPr>
+          <w:rFonts w:ascii="Times New Roman" w:cs="Times New Roman" w:eastAsia="Times New Roman" w:hAnsi="Times New Roman"/>
+          <w:sz w:val="20"/>
+          <w:szCs w:val="20"/>
+        </w:rPr>
+      </w:pPr>
+      <w:r>
+        <w:rPr>
+          <w:rFonts w:ascii="Times New Roman" w:cs="Times New Roman" w:eastAsia="Times New Roman" w:hAnsi="Times New Roman"/>
+          <w:color w:val="595959"/>
+          <w:sz w:val="20"/>
+          <w:szCs w:val="20"/>
+          <w:rtl w:val="0"/>
+        </w:rPr>
+        <w:t xml:space="preserve">→ «Як ловите подвійний рахунок або завищену суму?»</w:t>
+      </w:r>
+    </w:p>
+    <w:p>
+      <w:pPr>
+        <w:spacing w:before="10" w:after="120"/>
+        <w:ind w:left="360"/>
+        <w:rPr>
+          <w:rFonts w:ascii="Times New Roman" w:cs="Times New Roman" w:eastAsia="Times New Roman" w:hAnsi="Times New Roman"/>
+          <w:sz w:val="20"/>
+          <w:szCs w:val="20"/>
+        </w:rPr>
+      </w:pPr>
+      <w:r>
+        <w:rPr>
+          <w:rFonts w:ascii="Times New Roman" w:cs="Times New Roman" w:eastAsia="Times New Roman" w:hAnsi="Times New Roman"/>
+          <w:b w:val="1"/>
+          <w:bCs w:val="1"/>
+          <w:i w:val="1"/>
+          <w:iCs w:val="1"/>
+          <w:color w:val="595959"/>
+          <w:sz w:val="20"/>
+          <w:szCs w:val="20"/>
+          <w:rtl w:val="0"/>
+        </w:rPr>
+        <w:t xml:space="preserve">Відповідь: </w:t>
+      </w:r>
+      <w:r>
+        <w:rPr>
+          <w:rFonts w:ascii="Times New Roman" w:cs="Times New Roman" w:eastAsia="Times New Roman" w:hAnsi="Times New Roman"/>
+          <w:color w:val="595959"/>
+          <w:sz w:val="20"/>
+          <w:szCs w:val="20"/>
+          <w:rtl w:val="0"/>
+        </w:rPr>
+        <w:t xml:space="preserve">_________________________________________________</w:t>
+      </w:r>
+    </w:p>
+    <w:p>
+      <w:pPr>
+        <w:keepNext w:val="1"/>
+        <w:spacing w:before="180" w:after="20"/>
+        <w:rPr>
+          <w:rFonts w:ascii="Times New Roman" w:cs="Times New Roman" w:eastAsia="Times New Roman" w:hAnsi="Times New Roman"/>
+          <w:sz w:val="24"/>
+          <w:szCs w:val="24"/>
+        </w:rPr>
+      </w:pPr>
+      <w:r>
+        <w:rPr>
+          <w:rFonts w:ascii="Times New Roman" w:cs="Times New Roman" w:eastAsia="Times New Roman" w:hAnsi="Times New Roman"/>
+          <w:b w:val="1"/>
+          <w:bCs w:val="1"/>
+          <w:sz w:val="24"/>
+          <w:szCs w:val="24"/>
+          <w:rtl w:val="0"/>
+        </w:rPr>
+        <w:t>5. 🔴 Перевиставлення наскрізних витрат клієнту з націнкою: окремим рядком чи всередині загальної суми? Клієнт бачить вашу націнку?</w:t>
+      </w:r>
+      <w:r>
+        <w:rPr>
+          <w:rFonts w:ascii="Times New Roman" w:cs="Times New Roman" w:eastAsia="Times New Roman" w:hAnsi="Times New Roman"/>
+          <w:b w:val="1"/>
+          <w:bCs w:val="1"/>
+          <w:color w:val="595959"/>
+          <w:sz w:val="20"/>
+          <w:szCs w:val="20"/>
+          <w:rtl w:val="0"/>
+        </w:rPr>
+        <w:t xml:space="preserve">  [вимоги]</w:t>
+      </w:r>
+    </w:p>
+    <w:p>
+      <w:pPr>
+        <w:keepNext w:val="1"/>
+        <w:spacing w:before="10" w:after="10"/>
+        <w:ind w:left="360"/>
+        <w:rPr>
+          <w:rFonts w:ascii="Times New Roman" w:cs="Times New Roman" w:eastAsia="Times New Roman" w:hAnsi="Times New Roman"/>
+          <w:sz w:val="20"/>
+          <w:szCs w:val="20"/>
+        </w:rPr>
+      </w:pPr>
+      <w:r>
+        <w:rPr>
+          <w:rFonts w:ascii="Times New Roman" w:cs="Times New Roman" w:eastAsia="Times New Roman" w:hAnsi="Times New Roman"/>
+          <w:b w:val="1"/>
+          <w:bCs w:val="1"/>
+          <w:i w:val="1"/>
+          <w:iCs w:val="1"/>
+          <w:color w:val="595959"/>
+          <w:sz w:val="20"/>
+          <w:szCs w:val="20"/>
+          <w:rtl w:val="0"/>
+        </w:rPr>
+        <w:t xml:space="preserve">Навіщо: </w:t>
+      </w:r>
+      <w:r>
+        <w:rPr>
+          <w:rFonts w:ascii="Times New Roman" w:cs="Times New Roman" w:eastAsia="Times New Roman" w:hAnsi="Times New Roman"/>
+          <w:color w:val="595959"/>
+          <w:sz w:val="20"/>
+          <w:szCs w:val="20"/>
+          <w:rtl w:val="0"/>
+        </w:rPr>
+        <w:t>облікова механіка перевиставлення (узгодити з AR — С5).</w:t>
+      </w:r>
+    </w:p>
+    <w:p>
+      <w:pPr>
+        <w:keepNext w:val="1"/>
+        <w:spacing w:before="20" w:after="10"/>
+        <w:ind w:left="360"/>
+        <w:rPr>
+          <w:rFonts w:ascii="Times New Roman" w:cs="Times New Roman" w:eastAsia="Times New Roman" w:hAnsi="Times New Roman"/>
+          <w:sz w:val="20"/>
+          <w:szCs w:val="20"/>
+        </w:rPr>
+      </w:pPr>
+      <w:r>
+        <w:rPr>
+          <w:rFonts w:ascii="Times New Roman" w:cs="Times New Roman" w:eastAsia="Times New Roman" w:hAnsi="Times New Roman"/>
+          <w:b w:val="1"/>
+          <w:bCs w:val="1"/>
+          <w:i w:val="1"/>
+          <w:iCs w:val="1"/>
+          <w:color w:val="595959"/>
+          <w:sz w:val="20"/>
+          <w:szCs w:val="20"/>
+          <w:rtl w:val="0"/>
+        </w:rPr>
+        <w:t>Навідні:</w:t>
+      </w:r>
+    </w:p>
+    <w:p>
+      <w:pPr>
+        <w:spacing w:after="10"/>
+        <w:ind w:left="720"/>
+        <w:rPr>
+          <w:rFonts w:ascii="Times New Roman" w:cs="Times New Roman" w:eastAsia="Times New Roman" w:hAnsi="Times New Roman"/>
+          <w:sz w:val="20"/>
+          <w:szCs w:val="20"/>
+        </w:rPr>
+      </w:pPr>
+      <w:r>
+        <w:rPr>
+          <w:rFonts w:ascii="Times New Roman" w:cs="Times New Roman" w:eastAsia="Times New Roman" w:hAnsi="Times New Roman"/>
+          <w:color w:val="595959"/>
+          <w:sz w:val="20"/>
+          <w:szCs w:val="20"/>
+          <w:rtl w:val="0"/>
+        </w:rPr>
+        <w:t xml:space="preserve">→ «Покажіть рахунок клієнту з перевиставленими витратами»</w:t>
+      </w:r>
+    </w:p>
+    <w:p>
+      <w:pPr>
+        <w:spacing w:after="10"/>
+        <w:ind w:left="720"/>
+        <w:rPr>
+          <w:rFonts w:ascii="Times New Roman" w:cs="Times New Roman" w:eastAsia="Times New Roman" w:hAnsi="Times New Roman"/>
+          <w:sz w:val="20"/>
+          <w:szCs w:val="20"/>
+        </w:rPr>
+      </w:pPr>
+      <w:r>
+        <w:rPr>
+          <w:rFonts w:ascii="Times New Roman" w:cs="Times New Roman" w:eastAsia="Times New Roman" w:hAnsi="Times New Roman"/>
+          <w:color w:val="595959"/>
+          <w:sz w:val="20"/>
+          <w:szCs w:val="20"/>
+          <w:rtl w:val="0"/>
+        </w:rPr>
+        <w:t xml:space="preserve">→ «Фрахт і ваша обробка — одним рядком чи окремо?»</w:t>
+      </w:r>
+    </w:p>
+    <w:p>
+      <w:pPr>
+        <w:spacing w:after="10"/>
+        <w:ind w:left="720"/>
+        <w:rPr>
+          <w:rFonts w:ascii="Times New Roman" w:cs="Times New Roman" w:eastAsia="Times New Roman" w:hAnsi="Times New Roman"/>
+          <w:sz w:val="20"/>
+          <w:szCs w:val="20"/>
+        </w:rPr>
+      </w:pPr>
+      <w:r>
+        <w:rPr>
+          <w:rFonts w:ascii="Times New Roman" w:cs="Times New Roman" w:eastAsia="Times New Roman" w:hAnsi="Times New Roman"/>
+          <w:color w:val="595959"/>
+          <w:sz w:val="20"/>
+          <w:szCs w:val="20"/>
+          <w:rtl w:val="0"/>
+        </w:rPr>
+        <w:t xml:space="preserve">→ «Бувають витрати, що перевиставляєте без націнки?»</w:t>
+      </w:r>
+    </w:p>
+    <w:p>
+      <w:pPr>
+        <w:spacing w:before="10" w:after="120"/>
+        <w:ind w:left="360"/>
+        <w:rPr>
+          <w:rFonts w:ascii="Times New Roman" w:cs="Times New Roman" w:eastAsia="Times New Roman" w:hAnsi="Times New Roman"/>
+          <w:sz w:val="20"/>
+          <w:szCs w:val="20"/>
+        </w:rPr>
+      </w:pPr>
+      <w:r>
+        <w:rPr>
+          <w:rFonts w:ascii="Times New Roman" w:cs="Times New Roman" w:eastAsia="Times New Roman" w:hAnsi="Times New Roman"/>
+          <w:b w:val="1"/>
+          <w:bCs w:val="1"/>
+          <w:i w:val="1"/>
+          <w:iCs w:val="1"/>
+          <w:color w:val="595959"/>
+          <w:sz w:val="20"/>
+          <w:szCs w:val="20"/>
+          <w:rtl w:val="0"/>
+        </w:rPr>
+        <w:t xml:space="preserve">Відповідь: </w:t>
+      </w:r>
+      <w:r>
+        <w:rPr>
+          <w:rFonts w:ascii="Times New Roman" w:cs="Times New Roman" w:eastAsia="Times New Roman" w:hAnsi="Times New Roman"/>
+          <w:color w:val="595959"/>
+          <w:sz w:val="20"/>
+          <w:szCs w:val="20"/>
+          <w:rtl w:val="0"/>
+        </w:rPr>
+        <w:t xml:space="preserve">_________________________________________________</w:t>
+      </w:r>
+    </w:p>
+    <w:p>
+      <w:pPr>
+        <w:keepNext w:val="1"/>
+        <w:spacing w:before="180" w:after="20"/>
+        <w:rPr>
+          <w:rFonts w:ascii="Times New Roman" w:cs="Times New Roman" w:eastAsia="Times New Roman" w:hAnsi="Times New Roman"/>
+          <w:sz w:val="24"/>
+          <w:szCs w:val="24"/>
+        </w:rPr>
+      </w:pPr>
+      <w:r>
+        <w:rPr>
+          <w:rFonts w:ascii="Times New Roman" w:cs="Times New Roman" w:eastAsia="Times New Roman" w:hAnsi="Times New Roman"/>
+          <w:b w:val="1"/>
+          <w:bCs w:val="1"/>
+          <w:sz w:val="24"/>
+          <w:szCs w:val="24"/>
+          <w:rtl w:val="0"/>
+        </w:rPr>
+        <w:t>6. 🟡 Часткові оплати агентам (С1 — «частково або повністю»): як відстежуєте борг по кожному агенту і строки?</w:t>
+      </w:r>
+      <w:r>
+        <w:rPr>
+          <w:rFonts w:ascii="Times New Roman" w:cs="Times New Roman" w:eastAsia="Times New Roman" w:hAnsi="Times New Roman"/>
+          <w:b w:val="1"/>
+          <w:bCs w:val="1"/>
+          <w:color w:val="595959"/>
+          <w:sz w:val="20"/>
+          <w:szCs w:val="20"/>
+          <w:rtl w:val="0"/>
+        </w:rPr>
+        <w:t xml:space="preserve">  [вимоги]</w:t>
+      </w:r>
+    </w:p>
+    <w:p>
+      <w:pPr>
+        <w:keepNext w:val="1"/>
+        <w:spacing w:before="10" w:after="10"/>
+        <w:ind w:left="360"/>
+        <w:rPr>
+          <w:rFonts w:ascii="Times New Roman" w:cs="Times New Roman" w:eastAsia="Times New Roman" w:hAnsi="Times New Roman"/>
+          <w:sz w:val="20"/>
+          <w:szCs w:val="20"/>
+        </w:rPr>
+      </w:pPr>
+      <w:r>
+        <w:rPr>
+          <w:rFonts w:ascii="Times New Roman" w:cs="Times New Roman" w:eastAsia="Times New Roman" w:hAnsi="Times New Roman"/>
+          <w:b w:val="1"/>
+          <w:bCs w:val="1"/>
+          <w:i w:val="1"/>
+          <w:iCs w:val="1"/>
+          <w:color w:val="595959"/>
+          <w:sz w:val="20"/>
+          <w:szCs w:val="20"/>
+          <w:rtl w:val="0"/>
+        </w:rPr>
+        <w:t xml:space="preserve">Навіщо: </w:t>
+      </w:r>
+      <w:r>
+        <w:rPr>
+          <w:rFonts w:ascii="Times New Roman" w:cs="Times New Roman" w:eastAsia="Times New Roman" w:hAnsi="Times New Roman"/>
+          <w:color w:val="595959"/>
+          <w:sz w:val="20"/>
+          <w:szCs w:val="20"/>
+          <w:rtl w:val="0"/>
+        </w:rPr>
+        <w:t>вимоги до AP-обліку заборгованості.</w:t>
+      </w:r>
+    </w:p>
+    <w:p>
+      <w:pPr>
+        <w:keepNext w:val="1"/>
+        <w:spacing w:before="20" w:after="10"/>
+        <w:ind w:left="360"/>
+        <w:rPr>
+          <w:rFonts w:ascii="Times New Roman" w:cs="Times New Roman" w:eastAsia="Times New Roman" w:hAnsi="Times New Roman"/>
+          <w:sz w:val="20"/>
+          <w:szCs w:val="20"/>
+        </w:rPr>
+      </w:pPr>
+      <w:r>
+        <w:rPr>
+          <w:rFonts w:ascii="Times New Roman" w:cs="Times New Roman" w:eastAsia="Times New Roman" w:hAnsi="Times New Roman"/>
+          <w:b w:val="1"/>
+          <w:bCs w:val="1"/>
+          <w:i w:val="1"/>
+          <w:iCs w:val="1"/>
+          <w:color w:val="595959"/>
+          <w:sz w:val="20"/>
+          <w:szCs w:val="20"/>
+          <w:rtl w:val="0"/>
+        </w:rPr>
+        <w:t>Навідні:</w:t>
+      </w:r>
+    </w:p>
+    <w:p>
+      <w:pPr>
+        <w:spacing w:after="10"/>
+        <w:ind w:left="720"/>
+        <w:rPr>
+          <w:rFonts w:ascii="Times New Roman" w:cs="Times New Roman" w:eastAsia="Times New Roman" w:hAnsi="Times New Roman"/>
+          <w:sz w:val="20"/>
+          <w:szCs w:val="20"/>
+        </w:rPr>
+      </w:pPr>
+      <w:r>
+        <w:rPr>
+          <w:rFonts w:ascii="Times New Roman" w:cs="Times New Roman" w:eastAsia="Times New Roman" w:hAnsi="Times New Roman"/>
+          <w:color w:val="595959"/>
+          <w:sz w:val="20"/>
+          <w:szCs w:val="20"/>
+          <w:rtl w:val="0"/>
+        </w:rPr>
+        <w:t xml:space="preserve">→ «Де бачите зараз, скільки винні конкретному агенту?»</w:t>
+      </w:r>
+    </w:p>
+    <w:p>
+      <w:pPr>
+        <w:spacing w:after="10"/>
+        <w:ind w:left="720"/>
+        <w:rPr>
+          <w:rFonts w:ascii="Times New Roman" w:cs="Times New Roman" w:eastAsia="Times New Roman" w:hAnsi="Times New Roman"/>
+          <w:sz w:val="20"/>
+          <w:szCs w:val="20"/>
+        </w:rPr>
+      </w:pPr>
+      <w:r>
+        <w:rPr>
+          <w:rFonts w:ascii="Times New Roman" w:cs="Times New Roman" w:eastAsia="Times New Roman" w:hAnsi="Times New Roman"/>
+          <w:color w:val="595959"/>
+          <w:sz w:val="20"/>
+          <w:szCs w:val="20"/>
+          <w:rtl w:val="0"/>
+        </w:rPr>
+        <w:t xml:space="preserve">→ «Строк оплати фіксований у рахунку чи домовляєтесь окремо?»</w:t>
+      </w:r>
+    </w:p>
+    <w:p>
+      <w:pPr>
+        <w:spacing w:before="10" w:after="120"/>
+        <w:ind w:left="360"/>
+        <w:rPr>
+          <w:rFonts w:ascii="Times New Roman" w:cs="Times New Roman" w:eastAsia="Times New Roman" w:hAnsi="Times New Roman"/>
+          <w:sz w:val="20"/>
+          <w:szCs w:val="20"/>
+        </w:rPr>
+      </w:pPr>
+      <w:r>
+        <w:rPr>
+          <w:rFonts w:ascii="Times New Roman" w:cs="Times New Roman" w:eastAsia="Times New Roman" w:hAnsi="Times New Roman"/>
+          <w:b w:val="1"/>
+          <w:bCs w:val="1"/>
+          <w:i w:val="1"/>
+          <w:iCs w:val="1"/>
+          <w:color w:val="595959"/>
+          <w:sz w:val="20"/>
+          <w:szCs w:val="20"/>
+          <w:rtl w:val="0"/>
+        </w:rPr>
+        <w:t xml:space="preserve">Відповідь: </w:t>
+      </w:r>
+      <w:r>
+        <w:rPr>
+          <w:rFonts w:ascii="Times New Roman" w:cs="Times New Roman" w:eastAsia="Times New Roman" w:hAnsi="Times New Roman"/>
+          <w:color w:val="595959"/>
+          <w:sz w:val="20"/>
+          <w:szCs w:val="20"/>
+          <w:rtl w:val="0"/>
+        </w:rPr>
+        <w:t xml:space="preserve">_________________________________________________</w:t>
+      </w:r>
+    </w:p>
+    <w:p>
+      <w:pPr>
+        <w:keepNext w:val="1"/>
+        <w:spacing w:before="180" w:after="20"/>
+        <w:rPr>
+          <w:rFonts w:ascii="Times New Roman" w:cs="Times New Roman" w:eastAsia="Times New Roman" w:hAnsi="Times New Roman"/>
+          <w:sz w:val="24"/>
+          <w:szCs w:val="24"/>
+        </w:rPr>
+      </w:pPr>
+      <w:r>
+        <w:rPr>
+          <w:rFonts w:ascii="Times New Roman" w:cs="Times New Roman" w:eastAsia="Times New Roman" w:hAnsi="Times New Roman"/>
+          <w:b w:val="1"/>
+          <w:bCs w:val="1"/>
+          <w:sz w:val="24"/>
+          <w:szCs w:val="24"/>
+          <w:rtl w:val="0"/>
+        </w:rPr>
+        <w:t>7. 🟡 Витрати, рахунок по яких ще не надійшов на момент роботи з відправкою (accrued): фіксуєте планову суму до приходу рахунку, а потім факт?</w:t>
+      </w:r>
+      <w:r>
+        <w:rPr>
+          <w:rFonts w:ascii="Times New Roman" w:cs="Times New Roman" w:eastAsia="Times New Roman" w:hAnsi="Times New Roman"/>
+          <w:b w:val="1"/>
+          <w:bCs w:val="1"/>
+          <w:color w:val="595959"/>
+          <w:sz w:val="20"/>
+          <w:szCs w:val="20"/>
+          <w:rtl w:val="0"/>
+        </w:rPr>
+        <w:t xml:space="preserve">  [процеси]</w:t>
+      </w:r>
+    </w:p>
+    <w:p>
+      <w:pPr>
+        <w:keepNext w:val="1"/>
+        <w:spacing w:before="10" w:after="10"/>
+        <w:ind w:left="360"/>
+        <w:rPr>
+          <w:rFonts w:ascii="Times New Roman" w:cs="Times New Roman" w:eastAsia="Times New Roman" w:hAnsi="Times New Roman"/>
+          <w:sz w:val="20"/>
+          <w:szCs w:val="20"/>
+        </w:rPr>
+      </w:pPr>
+      <w:r>
+        <w:rPr>
+          <w:rFonts w:ascii="Times New Roman" w:cs="Times New Roman" w:eastAsia="Times New Roman" w:hAnsi="Times New Roman"/>
+          <w:b w:val="1"/>
+          <w:bCs w:val="1"/>
+          <w:i w:val="1"/>
+          <w:iCs w:val="1"/>
+          <w:color w:val="595959"/>
+          <w:sz w:val="20"/>
+          <w:szCs w:val="20"/>
+          <w:rtl w:val="0"/>
+        </w:rPr>
+        <w:t xml:space="preserve">Навіщо: </w:t>
+      </w:r>
+      <w:r>
+        <w:rPr>
+          <w:rFonts w:ascii="Times New Roman" w:cs="Times New Roman" w:eastAsia="Times New Roman" w:hAnsi="Times New Roman"/>
+          <w:color w:val="595959"/>
+          <w:sz w:val="20"/>
+          <w:szCs w:val="20"/>
+          <w:rtl w:val="0"/>
+        </w:rPr>
+        <w:t>момент, коли маржа стає «фактичною» (зв’язок із С5).</w:t>
+      </w:r>
+    </w:p>
+    <w:p>
+      <w:pPr>
+        <w:keepNext w:val="1"/>
+        <w:spacing w:before="20" w:after="10"/>
+        <w:ind w:left="360"/>
+        <w:rPr>
+          <w:rFonts w:ascii="Times New Roman" w:cs="Times New Roman" w:eastAsia="Times New Roman" w:hAnsi="Times New Roman"/>
+          <w:sz w:val="20"/>
+          <w:szCs w:val="20"/>
+        </w:rPr>
+      </w:pPr>
+      <w:r>
+        <w:rPr>
+          <w:rFonts w:ascii="Times New Roman" w:cs="Times New Roman" w:eastAsia="Times New Roman" w:hAnsi="Times New Roman"/>
+          <w:b w:val="1"/>
+          <w:bCs w:val="1"/>
+          <w:i w:val="1"/>
+          <w:iCs w:val="1"/>
+          <w:color w:val="595959"/>
+          <w:sz w:val="20"/>
+          <w:szCs w:val="20"/>
+          <w:rtl w:val="0"/>
+        </w:rPr>
+        <w:t>Навідні:</w:t>
+      </w:r>
+    </w:p>
+    <w:p>
+      <w:pPr>
+        <w:spacing w:after="10"/>
+        <w:ind w:left="720"/>
+        <w:rPr>
+          <w:rFonts w:ascii="Times New Roman" w:cs="Times New Roman" w:eastAsia="Times New Roman" w:hAnsi="Times New Roman"/>
+          <w:sz w:val="20"/>
+          <w:szCs w:val="20"/>
+        </w:rPr>
+      </w:pPr>
+      <w:r>
+        <w:rPr>
+          <w:rFonts w:ascii="Times New Roman" w:cs="Times New Roman" w:eastAsia="Times New Roman" w:hAnsi="Times New Roman"/>
+          <w:color w:val="595959"/>
+          <w:sz w:val="20"/>
+          <w:szCs w:val="20"/>
+          <w:rtl w:val="0"/>
+        </w:rPr>
+        <w:t xml:space="preserve">→ «Закрили відправку, а рахунок агента прийшов пізніше — що з маржею?»</w:t>
+      </w:r>
+    </w:p>
+    <w:p>
+      <w:pPr>
+        <w:spacing w:after="10"/>
+        <w:ind w:left="720"/>
+        <w:rPr>
+          <w:rFonts w:ascii="Times New Roman" w:cs="Times New Roman" w:eastAsia="Times New Roman" w:hAnsi="Times New Roman"/>
+          <w:sz w:val="20"/>
+          <w:szCs w:val="20"/>
+        </w:rPr>
+      </w:pPr>
+      <w:r>
+        <w:rPr>
+          <w:rFonts w:ascii="Times New Roman" w:cs="Times New Roman" w:eastAsia="Times New Roman" w:hAnsi="Times New Roman"/>
+          <w:color w:val="595959"/>
+          <w:sz w:val="20"/>
+          <w:szCs w:val="20"/>
+          <w:rtl w:val="0"/>
+        </w:rPr>
+        <w:t xml:space="preserve">→ «Ставите очікувану суму заздалегідь чи лише за фактом?»</w:t>
+      </w:r>
+    </w:p>
+    <w:p>
+      <w:pPr>
+        <w:spacing w:before="10" w:after="120"/>
+        <w:ind w:left="360"/>
+        <w:rPr>
+          <w:rFonts w:ascii="Times New Roman" w:cs="Times New Roman" w:eastAsia="Times New Roman" w:hAnsi="Times New Roman"/>
+          <w:sz w:val="20"/>
+          <w:szCs w:val="20"/>
+        </w:rPr>
+      </w:pPr>
+      <w:r>
+        <w:rPr>
+          <w:rFonts w:ascii="Times New Roman" w:cs="Times New Roman" w:eastAsia="Times New Roman" w:hAnsi="Times New Roman"/>
+          <w:b w:val="1"/>
+          <w:bCs w:val="1"/>
+          <w:i w:val="1"/>
+          <w:iCs w:val="1"/>
+          <w:color w:val="595959"/>
+          <w:sz w:val="20"/>
+          <w:szCs w:val="20"/>
+          <w:rtl w:val="0"/>
+        </w:rPr>
+        <w:t xml:space="preserve">Відповідь: </w:t>
+      </w:r>
+      <w:r>
+        <w:rPr>
+          <w:rFonts w:ascii="Times New Roman" w:cs="Times New Roman" w:eastAsia="Times New Roman" w:hAnsi="Times New Roman"/>
+          <w:color w:val="595959"/>
+          <w:sz w:val="20"/>
+          <w:szCs w:val="20"/>
+          <w:rtl w:val="0"/>
+        </w:rPr>
+        <w:t xml:space="preserve">_________________________________________________</w:t>
+      </w:r>
+    </w:p>
+    <w:p>
+      <w:pPr>
+        <w:keepNext w:val="1"/>
+        <w:spacing w:before="180" w:after="20"/>
+        <w:rPr>
+          <w:rFonts w:ascii="Times New Roman" w:cs="Times New Roman" w:eastAsia="Times New Roman" w:hAnsi="Times New Roman"/>
+          <w:sz w:val="24"/>
+          <w:szCs w:val="24"/>
+        </w:rPr>
+      </w:pPr>
+      <w:r>
+        <w:rPr>
+          <w:rFonts w:ascii="Times New Roman" w:cs="Times New Roman" w:eastAsia="Times New Roman" w:hAnsi="Times New Roman"/>
+          <w:b w:val="1"/>
+          <w:bCs w:val="1"/>
+          <w:sz w:val="24"/>
+          <w:szCs w:val="24"/>
+          <w:rtl w:val="0"/>
+        </w:rPr>
+        <w:t>8. 🟡 Хто погоджує платіж постачальнику/агенту перед банком? Є ліміт суми або друга людина на погодженні?</w:t>
+      </w:r>
+      <w:r>
+        <w:rPr>
+          <w:rFonts w:ascii="Times New Roman" w:cs="Times New Roman" w:eastAsia="Times New Roman" w:hAnsi="Times New Roman"/>
+          <w:b w:val="1"/>
+          <w:bCs w:val="1"/>
+          <w:color w:val="595959"/>
+          <w:sz w:val="20"/>
+          <w:szCs w:val="20"/>
+          <w:rtl w:val="0"/>
+        </w:rPr>
+        <w:t xml:space="preserve">  [ролі]</w:t>
+      </w:r>
+    </w:p>
+    <w:p>
+      <w:pPr>
+        <w:keepNext w:val="1"/>
+        <w:spacing w:before="10" w:after="10"/>
+        <w:ind w:left="360"/>
+        <w:rPr>
+          <w:rFonts w:ascii="Times New Roman" w:cs="Times New Roman" w:eastAsia="Times New Roman" w:hAnsi="Times New Roman"/>
+          <w:sz w:val="20"/>
+          <w:szCs w:val="20"/>
+        </w:rPr>
+      </w:pPr>
+      <w:r>
+        <w:rPr>
+          <w:rFonts w:ascii="Times New Roman" w:cs="Times New Roman" w:eastAsia="Times New Roman" w:hAnsi="Times New Roman"/>
+          <w:b w:val="1"/>
+          <w:bCs w:val="1"/>
+          <w:i w:val="1"/>
+          <w:iCs w:val="1"/>
+          <w:color w:val="595959"/>
+          <w:sz w:val="20"/>
+          <w:szCs w:val="20"/>
+          <w:rtl w:val="0"/>
+        </w:rPr>
+        <w:t xml:space="preserve">Навіщо: </w:t>
+      </w:r>
+      <w:r>
+        <w:rPr>
+          <w:rFonts w:ascii="Times New Roman" w:cs="Times New Roman" w:eastAsia="Times New Roman" w:hAnsi="Times New Roman"/>
+          <w:color w:val="595959"/>
+          <w:sz w:val="20"/>
+          <w:szCs w:val="20"/>
+          <w:rtl w:val="0"/>
+        </w:rPr>
+        <w:t>вхід у матрицю прав (С5) і контроль платежів.</w:t>
+      </w:r>
+    </w:p>
+    <w:p>
+      <w:pPr>
+        <w:keepNext w:val="1"/>
+        <w:spacing w:before="20" w:after="10"/>
+        <w:ind w:left="360"/>
+        <w:rPr>
+          <w:rFonts w:ascii="Times New Roman" w:cs="Times New Roman" w:eastAsia="Times New Roman" w:hAnsi="Times New Roman"/>
+          <w:sz w:val="20"/>
+          <w:szCs w:val="20"/>
+        </w:rPr>
+      </w:pPr>
+      <w:r>
+        <w:rPr>
+          <w:rFonts w:ascii="Times New Roman" w:cs="Times New Roman" w:eastAsia="Times New Roman" w:hAnsi="Times New Roman"/>
+          <w:b w:val="1"/>
+          <w:bCs w:val="1"/>
+          <w:i w:val="1"/>
+          <w:iCs w:val="1"/>
+          <w:color w:val="595959"/>
+          <w:sz w:val="20"/>
+          <w:szCs w:val="20"/>
+          <w:rtl w:val="0"/>
+        </w:rPr>
+        <w:t>Навідні:</w:t>
+      </w:r>
+    </w:p>
+    <w:p>
+      <w:pPr>
+        <w:spacing w:after="10"/>
+        <w:ind w:left="720"/>
+        <w:rPr>
+          <w:rFonts w:ascii="Times New Roman" w:cs="Times New Roman" w:eastAsia="Times New Roman" w:hAnsi="Times New Roman"/>
+          <w:sz w:val="20"/>
+          <w:szCs w:val="20"/>
+        </w:rPr>
+      </w:pPr>
+      <w:r>
+        <w:rPr>
+          <w:rFonts w:ascii="Times New Roman" w:cs="Times New Roman" w:eastAsia="Times New Roman" w:hAnsi="Times New Roman"/>
+          <w:color w:val="595959"/>
+          <w:sz w:val="20"/>
+          <w:szCs w:val="20"/>
+          <w:rtl w:val="0"/>
+        </w:rPr>
+        <w:t xml:space="preserve">→ «Останній великий платіж фабриці — хто дозволив?»</w:t>
+      </w:r>
+    </w:p>
+    <w:p>
+      <w:pPr>
+        <w:spacing w:after="10"/>
+        <w:ind w:left="720"/>
+        <w:rPr>
+          <w:rFonts w:ascii="Times New Roman" w:cs="Times New Roman" w:eastAsia="Times New Roman" w:hAnsi="Times New Roman"/>
+          <w:sz w:val="20"/>
+          <w:szCs w:val="20"/>
+        </w:rPr>
+      </w:pPr>
+      <w:r>
+        <w:rPr>
+          <w:rFonts w:ascii="Times New Roman" w:cs="Times New Roman" w:eastAsia="Times New Roman" w:hAnsi="Times New Roman"/>
+          <w:color w:val="595959"/>
+          <w:sz w:val="20"/>
+          <w:szCs w:val="20"/>
+          <w:rtl w:val="0"/>
+        </w:rPr>
+        <w:t xml:space="preserve">→ «Є сума, вище якої потрібне ваше особисте підтвердження?»</w:t>
+      </w:r>
+    </w:p>
+    <w:p>
+      <w:pPr>
+        <w:spacing w:before="10" w:after="120"/>
+        <w:ind w:left="360"/>
+        <w:rPr>
+          <w:rFonts w:ascii="Times New Roman" w:cs="Times New Roman" w:eastAsia="Times New Roman" w:hAnsi="Times New Roman"/>
+          <w:sz w:val="20"/>
+          <w:szCs w:val="20"/>
+        </w:rPr>
+      </w:pPr>
+      <w:r>
+        <w:rPr>
+          <w:rFonts w:ascii="Times New Roman" w:cs="Times New Roman" w:eastAsia="Times New Roman" w:hAnsi="Times New Roman"/>
+          <w:b w:val="1"/>
+          <w:bCs w:val="1"/>
+          <w:i w:val="1"/>
+          <w:iCs w:val="1"/>
+          <w:color w:val="595959"/>
+          <w:sz w:val="20"/>
+          <w:szCs w:val="20"/>
+          <w:rtl w:val="0"/>
+        </w:rPr>
+        <w:t xml:space="preserve">Відповідь: </w:t>
+      </w:r>
+      <w:r>
+        <w:rPr>
+          <w:rFonts w:ascii="Times New Roman" w:cs="Times New Roman" w:eastAsia="Times New Roman" w:hAnsi="Times New Roman"/>
+          <w:color w:val="595959"/>
+          <w:sz w:val="20"/>
+          <w:szCs w:val="20"/>
+          <w:rtl w:val="0"/>
+        </w:rPr>
+        <w:t xml:space="preserve">_________________________________________________</w:t>
+      </w:r>
+    </w:p>
+    <w:p>
+      <w:pPr>
+        <w:keepNext w:val="1"/>
+        <w:spacing w:before="180" w:after="20"/>
+        <w:rPr>
+          <w:rFonts w:ascii="Times New Roman" w:cs="Times New Roman" w:eastAsia="Times New Roman" w:hAnsi="Times New Roman"/>
+          <w:sz w:val="24"/>
+          <w:szCs w:val="24"/>
+        </w:rPr>
+      </w:pPr>
+      <w:r>
+        <w:rPr>
+          <w:rFonts w:ascii="Times New Roman" w:cs="Times New Roman" w:eastAsia="Times New Roman" w:hAnsi="Times New Roman"/>
+          <w:b w:val="1"/>
+          <w:bCs w:val="1"/>
+          <w:sz w:val="24"/>
+          <w:szCs w:val="24"/>
+          <w:rtl w:val="0"/>
+        </w:rPr>
+        <w:t>9. ⚪ Чи потрібен зведений реєстр платежів «кому скільки винні / коли платити» окремо від карток відправок?</w:t>
+      </w:r>
+      <w:r>
+        <w:rPr>
+          <w:rFonts w:ascii="Times New Roman" w:cs="Times New Roman" w:eastAsia="Times New Roman" w:hAnsi="Times New Roman"/>
+          <w:b w:val="1"/>
+          <w:bCs w:val="1"/>
+          <w:color w:val="595959"/>
+          <w:sz w:val="20"/>
+          <w:szCs w:val="20"/>
+          <w:rtl w:val="0"/>
+        </w:rPr>
+        <w:t xml:space="preserve">  [вимоги]</w:t>
+      </w:r>
+    </w:p>
+    <w:p>
+      <w:pPr>
+        <w:keepNext w:val="1"/>
+        <w:spacing w:before="10" w:after="10"/>
+        <w:ind w:left="360"/>
+        <w:rPr>
+          <w:rFonts w:ascii="Times New Roman" w:cs="Times New Roman" w:eastAsia="Times New Roman" w:hAnsi="Times New Roman"/>
+          <w:sz w:val="20"/>
+          <w:szCs w:val="20"/>
+        </w:rPr>
+      </w:pPr>
+      <w:r>
+        <w:rPr>
+          <w:rFonts w:ascii="Times New Roman" w:cs="Times New Roman" w:eastAsia="Times New Roman" w:hAnsi="Times New Roman"/>
+          <w:b w:val="1"/>
+          <w:bCs w:val="1"/>
+          <w:i w:val="1"/>
+          <w:iCs w:val="1"/>
+          <w:color w:val="595959"/>
+          <w:sz w:val="20"/>
+          <w:szCs w:val="20"/>
+          <w:rtl w:val="0"/>
+        </w:rPr>
+        <w:t xml:space="preserve">Навіщо: </w:t>
+      </w:r>
+      <w:r>
+        <w:rPr>
+          <w:rFonts w:ascii="Times New Roman" w:cs="Times New Roman" w:eastAsia="Times New Roman" w:hAnsi="Times New Roman"/>
+          <w:color w:val="595959"/>
+          <w:sz w:val="20"/>
+          <w:szCs w:val="20"/>
+          <w:rtl w:val="0"/>
+        </w:rPr>
+        <w:t>вимога до AP-реєстру і платіжного календаря.</w:t>
+      </w:r>
+    </w:p>
+    <w:p>
+      <w:pPr>
+        <w:keepNext w:val="1"/>
+        <w:spacing w:before="20" w:after="10"/>
+        <w:ind w:left="360"/>
+        <w:rPr>
+          <w:rFonts w:ascii="Times New Roman" w:cs="Times New Roman" w:eastAsia="Times New Roman" w:hAnsi="Times New Roman"/>
+          <w:sz w:val="20"/>
+          <w:szCs w:val="20"/>
+        </w:rPr>
+      </w:pPr>
+      <w:r>
+        <w:rPr>
+          <w:rFonts w:ascii="Times New Roman" w:cs="Times New Roman" w:eastAsia="Times New Roman" w:hAnsi="Times New Roman"/>
+          <w:b w:val="1"/>
+          <w:bCs w:val="1"/>
+          <w:i w:val="1"/>
+          <w:iCs w:val="1"/>
+          <w:color w:val="595959"/>
+          <w:sz w:val="20"/>
+          <w:szCs w:val="20"/>
+          <w:rtl w:val="0"/>
+        </w:rPr>
+        <w:t>Навідні:</w:t>
+      </w:r>
+    </w:p>
+    <w:p>
+      <w:pPr>
+        <w:spacing w:after="10"/>
+        <w:ind w:left="720"/>
+        <w:rPr>
+          <w:rFonts w:ascii="Times New Roman" w:cs="Times New Roman" w:eastAsia="Times New Roman" w:hAnsi="Times New Roman"/>
+          <w:sz w:val="20"/>
+          <w:szCs w:val="20"/>
+        </w:rPr>
+      </w:pPr>
+      <w:r>
+        <w:rPr>
+          <w:rFonts w:ascii="Times New Roman" w:cs="Times New Roman" w:eastAsia="Times New Roman" w:hAnsi="Times New Roman"/>
+          <w:color w:val="595959"/>
+          <w:sz w:val="20"/>
+          <w:szCs w:val="20"/>
+          <w:rtl w:val="0"/>
+        </w:rPr>
+        <w:t xml:space="preserve">→ «Де зараз бачите загальну суму боргів перед агентами — десь, окрім окремих рахунків?»</w:t>
+      </w:r>
+    </w:p>
+    <w:p>
+      <w:pPr>
+        <w:spacing w:after="10"/>
+        <w:ind w:left="720"/>
+        <w:rPr>
+          <w:rFonts w:ascii="Times New Roman" w:cs="Times New Roman" w:eastAsia="Times New Roman" w:hAnsi="Times New Roman"/>
+          <w:sz w:val="20"/>
+          <w:szCs w:val="20"/>
+        </w:rPr>
+      </w:pPr>
+      <w:r>
+        <w:rPr>
+          <w:rFonts w:ascii="Times New Roman" w:cs="Times New Roman" w:eastAsia="Times New Roman" w:hAnsi="Times New Roman"/>
+          <w:color w:val="595959"/>
+          <w:sz w:val="20"/>
+          <w:szCs w:val="20"/>
+          <w:rtl w:val="0"/>
+        </w:rPr>
+        <w:t xml:space="preserve">→ «Вам зручніше список боргів чи календар платежів за датами?»</w:t>
+      </w:r>
+    </w:p>
+    <w:p>
+      <w:pPr>
+        <w:spacing w:before="10" w:after="120"/>
+        <w:ind w:left="360"/>
+        <w:rPr>
+          <w:rFonts w:ascii="Times New Roman" w:cs="Times New Roman" w:eastAsia="Times New Roman" w:hAnsi="Times New Roman"/>
+          <w:sz w:val="20"/>
+          <w:szCs w:val="20"/>
+        </w:rPr>
+      </w:pPr>
+      <w:r>
+        <w:rPr>
+          <w:rFonts w:ascii="Times New Roman" w:cs="Times New Roman" w:eastAsia="Times New Roman" w:hAnsi="Times New Roman"/>
+          <w:b w:val="1"/>
+          <w:bCs w:val="1"/>
+          <w:i w:val="1"/>
+          <w:iCs w:val="1"/>
+          <w:color w:val="595959"/>
+          <w:sz w:val="20"/>
+          <w:szCs w:val="20"/>
+          <w:rtl w:val="0"/>
+        </w:rPr>
+        <w:t xml:space="preserve">Відповідь: </w:t>
+      </w:r>
+      <w:r>
+        <w:rPr>
+          <w:rFonts w:ascii="Times New Roman" w:cs="Times New Roman" w:eastAsia="Times New Roman" w:hAnsi="Times New Roman"/>
+          <w:color w:val="595959"/>
+          <w:sz w:val="20"/>
+          <w:szCs w:val="20"/>
+          <w:rtl w:val="0"/>
+        </w:rPr>
+        <w:t xml:space="preserve">_________________________________________________</w:t>
+      </w:r>
+    </w:p>
+    <w:p>
+      <w:pPr>
+        <w:keepNext w:val="1"/>
+        <w:spacing w:before="200" w:after="80"/>
+        <w:rPr>
+          <w:rFonts w:ascii="Times New Roman" w:cs="Times New Roman" w:eastAsia="Times New Roman" w:hAnsi="Times New Roman"/>
+          <w:sz w:val="26"/>
+          <w:szCs w:val="26"/>
+        </w:rPr>
+      </w:pPr>
+      <w:r>
+        <w:rPr>
+          <w:rFonts w:ascii="Times New Roman" w:cs="Times New Roman" w:eastAsia="Times New Roman" w:hAnsi="Times New Roman"/>
+          <w:b w:val="1"/>
+          <w:bCs w:val="1"/>
+          <w:color w:val="f05423"/>
+          <w:sz w:val="26"/>
+          <w:szCs w:val="26"/>
+          <w:rtl w:val="0"/>
+        </w:rPr>
+        <w:t>3. Бухгалтерський облік Гонконгу (структура)</w:t>
+      </w:r>
+    </w:p>
+    <w:p>
+      <w:pPr>
+        <w:keepNext w:val="1"/>
+        <w:spacing w:before="180" w:after="20"/>
+        <w:rPr>
+          <w:rFonts w:ascii="Times New Roman" w:cs="Times New Roman" w:eastAsia="Times New Roman" w:hAnsi="Times New Roman"/>
+          <w:sz w:val="24"/>
+          <w:szCs w:val="24"/>
+        </w:rPr>
+      </w:pPr>
+      <w:r>
+        <w:rPr>
+          <w:rFonts w:ascii="Times New Roman" w:cs="Times New Roman" w:eastAsia="Times New Roman" w:hAnsi="Times New Roman"/>
+          <w:b w:val="1"/>
+          <w:bCs w:val="1"/>
+          <w:sz w:val="24"/>
+          <w:szCs w:val="24"/>
+          <w:rtl w:val="0"/>
+        </w:rPr>
+        <w:t>10. 🔴 План рахунків Гонконгу: надасте готову структуру? Хто веде бухгалтерію — штат, аутсорс чи аудитор?</w:t>
+      </w:r>
+      <w:r>
+        <w:rPr>
+          <w:rFonts w:ascii="Times New Roman" w:cs="Times New Roman" w:eastAsia="Times New Roman" w:hAnsi="Times New Roman"/>
+          <w:b w:val="1"/>
+          <w:bCs w:val="1"/>
+          <w:color w:val="595959"/>
+          <w:sz w:val="20"/>
+          <w:szCs w:val="20"/>
+          <w:rtl w:val="0"/>
+        </w:rPr>
+        <w:t xml:space="preserve">  [дані]</w:t>
+      </w:r>
+      <w:r>
+        <w:rPr>
+          <w:rFonts w:ascii="Times New Roman" w:cs="Times New Roman" w:eastAsia="Times New Roman" w:hAnsi="Times New Roman"/>
+          <w:b w:val="1"/>
+          <w:bCs w:val="1"/>
+          <w:color w:val="595959"/>
+          <w:sz w:val="20"/>
+          <w:szCs w:val="20"/>
+          <w:rtl w:val="0"/>
+        </w:rPr>
+        <w:t xml:space="preserve">  (Q-3)</w:t>
+      </w:r>
+    </w:p>
+    <w:p>
+      <w:pPr>
+        <w:keepNext w:val="1"/>
+        <w:spacing w:before="10" w:after="10"/>
+        <w:ind w:left="360"/>
+        <w:rPr>
+          <w:rFonts w:ascii="Times New Roman" w:cs="Times New Roman" w:eastAsia="Times New Roman" w:hAnsi="Times New Roman"/>
+          <w:sz w:val="20"/>
+          <w:szCs w:val="20"/>
+        </w:rPr>
+      </w:pPr>
+      <w:r>
+        <w:rPr>
+          <w:rFonts w:ascii="Times New Roman" w:cs="Times New Roman" w:eastAsia="Times New Roman" w:hAnsi="Times New Roman"/>
+          <w:b w:val="1"/>
+          <w:bCs w:val="1"/>
+          <w:i w:val="1"/>
+          <w:iCs w:val="1"/>
+          <w:color w:val="595959"/>
+          <w:sz w:val="20"/>
+          <w:szCs w:val="20"/>
+          <w:rtl w:val="0"/>
+        </w:rPr>
+        <w:t xml:space="preserve">Навіщо: </w:t>
+      </w:r>
+      <w:r>
+        <w:rPr>
+          <w:rFonts w:ascii="Times New Roman" w:cs="Times New Roman" w:eastAsia="Times New Roman" w:hAnsi="Times New Roman"/>
+          <w:color w:val="595959"/>
+          <w:sz w:val="20"/>
+          <w:szCs w:val="20"/>
+          <w:rtl w:val="0"/>
+        </w:rPr>
+        <w:t>основа налаштування Accounting; хто підтверджує облікові рішення.</w:t>
+      </w:r>
+    </w:p>
+    <w:p>
+      <w:pPr>
+        <w:keepNext w:val="1"/>
+        <w:spacing w:before="20" w:after="10"/>
+        <w:ind w:left="360"/>
+        <w:rPr>
+          <w:rFonts w:ascii="Times New Roman" w:cs="Times New Roman" w:eastAsia="Times New Roman" w:hAnsi="Times New Roman"/>
+          <w:sz w:val="20"/>
+          <w:szCs w:val="20"/>
+        </w:rPr>
+      </w:pPr>
+      <w:r>
+        <w:rPr>
+          <w:rFonts w:ascii="Times New Roman" w:cs="Times New Roman" w:eastAsia="Times New Roman" w:hAnsi="Times New Roman"/>
+          <w:b w:val="1"/>
+          <w:bCs w:val="1"/>
+          <w:i w:val="1"/>
+          <w:iCs w:val="1"/>
+          <w:color w:val="595959"/>
+          <w:sz w:val="20"/>
+          <w:szCs w:val="20"/>
+          <w:rtl w:val="0"/>
+        </w:rPr>
+        <w:t>Навідні:</w:t>
+      </w:r>
+    </w:p>
+    <w:p>
+      <w:pPr>
+        <w:spacing w:after="10"/>
+        <w:ind w:left="720"/>
+        <w:rPr>
+          <w:rFonts w:ascii="Times New Roman" w:cs="Times New Roman" w:eastAsia="Times New Roman" w:hAnsi="Times New Roman"/>
+          <w:sz w:val="20"/>
+          <w:szCs w:val="20"/>
+        </w:rPr>
+      </w:pPr>
+      <w:r>
+        <w:rPr>
+          <w:rFonts w:ascii="Times New Roman" w:cs="Times New Roman" w:eastAsia="Times New Roman" w:hAnsi="Times New Roman"/>
+          <w:color w:val="595959"/>
+          <w:sz w:val="20"/>
+          <w:szCs w:val="20"/>
+          <w:rtl w:val="0"/>
+        </w:rPr>
+        <w:t xml:space="preserve">→ «Є файл плану рахунків, який можна вивантажити?»</w:t>
+      </w:r>
+    </w:p>
+    <w:p>
+      <w:pPr>
+        <w:spacing w:after="10"/>
+        <w:ind w:left="720"/>
+        <w:rPr>
+          <w:rFonts w:ascii="Times New Roman" w:cs="Times New Roman" w:eastAsia="Times New Roman" w:hAnsi="Times New Roman"/>
+          <w:sz w:val="20"/>
+          <w:szCs w:val="20"/>
+        </w:rPr>
+      </w:pPr>
+      <w:r>
+        <w:rPr>
+          <w:rFonts w:ascii="Times New Roman" w:cs="Times New Roman" w:eastAsia="Times New Roman" w:hAnsi="Times New Roman"/>
+          <w:color w:val="595959"/>
+          <w:sz w:val="20"/>
+          <w:szCs w:val="20"/>
+          <w:rtl w:val="0"/>
+        </w:rPr>
+        <w:t xml:space="preserve">→ «Хто щомісяця закриває період — ви, штатний бухгалтер чи зовнішній?»</w:t>
+      </w:r>
+    </w:p>
+    <w:p>
+      <w:pPr>
+        <w:spacing w:before="10" w:after="120"/>
+        <w:ind w:left="360"/>
+        <w:rPr>
+          <w:rFonts w:ascii="Times New Roman" w:cs="Times New Roman" w:eastAsia="Times New Roman" w:hAnsi="Times New Roman"/>
+          <w:sz w:val="20"/>
+          <w:szCs w:val="20"/>
+        </w:rPr>
+      </w:pPr>
+      <w:r>
+        <w:rPr>
+          <w:rFonts w:ascii="Times New Roman" w:cs="Times New Roman" w:eastAsia="Times New Roman" w:hAnsi="Times New Roman"/>
+          <w:b w:val="1"/>
+          <w:bCs w:val="1"/>
+          <w:i w:val="1"/>
+          <w:iCs w:val="1"/>
+          <w:color w:val="595959"/>
+          <w:sz w:val="20"/>
+          <w:szCs w:val="20"/>
+          <w:rtl w:val="0"/>
+        </w:rPr>
+        <w:t xml:space="preserve">Відповідь: </w:t>
+      </w:r>
+      <w:r>
+        <w:rPr>
+          <w:rFonts w:ascii="Times New Roman" w:cs="Times New Roman" w:eastAsia="Times New Roman" w:hAnsi="Times New Roman"/>
+          <w:color w:val="595959"/>
+          <w:sz w:val="20"/>
+          <w:szCs w:val="20"/>
+          <w:rtl w:val="0"/>
+        </w:rPr>
+        <w:t xml:space="preserve">_________________________________________________</w:t>
+      </w:r>
+    </w:p>
+    <w:p>
+      <w:pPr>
+        <w:keepNext w:val="1"/>
+        <w:spacing w:before="180" w:after="20"/>
+        <w:rPr>
+          <w:rFonts w:ascii="Times New Roman" w:cs="Times New Roman" w:eastAsia="Times New Roman" w:hAnsi="Times New Roman"/>
+          <w:sz w:val="24"/>
+          <w:szCs w:val="24"/>
+        </w:rPr>
+      </w:pPr>
+      <w:r>
+        <w:rPr>
+          <w:rFonts w:ascii="Times New Roman" w:cs="Times New Roman" w:eastAsia="Times New Roman" w:hAnsi="Times New Roman"/>
+          <w:b w:val="1"/>
+          <w:bCs w:val="1"/>
+          <w:sz w:val="24"/>
+          <w:szCs w:val="24"/>
+          <w:rtl w:val="0"/>
+        </w:rPr>
+        <w:t>11. 🔴 Розмежування контурів: що йде у фінансовий облік, що в управлінський, що в бухгалтерський?</w:t>
+      </w:r>
+      <w:r>
+        <w:rPr>
+          <w:rFonts w:ascii="Times New Roman" w:cs="Times New Roman" w:eastAsia="Times New Roman" w:hAnsi="Times New Roman"/>
+          <w:b w:val="1"/>
+          <w:bCs w:val="1"/>
+          <w:color w:val="595959"/>
+          <w:sz w:val="20"/>
+          <w:szCs w:val="20"/>
+          <w:rtl w:val="0"/>
+        </w:rPr>
+        <w:t xml:space="preserve">  [вимоги]</w:t>
+      </w:r>
+    </w:p>
+    <w:p>
+      <w:pPr>
+        <w:keepNext w:val="1"/>
+        <w:spacing w:before="10" w:after="10"/>
+        <w:ind w:left="360"/>
+        <w:rPr>
+          <w:rFonts w:ascii="Times New Roman" w:cs="Times New Roman" w:eastAsia="Times New Roman" w:hAnsi="Times New Roman"/>
+          <w:sz w:val="20"/>
+          <w:szCs w:val="20"/>
+        </w:rPr>
+      </w:pPr>
+      <w:r>
+        <w:rPr>
+          <w:rFonts w:ascii="Times New Roman" w:cs="Times New Roman" w:eastAsia="Times New Roman" w:hAnsi="Times New Roman"/>
+          <w:b w:val="1"/>
+          <w:bCs w:val="1"/>
+          <w:i w:val="1"/>
+          <w:iCs w:val="1"/>
+          <w:color w:val="595959"/>
+          <w:sz w:val="20"/>
+          <w:szCs w:val="20"/>
+          <w:rtl w:val="0"/>
+        </w:rPr>
+        <w:t xml:space="preserve">Навіщо: </w:t>
+      </w:r>
+      <w:r>
+        <w:rPr>
+          <w:rFonts w:ascii="Times New Roman" w:cs="Times New Roman" w:eastAsia="Times New Roman" w:hAnsi="Times New Roman"/>
+          <w:color w:val="595959"/>
+          <w:sz w:val="20"/>
+          <w:szCs w:val="20"/>
+          <w:rtl w:val="0"/>
+        </w:rPr>
+        <w:t>модель трьох контурів — ключова для конфігурації (D-6 — система виключно облікова).</w:t>
+      </w:r>
+    </w:p>
+    <w:p>
+      <w:pPr>
+        <w:keepNext w:val="1"/>
+        <w:spacing w:before="20" w:after="10"/>
+        <w:ind w:left="360"/>
+        <w:rPr>
+          <w:rFonts w:ascii="Times New Roman" w:cs="Times New Roman" w:eastAsia="Times New Roman" w:hAnsi="Times New Roman"/>
+          <w:sz w:val="20"/>
+          <w:szCs w:val="20"/>
+        </w:rPr>
+      </w:pPr>
+      <w:r>
+        <w:rPr>
+          <w:rFonts w:ascii="Times New Roman" w:cs="Times New Roman" w:eastAsia="Times New Roman" w:hAnsi="Times New Roman"/>
+          <w:b w:val="1"/>
+          <w:bCs w:val="1"/>
+          <w:i w:val="1"/>
+          <w:iCs w:val="1"/>
+          <w:color w:val="595959"/>
+          <w:sz w:val="20"/>
+          <w:szCs w:val="20"/>
+          <w:rtl w:val="0"/>
+        </w:rPr>
+        <w:t>Навідні:</w:t>
+      </w:r>
+    </w:p>
+    <w:p>
+      <w:pPr>
+        <w:spacing w:after="10"/>
+        <w:ind w:left="720"/>
+        <w:rPr>
+          <w:rFonts w:ascii="Times New Roman" w:cs="Times New Roman" w:eastAsia="Times New Roman" w:hAnsi="Times New Roman"/>
+          <w:sz w:val="20"/>
+          <w:szCs w:val="20"/>
+        </w:rPr>
+      </w:pPr>
+      <w:r>
+        <w:rPr>
+          <w:rFonts w:ascii="Times New Roman" w:cs="Times New Roman" w:eastAsia="Times New Roman" w:hAnsi="Times New Roman"/>
+          <w:color w:val="595959"/>
+          <w:sz w:val="20"/>
+          <w:szCs w:val="20"/>
+          <w:rtl w:val="0"/>
+        </w:rPr>
+        <w:t xml:space="preserve">→ «Маржа по відправці — це управлінський контур; бухгалтерський — для аудитора. Де проходить межа?»</w:t>
+      </w:r>
+    </w:p>
+    <w:p>
+      <w:pPr>
+        <w:spacing w:after="10"/>
+        <w:ind w:left="720"/>
+        <w:rPr>
+          <w:rFonts w:ascii="Times New Roman" w:cs="Times New Roman" w:eastAsia="Times New Roman" w:hAnsi="Times New Roman"/>
+          <w:sz w:val="20"/>
+          <w:szCs w:val="20"/>
+        </w:rPr>
+      </w:pPr>
+      <w:r>
+        <w:rPr>
+          <w:rFonts w:ascii="Times New Roman" w:cs="Times New Roman" w:eastAsia="Times New Roman" w:hAnsi="Times New Roman"/>
+          <w:color w:val="595959"/>
+          <w:sz w:val="20"/>
+          <w:szCs w:val="20"/>
+          <w:rtl w:val="0"/>
+        </w:rPr>
+        <w:t xml:space="preserve">→ «Що з цього бачить власник, а що лише бухгалтер?»</w:t>
+      </w:r>
+    </w:p>
+    <w:p>
+      <w:pPr>
+        <w:spacing w:before="10" w:after="120"/>
+        <w:ind w:left="360"/>
+        <w:rPr>
+          <w:rFonts w:ascii="Times New Roman" w:cs="Times New Roman" w:eastAsia="Times New Roman" w:hAnsi="Times New Roman"/>
+          <w:sz w:val="20"/>
+          <w:szCs w:val="20"/>
+        </w:rPr>
+      </w:pPr>
+      <w:r>
+        <w:rPr>
+          <w:rFonts w:ascii="Times New Roman" w:cs="Times New Roman" w:eastAsia="Times New Roman" w:hAnsi="Times New Roman"/>
+          <w:b w:val="1"/>
+          <w:bCs w:val="1"/>
+          <w:i w:val="1"/>
+          <w:iCs w:val="1"/>
+          <w:color w:val="595959"/>
+          <w:sz w:val="20"/>
+          <w:szCs w:val="20"/>
+          <w:rtl w:val="0"/>
+        </w:rPr>
+        <w:t xml:space="preserve">Відповідь: </w:t>
+      </w:r>
+      <w:r>
+        <w:rPr>
+          <w:rFonts w:ascii="Times New Roman" w:cs="Times New Roman" w:eastAsia="Times New Roman" w:hAnsi="Times New Roman"/>
+          <w:color w:val="595959"/>
+          <w:sz w:val="20"/>
+          <w:szCs w:val="20"/>
+          <w:rtl w:val="0"/>
+        </w:rPr>
+        <w:t xml:space="preserve">_________________________________________________</w:t>
+      </w:r>
+    </w:p>
+    <w:p>
+      <w:pPr>
+        <w:keepNext w:val="1"/>
+        <w:spacing w:before="180" w:after="20"/>
+        <w:rPr>
+          <w:rFonts w:ascii="Times New Roman" w:cs="Times New Roman" w:eastAsia="Times New Roman" w:hAnsi="Times New Roman"/>
+          <w:sz w:val="24"/>
+          <w:szCs w:val="24"/>
+        </w:rPr>
+      </w:pPr>
+      <w:r>
+        <w:rPr>
+          <w:rFonts w:ascii="Times New Roman" w:cs="Times New Roman" w:eastAsia="Times New Roman" w:hAnsi="Times New Roman"/>
+          <w:b w:val="1"/>
+          <w:bCs w:val="1"/>
+          <w:sz w:val="24"/>
+          <w:szCs w:val="24"/>
+          <w:rtl w:val="0"/>
+        </w:rPr>
+        <w:t>12. 🟡 Мультивалюта: усі валюти в обігу, база USD, курс банківський на момент операції — підтверджуємо, що курсові різниці окремо не ведуться (С1)?</w:t>
+      </w:r>
+      <w:r>
+        <w:rPr>
+          <w:rFonts w:ascii="Times New Roman" w:cs="Times New Roman" w:eastAsia="Times New Roman" w:hAnsi="Times New Roman"/>
+          <w:b w:val="1"/>
+          <w:bCs w:val="1"/>
+          <w:color w:val="595959"/>
+          <w:sz w:val="20"/>
+          <w:szCs w:val="20"/>
+          <w:rtl w:val="0"/>
+        </w:rPr>
+        <w:t xml:space="preserve">  [вимоги]</w:t>
+      </w:r>
+    </w:p>
+    <w:p>
+      <w:pPr>
+        <w:keepNext w:val="1"/>
+        <w:spacing w:before="10" w:after="10"/>
+        <w:ind w:left="360"/>
+        <w:rPr>
+          <w:rFonts w:ascii="Times New Roman" w:cs="Times New Roman" w:eastAsia="Times New Roman" w:hAnsi="Times New Roman"/>
+          <w:sz w:val="20"/>
+          <w:szCs w:val="20"/>
+        </w:rPr>
+      </w:pPr>
+      <w:r>
+        <w:rPr>
+          <w:rFonts w:ascii="Times New Roman" w:cs="Times New Roman" w:eastAsia="Times New Roman" w:hAnsi="Times New Roman"/>
+          <w:b w:val="1"/>
+          <w:bCs w:val="1"/>
+          <w:i w:val="1"/>
+          <w:iCs w:val="1"/>
+          <w:color w:val="595959"/>
+          <w:sz w:val="20"/>
+          <w:szCs w:val="20"/>
+          <w:rtl w:val="0"/>
+        </w:rPr>
+        <w:t xml:space="preserve">Навіщо: </w:t>
+      </w:r>
+      <w:r>
+        <w:rPr>
+          <w:rFonts w:ascii="Times New Roman" w:cs="Times New Roman" w:eastAsia="Times New Roman" w:hAnsi="Times New Roman"/>
+          <w:color w:val="595959"/>
+          <w:sz w:val="20"/>
+          <w:szCs w:val="20"/>
+          <w:rtl w:val="0"/>
+        </w:rPr>
+        <w:t>підтвердження облікової політики валют (узгоджено з X-17, D-12).</w:t>
+      </w:r>
+    </w:p>
+    <w:p>
+      <w:pPr>
+        <w:keepNext w:val="1"/>
+        <w:spacing w:before="20" w:after="10"/>
+        <w:ind w:left="360"/>
+        <w:rPr>
+          <w:rFonts w:ascii="Times New Roman" w:cs="Times New Roman" w:eastAsia="Times New Roman" w:hAnsi="Times New Roman"/>
+          <w:sz w:val="20"/>
+          <w:szCs w:val="20"/>
+        </w:rPr>
+      </w:pPr>
+      <w:r>
+        <w:rPr>
+          <w:rFonts w:ascii="Times New Roman" w:cs="Times New Roman" w:eastAsia="Times New Roman" w:hAnsi="Times New Roman"/>
+          <w:b w:val="1"/>
+          <w:bCs w:val="1"/>
+          <w:i w:val="1"/>
+          <w:iCs w:val="1"/>
+          <w:color w:val="595959"/>
+          <w:sz w:val="20"/>
+          <w:szCs w:val="20"/>
+          <w:rtl w:val="0"/>
+        </w:rPr>
+        <w:t>Навідні:</w:t>
+      </w:r>
+    </w:p>
+    <w:p>
+      <w:pPr>
+        <w:spacing w:after="10"/>
+        <w:ind w:left="720"/>
+        <w:rPr>
+          <w:rFonts w:ascii="Times New Roman" w:cs="Times New Roman" w:eastAsia="Times New Roman" w:hAnsi="Times New Roman"/>
+          <w:sz w:val="20"/>
+          <w:szCs w:val="20"/>
+        </w:rPr>
+      </w:pPr>
+      <w:r>
+        <w:rPr>
+          <w:rFonts w:ascii="Times New Roman" w:cs="Times New Roman" w:eastAsia="Times New Roman" w:hAnsi="Times New Roman"/>
+          <w:color w:val="595959"/>
+          <w:sz w:val="20"/>
+          <w:szCs w:val="20"/>
+          <w:rtl w:val="0"/>
+        </w:rPr>
+        <w:t xml:space="preserve">→ «Які валюти реально в обігу, крім USD і юаня?»</w:t>
+      </w:r>
+    </w:p>
+    <w:p>
+      <w:pPr>
+        <w:spacing w:after="10"/>
+        <w:ind w:left="720"/>
+        <w:rPr>
+          <w:rFonts w:ascii="Times New Roman" w:cs="Times New Roman" w:eastAsia="Times New Roman" w:hAnsi="Times New Roman"/>
+          <w:sz w:val="20"/>
+          <w:szCs w:val="20"/>
+        </w:rPr>
+      </w:pPr>
+      <w:r>
+        <w:rPr>
+          <w:rFonts w:ascii="Times New Roman" w:cs="Times New Roman" w:eastAsia="Times New Roman" w:hAnsi="Times New Roman"/>
+          <w:color w:val="595959"/>
+          <w:sz w:val="20"/>
+          <w:szCs w:val="20"/>
+          <w:rtl w:val="0"/>
+        </w:rPr>
+        <w:t xml:space="preserve">→ «Курс берете з банку чи завантажуєте довідник?»</w:t>
+      </w:r>
+    </w:p>
+    <w:p>
+      <w:pPr>
+        <w:spacing w:before="10" w:after="120"/>
+        <w:ind w:left="360"/>
+        <w:rPr>
+          <w:rFonts w:ascii="Times New Roman" w:cs="Times New Roman" w:eastAsia="Times New Roman" w:hAnsi="Times New Roman"/>
+          <w:sz w:val="20"/>
+          <w:szCs w:val="20"/>
+        </w:rPr>
+      </w:pPr>
+      <w:r>
+        <w:rPr>
+          <w:rFonts w:ascii="Times New Roman" w:cs="Times New Roman" w:eastAsia="Times New Roman" w:hAnsi="Times New Roman"/>
+          <w:b w:val="1"/>
+          <w:bCs w:val="1"/>
+          <w:i w:val="1"/>
+          <w:iCs w:val="1"/>
+          <w:color w:val="595959"/>
+          <w:sz w:val="20"/>
+          <w:szCs w:val="20"/>
+          <w:rtl w:val="0"/>
+        </w:rPr>
+        <w:t xml:space="preserve">Відповідь: </w:t>
+      </w:r>
+      <w:r>
+        <w:rPr>
+          <w:rFonts w:ascii="Times New Roman" w:cs="Times New Roman" w:eastAsia="Times New Roman" w:hAnsi="Times New Roman"/>
+          <w:color w:val="595959"/>
+          <w:sz w:val="20"/>
+          <w:szCs w:val="20"/>
+          <w:rtl w:val="0"/>
+        </w:rPr>
+        <w:t xml:space="preserve">_________________________________________________</w:t>
+      </w:r>
+    </w:p>
+    <w:p>
+      <w:pPr>
+        <w:keepNext w:val="1"/>
+        <w:spacing w:before="180" w:after="20"/>
+        <w:rPr>
+          <w:rFonts w:ascii="Times New Roman" w:cs="Times New Roman" w:eastAsia="Times New Roman" w:hAnsi="Times New Roman"/>
+          <w:sz w:val="24"/>
+          <w:szCs w:val="24"/>
+        </w:rPr>
+      </w:pPr>
+      <w:r>
+        <w:rPr>
+          <w:rFonts w:ascii="Times New Roman" w:cs="Times New Roman" w:eastAsia="Times New Roman" w:hAnsi="Times New Roman"/>
+          <w:b w:val="1"/>
+          <w:bCs w:val="1"/>
+          <w:sz w:val="24"/>
+          <w:szCs w:val="24"/>
+          <w:rtl w:val="0"/>
+        </w:rPr>
+        <w:t>13. 🟡 «Консолідація для аудиторів»: який формат вивантаження потрібен і з якою періодичністю? (звітність — на боці аудиторів, не в Odoo)</w:t>
+      </w:r>
+      <w:r>
+        <w:rPr>
+          <w:rFonts w:ascii="Times New Roman" w:cs="Times New Roman" w:eastAsia="Times New Roman" w:hAnsi="Times New Roman"/>
+          <w:b w:val="1"/>
+          <w:bCs w:val="1"/>
+          <w:color w:val="595959"/>
+          <w:sz w:val="20"/>
+          <w:szCs w:val="20"/>
+          <w:rtl w:val="0"/>
+        </w:rPr>
+        <w:t xml:space="preserve">  [вимоги]</w:t>
+      </w:r>
+    </w:p>
+    <w:p>
+      <w:pPr>
+        <w:keepNext w:val="1"/>
+        <w:spacing w:before="10" w:after="10"/>
+        <w:ind w:left="360"/>
+        <w:rPr>
+          <w:rFonts w:ascii="Times New Roman" w:cs="Times New Roman" w:eastAsia="Times New Roman" w:hAnsi="Times New Roman"/>
+          <w:sz w:val="20"/>
+          <w:szCs w:val="20"/>
+        </w:rPr>
+      </w:pPr>
+      <w:r>
+        <w:rPr>
+          <w:rFonts w:ascii="Times New Roman" w:cs="Times New Roman" w:eastAsia="Times New Roman" w:hAnsi="Times New Roman"/>
+          <w:b w:val="1"/>
+          <w:bCs w:val="1"/>
+          <w:i w:val="1"/>
+          <w:iCs w:val="1"/>
+          <w:color w:val="595959"/>
+          <w:sz w:val="20"/>
+          <w:szCs w:val="20"/>
+          <w:rtl w:val="0"/>
+        </w:rPr>
+        <w:t xml:space="preserve">Навіщо: </w:t>
+      </w:r>
+      <w:r>
+        <w:rPr>
+          <w:rFonts w:ascii="Times New Roman" w:cs="Times New Roman" w:eastAsia="Times New Roman" w:hAnsi="Times New Roman"/>
+          <w:color w:val="595959"/>
+          <w:sz w:val="20"/>
+          <w:szCs w:val="20"/>
+          <w:rtl w:val="0"/>
+        </w:rPr>
+        <w:t>межа «Odoo консолідує / аудитор звітує».</w:t>
+      </w:r>
+    </w:p>
+    <w:p>
+      <w:pPr>
+        <w:keepNext w:val="1"/>
+        <w:spacing w:before="20" w:after="10"/>
+        <w:ind w:left="360"/>
+        <w:rPr>
+          <w:rFonts w:ascii="Times New Roman" w:cs="Times New Roman" w:eastAsia="Times New Roman" w:hAnsi="Times New Roman"/>
+          <w:sz w:val="20"/>
+          <w:szCs w:val="20"/>
+        </w:rPr>
+      </w:pPr>
+      <w:r>
+        <w:rPr>
+          <w:rFonts w:ascii="Times New Roman" w:cs="Times New Roman" w:eastAsia="Times New Roman" w:hAnsi="Times New Roman"/>
+          <w:b w:val="1"/>
+          <w:bCs w:val="1"/>
+          <w:i w:val="1"/>
+          <w:iCs w:val="1"/>
+          <w:color w:val="595959"/>
+          <w:sz w:val="20"/>
+          <w:szCs w:val="20"/>
+          <w:rtl w:val="0"/>
+        </w:rPr>
+        <w:t>Навідні:</w:t>
+      </w:r>
+    </w:p>
+    <w:p>
+      <w:pPr>
+        <w:spacing w:after="10"/>
+        <w:ind w:left="720"/>
+        <w:rPr>
+          <w:rFonts w:ascii="Times New Roman" w:cs="Times New Roman" w:eastAsia="Times New Roman" w:hAnsi="Times New Roman"/>
+          <w:sz w:val="20"/>
+          <w:szCs w:val="20"/>
+        </w:rPr>
+      </w:pPr>
+      <w:r>
+        <w:rPr>
+          <w:rFonts w:ascii="Times New Roman" w:cs="Times New Roman" w:eastAsia="Times New Roman" w:hAnsi="Times New Roman"/>
+          <w:color w:val="595959"/>
+          <w:sz w:val="20"/>
+          <w:szCs w:val="20"/>
+          <w:rtl w:val="0"/>
+        </w:rPr>
+        <w:t xml:space="preserve">→ «Що саме передаєте аудитору — оборотку, виписки, реєстри?»</w:t>
+      </w:r>
+    </w:p>
+    <w:p>
+      <w:pPr>
+        <w:spacing w:after="10"/>
+        <w:ind w:left="720"/>
+        <w:rPr>
+          <w:rFonts w:ascii="Times New Roman" w:cs="Times New Roman" w:eastAsia="Times New Roman" w:hAnsi="Times New Roman"/>
+          <w:sz w:val="20"/>
+          <w:szCs w:val="20"/>
+        </w:rPr>
+      </w:pPr>
+      <w:r>
+        <w:rPr>
+          <w:rFonts w:ascii="Times New Roman" w:cs="Times New Roman" w:eastAsia="Times New Roman" w:hAnsi="Times New Roman"/>
+          <w:color w:val="595959"/>
+          <w:sz w:val="20"/>
+          <w:szCs w:val="20"/>
+          <w:rtl w:val="0"/>
+        </w:rPr>
+        <w:t xml:space="preserve">→ «Раз на місяць, квартал, рік?»</w:t>
+      </w:r>
+    </w:p>
+    <w:p>
+      <w:pPr>
+        <w:spacing w:before="10" w:after="120"/>
+        <w:ind w:left="360"/>
+        <w:rPr>
+          <w:rFonts w:ascii="Times New Roman" w:cs="Times New Roman" w:eastAsia="Times New Roman" w:hAnsi="Times New Roman"/>
+          <w:sz w:val="20"/>
+          <w:szCs w:val="20"/>
+        </w:rPr>
+      </w:pPr>
+      <w:r>
+        <w:rPr>
+          <w:rFonts w:ascii="Times New Roman" w:cs="Times New Roman" w:eastAsia="Times New Roman" w:hAnsi="Times New Roman"/>
+          <w:b w:val="1"/>
+          <w:bCs w:val="1"/>
+          <w:i w:val="1"/>
+          <w:iCs w:val="1"/>
+          <w:color w:val="595959"/>
+          <w:sz w:val="20"/>
+          <w:szCs w:val="20"/>
+          <w:rtl w:val="0"/>
+        </w:rPr>
+        <w:t xml:space="preserve">Відповідь: </w:t>
+      </w:r>
+      <w:r>
+        <w:rPr>
+          <w:rFonts w:ascii="Times New Roman" w:cs="Times New Roman" w:eastAsia="Times New Roman" w:hAnsi="Times New Roman"/>
+          <w:color w:val="595959"/>
+          <w:sz w:val="20"/>
+          <w:szCs w:val="20"/>
+          <w:rtl w:val="0"/>
+        </w:rPr>
+        <w:t xml:space="preserve">_________________________________________________</w:t>
+      </w:r>
+    </w:p>
+    <w:p>
+      <w:pPr>
+        <w:keepNext w:val="1"/>
+        <w:spacing w:before="180" w:after="20"/>
+        <w:rPr>
+          <w:rFonts w:ascii="Times New Roman" w:cs="Times New Roman" w:eastAsia="Times New Roman" w:hAnsi="Times New Roman"/>
+          <w:sz w:val="24"/>
+          <w:szCs w:val="24"/>
+        </w:rPr>
+      </w:pPr>
+      <w:r>
+        <w:rPr>
+          <w:rFonts w:ascii="Times New Roman" w:cs="Times New Roman" w:eastAsia="Times New Roman" w:hAnsi="Times New Roman"/>
+          <w:b w:val="1"/>
+          <w:bCs w:val="1"/>
+          <w:sz w:val="24"/>
+          <w:szCs w:val="24"/>
+          <w:rtl w:val="0"/>
+        </w:rPr>
+        <w:t>14. 🟡 Як закриваєте період (місяць) і які звіти потрібні на закриття?</w:t>
+      </w:r>
+      <w:r>
+        <w:rPr>
+          <w:rFonts w:ascii="Times New Roman" w:cs="Times New Roman" w:eastAsia="Times New Roman" w:hAnsi="Times New Roman"/>
+          <w:b w:val="1"/>
+          <w:bCs w:val="1"/>
+          <w:color w:val="595959"/>
+          <w:sz w:val="20"/>
+          <w:szCs w:val="20"/>
+          <w:rtl w:val="0"/>
+        </w:rPr>
+        <w:t xml:space="preserve">  [процеси]</w:t>
+      </w:r>
+    </w:p>
+    <w:p>
+      <w:pPr>
+        <w:keepNext w:val="1"/>
+        <w:spacing w:before="10" w:after="10"/>
+        <w:ind w:left="360"/>
+        <w:rPr>
+          <w:rFonts w:ascii="Times New Roman" w:cs="Times New Roman" w:eastAsia="Times New Roman" w:hAnsi="Times New Roman"/>
+          <w:sz w:val="20"/>
+          <w:szCs w:val="20"/>
+        </w:rPr>
+      </w:pPr>
+      <w:r>
+        <w:rPr>
+          <w:rFonts w:ascii="Times New Roman" w:cs="Times New Roman" w:eastAsia="Times New Roman" w:hAnsi="Times New Roman"/>
+          <w:b w:val="1"/>
+          <w:bCs w:val="1"/>
+          <w:i w:val="1"/>
+          <w:iCs w:val="1"/>
+          <w:color w:val="595959"/>
+          <w:sz w:val="20"/>
+          <w:szCs w:val="20"/>
+          <w:rtl w:val="0"/>
+        </w:rPr>
+        <w:t xml:space="preserve">Навіщо: </w:t>
+      </w:r>
+      <w:r>
+        <w:rPr>
+          <w:rFonts w:ascii="Times New Roman" w:cs="Times New Roman" w:eastAsia="Times New Roman" w:hAnsi="Times New Roman"/>
+          <w:color w:val="595959"/>
+          <w:sz w:val="20"/>
+          <w:szCs w:val="20"/>
+          <w:rtl w:val="0"/>
+        </w:rPr>
+        <w:t>процедура закриття періоду в Odoo.</w:t>
+      </w:r>
+    </w:p>
+    <w:p>
+      <w:pPr>
+        <w:keepNext w:val="1"/>
+        <w:spacing w:before="20" w:after="10"/>
+        <w:ind w:left="360"/>
+        <w:rPr>
+          <w:rFonts w:ascii="Times New Roman" w:cs="Times New Roman" w:eastAsia="Times New Roman" w:hAnsi="Times New Roman"/>
+          <w:sz w:val="20"/>
+          <w:szCs w:val="20"/>
+        </w:rPr>
+      </w:pPr>
+      <w:r>
+        <w:rPr>
+          <w:rFonts w:ascii="Times New Roman" w:cs="Times New Roman" w:eastAsia="Times New Roman" w:hAnsi="Times New Roman"/>
+          <w:b w:val="1"/>
+          <w:bCs w:val="1"/>
+          <w:i w:val="1"/>
+          <w:iCs w:val="1"/>
+          <w:color w:val="595959"/>
+          <w:sz w:val="20"/>
+          <w:szCs w:val="20"/>
+          <w:rtl w:val="0"/>
+        </w:rPr>
+        <w:t>Навідні:</w:t>
+      </w:r>
+    </w:p>
+    <w:p>
+      <w:pPr>
+        <w:spacing w:after="10"/>
+        <w:ind w:left="720"/>
+        <w:rPr>
+          <w:rFonts w:ascii="Times New Roman" w:cs="Times New Roman" w:eastAsia="Times New Roman" w:hAnsi="Times New Roman"/>
+          <w:sz w:val="20"/>
+          <w:szCs w:val="20"/>
+        </w:rPr>
+      </w:pPr>
+      <w:r>
+        <w:rPr>
+          <w:rFonts w:ascii="Times New Roman" w:cs="Times New Roman" w:eastAsia="Times New Roman" w:hAnsi="Times New Roman"/>
+          <w:color w:val="595959"/>
+          <w:sz w:val="20"/>
+          <w:szCs w:val="20"/>
+          <w:rtl w:val="0"/>
+        </w:rPr>
+        <w:t xml:space="preserve">→ «Що перевіряєте перед тим, як вважати місяць закритим?»</w:t>
+      </w:r>
+    </w:p>
+    <w:p>
+      <w:pPr>
+        <w:spacing w:after="10"/>
+        <w:ind w:left="720"/>
+        <w:rPr>
+          <w:rFonts w:ascii="Times New Roman" w:cs="Times New Roman" w:eastAsia="Times New Roman" w:hAnsi="Times New Roman"/>
+          <w:sz w:val="20"/>
+          <w:szCs w:val="20"/>
+        </w:rPr>
+      </w:pPr>
+      <w:r>
+        <w:rPr>
+          <w:rFonts w:ascii="Times New Roman" w:cs="Times New Roman" w:eastAsia="Times New Roman" w:hAnsi="Times New Roman"/>
+          <w:color w:val="595959"/>
+          <w:sz w:val="20"/>
+          <w:szCs w:val="20"/>
+          <w:rtl w:val="0"/>
+        </w:rPr>
+        <w:t xml:space="preserve">→ «Хто фізично закриває період?»</w:t>
+      </w:r>
+    </w:p>
+    <w:p>
+      <w:pPr>
+        <w:spacing w:before="10" w:after="120"/>
+        <w:ind w:left="360"/>
+        <w:rPr>
+          <w:rFonts w:ascii="Times New Roman" w:cs="Times New Roman" w:eastAsia="Times New Roman" w:hAnsi="Times New Roman"/>
+          <w:sz w:val="20"/>
+          <w:szCs w:val="20"/>
+        </w:rPr>
+      </w:pPr>
+      <w:r>
+        <w:rPr>
+          <w:rFonts w:ascii="Times New Roman" w:cs="Times New Roman" w:eastAsia="Times New Roman" w:hAnsi="Times New Roman"/>
+          <w:b w:val="1"/>
+          <w:bCs w:val="1"/>
+          <w:i w:val="1"/>
+          <w:iCs w:val="1"/>
+          <w:color w:val="595959"/>
+          <w:sz w:val="20"/>
+          <w:szCs w:val="20"/>
+          <w:rtl w:val="0"/>
+        </w:rPr>
+        <w:t xml:space="preserve">Відповідь: </w:t>
+      </w:r>
+      <w:r>
+        <w:rPr>
+          <w:rFonts w:ascii="Times New Roman" w:cs="Times New Roman" w:eastAsia="Times New Roman" w:hAnsi="Times New Roman"/>
+          <w:color w:val="595959"/>
+          <w:sz w:val="20"/>
+          <w:szCs w:val="20"/>
+          <w:rtl w:val="0"/>
+        </w:rPr>
+        <w:t xml:space="preserve">_________________________________________________</w:t>
+      </w:r>
+    </w:p>
+    <w:p>
+      <w:pPr>
+        <w:keepNext w:val="1"/>
+        <w:spacing w:before="180" w:after="20"/>
+        <w:rPr>
+          <w:rFonts w:ascii="Times New Roman" w:cs="Times New Roman" w:eastAsia="Times New Roman" w:hAnsi="Times New Roman"/>
+          <w:sz w:val="24"/>
+          <w:szCs w:val="24"/>
+        </w:rPr>
+      </w:pPr>
+      <w:r>
+        <w:rPr>
+          <w:rFonts w:ascii="Times New Roman" w:cs="Times New Roman" w:eastAsia="Times New Roman" w:hAnsi="Times New Roman"/>
+          <w:b w:val="1"/>
+          <w:bCs w:val="1"/>
+          <w:sz w:val="24"/>
+          <w:szCs w:val="24"/>
+          <w:rtl w:val="0"/>
+        </w:rPr>
+        <w:t>15. ⚪ Податковий контур Гонконгу (profits tax): чи потрібні податкові ознаки в обліку?</w:t>
+      </w:r>
+      <w:r>
+        <w:rPr>
+          <w:rFonts w:ascii="Times New Roman" w:cs="Times New Roman" w:eastAsia="Times New Roman" w:hAnsi="Times New Roman"/>
+          <w:b w:val="1"/>
+          <w:bCs w:val="1"/>
+          <w:color w:val="595959"/>
+          <w:sz w:val="20"/>
+          <w:szCs w:val="20"/>
+          <w:rtl w:val="0"/>
+        </w:rPr>
+        <w:t xml:space="preserve">  [вимоги]</w:t>
+      </w:r>
+    </w:p>
+    <w:p>
+      <w:pPr>
+        <w:keepNext w:val="1"/>
+        <w:spacing w:before="10" w:after="10"/>
+        <w:ind w:left="360"/>
+        <w:rPr>
+          <w:rFonts w:ascii="Times New Roman" w:cs="Times New Roman" w:eastAsia="Times New Roman" w:hAnsi="Times New Roman"/>
+          <w:sz w:val="20"/>
+          <w:szCs w:val="20"/>
+        </w:rPr>
+      </w:pPr>
+      <w:r>
+        <w:rPr>
+          <w:rFonts w:ascii="Times New Roman" w:cs="Times New Roman" w:eastAsia="Times New Roman" w:hAnsi="Times New Roman"/>
+          <w:b w:val="1"/>
+          <w:bCs w:val="1"/>
+          <w:i w:val="1"/>
+          <w:iCs w:val="1"/>
+          <w:color w:val="595959"/>
+          <w:sz w:val="20"/>
+          <w:szCs w:val="20"/>
+          <w:rtl w:val="0"/>
+        </w:rPr>
+        <w:t xml:space="preserve">Навіщо: </w:t>
+      </w:r>
+      <w:r>
+        <w:rPr>
+          <w:rFonts w:ascii="Times New Roman" w:cs="Times New Roman" w:eastAsia="Times New Roman" w:hAnsi="Times New Roman"/>
+          <w:color w:val="595959"/>
+          <w:sz w:val="20"/>
+          <w:szCs w:val="20"/>
+          <w:rtl w:val="0"/>
+        </w:rPr>
+        <w:t>чи зачіпає податок структуру обліку (за словами власника діяльність проста).</w:t>
+      </w:r>
+    </w:p>
+    <w:p>
+      <w:pPr>
+        <w:keepNext w:val="1"/>
+        <w:spacing w:before="20" w:after="10"/>
+        <w:ind w:left="360"/>
+        <w:rPr>
+          <w:rFonts w:ascii="Times New Roman" w:cs="Times New Roman" w:eastAsia="Times New Roman" w:hAnsi="Times New Roman"/>
+          <w:sz w:val="20"/>
+          <w:szCs w:val="20"/>
+        </w:rPr>
+      </w:pPr>
+      <w:r>
+        <w:rPr>
+          <w:rFonts w:ascii="Times New Roman" w:cs="Times New Roman" w:eastAsia="Times New Roman" w:hAnsi="Times New Roman"/>
+          <w:b w:val="1"/>
+          <w:bCs w:val="1"/>
+          <w:i w:val="1"/>
+          <w:iCs w:val="1"/>
+          <w:color w:val="595959"/>
+          <w:sz w:val="20"/>
+          <w:szCs w:val="20"/>
+          <w:rtl w:val="0"/>
+        </w:rPr>
+        <w:t>Навідні:</w:t>
+      </w:r>
+    </w:p>
+    <w:p>
+      <w:pPr>
+        <w:spacing w:after="10"/>
+        <w:ind w:left="720"/>
+        <w:rPr>
+          <w:rFonts w:ascii="Times New Roman" w:cs="Times New Roman" w:eastAsia="Times New Roman" w:hAnsi="Times New Roman"/>
+          <w:sz w:val="20"/>
+          <w:szCs w:val="20"/>
+        </w:rPr>
+      </w:pPr>
+      <w:r>
+        <w:rPr>
+          <w:rFonts w:ascii="Times New Roman" w:cs="Times New Roman" w:eastAsia="Times New Roman" w:hAnsi="Times New Roman"/>
+          <w:color w:val="595959"/>
+          <w:sz w:val="20"/>
+          <w:szCs w:val="20"/>
+          <w:rtl w:val="0"/>
+        </w:rPr>
+        <w:t xml:space="preserve">→ «Чи виділяєте суми податку в обліку взагалі?»</w:t>
+      </w:r>
+    </w:p>
+    <w:p>
+      <w:pPr>
+        <w:spacing w:after="10"/>
+        <w:ind w:left="720"/>
+        <w:rPr>
+          <w:rFonts w:ascii="Times New Roman" w:cs="Times New Roman" w:eastAsia="Times New Roman" w:hAnsi="Times New Roman"/>
+          <w:sz w:val="20"/>
+          <w:szCs w:val="20"/>
+        </w:rPr>
+      </w:pPr>
+      <w:r>
+        <w:rPr>
+          <w:rFonts w:ascii="Times New Roman" w:cs="Times New Roman" w:eastAsia="Times New Roman" w:hAnsi="Times New Roman"/>
+          <w:color w:val="595959"/>
+          <w:sz w:val="20"/>
+          <w:szCs w:val="20"/>
+          <w:rtl w:val="0"/>
+        </w:rPr>
+        <w:t xml:space="preserve">→ «Аудитор просить якісь податкові ознаки у проводках чи рахує податок поза системою?»</w:t>
+      </w:r>
+    </w:p>
+    <w:p>
+      <w:pPr>
+        <w:spacing w:before="10" w:after="120"/>
+        <w:ind w:left="360"/>
+        <w:rPr>
+          <w:rFonts w:ascii="Times New Roman" w:cs="Times New Roman" w:eastAsia="Times New Roman" w:hAnsi="Times New Roman"/>
+          <w:sz w:val="20"/>
+          <w:szCs w:val="20"/>
+        </w:rPr>
+      </w:pPr>
+      <w:r>
+        <w:rPr>
+          <w:rFonts w:ascii="Times New Roman" w:cs="Times New Roman" w:eastAsia="Times New Roman" w:hAnsi="Times New Roman"/>
+          <w:b w:val="1"/>
+          <w:bCs w:val="1"/>
+          <w:i w:val="1"/>
+          <w:iCs w:val="1"/>
+          <w:color w:val="595959"/>
+          <w:sz w:val="20"/>
+          <w:szCs w:val="20"/>
+          <w:rtl w:val="0"/>
+        </w:rPr>
+        <w:t xml:space="preserve">Відповідь: </w:t>
+      </w:r>
+      <w:r>
+        <w:rPr>
+          <w:rFonts w:ascii="Times New Roman" w:cs="Times New Roman" w:eastAsia="Times New Roman" w:hAnsi="Times New Roman"/>
+          <w:color w:val="595959"/>
+          <w:sz w:val="20"/>
+          <w:szCs w:val="20"/>
+          <w:rtl w:val="0"/>
+        </w:rPr>
+        <w:t xml:space="preserve">_________________________________________________</w:t>
+      </w:r>
+    </w:p>
+    <w:p>
+      <w:pPr>
+        <w:keepNext w:val="1"/>
+        <w:spacing w:before="200" w:after="80"/>
+        <w:rPr>
+          <w:rFonts w:ascii="Times New Roman" w:cs="Times New Roman" w:eastAsia="Times New Roman" w:hAnsi="Times New Roman"/>
+          <w:sz w:val="26"/>
+          <w:szCs w:val="26"/>
+        </w:rPr>
+      </w:pPr>
+      <w:r>
+        <w:rPr>
+          <w:rFonts w:ascii="Times New Roman" w:cs="Times New Roman" w:eastAsia="Times New Roman" w:hAnsi="Times New Roman"/>
+          <w:b w:val="1"/>
+          <w:bCs w:val="1"/>
+          <w:color w:val="f05423"/>
+          <w:sz w:val="26"/>
+          <w:szCs w:val="26"/>
+          <w:rtl w:val="0"/>
+        </w:rPr>
+        <w:t>4. Банк, каса, валютні операції, довідники</w:t>
+      </w:r>
+    </w:p>
+    <w:p>
+      <w:pPr>
+        <w:keepNext w:val="1"/>
+        <w:spacing w:before="180" w:after="20"/>
+        <w:rPr>
+          <w:rFonts w:ascii="Times New Roman" w:cs="Times New Roman" w:eastAsia="Times New Roman" w:hAnsi="Times New Roman"/>
+          <w:sz w:val="24"/>
+          <w:szCs w:val="24"/>
+        </w:rPr>
+      </w:pPr>
+      <w:r>
+        <w:rPr>
+          <w:rFonts w:ascii="Times New Roman" w:cs="Times New Roman" w:eastAsia="Times New Roman" w:hAnsi="Times New Roman"/>
+          <w:b w:val="1"/>
+          <w:bCs w:val="1"/>
+          <w:sz w:val="24"/>
+          <w:szCs w:val="24"/>
+          <w:rtl w:val="0"/>
+        </w:rPr>
+        <w:t>16. 🟡 Банківсько-касовий контур: перекази між власними рахунками, зняття та внесення готівки, банківські комісії — підтвердити перелік документів (списання/зарахування) з С1.</w:t>
+      </w:r>
+      <w:r>
+        <w:rPr>
+          <w:rFonts w:ascii="Times New Roman" w:cs="Times New Roman" w:eastAsia="Times New Roman" w:hAnsi="Times New Roman"/>
+          <w:b w:val="1"/>
+          <w:bCs w:val="1"/>
+          <w:color w:val="595959"/>
+          <w:sz w:val="20"/>
+          <w:szCs w:val="20"/>
+          <w:rtl w:val="0"/>
+        </w:rPr>
+        <w:t xml:space="preserve">  [вимоги]</w:t>
+      </w:r>
+    </w:p>
+    <w:p>
+      <w:pPr>
+        <w:keepNext w:val="1"/>
+        <w:spacing w:before="10" w:after="10"/>
+        <w:ind w:left="360"/>
+        <w:rPr>
+          <w:rFonts w:ascii="Times New Roman" w:cs="Times New Roman" w:eastAsia="Times New Roman" w:hAnsi="Times New Roman"/>
+          <w:sz w:val="20"/>
+          <w:szCs w:val="20"/>
+        </w:rPr>
+      </w:pPr>
+      <w:r>
+        <w:rPr>
+          <w:rFonts w:ascii="Times New Roman" w:cs="Times New Roman" w:eastAsia="Times New Roman" w:hAnsi="Times New Roman"/>
+          <w:b w:val="1"/>
+          <w:bCs w:val="1"/>
+          <w:i w:val="1"/>
+          <w:iCs w:val="1"/>
+          <w:color w:val="595959"/>
+          <w:sz w:val="20"/>
+          <w:szCs w:val="20"/>
+          <w:rtl w:val="0"/>
+        </w:rPr>
+        <w:t xml:space="preserve">Навіщо: </w:t>
+      </w:r>
+      <w:r>
+        <w:rPr>
+          <w:rFonts w:ascii="Times New Roman" w:cs="Times New Roman" w:eastAsia="Times New Roman" w:hAnsi="Times New Roman"/>
+          <w:color w:val="595959"/>
+          <w:sz w:val="20"/>
+          <w:szCs w:val="20"/>
+          <w:rtl w:val="0"/>
+        </w:rPr>
+        <w:t>повний перелік грошових документів для конфігурації.</w:t>
+      </w:r>
+    </w:p>
+    <w:p>
+      <w:pPr>
+        <w:keepNext w:val="1"/>
+        <w:spacing w:before="20" w:after="10"/>
+        <w:ind w:left="360"/>
+        <w:rPr>
+          <w:rFonts w:ascii="Times New Roman" w:cs="Times New Roman" w:eastAsia="Times New Roman" w:hAnsi="Times New Roman"/>
+          <w:sz w:val="20"/>
+          <w:szCs w:val="20"/>
+        </w:rPr>
+      </w:pPr>
+      <w:r>
+        <w:rPr>
+          <w:rFonts w:ascii="Times New Roman" w:cs="Times New Roman" w:eastAsia="Times New Roman" w:hAnsi="Times New Roman"/>
+          <w:b w:val="1"/>
+          <w:bCs w:val="1"/>
+          <w:i w:val="1"/>
+          <w:iCs w:val="1"/>
+          <w:color w:val="595959"/>
+          <w:sz w:val="20"/>
+          <w:szCs w:val="20"/>
+          <w:rtl w:val="0"/>
+        </w:rPr>
+        <w:t>Навідні:</w:t>
+      </w:r>
+    </w:p>
+    <w:p>
+      <w:pPr>
+        <w:spacing w:after="10"/>
+        <w:ind w:left="720"/>
+        <w:rPr>
+          <w:rFonts w:ascii="Times New Roman" w:cs="Times New Roman" w:eastAsia="Times New Roman" w:hAnsi="Times New Roman"/>
+          <w:sz w:val="20"/>
+          <w:szCs w:val="20"/>
+        </w:rPr>
+      </w:pPr>
+      <w:r>
+        <w:rPr>
+          <w:rFonts w:ascii="Times New Roman" w:cs="Times New Roman" w:eastAsia="Times New Roman" w:hAnsi="Times New Roman"/>
+          <w:color w:val="595959"/>
+          <w:sz w:val="20"/>
+          <w:szCs w:val="20"/>
+          <w:rtl w:val="0"/>
+        </w:rPr>
+        <w:t xml:space="preserve">→ «Які ще рухи коштів є, крім оплат по відправках і конвертації?»</w:t>
+      </w:r>
+    </w:p>
+    <w:p>
+      <w:pPr>
+        <w:spacing w:after="10"/>
+        <w:ind w:left="720"/>
+        <w:rPr>
+          <w:rFonts w:ascii="Times New Roman" w:cs="Times New Roman" w:eastAsia="Times New Roman" w:hAnsi="Times New Roman"/>
+          <w:sz w:val="20"/>
+          <w:szCs w:val="20"/>
+        </w:rPr>
+      </w:pPr>
+      <w:r>
+        <w:rPr>
+          <w:rFonts w:ascii="Times New Roman" w:cs="Times New Roman" w:eastAsia="Times New Roman" w:hAnsi="Times New Roman"/>
+          <w:color w:val="595959"/>
+          <w:sz w:val="20"/>
+          <w:szCs w:val="20"/>
+          <w:rtl w:val="0"/>
+        </w:rPr>
+        <w:t xml:space="preserve">→ «Банк-комісія — окремий рядок у кожному русі?»</w:t>
+      </w:r>
+    </w:p>
+    <w:p>
+      <w:pPr>
+        <w:spacing w:before="10" w:after="120"/>
+        <w:ind w:left="360"/>
+        <w:rPr>
+          <w:rFonts w:ascii="Times New Roman" w:cs="Times New Roman" w:eastAsia="Times New Roman" w:hAnsi="Times New Roman"/>
+          <w:sz w:val="20"/>
+          <w:szCs w:val="20"/>
+        </w:rPr>
+      </w:pPr>
+      <w:r>
+        <w:rPr>
+          <w:rFonts w:ascii="Times New Roman" w:cs="Times New Roman" w:eastAsia="Times New Roman" w:hAnsi="Times New Roman"/>
+          <w:b w:val="1"/>
+          <w:bCs w:val="1"/>
+          <w:i w:val="1"/>
+          <w:iCs w:val="1"/>
+          <w:color w:val="595959"/>
+          <w:sz w:val="20"/>
+          <w:szCs w:val="20"/>
+          <w:rtl w:val="0"/>
+        </w:rPr>
+        <w:t xml:space="preserve">Відповідь: </w:t>
+      </w:r>
+      <w:r>
+        <w:rPr>
+          <w:rFonts w:ascii="Times New Roman" w:cs="Times New Roman" w:eastAsia="Times New Roman" w:hAnsi="Times New Roman"/>
+          <w:color w:val="595959"/>
+          <w:sz w:val="20"/>
+          <w:szCs w:val="20"/>
+          <w:rtl w:val="0"/>
+        </w:rPr>
+        <w:t xml:space="preserve">_________________________________________________</w:t>
+      </w:r>
+    </w:p>
+    <w:p>
+      <w:pPr>
+        <w:keepNext w:val="1"/>
+        <w:spacing w:before="180" w:after="20"/>
+        <w:rPr>
+          <w:rFonts w:ascii="Times New Roman" w:cs="Times New Roman" w:eastAsia="Times New Roman" w:hAnsi="Times New Roman"/>
+          <w:sz w:val="24"/>
+          <w:szCs w:val="24"/>
+        </w:rPr>
+      </w:pPr>
+      <w:r>
+        <w:rPr>
+          <w:rFonts w:ascii="Times New Roman" w:cs="Times New Roman" w:eastAsia="Times New Roman" w:hAnsi="Times New Roman"/>
+          <w:b w:val="1"/>
+          <w:bCs w:val="1"/>
+          <w:sz w:val="24"/>
+          <w:szCs w:val="24"/>
+          <w:rtl w:val="0"/>
+        </w:rPr>
+        <w:t>17. 🟡 Довідник рахунків для оплати (банк, валюта): структура і як обирається рахунок при виставленні вихідного рахунку (залежно від клієнта)?</w:t>
+      </w:r>
+      <w:r>
+        <w:rPr>
+          <w:rFonts w:ascii="Times New Roman" w:cs="Times New Roman" w:eastAsia="Times New Roman" w:hAnsi="Times New Roman"/>
+          <w:b w:val="1"/>
+          <w:bCs w:val="1"/>
+          <w:color w:val="595959"/>
+          <w:sz w:val="20"/>
+          <w:szCs w:val="20"/>
+          <w:rtl w:val="0"/>
+        </w:rPr>
+        <w:t xml:space="preserve">  [дані]</w:t>
+      </w:r>
+      <w:r>
+        <w:rPr>
+          <w:rFonts w:ascii="Times New Roman" w:cs="Times New Roman" w:eastAsia="Times New Roman" w:hAnsi="Times New Roman"/>
+          <w:b w:val="1"/>
+          <w:bCs w:val="1"/>
+          <w:color w:val="595959"/>
+          <w:sz w:val="20"/>
+          <w:szCs w:val="20"/>
+          <w:rtl w:val="0"/>
+        </w:rPr>
+        <w:t xml:space="preserve">  (Q-12)</w:t>
+      </w:r>
+    </w:p>
+    <w:p>
+      <w:pPr>
+        <w:keepNext w:val="1"/>
+        <w:spacing w:before="10" w:after="10"/>
+        <w:ind w:left="360"/>
+        <w:rPr>
+          <w:rFonts w:ascii="Times New Roman" w:cs="Times New Roman" w:eastAsia="Times New Roman" w:hAnsi="Times New Roman"/>
+          <w:sz w:val="20"/>
+          <w:szCs w:val="20"/>
+        </w:rPr>
+      </w:pPr>
+      <w:r>
+        <w:rPr>
+          <w:rFonts w:ascii="Times New Roman" w:cs="Times New Roman" w:eastAsia="Times New Roman" w:hAnsi="Times New Roman"/>
+          <w:b w:val="1"/>
+          <w:bCs w:val="1"/>
+          <w:i w:val="1"/>
+          <w:iCs w:val="1"/>
+          <w:color w:val="595959"/>
+          <w:sz w:val="20"/>
+          <w:szCs w:val="20"/>
+          <w:rtl w:val="0"/>
+        </w:rPr>
+        <w:t xml:space="preserve">Навіщо: </w:t>
+      </w:r>
+      <w:r>
+        <w:rPr>
+          <w:rFonts w:ascii="Times New Roman" w:cs="Times New Roman" w:eastAsia="Times New Roman" w:hAnsi="Times New Roman"/>
+          <w:color w:val="595959"/>
+          <w:sz w:val="20"/>
+          <w:szCs w:val="20"/>
+          <w:rtl w:val="0"/>
+        </w:rPr>
+        <w:t>модель вибору рахунку у формі рахунку (з С1 — обирає бухгалтер).</w:t>
+      </w:r>
+    </w:p>
+    <w:p>
+      <w:pPr>
+        <w:keepNext w:val="1"/>
+        <w:spacing w:before="20" w:after="10"/>
+        <w:ind w:left="360"/>
+        <w:rPr>
+          <w:rFonts w:ascii="Times New Roman" w:cs="Times New Roman" w:eastAsia="Times New Roman" w:hAnsi="Times New Roman"/>
+          <w:sz w:val="20"/>
+          <w:szCs w:val="20"/>
+        </w:rPr>
+      </w:pPr>
+      <w:r>
+        <w:rPr>
+          <w:rFonts w:ascii="Times New Roman" w:cs="Times New Roman" w:eastAsia="Times New Roman" w:hAnsi="Times New Roman"/>
+          <w:b w:val="1"/>
+          <w:bCs w:val="1"/>
+          <w:i w:val="1"/>
+          <w:iCs w:val="1"/>
+          <w:color w:val="595959"/>
+          <w:sz w:val="20"/>
+          <w:szCs w:val="20"/>
+          <w:rtl w:val="0"/>
+        </w:rPr>
+        <w:t>Навідні:</w:t>
+      </w:r>
+    </w:p>
+    <w:p>
+      <w:pPr>
+        <w:spacing w:after="10"/>
+        <w:ind w:left="720"/>
+        <w:rPr>
+          <w:rFonts w:ascii="Times New Roman" w:cs="Times New Roman" w:eastAsia="Times New Roman" w:hAnsi="Times New Roman"/>
+          <w:sz w:val="20"/>
+          <w:szCs w:val="20"/>
+        </w:rPr>
+      </w:pPr>
+      <w:r>
+        <w:rPr>
+          <w:rFonts w:ascii="Times New Roman" w:cs="Times New Roman" w:eastAsia="Times New Roman" w:hAnsi="Times New Roman"/>
+          <w:color w:val="595959"/>
+          <w:sz w:val="20"/>
+          <w:szCs w:val="20"/>
+          <w:rtl w:val="0"/>
+        </w:rPr>
+        <w:t xml:space="preserve">→ «Скільки у вас рахунків для прийому оплат і чим відрізняються?»</w:t>
+      </w:r>
+    </w:p>
+    <w:p>
+      <w:pPr>
+        <w:spacing w:after="10"/>
+        <w:ind w:left="720"/>
+        <w:rPr>
+          <w:rFonts w:ascii="Times New Roman" w:cs="Times New Roman" w:eastAsia="Times New Roman" w:hAnsi="Times New Roman"/>
+          <w:sz w:val="20"/>
+          <w:szCs w:val="20"/>
+        </w:rPr>
+      </w:pPr>
+      <w:r>
+        <w:rPr>
+          <w:rFonts w:ascii="Times New Roman" w:cs="Times New Roman" w:eastAsia="Times New Roman" w:hAnsi="Times New Roman"/>
+          <w:color w:val="595959"/>
+          <w:sz w:val="20"/>
+          <w:szCs w:val="20"/>
+          <w:rtl w:val="0"/>
+        </w:rPr>
+        <w:t xml:space="preserve">→ «За яким принципом обираєте, на який рахунок виставити?»</w:t>
+      </w:r>
+    </w:p>
+    <w:p>
+      <w:pPr>
+        <w:spacing w:before="10" w:after="120"/>
+        <w:ind w:left="360"/>
+        <w:rPr>
+          <w:rFonts w:ascii="Times New Roman" w:cs="Times New Roman" w:eastAsia="Times New Roman" w:hAnsi="Times New Roman"/>
+          <w:sz w:val="20"/>
+          <w:szCs w:val="20"/>
+        </w:rPr>
+      </w:pPr>
+      <w:r>
+        <w:rPr>
+          <w:rFonts w:ascii="Times New Roman" w:cs="Times New Roman" w:eastAsia="Times New Roman" w:hAnsi="Times New Roman"/>
+          <w:b w:val="1"/>
+          <w:bCs w:val="1"/>
+          <w:i w:val="1"/>
+          <w:iCs w:val="1"/>
+          <w:color w:val="595959"/>
+          <w:sz w:val="20"/>
+          <w:szCs w:val="20"/>
+          <w:rtl w:val="0"/>
+        </w:rPr>
+        <w:t xml:space="preserve">Відповідь: </w:t>
+      </w:r>
+      <w:r>
+        <w:rPr>
+          <w:rFonts w:ascii="Times New Roman" w:cs="Times New Roman" w:eastAsia="Times New Roman" w:hAnsi="Times New Roman"/>
+          <w:color w:val="595959"/>
+          <w:sz w:val="20"/>
+          <w:szCs w:val="20"/>
+          <w:rtl w:val="0"/>
+        </w:rPr>
+        <w:t xml:space="preserve">_________________________________________________</w:t>
+      </w:r>
+    </w:p>
+    <w:p>
+      <w:pPr>
+        <w:keepNext w:val="1"/>
+        <w:spacing w:before="180" w:after="20"/>
+        <w:rPr>
+          <w:rFonts w:ascii="Times New Roman" w:cs="Times New Roman" w:eastAsia="Times New Roman" w:hAnsi="Times New Roman"/>
+          <w:sz w:val="24"/>
+          <w:szCs w:val="24"/>
+        </w:rPr>
+      </w:pPr>
+      <w:r>
+        <w:rPr>
+          <w:rFonts w:ascii="Times New Roman" w:cs="Times New Roman" w:eastAsia="Times New Roman" w:hAnsi="Times New Roman"/>
+          <w:b w:val="1"/>
+          <w:bCs w:val="1"/>
+          <w:sz w:val="24"/>
+          <w:szCs w:val="24"/>
+          <w:rtl w:val="0"/>
+        </w:rPr>
+        <w:t>18. 🟡 Обов’язкові поля картки контрагента (постачальник/агент/фабрика); один контрагент може мати кілька банківських рахунків у різних валютах — як зберігати й обирати при платежі?</w:t>
+      </w:r>
+      <w:r>
+        <w:rPr>
+          <w:rFonts w:ascii="Times New Roman" w:cs="Times New Roman" w:eastAsia="Times New Roman" w:hAnsi="Times New Roman"/>
+          <w:b w:val="1"/>
+          <w:bCs w:val="1"/>
+          <w:color w:val="595959"/>
+          <w:sz w:val="20"/>
+          <w:szCs w:val="20"/>
+          <w:rtl w:val="0"/>
+        </w:rPr>
+        <w:t xml:space="preserve">  [дані]</w:t>
+      </w:r>
+      <w:r>
+        <w:rPr>
+          <w:rFonts w:ascii="Times New Roman" w:cs="Times New Roman" w:eastAsia="Times New Roman" w:hAnsi="Times New Roman"/>
+          <w:b w:val="1"/>
+          <w:bCs w:val="1"/>
+          <w:color w:val="595959"/>
+          <w:sz w:val="20"/>
+          <w:szCs w:val="20"/>
+          <w:rtl w:val="0"/>
+        </w:rPr>
+        <w:t xml:space="preserve">  (Q-11)</w:t>
+      </w:r>
+    </w:p>
+    <w:p>
+      <w:pPr>
+        <w:keepNext w:val="1"/>
+        <w:spacing w:before="10" w:after="10"/>
+        <w:ind w:left="360"/>
+        <w:rPr>
+          <w:rFonts w:ascii="Times New Roman" w:cs="Times New Roman" w:eastAsia="Times New Roman" w:hAnsi="Times New Roman"/>
+          <w:sz w:val="20"/>
+          <w:szCs w:val="20"/>
+        </w:rPr>
+      </w:pPr>
+      <w:r>
+        <w:rPr>
+          <w:rFonts w:ascii="Times New Roman" w:cs="Times New Roman" w:eastAsia="Times New Roman" w:hAnsi="Times New Roman"/>
+          <w:b w:val="1"/>
+          <w:bCs w:val="1"/>
+          <w:i w:val="1"/>
+          <w:iCs w:val="1"/>
+          <w:color w:val="595959"/>
+          <w:sz w:val="20"/>
+          <w:szCs w:val="20"/>
+          <w:rtl w:val="0"/>
+        </w:rPr>
+        <w:t xml:space="preserve">Навіщо: </w:t>
+      </w:r>
+      <w:r>
+        <w:rPr>
+          <w:rFonts w:ascii="Times New Roman" w:cs="Times New Roman" w:eastAsia="Times New Roman" w:hAnsi="Times New Roman"/>
+          <w:color w:val="595959"/>
+          <w:sz w:val="20"/>
+          <w:szCs w:val="20"/>
+          <w:rtl w:val="0"/>
+        </w:rPr>
+        <w:t>структура єдиного довідника контрагентів (D-14) для платежів і документів.</w:t>
+      </w:r>
+    </w:p>
+    <w:p>
+      <w:pPr>
+        <w:keepNext w:val="1"/>
+        <w:spacing w:before="20" w:after="10"/>
+        <w:ind w:left="360"/>
+        <w:rPr>
+          <w:rFonts w:ascii="Times New Roman" w:cs="Times New Roman" w:eastAsia="Times New Roman" w:hAnsi="Times New Roman"/>
+          <w:sz w:val="20"/>
+          <w:szCs w:val="20"/>
+        </w:rPr>
+      </w:pPr>
+      <w:r>
+        <w:rPr>
+          <w:rFonts w:ascii="Times New Roman" w:cs="Times New Roman" w:eastAsia="Times New Roman" w:hAnsi="Times New Roman"/>
+          <w:b w:val="1"/>
+          <w:bCs w:val="1"/>
+          <w:i w:val="1"/>
+          <w:iCs w:val="1"/>
+          <w:color w:val="595959"/>
+          <w:sz w:val="20"/>
+          <w:szCs w:val="20"/>
+          <w:rtl w:val="0"/>
+        </w:rPr>
+        <w:t>Навідні:</w:t>
+      </w:r>
+    </w:p>
+    <w:p>
+      <w:pPr>
+        <w:spacing w:after="10"/>
+        <w:ind w:left="720"/>
+        <w:rPr>
+          <w:rFonts w:ascii="Times New Roman" w:cs="Times New Roman" w:eastAsia="Times New Roman" w:hAnsi="Times New Roman"/>
+          <w:sz w:val="20"/>
+          <w:szCs w:val="20"/>
+        </w:rPr>
+      </w:pPr>
+      <w:r>
+        <w:rPr>
+          <w:rFonts w:ascii="Times New Roman" w:cs="Times New Roman" w:eastAsia="Times New Roman" w:hAnsi="Times New Roman"/>
+          <w:color w:val="595959"/>
+          <w:sz w:val="20"/>
+          <w:szCs w:val="20"/>
+          <w:rtl w:val="0"/>
+        </w:rPr>
+        <w:t xml:space="preserve">→ «Які поля завжди заповнюєте для нового агента?»</w:t>
+      </w:r>
+    </w:p>
+    <w:p>
+      <w:pPr>
+        <w:spacing w:after="10"/>
+        <w:ind w:left="720"/>
+        <w:rPr>
+          <w:rFonts w:ascii="Times New Roman" w:cs="Times New Roman" w:eastAsia="Times New Roman" w:hAnsi="Times New Roman"/>
+          <w:sz w:val="20"/>
+          <w:szCs w:val="20"/>
+        </w:rPr>
+      </w:pPr>
+      <w:r>
+        <w:rPr>
+          <w:rFonts w:ascii="Times New Roman" w:cs="Times New Roman" w:eastAsia="Times New Roman" w:hAnsi="Times New Roman"/>
+          <w:color w:val="595959"/>
+          <w:sz w:val="20"/>
+          <w:szCs w:val="20"/>
+          <w:rtl w:val="0"/>
+        </w:rPr>
+        <w:t xml:space="preserve">→ «Фабрика дала кілька рахунків — як обираєте, на який платити?»</w:t>
+      </w:r>
+    </w:p>
+    <w:p>
+      <w:pPr>
+        <w:spacing w:before="10" w:after="120"/>
+        <w:ind w:left="360"/>
+        <w:rPr>
+          <w:rFonts w:ascii="Times New Roman" w:cs="Times New Roman" w:eastAsia="Times New Roman" w:hAnsi="Times New Roman"/>
+          <w:sz w:val="20"/>
+          <w:szCs w:val="20"/>
+        </w:rPr>
+      </w:pPr>
+      <w:r>
+        <w:rPr>
+          <w:rFonts w:ascii="Times New Roman" w:cs="Times New Roman" w:eastAsia="Times New Roman" w:hAnsi="Times New Roman"/>
+          <w:b w:val="1"/>
+          <w:bCs w:val="1"/>
+          <w:i w:val="1"/>
+          <w:iCs w:val="1"/>
+          <w:color w:val="595959"/>
+          <w:sz w:val="20"/>
+          <w:szCs w:val="20"/>
+          <w:rtl w:val="0"/>
+        </w:rPr>
+        <w:t xml:space="preserve">Відповідь: </w:t>
+      </w:r>
+      <w:r>
+        <w:rPr>
+          <w:rFonts w:ascii="Times New Roman" w:cs="Times New Roman" w:eastAsia="Times New Roman" w:hAnsi="Times New Roman"/>
+          <w:color w:val="595959"/>
+          <w:sz w:val="20"/>
+          <w:szCs w:val="20"/>
+          <w:rtl w:val="0"/>
+        </w:rPr>
+        <w:t xml:space="preserve">_________________________________________________</w:t>
+      </w:r>
+    </w:p>
+    <w:p>
+      <w:pPr>
+        <w:keepNext w:val="1"/>
+        <w:spacing w:before="200" w:after="80"/>
+        <w:rPr>
+          <w:rFonts w:ascii="Times New Roman" w:cs="Times New Roman" w:eastAsia="Times New Roman" w:hAnsi="Times New Roman"/>
+          <w:sz w:val="26"/>
+          <w:szCs w:val="26"/>
+        </w:rPr>
+      </w:pPr>
+      <w:r>
+        <w:rPr>
+          <w:rFonts w:ascii="Times New Roman" w:cs="Times New Roman" w:eastAsia="Times New Roman" w:hAnsi="Times New Roman"/>
+          <w:b w:val="1"/>
+          <w:bCs w:val="1"/>
+          <w:color w:val="f05423"/>
+          <w:sz w:val="26"/>
+          <w:szCs w:val="26"/>
+          <w:rtl w:val="0"/>
+        </w:rPr>
+        <w:t>5. Межі та підготовка наступних сесій</w:t>
+      </w:r>
+    </w:p>
+    <w:p>
+      <w:pPr>
+        <w:keepNext w:val="1"/>
+        <w:spacing w:before="180" w:after="20"/>
+        <w:rPr>
+          <w:rFonts w:ascii="Times New Roman" w:cs="Times New Roman" w:eastAsia="Times New Roman" w:hAnsi="Times New Roman"/>
+          <w:sz w:val="24"/>
+          <w:szCs w:val="24"/>
+        </w:rPr>
+      </w:pPr>
+      <w:r>
+        <w:rPr>
+          <w:rFonts w:ascii="Times New Roman" w:cs="Times New Roman" w:eastAsia="Times New Roman" w:hAnsi="Times New Roman"/>
+          <w:b w:val="1"/>
+          <w:bCs w:val="1"/>
+          <w:sz w:val="24"/>
+          <w:szCs w:val="24"/>
+          <w:rtl w:val="0"/>
+        </w:rPr>
+        <w:t>19. ⚪ Що з облікової моделі (агентська закупівля, контури, валюти) впливає на торгівлю (С4) і AR/прибутковість (С5) — позначити для наступних сесій.</w:t>
+      </w:r>
+      <w:r>
+        <w:rPr>
+          <w:rFonts w:ascii="Times New Roman" w:cs="Times New Roman" w:eastAsia="Times New Roman" w:hAnsi="Times New Roman"/>
+          <w:b w:val="1"/>
+          <w:bCs w:val="1"/>
+          <w:color w:val="595959"/>
+          <w:sz w:val="20"/>
+          <w:szCs w:val="20"/>
+          <w:rtl w:val="0"/>
+        </w:rPr>
+        <w:t xml:space="preserve">  [рішення]</w:t>
+      </w:r>
+    </w:p>
+    <w:p>
+      <w:pPr>
+        <w:keepNext w:val="1"/>
+        <w:spacing w:before="10" w:after="10"/>
+        <w:ind w:left="360"/>
+        <w:rPr>
+          <w:rFonts w:ascii="Times New Roman" w:cs="Times New Roman" w:eastAsia="Times New Roman" w:hAnsi="Times New Roman"/>
+          <w:sz w:val="20"/>
+          <w:szCs w:val="20"/>
+        </w:rPr>
+      </w:pPr>
+      <w:r>
+        <w:rPr>
+          <w:rFonts w:ascii="Times New Roman" w:cs="Times New Roman" w:eastAsia="Times New Roman" w:hAnsi="Times New Roman"/>
+          <w:b w:val="1"/>
+          <w:bCs w:val="1"/>
+          <w:i w:val="1"/>
+          <w:iCs w:val="1"/>
+          <w:color w:val="595959"/>
+          <w:sz w:val="20"/>
+          <w:szCs w:val="20"/>
+          <w:rtl w:val="0"/>
+        </w:rPr>
+        <w:t xml:space="preserve">Навіщо: </w:t>
+      </w:r>
+      <w:r>
+        <w:rPr>
+          <w:rFonts w:ascii="Times New Roman" w:cs="Times New Roman" w:eastAsia="Times New Roman" w:hAnsi="Times New Roman"/>
+          <w:color w:val="595959"/>
+          <w:sz w:val="20"/>
+          <w:szCs w:val="20"/>
+          <w:rtl w:val="0"/>
+        </w:rPr>
+        <w:t>передати вхід далі по циклу.</w:t>
+      </w:r>
+    </w:p>
+    <w:p>
+      <w:pPr>
+        <w:keepNext w:val="1"/>
+        <w:spacing w:before="20" w:after="10"/>
+        <w:ind w:left="360"/>
+        <w:rPr>
+          <w:rFonts w:ascii="Times New Roman" w:cs="Times New Roman" w:eastAsia="Times New Roman" w:hAnsi="Times New Roman"/>
+          <w:sz w:val="20"/>
+          <w:szCs w:val="20"/>
+        </w:rPr>
+      </w:pPr>
+      <w:r>
+        <w:rPr>
+          <w:rFonts w:ascii="Times New Roman" w:cs="Times New Roman" w:eastAsia="Times New Roman" w:hAnsi="Times New Roman"/>
+          <w:b w:val="1"/>
+          <w:bCs w:val="1"/>
+          <w:i w:val="1"/>
+          <w:iCs w:val="1"/>
+          <w:color w:val="595959"/>
+          <w:sz w:val="20"/>
+          <w:szCs w:val="20"/>
+          <w:rtl w:val="0"/>
+        </w:rPr>
+        <w:t>Навідні:</w:t>
+      </w:r>
+    </w:p>
+    <w:p>
+      <w:pPr>
+        <w:spacing w:after="10"/>
+        <w:ind w:left="720"/>
+        <w:rPr>
+          <w:rFonts w:ascii="Times New Roman" w:cs="Times New Roman" w:eastAsia="Times New Roman" w:hAnsi="Times New Roman"/>
+          <w:sz w:val="20"/>
+          <w:szCs w:val="20"/>
+        </w:rPr>
+      </w:pPr>
+      <w:r>
+        <w:rPr>
+          <w:rFonts w:ascii="Times New Roman" w:cs="Times New Roman" w:eastAsia="Times New Roman" w:hAnsi="Times New Roman"/>
+          <w:color w:val="595959"/>
+          <w:sz w:val="20"/>
+          <w:szCs w:val="20"/>
+          <w:rtl w:val="0"/>
+        </w:rPr>
+        <w:t xml:space="preserve">→ «Чи та сама логіка собівартості, що в агентській закупівлі, працює для звичайної торгівлі?»</w:t>
+      </w:r>
+    </w:p>
+    <w:p>
+      <w:pPr>
+        <w:spacing w:after="10"/>
+        <w:ind w:left="720"/>
+        <w:rPr>
+          <w:rFonts w:ascii="Times New Roman" w:cs="Times New Roman" w:eastAsia="Times New Roman" w:hAnsi="Times New Roman"/>
+          <w:sz w:val="20"/>
+          <w:szCs w:val="20"/>
+        </w:rPr>
+      </w:pPr>
+      <w:r>
+        <w:rPr>
+          <w:rFonts w:ascii="Times New Roman" w:cs="Times New Roman" w:eastAsia="Times New Roman" w:hAnsi="Times New Roman"/>
+          <w:color w:val="595959"/>
+          <w:sz w:val="20"/>
+          <w:szCs w:val="20"/>
+          <w:rtl w:val="0"/>
+        </w:rPr>
+        <w:t xml:space="preserve">→ «Що з валют і контурів варто пам’ятати, коли рахуватимемо маржу по відправці?»</w:t>
+      </w:r>
+    </w:p>
+    <w:p>
+      <w:pPr>
+        <w:spacing w:before="10" w:after="120"/>
+        <w:ind w:left="360"/>
+        <w:rPr>
+          <w:rFonts w:ascii="Times New Roman" w:cs="Times New Roman" w:eastAsia="Times New Roman" w:hAnsi="Times New Roman"/>
+          <w:sz w:val="20"/>
+          <w:szCs w:val="20"/>
+        </w:rPr>
+      </w:pPr>
+      <w:r>
+        <w:rPr>
+          <w:rFonts w:ascii="Times New Roman" w:cs="Times New Roman" w:eastAsia="Times New Roman" w:hAnsi="Times New Roman"/>
+          <w:b w:val="1"/>
+          <w:bCs w:val="1"/>
+          <w:i w:val="1"/>
+          <w:iCs w:val="1"/>
+          <w:color w:val="595959"/>
+          <w:sz w:val="20"/>
+          <w:szCs w:val="20"/>
+          <w:rtl w:val="0"/>
+        </w:rPr>
+        <w:t xml:space="preserve">Відповідь: </w:t>
+      </w:r>
+      <w:r>
+        <w:rPr>
+          <w:rFonts w:ascii="Times New Roman" w:cs="Times New Roman" w:eastAsia="Times New Roman" w:hAnsi="Times New Roman"/>
+          <w:color w:val="595959"/>
+          <w:sz w:val="20"/>
+          <w:szCs w:val="20"/>
+          <w:rtl w:val="0"/>
+        </w:rPr>
+        <w:t xml:space="preserve">_________________________________________________</w:t>
+      </w:r>
+    </w:p>
+    <w:p>
+      <w:pPr>
+        <w:pBdr>
+          <w:bottom w:val="single" w:sz="6" w:space="6" w:color="CCCCCC"/>
+        </w:pBdr>
+        <w:spacing w:before="80" w:after="80"/>
+      </w:pPr>
+    </w:p>
+    <w:p>
+      <w:pPr>
+        <w:keepNext w:val="1"/>
+        <w:spacing w:before="200" w:after="80"/>
+        <w:rPr>
+          <w:rFonts w:ascii="Times New Roman" w:cs="Times New Roman" w:eastAsia="Times New Roman" w:hAnsi="Times New Roman"/>
+          <w:sz w:val="26"/>
+          <w:szCs w:val="26"/>
+        </w:rPr>
+      </w:pPr>
+      <w:r>
+        <w:rPr>
+          <w:rFonts w:ascii="Times New Roman" w:cs="Times New Roman" w:eastAsia="Times New Roman" w:hAnsi="Times New Roman"/>
+          <w:b w:val="1"/>
+          <w:bCs w:val="1"/>
+          <w:color w:val="f05423"/>
+          <w:sz w:val="26"/>
+          <w:szCs w:val="26"/>
+          <w:rtl w:val="0"/>
+        </w:rPr>
+        <w:t>Карта покриття цілі сесії</w:t>
+      </w:r>
+    </w:p>
+    <w:tbl>
+      <w:tblPr>
+        <w:tblStyle w:val="Table1"/>
+        <w:tblW w:w="9061" w:type="dxa"/>
+        <w:jc w:val="left"/>
+        <w:tblBorders>
+          <w:top w:color="999999" w:space="0" w:sz="4" w:val="single"/>
+          <w:left w:color="999999" w:space="0" w:sz="4" w:val="single"/>
+          <w:bottom w:color="999999" w:space="0" w:sz="4" w:val="single"/>
+          <w:right w:color="999999" w:space="0" w:sz="4" w:val="single"/>
+          <w:insideH w:color="999999" w:space="0" w:sz="4" w:val="single"/>
+          <w:insideV w:color="999999" w:space="0" w:sz="4" w:val="single"/>
+        </w:tblBorders>
+        <w:tblLayout w:type="fixed"/>
+        <w:tblLook w:val="0400"/>
+      </w:tblPr>
+      <w:tblGrid>
+        <w:gridCol w:w="3020"/>
+        <w:gridCol w:w="3020"/>
+        <w:gridCol w:w="3021"/>
+      </w:tblGrid>
       <w:tr>
+        <w:trPr>
+          <w:tblHeader w:val="1"/>
+        </w:trPr>
         <w:tc>
           <w:tcPr>
-            <w:tcW w:type="dxa" w:w="3024"/>
-            <w:tcMar>
-              <w:top w:w="40"/>
-              <w:left w:w="80"/>
-              <w:bottom w:w="40"/>
-              <w:right w:w="80"/>
-            </w:tcMar>
+            <w:tcW w:w="3020" w:type="dxa"/>
+            <w:shd w:fill="d9d9d9" w:val="clear"/>
           </w:tcPr>
           <w:p>
             <w:pPr>
-              <w:spacing w:after="0" w:line="240" w:lineRule="auto"/>
+              <w:spacing w:after="20" w:line="240" w:lineRule="auto"/>
+              <w:rPr>
+                <w:rFonts w:ascii="Times New Roman" w:cs="Times New Roman" w:eastAsia="Times New Roman" w:hAnsi="Times New Roman"/>
+                <w:b w:val="1"/>
+                <w:bCs w:val="1"/>
+                <w:sz w:val="19"/>
+                <w:szCs w:val="19"/>
+              </w:rPr>
             </w:pPr>
             <w:r>
               <w:rPr>
-                <w:b w:val="0"/>
-                <w:sz w:val="19"/>
-              </w:rPr>
-              <w:t>питання_УЗ_… (заповнений)</w:t>
+                <w:rFonts w:ascii="Times New Roman" w:cs="Times New Roman" w:eastAsia="Times New Roman" w:hAnsi="Times New Roman"/>
+                <w:b w:val="1"/>
+                <w:bCs w:val="1"/>
+                <w:sz w:val="19"/>
+                <w:szCs w:val="19"/>
+                <w:rtl w:val="0"/>
+              </w:rPr>
+              <w:t>Елемент плану (v1.1, С2)</w:t>
             </w:r>
           </w:p>
         </w:tc>
         <w:tc>
           <w:tcPr>
-            <w:tcW w:type="dxa" w:w="3024"/>
-            <w:tcMar>
-              <w:top w:w="40"/>
-              <w:left w:w="80"/>
-              <w:bottom w:w="40"/>
-              <w:right w:w="80"/>
-            </w:tcMar>
+            <w:tcW w:w="3020" w:type="dxa"/>
+            <w:shd w:fill="d9d9d9" w:val="clear"/>
           </w:tcPr>
           <w:p>
             <w:pPr>
-              <w:spacing w:after="0" w:line="240" w:lineRule="auto"/>
+              <w:spacing w:after="20" w:line="240" w:lineRule="auto"/>
+              <w:rPr>
+                <w:rFonts w:ascii="Times New Roman" w:cs="Times New Roman" w:eastAsia="Times New Roman" w:hAnsi="Times New Roman"/>
+                <w:b w:val="1"/>
+                <w:bCs w:val="1"/>
+                <w:sz w:val="19"/>
+                <w:szCs w:val="19"/>
+              </w:rPr>
             </w:pPr>
             <w:r>
               <w:rPr>
-                <w:b w:val="0"/>
-                <w:sz w:val="19"/>
-              </w:rPr>
-              <w:t>немає</w:t>
-            </w:r>
-          </w:p>
-        </w:tc>
-        <w:tc>
-          <w:tcPr>
-            <w:tcW w:type="dxa" w:w="3024"/>
-            <w:tcMar>
-              <w:top w:w="40"/>
-              <w:left w:w="80"/>
-              <w:bottom w:w="40"/>
-              <w:right w:w="80"/>
-            </w:tcMar>
-          </w:tcPr>
-          <w:p>
-            <w:pPr>
-              <w:spacing w:after="0" w:line="240" w:lineRule="auto"/>
-            </w:pPr>
-            <w:r>
-              <w:rPr>
-                <w:b w:val="0"/>
-                <w:sz w:val="19"/>
-              </w:rPr>
-              <w:t>парковка УЗ відсутня</w:t>
-            </w:r>
-          </w:p>
-        </w:tc>
-      </w:tr>
-    </w:tbl>
-    <w:p>
-      <w:pPr>
-        <w:spacing w:after="80"/>
-      </w:pPr>
-    </w:p>
-    <w:p>
-      <w:pPr>
-        <w:pBdr>
-          <w:bottom w:val="single" w:sz="6" w:space="2" w:color="D9D9D9"/>
-        </w:pBdr>
-        <w:spacing w:after="120" w:before="60"/>
-      </w:pPr>
-    </w:p>
-    <w:p>
-      <w:pPr>
-        <w:spacing w:after="100" w:before="200"/>
-      </w:pPr>
-      <w:r>
-        <w:rPr>
-          <w:b/>
-          <w:sz w:val="26"/>
-        </w:rPr>
-        <w:t>0. Перенесене з сесії 1 (першим!)</w:t>
-      </w:r>
-    </w:p>
-    <w:p>
-      <w:pPr>
-        <w:spacing w:after="40" w:before="120"/>
-      </w:pPr>
-      <w:r>
-        <w:rPr>
-          <w:b/>
-        </w:rPr>
-        <w:t>1. 🔴 На С1 ви окреслили два варіанти агентської закупівлі: (а) перевиставлення рахунку постачальника з націнкою — «купили й продали, партія з прибутком»; (б) комісійна модель — клієнт надсилає кошти, ви утримуєте винагороду і оплачуєте рахунок фабрики «з балансу клієнта». Який варіант основний і коли застосовується кожен?</w:t>
-      </w:r>
-      <w:r>
-        <w:rPr>
-          <w:b w:val="0"/>
-        </w:rPr>
-        <w:t xml:space="preserve">   [процеси] (Q-1)</w:t>
-      </w:r>
-    </w:p>
-    <w:p>
-      <w:pPr>
-        <w:spacing w:after="40"/>
-      </w:pPr>
-      <w:r>
-        <w:rPr>
-          <w:b/>
-          <w:sz w:val="18"/>
-        </w:rPr>
-        <w:t xml:space="preserve">Навіщо: </w:t>
-      </w:r>
-      <w:r>
-        <w:rPr>
-          <w:b w:val="0"/>
-          <w:sz w:val="18"/>
-        </w:rPr>
-        <w:t>вибір облікової моделі — головний deliverable сесії (модель грошових потоків + AP).</w:t>
-      </w:r>
-    </w:p>
-    <w:p>
-      <w:pPr>
-        <w:spacing w:after="40"/>
-      </w:pPr>
-      <w:r>
-        <w:rPr>
-          <w:b/>
-          <w:sz w:val="18"/>
-        </w:rPr>
-        <w:t xml:space="preserve">Навідні: </w:t>
-      </w:r>
-      <w:r>
-        <w:rPr>
-          <w:b w:val="0"/>
-          <w:sz w:val="18"/>
-        </w:rPr>
-        <w:t>→ «Згадайте останню таку угоду — за якою схемою вона пройшла?» → «Що частіше: ви перевиставляєте рахунок чи тримаєте кошти клієнта на балансі?» → «Хто вирішує модель — ви чи умови клієнта/фабрики?»</w:t>
-      </w:r>
-    </w:p>
-    <w:p>
-      <w:pPr>
-        <w:spacing w:after="40"/>
-      </w:pPr>
-      <w:r>
-        <w:rPr>
-          <w:b/>
-          <w:sz w:val="18"/>
-        </w:rPr>
-        <w:t xml:space="preserve">Відповідь: </w:t>
-      </w:r>
-      <w:r>
-        <w:rPr>
-          <w:b w:val="0"/>
-          <w:sz w:val="18"/>
-        </w:rPr>
-        <w:t>_________________________________________________</w:t>
-      </w:r>
-    </w:p>
-    <w:p>
-      <w:pPr>
-        <w:spacing w:after="100" w:before="200"/>
-      </w:pPr>
-      <w:r>
-        <w:rPr>
-          <w:b/>
-          <w:sz w:val="26"/>
-        </w:rPr>
-        <w:t>1. Агентська закупівля — грошові потоки і документи</w:t>
-      </w:r>
-    </w:p>
-    <w:p>
-      <w:pPr>
-        <w:spacing w:after="40" w:before="120"/>
-      </w:pPr>
-      <w:r>
-        <w:rPr>
-          <w:b/>
-        </w:rPr>
-        <w:t>2. 🔴 Проведіть по кроках одну реальну агентську угоду: заявка клієнта → надходження коштів від клієнта → конвертація → платіж фабриці → закриття. Через які рахунки й документи проходить кожен крок?</w:t>
-      </w:r>
-      <w:r>
-        <w:rPr>
-          <w:b w:val="0"/>
-        </w:rPr>
-        <w:t xml:space="preserve">   [процеси]</w:t>
-      </w:r>
-    </w:p>
-    <w:p>
-      <w:pPr>
-        <w:spacing w:after="40"/>
-      </w:pPr>
-      <w:r>
-        <w:rPr>
-          <w:b/>
-          <w:sz w:val="18"/>
-        </w:rPr>
-        <w:t xml:space="preserve">Навіщо: </w:t>
-      </w:r>
-      <w:r>
-        <w:rPr>
-          <w:b w:val="0"/>
-          <w:sz w:val="18"/>
-        </w:rPr>
-        <w:t>карта грошового потоку «агентської закупівлі» — основний deliverable сесії.</w:t>
-      </w:r>
-    </w:p>
-    <w:p>
-      <w:pPr>
-        <w:spacing w:after="40"/>
-      </w:pPr>
-      <w:r>
-        <w:rPr>
-          <w:b/>
-          <w:sz w:val="18"/>
-        </w:rPr>
-        <w:t xml:space="preserve">Навідні: </w:t>
-      </w:r>
-      <w:r>
-        <w:rPr>
-          <w:b w:val="0"/>
-          <w:sz w:val="18"/>
-        </w:rPr>
-        <w:t>→ «Через які саме рахунки проходять гроші — валютний, гонконгський?» → «Які документи створюються на кожному кроці в 1С сьогодні?» → «Хто фізично ініціює платіж фабриці?»</w:t>
-      </w:r>
-    </w:p>
-    <w:p>
-      <w:pPr>
-        <w:spacing w:after="40"/>
-      </w:pPr>
-      <w:r>
-        <w:rPr>
-          <w:b/>
-          <w:sz w:val="18"/>
-        </w:rPr>
-        <w:t xml:space="preserve">Відповідь: </w:t>
-      </w:r>
-      <w:r>
-        <w:rPr>
-          <w:b w:val="0"/>
-          <w:sz w:val="18"/>
-        </w:rPr>
-        <w:t>_________________________________________________</w:t>
-      </w:r>
-    </w:p>
-    <w:p>
-      <w:pPr>
-        <w:spacing w:after="40" w:before="120"/>
-      </w:pPr>
-      <w:r>
-        <w:rPr>
-          <w:b/>
-        </w:rPr>
-        <w:t>3. 🔴 З погляду обліку це ваша виручка чи транзит коштів клієнта (pass-through)? Винагорода відображається як націнка всередині рахунку чи як окрема комісія?</w:t>
-      </w:r>
-      <w:r>
-        <w:rPr>
-          <w:b w:val="0"/>
-        </w:rPr>
-        <w:t xml:space="preserve">   [вимоги]</w:t>
-      </w:r>
-    </w:p>
-    <w:p>
-      <w:pPr>
-        <w:spacing w:after="40"/>
-      </w:pPr>
-      <w:r>
-        <w:rPr>
-          <w:b/>
-          <w:sz w:val="18"/>
-        </w:rPr>
-        <w:t xml:space="preserve">Навіщо: </w:t>
-      </w:r>
-      <w:r>
-        <w:rPr>
-          <w:b w:val="0"/>
-          <w:sz w:val="18"/>
-        </w:rPr>
-        <w:t>визначає, як операція лягає в облік і бухоблік Гонконгу (вхід для С3); пряме продовження C1 («партія з прибутком» / «з балансу клієнта»).</w:t>
-      </w:r>
-    </w:p>
-    <w:p>
-      <w:pPr>
-        <w:spacing w:after="40"/>
-      </w:pPr>
-      <w:r>
-        <w:rPr>
-          <w:b/>
-          <w:sz w:val="18"/>
-        </w:rPr>
-        <w:t xml:space="preserve">Навідні: </w:t>
-      </w:r>
-      <w:r>
-        <w:rPr>
-          <w:b w:val="0"/>
-          <w:sz w:val="18"/>
-        </w:rPr>
-        <w:t>→ «Як це проводите в 1С зараз — як продаж товару чи як послугу?» → «Чи стоїть цей товар колись на вашому балансі?» → «Що по цій операції має бачити аудитор?»</w:t>
-      </w:r>
-    </w:p>
-    <w:p>
-      <w:pPr>
-        <w:spacing w:after="40"/>
-      </w:pPr>
-      <w:r>
-        <w:rPr>
-          <w:b/>
-          <w:sz w:val="18"/>
-        </w:rPr>
-        <w:t xml:space="preserve">Відповідь: </w:t>
-      </w:r>
-      <w:r>
-        <w:rPr>
-          <w:b w:val="0"/>
-          <w:sz w:val="18"/>
-        </w:rPr>
-        <w:t>_________________________________________________</w:t>
-      </w:r>
-    </w:p>
-    <w:p>
-      <w:pPr>
-        <w:spacing w:after="40" w:before="120"/>
-      </w:pPr>
-      <w:r>
-        <w:rPr>
-          <w:b/>
-        </w:rPr>
-        <w:t>4. 🟡 Хронологія платежів: клієнт спочатку переказує вам кошти, а ви потім платите фабриці — чи буває, що ви авансуєте фабрику зі своїх? Як обліковується розрив у часі між надходженням і платежем?</w:t>
-      </w:r>
-      <w:r>
-        <w:rPr>
-          <w:b w:val="0"/>
-        </w:rPr>
-        <w:t xml:space="preserve">   [процеси]</w:t>
-      </w:r>
-    </w:p>
-    <w:p>
-      <w:pPr>
-        <w:spacing w:after="40"/>
-      </w:pPr>
-      <w:r>
-        <w:rPr>
-          <w:b/>
-          <w:sz w:val="18"/>
-        </w:rPr>
-        <w:t xml:space="preserve">Навіщо: </w:t>
-      </w:r>
-      <w:r>
-        <w:rPr>
-          <w:b w:val="0"/>
-          <w:sz w:val="18"/>
-        </w:rPr>
-        <w:t>визначає потребу в обліку авансів/депозитів і черговість проводок.</w:t>
-      </w:r>
-    </w:p>
-    <w:p>
-      <w:pPr>
-        <w:spacing w:after="40"/>
-      </w:pPr>
-      <w:r>
-        <w:rPr>
-          <w:b/>
-          <w:sz w:val="18"/>
-        </w:rPr>
-        <w:t xml:space="preserve">Навідні: </w:t>
-      </w:r>
-      <w:r>
-        <w:rPr>
-          <w:b w:val="0"/>
-          <w:sz w:val="18"/>
-        </w:rPr>
-        <w:t>→ «Бувало, що заплатили фабриці раніше, ніж надійшли гроші клієнта?» → «Передоплата, депозит, акредитив — що з цього реально використовуєте?»</w:t>
-      </w:r>
-    </w:p>
-    <w:p>
-      <w:pPr>
-        <w:spacing w:after="40"/>
-      </w:pPr>
-      <w:r>
-        <w:rPr>
-          <w:b/>
-          <w:sz w:val="18"/>
-        </w:rPr>
-        <w:t xml:space="preserve">Відповідь: </w:t>
-      </w:r>
-      <w:r>
-        <w:rPr>
-          <w:b w:val="0"/>
-          <w:sz w:val="18"/>
-        </w:rPr>
-        <w:t>_________________________________________________</w:t>
-      </w:r>
-    </w:p>
-    <w:p>
-      <w:pPr>
-        <w:spacing w:after="40" w:before="120"/>
-      </w:pPr>
-      <w:r>
-        <w:rPr>
-          <w:b/>
-        </w:rPr>
-        <w:t>5. 🟡 Валюта: клієнт платить в одній валюті, фабрика приймає в іншій. На якому моменті фіксуєте курс і чий це курс (банку конвертації)?</w:t>
-      </w:r>
-      <w:r>
-        <w:rPr>
-          <w:b w:val="0"/>
-        </w:rPr>
-        <w:t xml:space="preserve">   [вимоги]</w:t>
-      </w:r>
-    </w:p>
-    <w:p>
-      <w:pPr>
-        <w:spacing w:after="40"/>
-      </w:pPr>
-      <w:r>
-        <w:rPr>
-          <w:b/>
-          <w:sz w:val="18"/>
-        </w:rPr>
-        <w:t xml:space="preserve">Навіщо: </w:t>
-      </w:r>
-      <w:r>
-        <w:rPr>
-          <w:b w:val="0"/>
-          <w:sz w:val="18"/>
-        </w:rPr>
-        <w:t>правила операційної конвертації в рамках угоди (не облік курсових різниць — X-17; зв'язок з D-12).</w:t>
-      </w:r>
-    </w:p>
-    <w:p>
-      <w:pPr>
-        <w:spacing w:after="40"/>
-      </w:pPr>
-      <w:r>
-        <w:rPr>
-          <w:b/>
-          <w:sz w:val="18"/>
-        </w:rPr>
-        <w:t xml:space="preserve">Навідні: </w:t>
-      </w:r>
-      <w:r>
-        <w:rPr>
-          <w:b w:val="0"/>
-          <w:sz w:val="18"/>
-        </w:rPr>
-        <w:t>→ «Покажіть, як рахуєте суму в доларах із суми в юанях по останній угоді» → «Курс берете банку на день платежу чи фіксований у домовленості з клієнтом?»</w:t>
-      </w:r>
-    </w:p>
-    <w:p>
-      <w:pPr>
-        <w:spacing w:after="40"/>
-      </w:pPr>
-      <w:r>
-        <w:rPr>
-          <w:b/>
-          <w:sz w:val="18"/>
-        </w:rPr>
-        <w:t xml:space="preserve">Відповідь: </w:t>
-      </w:r>
-      <w:r>
-        <w:rPr>
-          <w:b w:val="0"/>
-          <w:sz w:val="18"/>
-        </w:rPr>
-        <w:t>_________________________________________________</w:t>
-      </w:r>
-    </w:p>
-    <w:p>
-      <w:pPr>
-        <w:spacing w:after="40" w:before="120"/>
-      </w:pPr>
-      <w:r>
-        <w:rPr>
-          <w:b/>
-        </w:rPr>
-        <w:t>6. 🟡 Товар агентської закупівлі завжди їде повз ваш склад напряму до клієнта (як на С1), чи бувають випадки заходу на консолідаційний склад?</w:t>
-      </w:r>
-      <w:r>
-        <w:rPr>
-          <w:b w:val="0"/>
-        </w:rPr>
-        <w:t xml:space="preserve">   [процеси]</w:t>
-      </w:r>
-    </w:p>
-    <w:p>
-      <w:pPr>
-        <w:spacing w:after="40"/>
-      </w:pPr>
-      <w:r>
-        <w:rPr>
-          <w:b/>
-          <w:sz w:val="18"/>
-        </w:rPr>
-        <w:t xml:space="preserve">Навіщо: </w:t>
-      </w:r>
-      <w:r>
-        <w:rPr>
-          <w:b w:val="0"/>
-          <w:sz w:val="18"/>
-        </w:rPr>
-        <w:t>чи перетинається агентська закупівля з товарним обліком (вхід для С4); підтвердження межі.</w:t>
-      </w:r>
-    </w:p>
-    <w:p>
-      <w:pPr>
-        <w:spacing w:after="40"/>
-      </w:pPr>
-      <w:r>
-        <w:rPr>
-          <w:b/>
-          <w:sz w:val="18"/>
-        </w:rPr>
-        <w:t xml:space="preserve">Навідні: </w:t>
-      </w:r>
-      <w:r>
-        <w:rPr>
-          <w:b w:val="0"/>
-          <w:sz w:val="18"/>
-        </w:rPr>
-        <w:t>→ «Згадайте випадок, коли агентський товар таки заходив до вас на склад — чим він відрізнявся?» → «Яка частка агентських угод іде напряму?»</w:t>
-      </w:r>
-    </w:p>
-    <w:p>
-      <w:pPr>
-        <w:spacing w:after="40"/>
-      </w:pPr>
-      <w:r>
-        <w:rPr>
-          <w:b/>
-          <w:sz w:val="18"/>
-        </w:rPr>
-        <w:t xml:space="preserve">Відповідь: </w:t>
-      </w:r>
-      <w:r>
-        <w:rPr>
-          <w:b w:val="0"/>
-          <w:sz w:val="18"/>
-        </w:rPr>
-        <w:t>_________________________________________________</w:t>
-      </w:r>
-    </w:p>
-    <w:p>
-      <w:pPr>
-        <w:spacing w:after="40" w:before="120"/>
-      </w:pPr>
-      <w:r>
-        <w:rPr>
-          <w:b/>
-        </w:rPr>
-        <w:t>7. ⚪ Чи потрібна окрема ознака/тип документа «агентська угода», щоб відрізняти її від звичайної логістичної відправки у звітності й маржі?</w:t>
-      </w:r>
-      <w:r>
-        <w:rPr>
-          <w:b w:val="0"/>
-        </w:rPr>
-        <w:t xml:space="preserve">   [вимоги]</w:t>
-      </w:r>
-    </w:p>
-    <w:p>
-      <w:pPr>
-        <w:spacing w:after="40"/>
-      </w:pPr>
-      <w:r>
-        <w:rPr>
-          <w:b/>
-          <w:sz w:val="18"/>
-        </w:rPr>
-        <w:t xml:space="preserve">Навіщо: </w:t>
-      </w:r>
-      <w:r>
-        <w:rPr>
-          <w:b w:val="0"/>
-          <w:sz w:val="18"/>
-        </w:rPr>
-        <w:t>вимога до структури документів і аналітичних розрізів (вхід для С5/С6).</w:t>
-      </w:r>
-    </w:p>
-    <w:p>
-      <w:pPr>
-        <w:spacing w:after="40"/>
-      </w:pPr>
-      <w:r>
-        <w:rPr>
-          <w:b/>
-          <w:sz w:val="18"/>
-        </w:rPr>
-        <w:t xml:space="preserve">Відповідь: </w:t>
-      </w:r>
-      <w:r>
-        <w:rPr>
-          <w:b w:val="0"/>
-          <w:sz w:val="18"/>
-        </w:rPr>
-        <w:t>_________________________________________________</w:t>
-      </w:r>
-    </w:p>
-    <w:p>
-      <w:pPr>
-        <w:spacing w:after="100" w:before="200"/>
-      </w:pPr>
-      <w:r>
-        <w:rPr>
-          <w:b/>
-          <w:sz w:val="26"/>
-        </w:rPr>
-        <w:t>2. Розрахунки з постачальниками (AP) — поглиблення С1</w:t>
-      </w:r>
-    </w:p>
-    <w:p>
-      <w:pPr>
-        <w:spacing w:after="40" w:before="120"/>
-      </w:pPr>
-      <w:r>
-        <w:rPr>
-          <w:b/>
-        </w:rPr>
-        <w:t>8. 🔴 До однієї відправки — кілька вхідних рахунків (авіакомпанія, агент призначення, локальні послуги). На С1 ви прив'язуєте їх за номером транспортного документа — а як зіставляєте конкретний рядок рахунку з послугою у відправці? Бувають дублі або переплати?</w:t>
-      </w:r>
-      <w:r>
-        <w:rPr>
-          <w:b w:val="0"/>
-        </w:rPr>
-        <w:t xml:space="preserve">   [процеси]</w:t>
-      </w:r>
-    </w:p>
-    <w:p>
-      <w:pPr>
-        <w:spacing w:after="40"/>
-      </w:pPr>
-      <w:r>
-        <w:rPr>
-          <w:b/>
-          <w:sz w:val="18"/>
-        </w:rPr>
-        <w:t xml:space="preserve">Навіщо: </w:t>
-      </w:r>
-      <w:r>
-        <w:rPr>
-          <w:b w:val="0"/>
-          <w:sz w:val="18"/>
-        </w:rPr>
-        <w:t>точність рознесення витрат на відправку — основа розрахунку прибутковості (С5); поглиблення D-11.</w:t>
-      </w:r>
-    </w:p>
-    <w:p>
-      <w:pPr>
-        <w:spacing w:after="40"/>
-      </w:pPr>
-      <w:r>
-        <w:rPr>
-          <w:b/>
-          <w:sz w:val="18"/>
-        </w:rPr>
-        <w:t xml:space="preserve">Навідні: </w:t>
-      </w:r>
-      <w:r>
-        <w:rPr>
-          <w:b w:val="0"/>
-          <w:sz w:val="18"/>
-        </w:rPr>
-        <w:t>→ «Візьмімо останній рахунок від агента: як зрозуміли, які рядки до якої відправки?» → «Буває, що один рахунок покриває кілька відправок — як ділите?» → «Як ловите, що рахунок прийшов двічі або сума завищена?»</w:t>
-      </w:r>
-    </w:p>
-    <w:p>
-      <w:pPr>
-        <w:spacing w:after="40"/>
-      </w:pPr>
-      <w:r>
-        <w:rPr>
-          <w:b/>
-          <w:sz w:val="18"/>
-        </w:rPr>
-        <w:t xml:space="preserve">Відповідь: </w:t>
-      </w:r>
-      <w:r>
-        <w:rPr>
-          <w:b w:val="0"/>
-          <w:sz w:val="18"/>
-        </w:rPr>
-        <w:t>_________________________________________________</w:t>
-      </w:r>
-    </w:p>
-    <w:p>
-      <w:pPr>
-        <w:spacing w:after="40" w:before="120"/>
-      </w:pPr>
-      <w:r>
-        <w:rPr>
-          <w:b/>
-        </w:rPr>
-        <w:t>9. 🔴 Перевиставлення наскрізних витрат клієнту: націнка зверху на витрати субпідрядника — як це має виглядати в рахунку (окремим рядком, наявне в загальній сумі)? Клієнт бачить вашу націнку?</w:t>
-      </w:r>
-      <w:r>
-        <w:rPr>
-          <w:b w:val="0"/>
-        </w:rPr>
-        <w:t xml:space="preserve">   [вимоги]</w:t>
-      </w:r>
-    </w:p>
-    <w:p>
-      <w:pPr>
-        <w:spacing w:after="40"/>
-      </w:pPr>
-      <w:r>
-        <w:rPr>
-          <w:b/>
-          <w:sz w:val="18"/>
-        </w:rPr>
-        <w:t xml:space="preserve">Навіщо: </w:t>
-      </w:r>
-      <w:r>
-        <w:rPr>
-          <w:b w:val="0"/>
-          <w:sz w:val="18"/>
-        </w:rPr>
-        <w:t>облікова механіка перевиставлення (план С2; узгодити з AR — С5).</w:t>
-      </w:r>
-    </w:p>
-    <w:p>
-      <w:pPr>
-        <w:spacing w:after="40"/>
-      </w:pPr>
-      <w:r>
-        <w:rPr>
-          <w:b/>
-          <w:sz w:val="18"/>
-        </w:rPr>
-        <w:t xml:space="preserve">Навідні: </w:t>
-      </w:r>
-      <w:r>
-        <w:rPr>
-          <w:b w:val="0"/>
-          <w:sz w:val="18"/>
-        </w:rPr>
-        <w:t>→ «Покажіть рахунок клієнту, де є перевиставлені витрати — як вони показані?» → «Фрахт і ваша обробка — одним рядком чи окремо?» → «Є випадки, коли перевиставляєте витрати без націнки?»</w:t>
-      </w:r>
-    </w:p>
-    <w:p>
-      <w:pPr>
-        <w:spacing w:after="40"/>
-      </w:pPr>
-      <w:r>
-        <w:rPr>
-          <w:b/>
-          <w:sz w:val="18"/>
-        </w:rPr>
-        <w:t xml:space="preserve">Відповідь: </w:t>
-      </w:r>
-      <w:r>
-        <w:rPr>
-          <w:b w:val="0"/>
-          <w:sz w:val="18"/>
-        </w:rPr>
-        <w:t>_________________________________________________</w:t>
-      </w:r>
-    </w:p>
-    <w:p>
-      <w:pPr>
-        <w:spacing w:after="40" w:before="120"/>
-      </w:pPr>
-      <w:r>
-        <w:rPr>
-          <w:b/>
-        </w:rPr>
-        <w:t>10. 🟡 Часткові оплати агентам (на С1 — «частково або повністю»): як відстежуєте борг по кожному агенту і строки оплати?</w:t>
-      </w:r>
-      <w:r>
-        <w:rPr>
-          <w:b w:val="0"/>
-        </w:rPr>
-        <w:t xml:space="preserve">   [вимоги]</w:t>
-      </w:r>
-    </w:p>
-    <w:p>
-      <w:pPr>
-        <w:spacing w:after="40"/>
-      </w:pPr>
-      <w:r>
-        <w:rPr>
-          <w:b/>
-          <w:sz w:val="18"/>
-        </w:rPr>
-        <w:t xml:space="preserve">Навіщо: </w:t>
-      </w:r>
-      <w:r>
-        <w:rPr>
-          <w:b w:val="0"/>
-          <w:sz w:val="18"/>
-        </w:rPr>
-        <w:t>вимоги до AP-обліку заборгованості перед постачальниками.</w:t>
-      </w:r>
-    </w:p>
-    <w:p>
-      <w:pPr>
-        <w:spacing w:after="40"/>
-      </w:pPr>
-      <w:r>
-        <w:rPr>
-          <w:b/>
-          <w:sz w:val="18"/>
-        </w:rPr>
-        <w:t xml:space="preserve">Навідні: </w:t>
-      </w:r>
-      <w:r>
-        <w:rPr>
-          <w:b w:val="0"/>
-          <w:sz w:val="18"/>
-        </w:rPr>
-        <w:t>→ «Де зараз бачите, скільки винні конкретному агенту?» → «Строк оплати агенту фіксований у його рахунку чи домовляєтесь окремо?»</w:t>
-      </w:r>
-    </w:p>
-    <w:p>
-      <w:pPr>
-        <w:spacing w:after="40"/>
-      </w:pPr>
-      <w:r>
-        <w:rPr>
-          <w:b/>
-          <w:sz w:val="18"/>
-        </w:rPr>
-        <w:t xml:space="preserve">Відповідь: </w:t>
-      </w:r>
-      <w:r>
-        <w:rPr>
-          <w:b w:val="0"/>
-          <w:sz w:val="18"/>
-        </w:rPr>
-        <w:t>_________________________________________________</w:t>
-      </w:r>
-    </w:p>
-    <w:p>
-      <w:pPr>
-        <w:spacing w:after="40" w:before="120"/>
-      </w:pPr>
-      <w:r>
-        <w:rPr>
-          <w:b/>
-        </w:rPr>
-        <w:t>11. 🟡 Хто і як погоджує платіж постачальнику/агенту перед відправленням у банк? Чи є ліміт суми або друга людина на погодженні?</w:t>
-      </w:r>
-      <w:r>
-        <w:rPr>
-          <w:b w:val="0"/>
-        </w:rPr>
-        <w:t xml:space="preserve">   [ролі]</w:t>
-      </w:r>
-    </w:p>
-    <w:p>
-      <w:pPr>
-        <w:spacing w:after="40"/>
-      </w:pPr>
-      <w:r>
-        <w:rPr>
-          <w:b/>
-          <w:sz w:val="18"/>
-        </w:rPr>
-        <w:t xml:space="preserve">Навіщо: </w:t>
-      </w:r>
-      <w:r>
-        <w:rPr>
-          <w:b w:val="0"/>
-          <w:sz w:val="18"/>
-        </w:rPr>
-        <w:t>вхід у матрицю прав (С6) і контроль платежів.</w:t>
-      </w:r>
-    </w:p>
-    <w:p>
-      <w:pPr>
-        <w:spacing w:after="40"/>
-      </w:pPr>
-      <w:r>
-        <w:rPr>
-          <w:b/>
-          <w:sz w:val="18"/>
-        </w:rPr>
-        <w:t xml:space="preserve">Навідні: </w:t>
-      </w:r>
-      <w:r>
-        <w:rPr>
-          <w:b w:val="0"/>
-          <w:sz w:val="18"/>
-        </w:rPr>
-        <w:t>→ «Останній великий платіж фабриці — хто його дозволив?» → «Є сума, вище якої потрібне ваше особисте підтвердження?»</w:t>
-      </w:r>
-    </w:p>
-    <w:p>
-      <w:pPr>
-        <w:spacing w:after="40"/>
-      </w:pPr>
-      <w:r>
-        <w:rPr>
-          <w:b/>
-          <w:sz w:val="18"/>
-        </w:rPr>
-        <w:t xml:space="preserve">Відповідь: </w:t>
-      </w:r>
-      <w:r>
-        <w:rPr>
-          <w:b w:val="0"/>
-          <w:sz w:val="18"/>
-        </w:rPr>
-        <w:t>_________________________________________________</w:t>
-      </w:r>
-    </w:p>
-    <w:p>
-      <w:pPr>
-        <w:spacing w:after="40" w:before="120"/>
-      </w:pPr>
-      <w:r>
-        <w:rPr>
-          <w:b/>
-        </w:rPr>
-        <w:t>12. 🟡 Витрати, рахунок по яких ще не надійшов на момент роботи з відправкою (accrued): фіксуєте планову суму до приходу рахунку, а потім факт?</w:t>
-      </w:r>
-      <w:r>
-        <w:rPr>
-          <w:b w:val="0"/>
-        </w:rPr>
-        <w:t xml:space="preserve">   [процеси]</w:t>
-      </w:r>
-    </w:p>
-    <w:p>
-      <w:pPr>
-        <w:spacing w:after="40"/>
-      </w:pPr>
-      <w:r>
-        <w:rPr>
-          <w:b/>
-          <w:sz w:val="18"/>
-        </w:rPr>
-        <w:t xml:space="preserve">Навіщо: </w:t>
-      </w:r>
-      <w:r>
-        <w:rPr>
-          <w:b w:val="0"/>
-          <w:sz w:val="18"/>
-        </w:rPr>
-        <w:t>впливає на момент, коли маржа стає «фактичною» (прямий зв'язок із С5).</w:t>
-      </w:r>
-    </w:p>
-    <w:p>
-      <w:pPr>
-        <w:spacing w:after="40"/>
-      </w:pPr>
-      <w:r>
-        <w:rPr>
-          <w:b/>
-          <w:sz w:val="18"/>
-        </w:rPr>
-        <w:t xml:space="preserve">Навідні: </w:t>
-      </w:r>
-      <w:r>
-        <w:rPr>
-          <w:b w:val="0"/>
-          <w:sz w:val="18"/>
-        </w:rPr>
-        <w:t>→ «Закрили відправку, а рахунок агента прийшов пізніше — що з маржею?» → «Ставите очікувану суму витрат заздалегідь чи лише за фактом рахунку?»</w:t>
-      </w:r>
-    </w:p>
-    <w:p>
-      <w:pPr>
-        <w:spacing w:after="40"/>
-      </w:pPr>
-      <w:r>
-        <w:rPr>
-          <w:b/>
-          <w:sz w:val="18"/>
-        </w:rPr>
-        <w:t xml:space="preserve">Відповідь: </w:t>
-      </w:r>
-      <w:r>
-        <w:rPr>
-          <w:b w:val="0"/>
-          <w:sz w:val="18"/>
-        </w:rPr>
-        <w:t>_________________________________________________</w:t>
-      </w:r>
-    </w:p>
-    <w:p>
-      <w:pPr>
-        <w:spacing w:after="40" w:before="120"/>
-      </w:pPr>
-      <w:r>
-        <w:rPr>
-          <w:b/>
-        </w:rPr>
-        <w:t>13. ⚪ Чи потрібен зведений реєстр платежів «кому скільки винні / коли платити» окремо від карток відправок?</w:t>
-      </w:r>
-      <w:r>
-        <w:rPr>
-          <w:b w:val="0"/>
-        </w:rPr>
-        <w:t xml:space="preserve">   [вимоги]</w:t>
-      </w:r>
-    </w:p>
-    <w:p>
-      <w:pPr>
-        <w:spacing w:after="40"/>
-      </w:pPr>
-      <w:r>
-        <w:rPr>
-          <w:b/>
-          <w:sz w:val="18"/>
-        </w:rPr>
-        <w:t xml:space="preserve">Навіщо: </w:t>
-      </w:r>
-      <w:r>
-        <w:rPr>
-          <w:b w:val="0"/>
-          <w:sz w:val="18"/>
-        </w:rPr>
-        <w:t>вимога до AP-реєстру і платіжного календаря.</w:t>
-      </w:r>
-    </w:p>
-    <w:p>
-      <w:pPr>
-        <w:spacing w:after="40"/>
-      </w:pPr>
-      <w:r>
-        <w:rPr>
-          <w:b/>
-          <w:sz w:val="18"/>
-        </w:rPr>
-        <w:t xml:space="preserve">Відповідь: </w:t>
-      </w:r>
-      <w:r>
-        <w:rPr>
-          <w:b w:val="0"/>
-          <w:sz w:val="18"/>
-        </w:rPr>
-        <w:t>_________________________________________________</w:t>
-      </w:r>
-    </w:p>
-    <w:p>
-      <w:pPr>
-        <w:spacing w:after="100" w:before="200"/>
-      </w:pPr>
-      <w:r>
-        <w:rPr>
-          <w:b/>
-          <w:sz w:val="26"/>
-        </w:rPr>
-        <w:t>3. Контрагенти-постачальники і рахунки (інтерфейс з С1)</w:t>
-      </w:r>
-    </w:p>
-    <w:p>
-      <w:pPr>
-        <w:spacing w:after="40" w:before="120"/>
-      </w:pPr>
-      <w:r>
-        <w:rPr>
-          <w:b/>
-        </w:rPr>
-        <w:t>14. 🟡 Перелік обов'язкових полів картки контрагента (постачальник / агент / фабрика): що мінімально потрібно — реквізити, валюта, банківські рахунки?</w:t>
-      </w:r>
-      <w:r>
-        <w:rPr>
-          <w:b w:val="0"/>
-        </w:rPr>
-        <w:t xml:space="preserve">   [дані] (Q-11)</w:t>
-      </w:r>
-    </w:p>
-    <w:p>
-      <w:pPr>
-        <w:spacing w:after="40"/>
-      </w:pPr>
-      <w:r>
-        <w:rPr>
-          <w:b/>
-          <w:sz w:val="18"/>
-        </w:rPr>
-        <w:t xml:space="preserve">Навіщо: </w:t>
-      </w:r>
-      <w:r>
-        <w:rPr>
-          <w:b w:val="0"/>
-          <w:sz w:val="18"/>
-        </w:rPr>
-        <w:t>структура довідника контрагентів (відкрите з С1); вхід для форм документів.</w:t>
-      </w:r>
-    </w:p>
-    <w:p>
-      <w:pPr>
-        <w:spacing w:after="40"/>
-      </w:pPr>
-      <w:r>
-        <w:rPr>
-          <w:b/>
-          <w:sz w:val="18"/>
-        </w:rPr>
-        <w:t xml:space="preserve">Навідні: </w:t>
-      </w:r>
-      <w:r>
-        <w:rPr>
-          <w:b w:val="0"/>
-          <w:sz w:val="18"/>
-        </w:rPr>
-        <w:t>→ «Які поля завжди заповнюєте для нового агента?» → «Без яких даних рахунок постачальнику не виставити?»</w:t>
-      </w:r>
-    </w:p>
-    <w:p>
-      <w:pPr>
-        <w:spacing w:after="40"/>
-      </w:pPr>
-      <w:r>
-        <w:rPr>
-          <w:b/>
-          <w:sz w:val="18"/>
-        </w:rPr>
-        <w:t xml:space="preserve">Відповідь: </w:t>
-      </w:r>
-      <w:r>
-        <w:rPr>
-          <w:b w:val="0"/>
-          <w:sz w:val="18"/>
-        </w:rPr>
-        <w:t>_________________________________________________</w:t>
-      </w:r>
-    </w:p>
-    <w:p>
-      <w:pPr>
-        <w:spacing w:after="40" w:before="120"/>
-      </w:pPr>
-      <w:r>
-        <w:rPr>
-          <w:b/>
-        </w:rPr>
-        <w:t>15. 🟡 Один постачальник/фабрика може мати кілька банківських рахунків у різних валютах — як їх зберігати і обирати при платежі?</w:t>
-      </w:r>
-      <w:r>
-        <w:rPr>
-          <w:b w:val="0"/>
-        </w:rPr>
-        <w:t xml:space="preserve">   [дані]</w:t>
-      </w:r>
-    </w:p>
-    <w:p>
-      <w:pPr>
-        <w:spacing w:after="40"/>
-      </w:pPr>
-      <w:r>
-        <w:rPr>
-          <w:b/>
-          <w:sz w:val="18"/>
-        </w:rPr>
-        <w:t xml:space="preserve">Навіщо: </w:t>
-      </w:r>
-      <w:r>
-        <w:rPr>
-          <w:b w:val="0"/>
-          <w:sz w:val="18"/>
-        </w:rPr>
-        <w:t>модель рахунків контрагента для платежів (зв'язок з довідником рахунків Q-12).</w:t>
-      </w:r>
-    </w:p>
-    <w:p>
-      <w:pPr>
-        <w:spacing w:after="40"/>
-      </w:pPr>
-      <w:r>
-        <w:rPr>
-          <w:b/>
-          <w:sz w:val="18"/>
-        </w:rPr>
-        <w:t xml:space="preserve">Навідні: </w:t>
-      </w:r>
-      <w:r>
-        <w:rPr>
-          <w:b w:val="0"/>
-          <w:sz w:val="18"/>
-        </w:rPr>
-        <w:t>→ «Фабрика дала вам кілька рахунків — як обираєте, на який платити?» → «Рахунок прив'язаний до валюти угоди?»</w:t>
-      </w:r>
-    </w:p>
-    <w:p>
-      <w:pPr>
-        <w:spacing w:after="40"/>
-      </w:pPr>
-      <w:r>
-        <w:rPr>
-          <w:b/>
-          <w:sz w:val="18"/>
-        </w:rPr>
-        <w:t xml:space="preserve">Відповідь: </w:t>
-      </w:r>
-      <w:r>
-        <w:rPr>
-          <w:b w:val="0"/>
-          <w:sz w:val="18"/>
-        </w:rPr>
-        <w:t>_________________________________________________</w:t>
-      </w:r>
-    </w:p>
-    <w:p>
-      <w:pPr>
-        <w:spacing w:after="40" w:before="120"/>
-      </w:pPr>
-      <w:r>
-        <w:rPr>
-          <w:b/>
-        </w:rPr>
-        <w:t>16. ⚪ Чи різните «агента» і «фабрику/постачальника товару» як підтипи контрагента у звітності, чи це той самий єдиний довідник (D-14)?</w:t>
-      </w:r>
-      <w:r>
-        <w:rPr>
-          <w:b w:val="0"/>
-        </w:rPr>
-        <w:t xml:space="preserve">   [дані]</w:t>
-      </w:r>
-    </w:p>
-    <w:p>
-      <w:pPr>
-        <w:spacing w:after="40"/>
-      </w:pPr>
-      <w:r>
-        <w:rPr>
-          <w:b/>
-          <w:sz w:val="18"/>
-        </w:rPr>
-        <w:t xml:space="preserve">Навіщо: </w:t>
-      </w:r>
-      <w:r>
-        <w:rPr>
-          <w:b w:val="0"/>
-          <w:sz w:val="18"/>
-        </w:rPr>
-        <w:t>уточнення моделі контрагентів для аналітики AP.</w:t>
-      </w:r>
-    </w:p>
-    <w:p>
-      <w:pPr>
-        <w:spacing w:after="40"/>
-      </w:pPr>
-      <w:r>
-        <w:rPr>
-          <w:b/>
-          <w:sz w:val="18"/>
-        </w:rPr>
-        <w:t xml:space="preserve">Відповідь: </w:t>
-      </w:r>
-      <w:r>
-        <w:rPr>
-          <w:b w:val="0"/>
-          <w:sz w:val="18"/>
-        </w:rPr>
-        <w:t>_________________________________________________</w:t>
-      </w:r>
-    </w:p>
-    <w:p>
-      <w:pPr>
-        <w:spacing w:after="100" w:before="200"/>
-      </w:pPr>
-      <w:r>
-        <w:rPr>
-          <w:b/>
-          <w:sz w:val="26"/>
-        </w:rPr>
-        <w:t>4. Межі та підготовка наступних сесій</w:t>
-      </w:r>
-    </w:p>
-    <w:p>
-      <w:pPr>
-        <w:spacing w:after="40" w:before="120"/>
-      </w:pPr>
-      <w:r>
-        <w:rPr>
-          <w:b/>
-        </w:rPr>
-        <w:t>17. 🟡 Облікова модель агентської закупівлі юридично/податково чутлива. Чи потрібен бухгалтер або аудитор на цій чи наступній сесії, щоб підтвердити, як це має лягати в облік?</w:t>
-      </w:r>
-      <w:r>
-        <w:rPr>
-          <w:b w:val="0"/>
-        </w:rPr>
-        <w:t xml:space="preserve">   [рішення]</w:t>
-      </w:r>
-    </w:p>
-    <w:p>
-      <w:pPr>
-        <w:spacing w:after="40"/>
-      </w:pPr>
-      <w:r>
-        <w:rPr>
-          <w:b/>
-          <w:sz w:val="18"/>
-        </w:rPr>
-        <w:t xml:space="preserve">Навіщо: </w:t>
-      </w:r>
-      <w:r>
-        <w:rPr>
-          <w:b w:val="0"/>
-          <w:sz w:val="18"/>
-        </w:rPr>
-        <w:t>ризик сесії з плану; впливає на С3 (бухоблік Гонконгу).</w:t>
-      </w:r>
-    </w:p>
-    <w:p>
-      <w:pPr>
-        <w:spacing w:after="40"/>
-      </w:pPr>
-      <w:r>
-        <w:rPr>
-          <w:b/>
-          <w:sz w:val="18"/>
-        </w:rPr>
-        <w:t xml:space="preserve">Навідні: </w:t>
-      </w:r>
-      <w:r>
-        <w:rPr>
-          <w:b w:val="0"/>
-          <w:sz w:val="18"/>
-        </w:rPr>
-        <w:t>→ «Хто у вас підтверджує, що операція проведена коректно для аудиту?» → «Зручніше залучити бухгалтера зараз чи на сесію по Гонконгу?»</w:t>
-      </w:r>
-    </w:p>
-    <w:p>
-      <w:pPr>
-        <w:spacing w:after="40"/>
-      </w:pPr>
-      <w:r>
-        <w:rPr>
-          <w:b/>
-          <w:sz w:val="18"/>
-        </w:rPr>
-        <w:t xml:space="preserve">Відповідь: </w:t>
-      </w:r>
-      <w:r>
-        <w:rPr>
-          <w:b w:val="0"/>
-          <w:sz w:val="18"/>
-        </w:rPr>
-        <w:t>_________________________________________________</w:t>
-      </w:r>
-    </w:p>
-    <w:p>
-      <w:pPr>
-        <w:spacing w:after="40" w:before="120"/>
-      </w:pPr>
-      <w:r>
-        <w:rPr>
-          <w:b/>
-        </w:rPr>
-        <w:t>18. ⚪ Що з агентської моделі впливає на план рахунків Гонконгу — потрібні окремі рахунки для транзитних коштів клієнта чи комісії? (позначити для С3)</w:t>
-      </w:r>
-      <w:r>
-        <w:rPr>
-          <w:b w:val="0"/>
-        </w:rPr>
-        <w:t xml:space="preserve">   [вимоги]</w:t>
-      </w:r>
-    </w:p>
-    <w:p>
-      <w:pPr>
-        <w:spacing w:after="40"/>
-      </w:pPr>
-      <w:r>
-        <w:rPr>
-          <w:b/>
-          <w:sz w:val="18"/>
-        </w:rPr>
-        <w:t xml:space="preserve">Навіщо: </w:t>
-      </w:r>
-      <w:r>
-        <w:rPr>
-          <w:b w:val="0"/>
-          <w:sz w:val="18"/>
-        </w:rPr>
-        <w:t>передати вхід у сесію бухобліку (С3).</w:t>
-      </w:r>
-    </w:p>
-    <w:p>
-      <w:pPr>
-        <w:spacing w:after="40"/>
-      </w:pPr>
-      <w:r>
-        <w:rPr>
-          <w:b/>
-          <w:sz w:val="18"/>
-        </w:rPr>
-        <w:t xml:space="preserve">Відповідь: </w:t>
-      </w:r>
-      <w:r>
-        <w:rPr>
-          <w:b w:val="0"/>
-          <w:sz w:val="18"/>
-        </w:rPr>
-        <w:t>_________________________________________________</w:t>
-      </w:r>
-    </w:p>
-    <w:p>
-      <w:pPr>
-        <w:pBdr>
-          <w:bottom w:val="single" w:sz="6" w:space="2" w:color="D9D9D9"/>
-        </w:pBdr>
-        <w:spacing w:after="120" w:before="60"/>
-      </w:pPr>
-    </w:p>
-    <w:p>
-      <w:pPr>
-        <w:spacing w:after="100" w:before="200"/>
-      </w:pPr>
-      <w:r>
-        <w:rPr>
-          <w:b/>
-          <w:sz w:val="26"/>
-        </w:rPr>
-        <w:t>Карта покриття цілі сесії</w:t>
-      </w:r>
-    </w:p>
-    <w:tbl>
-      <w:tblPr>
-        <w:tblW w:type="dxa" w:w="9072"/>
-        <w:tblBorders>
-          <w:top w:val="single" w:sz="4" w:space="0" w:color="BFBFBF"/>
-          <w:left w:val="single" w:sz="4" w:space="0" w:color="BFBFBF"/>
-          <w:bottom w:val="single" w:sz="4" w:space="0" w:color="BFBFBF"/>
-          <w:right w:val="single" w:sz="4" w:space="0" w:color="BFBFBF"/>
-          <w:insideH w:val="single" w:sz="4" w:space="0" w:color="BFBFBF"/>
-          <w:insideV w:val="single" w:sz="4" w:space="0" w:color="BFBFBF"/>
-        </w:tblBorders>
-        <w:tblLook w:firstRow="1" w:val="0420"/>
-      </w:tblPr>
-      <w:tblGrid>
-        <w:gridCol w:w="3024"/>
-        <w:gridCol w:w="3024"/>
-        <w:gridCol w:w="3024"/>
-      </w:tblGrid>
-      <w:tr>
-        <w:tc>
-          <w:tcPr>
-            <w:tcW w:type="dxa" w:w="3024"/>
-            <w:shd w:val="clear" w:color="auto" w:fill="F2F2F2"/>
-            <w:tcMar>
-              <w:top w:w="40"/>
-              <w:left w:w="80"/>
-              <w:bottom w:w="40"/>
-              <w:right w:w="80"/>
-            </w:tcMar>
-          </w:tcPr>
-          <w:p>
-            <w:pPr>
-              <w:spacing w:after="0" w:line="240" w:lineRule="auto"/>
-            </w:pPr>
-            <w:r>
-              <w:rPr>
-                <w:b/>
-                <w:sz w:val="19"/>
-              </w:rPr>
-              <w:t>Елемент плану</w:t>
-            </w:r>
-          </w:p>
-        </w:tc>
-        <w:tc>
-          <w:tcPr>
-            <w:tcW w:type="dxa" w:w="3024"/>
-            <w:shd w:val="clear" w:color="auto" w:fill="F2F2F2"/>
-            <w:tcMar>
-              <w:top w:w="40"/>
-              <w:left w:w="80"/>
-              <w:bottom w:w="40"/>
-              <w:right w:w="80"/>
-            </w:tcMar>
-          </w:tcPr>
-          <w:p>
-            <w:pPr>
-              <w:spacing w:after="0" w:line="240" w:lineRule="auto"/>
-            </w:pPr>
-            <w:r>
-              <w:rPr>
-                <w:b/>
-                <w:sz w:val="19"/>
+                <w:rFonts w:ascii="Times New Roman" w:cs="Times New Roman" w:eastAsia="Times New Roman" w:hAnsi="Times New Roman"/>
+                <w:b w:val="1"/>
+                <w:bCs w:val="1"/>
+                <w:sz w:val="19"/>
+                <w:szCs w:val="19"/>
+                <w:rtl w:val="0"/>
               </w:rPr>
               <w:t>Покрито питаннями?</w:t>
             </w:r>
@@ -2932,23 +5361,28 @@
         </w:tc>
         <w:tc>
           <w:tcPr>
-            <w:tcW w:type="dxa" w:w="3024"/>
-            <w:shd w:val="clear" w:color="auto" w:fill="F2F2F2"/>
-            <w:tcMar>
-              <w:top w:w="40"/>
-              <w:left w:w="80"/>
-              <w:bottom w:w="40"/>
-              <w:right w:w="80"/>
-            </w:tcMar>
+            <w:tcW w:w="3021" w:type="dxa"/>
+            <w:shd w:fill="d9d9d9" w:val="clear"/>
           </w:tcPr>
           <w:p>
             <w:pPr>
-              <w:spacing w:after="0" w:line="240" w:lineRule="auto"/>
+              <w:spacing w:after="20" w:line="240" w:lineRule="auto"/>
+              <w:rPr>
+                <w:rFonts w:ascii="Times New Roman" w:cs="Times New Roman" w:eastAsia="Times New Roman" w:hAnsi="Times New Roman"/>
+                <w:b w:val="1"/>
+                <w:bCs w:val="1"/>
+                <w:sz w:val="19"/>
+                <w:szCs w:val="19"/>
+              </w:rPr>
             </w:pPr>
             <w:r>
               <w:rPr>
-                <w:b/>
-                <w:sz w:val="19"/>
+                <w:rFonts w:ascii="Times New Roman" w:cs="Times New Roman" w:eastAsia="Times New Roman" w:hAnsi="Times New Roman"/>
+                <w:b w:val="1"/>
+                <w:bCs w:val="1"/>
+                <w:sz w:val="19"/>
+                <w:szCs w:val="19"/>
+                <w:rtl w:val="0"/>
               </w:rPr>
               <w:t>Чим</w:t>
             </w:r>
@@ -2958,45 +5392,47 @@
       <w:tr>
         <w:tc>
           <w:tcPr>
-            <w:tcW w:type="dxa" w:w="3024"/>
-            <w:tcMar>
-              <w:top w:w="40"/>
-              <w:left w:w="80"/>
-              <w:bottom w:w="40"/>
-              <w:right w:w="80"/>
-            </w:tcMar>
+            <w:tcW w:w="3020" w:type="dxa"/>
           </w:tcPr>
           <w:p>
             <w:pPr>
-              <w:spacing w:after="0" w:line="240" w:lineRule="auto"/>
+              <w:spacing w:after="20" w:line="240" w:lineRule="auto"/>
+              <w:rPr>
+                <w:rFonts w:ascii="Times New Roman" w:cs="Times New Roman" w:eastAsia="Times New Roman" w:hAnsi="Times New Roman"/>
+                <w:sz w:val="19"/>
+                <w:szCs w:val="19"/>
+              </w:rPr>
             </w:pPr>
             <w:r>
               <w:rPr>
-                <w:b w:val="0"/>
-                <w:sz w:val="19"/>
-              </w:rPr>
-              <w:t>Ціль: «Формалізувати модель агентської закупівлі (клієнт як обробник грошового потоку) і розрахунки з виробниками/підрядниками»</w:t>
+                <w:rFonts w:ascii="Times New Roman" w:cs="Times New Roman" w:eastAsia="Times New Roman" w:hAnsi="Times New Roman"/>
+                <w:sz w:val="19"/>
+                <w:szCs w:val="19"/>
+                <w:rtl w:val="0"/>
+              </w:rPr>
+              <w:t>Ціль: «облікова трактовка агентської закупівлі + структура бухобліку; формалізувати AP і реєстр платежів; банк/каса»</w:t>
             </w:r>
           </w:p>
         </w:tc>
         <w:tc>
           <w:tcPr>
-            <w:tcW w:type="dxa" w:w="3024"/>
-            <w:tcMar>
-              <w:top w:w="40"/>
-              <w:left w:w="80"/>
-              <w:bottom w:w="40"/>
-              <w:right w:w="80"/>
-            </w:tcMar>
+            <w:tcW w:w="3020" w:type="dxa"/>
           </w:tcPr>
           <w:p>
             <w:pPr>
-              <w:spacing w:after="0" w:line="240" w:lineRule="auto"/>
+              <w:spacing w:after="20" w:line="240" w:lineRule="auto"/>
+              <w:rPr>
+                <w:rFonts w:ascii="Times New Roman" w:cs="Times New Roman" w:eastAsia="Times New Roman" w:hAnsi="Times New Roman"/>
+                <w:sz w:val="19"/>
+                <w:szCs w:val="19"/>
+              </w:rPr>
             </w:pPr>
             <w:r>
               <w:rPr>
-                <w:b w:val="0"/>
-                <w:sz w:val="19"/>
+                <w:rFonts w:ascii="Times New Roman" w:cs="Times New Roman" w:eastAsia="Times New Roman" w:hAnsi="Times New Roman"/>
+                <w:sz w:val="19"/>
+                <w:szCs w:val="19"/>
+                <w:rtl w:val="0"/>
               </w:rPr>
               <w:t>✅</w:t>
             </w:r>
@@ -3004,24 +5440,25 @@
         </w:tc>
         <w:tc>
           <w:tcPr>
-            <w:tcW w:type="dxa" w:w="3024"/>
-            <w:tcMar>
-              <w:top w:w="40"/>
-              <w:left w:w="80"/>
-              <w:bottom w:w="40"/>
-              <w:right w:w="80"/>
-            </w:tcMar>
+            <w:tcW w:w="3021" w:type="dxa"/>
           </w:tcPr>
           <w:p>
             <w:pPr>
-              <w:spacing w:after="0" w:line="240" w:lineRule="auto"/>
+              <w:spacing w:after="20" w:line="240" w:lineRule="auto"/>
+              <w:rPr>
+                <w:rFonts w:ascii="Times New Roman" w:cs="Times New Roman" w:eastAsia="Times New Roman" w:hAnsi="Times New Roman"/>
+                <w:sz w:val="19"/>
+                <w:szCs w:val="19"/>
+              </w:rPr>
             </w:pPr>
             <w:r>
               <w:rPr>
-                <w:b w:val="0"/>
-                <w:sz w:val="19"/>
-              </w:rPr>
-              <w:t>1–7 (модель), 8–16 (AP/постачальники)</w:t>
+                <w:rFonts w:ascii="Times New Roman" w:cs="Times New Roman" w:eastAsia="Times New Roman" w:hAnsi="Times New Roman"/>
+                <w:sz w:val="19"/>
+                <w:szCs w:val="19"/>
+                <w:rtl w:val="0"/>
+              </w:rPr>
+              <w:t>1–3 (агентська), 4–9 (AP), 10–15 (Гонконг), 16–18 (банк/каса)</w:t>
             </w:r>
           </w:p>
         </w:tc>
@@ -3029,45 +5466,47 @@
       <w:tr>
         <w:tc>
           <w:tcPr>
-            <w:tcW w:type="dxa" w:w="3024"/>
-            <w:tcMar>
-              <w:top w:w="40"/>
-              <w:left w:w="80"/>
-              <w:bottom w:w="40"/>
-              <w:right w:w="80"/>
-            </w:tcMar>
+            <w:tcW w:w="3020" w:type="dxa"/>
           </w:tcPr>
           <w:p>
             <w:pPr>
-              <w:spacing w:after="0" w:line="240" w:lineRule="auto"/>
+              <w:spacing w:after="20" w:line="240" w:lineRule="auto"/>
+              <w:rPr>
+                <w:rFonts w:ascii="Times New Roman" w:cs="Times New Roman" w:eastAsia="Times New Roman" w:hAnsi="Times New Roman"/>
+                <w:sz w:val="19"/>
+                <w:szCs w:val="19"/>
+              </w:rPr>
             </w:pPr>
             <w:r>
               <w:rPr>
-                <w:b w:val="0"/>
-                <w:sz w:val="19"/>
-              </w:rPr>
-              <w:t>Очікуваний результат: «Документована модель грошових потоків агентської закупівлі»</w:t>
+                <w:rFonts w:ascii="Times New Roman" w:cs="Times New Roman" w:eastAsia="Times New Roman" w:hAnsi="Times New Roman"/>
+                <w:sz w:val="19"/>
+                <w:szCs w:val="19"/>
+                <w:rtl w:val="0"/>
+              </w:rPr>
+              <w:t>Результат: «облікова модель агентської закупівлі (підтверджена бухгалтером)»</w:t>
             </w:r>
           </w:p>
         </w:tc>
         <w:tc>
           <w:tcPr>
-            <w:tcW w:type="dxa" w:w="3024"/>
-            <w:tcMar>
-              <w:top w:w="40"/>
-              <w:left w:w="80"/>
-              <w:bottom w:w="40"/>
-              <w:right w:w="80"/>
-            </w:tcMar>
+            <w:tcW w:w="3020" w:type="dxa"/>
           </w:tcPr>
           <w:p>
             <w:pPr>
-              <w:spacing w:after="0" w:line="240" w:lineRule="auto"/>
+              <w:spacing w:after="20" w:line="240" w:lineRule="auto"/>
+              <w:rPr>
+                <w:rFonts w:ascii="Times New Roman" w:cs="Times New Roman" w:eastAsia="Times New Roman" w:hAnsi="Times New Roman"/>
+                <w:sz w:val="19"/>
+                <w:szCs w:val="19"/>
+              </w:rPr>
             </w:pPr>
             <w:r>
               <w:rPr>
-                <w:b w:val="0"/>
-                <w:sz w:val="19"/>
+                <w:rFonts w:ascii="Times New Roman" w:cs="Times New Roman" w:eastAsia="Times New Roman" w:hAnsi="Times New Roman"/>
+                <w:sz w:val="19"/>
+                <w:szCs w:val="19"/>
+                <w:rtl w:val="0"/>
               </w:rPr>
               <w:t>✅</w:t>
             </w:r>
@@ -3075,24 +5514,25 @@
         </w:tc>
         <w:tc>
           <w:tcPr>
-            <w:tcW w:type="dxa" w:w="3024"/>
-            <w:tcMar>
-              <w:top w:w="40"/>
-              <w:left w:w="80"/>
-              <w:bottom w:w="40"/>
-              <w:right w:w="80"/>
-            </w:tcMar>
+            <w:tcW w:w="3021" w:type="dxa"/>
           </w:tcPr>
           <w:p>
             <w:pPr>
-              <w:spacing w:after="0" w:line="240" w:lineRule="auto"/>
+              <w:spacing w:after="20" w:line="240" w:lineRule="auto"/>
+              <w:rPr>
+                <w:rFonts w:ascii="Times New Roman" w:cs="Times New Roman" w:eastAsia="Times New Roman" w:hAnsi="Times New Roman"/>
+                <w:sz w:val="19"/>
+                <w:szCs w:val="19"/>
+              </w:rPr>
             </w:pPr>
             <w:r>
               <w:rPr>
-                <w:b w:val="0"/>
-                <w:sz w:val="19"/>
-              </w:rPr>
-              <w:t>1, 2, 3, 4, 5, 6</w:t>
+                <w:rFonts w:ascii="Times New Roman" w:cs="Times New Roman" w:eastAsia="Times New Roman" w:hAnsi="Times New Roman"/>
+                <w:sz w:val="19"/>
+                <w:szCs w:val="19"/>
+                <w:rtl w:val="0"/>
+              </w:rPr>
+              <w:t>1 (+ участь бухгалтера)</w:t>
             </w:r>
           </w:p>
         </w:tc>
@@ -3100,45 +5540,47 @@
       <w:tr>
         <w:tc>
           <w:tcPr>
-            <w:tcW w:type="dxa" w:w="3024"/>
-            <w:tcMar>
-              <w:top w:w="40"/>
-              <w:left w:w="80"/>
-              <w:bottom w:w="40"/>
-              <w:right w:w="80"/>
-            </w:tcMar>
+            <w:tcW w:w="3020" w:type="dxa"/>
           </w:tcPr>
           <w:p>
             <w:pPr>
-              <w:spacing w:after="0" w:line="240" w:lineRule="auto"/>
+              <w:spacing w:after="20" w:line="240" w:lineRule="auto"/>
+              <w:rPr>
+                <w:rFonts w:ascii="Times New Roman" w:cs="Times New Roman" w:eastAsia="Times New Roman" w:hAnsi="Times New Roman"/>
+                <w:sz w:val="19"/>
+                <w:szCs w:val="19"/>
+              </w:rPr>
             </w:pPr>
             <w:r>
               <w:rPr>
-                <w:b w:val="0"/>
-                <w:sz w:val="19"/>
-              </w:rPr>
-              <w:t>Очікуваний результат: «Вимоги до AP і реєстру платежів»</w:t>
+                <w:rFonts w:ascii="Times New Roman" w:cs="Times New Roman" w:eastAsia="Times New Roman" w:hAnsi="Times New Roman"/>
+                <w:sz w:val="19"/>
+                <w:szCs w:val="19"/>
+                <w:rtl w:val="0"/>
+              </w:rPr>
+              <w:t>Результат: «вимоги до AP + реєстру платежів»</w:t>
             </w:r>
           </w:p>
         </w:tc>
         <w:tc>
           <w:tcPr>
-            <w:tcW w:type="dxa" w:w="3024"/>
-            <w:tcMar>
-              <w:top w:w="40"/>
-              <w:left w:w="80"/>
-              <w:bottom w:w="40"/>
-              <w:right w:w="80"/>
-            </w:tcMar>
+            <w:tcW w:w="3020" w:type="dxa"/>
           </w:tcPr>
           <w:p>
             <w:pPr>
-              <w:spacing w:after="0" w:line="240" w:lineRule="auto"/>
+              <w:spacing w:after="20" w:line="240" w:lineRule="auto"/>
+              <w:rPr>
+                <w:rFonts w:ascii="Times New Roman" w:cs="Times New Roman" w:eastAsia="Times New Roman" w:hAnsi="Times New Roman"/>
+                <w:sz w:val="19"/>
+                <w:szCs w:val="19"/>
+              </w:rPr>
             </w:pPr>
             <w:r>
               <w:rPr>
-                <w:b w:val="0"/>
-                <w:sz w:val="19"/>
+                <w:rFonts w:ascii="Times New Roman" w:cs="Times New Roman" w:eastAsia="Times New Roman" w:hAnsi="Times New Roman"/>
+                <w:sz w:val="19"/>
+                <w:szCs w:val="19"/>
+                <w:rtl w:val="0"/>
               </w:rPr>
               <w:t>✅</w:t>
             </w:r>
@@ -3146,24 +5588,25 @@
         </w:tc>
         <w:tc>
           <w:tcPr>
-            <w:tcW w:type="dxa" w:w="3024"/>
-            <w:tcMar>
-              <w:top w:w="40"/>
-              <w:left w:w="80"/>
-              <w:bottom w:w="40"/>
-              <w:right w:w="80"/>
-            </w:tcMar>
+            <w:tcW w:w="3021" w:type="dxa"/>
           </w:tcPr>
           <w:p>
             <w:pPr>
-              <w:spacing w:after="0" w:line="240" w:lineRule="auto"/>
+              <w:spacing w:after="20" w:line="240" w:lineRule="auto"/>
+              <w:rPr>
+                <w:rFonts w:ascii="Times New Roman" w:cs="Times New Roman" w:eastAsia="Times New Roman" w:hAnsi="Times New Roman"/>
+                <w:sz w:val="19"/>
+                <w:szCs w:val="19"/>
+              </w:rPr>
             </w:pPr>
             <w:r>
               <w:rPr>
-                <w:b w:val="0"/>
-                <w:sz w:val="19"/>
-              </w:rPr>
-              <w:t>8, 10, 11, 12, 13, 15</w:t>
+                <w:rFonts w:ascii="Times New Roman" w:cs="Times New Roman" w:eastAsia="Times New Roman" w:hAnsi="Times New Roman"/>
+                <w:sz w:val="19"/>
+                <w:szCs w:val="19"/>
+                <w:rtl w:val="0"/>
+              </w:rPr>
+              <w:t>4, 6, 7, 8, 9</w:t>
             </w:r>
           </w:p>
         </w:tc>
@@ -3171,70 +5614,73 @@
       <w:tr>
         <w:tc>
           <w:tcPr>
-            <w:tcW w:type="dxa" w:w="3024"/>
-            <w:tcMar>
-              <w:top w:w="40"/>
-              <w:left w:w="80"/>
-              <w:bottom w:w="40"/>
-              <w:right w:w="80"/>
-            </w:tcMar>
+            <w:tcW w:w="3020" w:type="dxa"/>
           </w:tcPr>
           <w:p>
             <w:pPr>
-              <w:spacing w:after="0" w:line="240" w:lineRule="auto"/>
+              <w:spacing w:after="20" w:line="240" w:lineRule="auto"/>
+              <w:rPr>
+                <w:rFonts w:ascii="Times New Roman" w:cs="Times New Roman" w:eastAsia="Times New Roman" w:hAnsi="Times New Roman"/>
+                <w:sz w:val="19"/>
+                <w:szCs w:val="19"/>
+              </w:rPr>
             </w:pPr>
             <w:r>
               <w:rPr>
-                <w:b w:val="0"/>
-                <w:sz w:val="19"/>
-              </w:rPr>
-              <w:t>Заготовка плану: схема агентської закупівлі, як проходять гроші</w:t>
+                <w:rFonts w:ascii="Times New Roman" w:cs="Times New Roman" w:eastAsia="Times New Roman" w:hAnsi="Times New Roman"/>
+                <w:sz w:val="19"/>
+                <w:szCs w:val="19"/>
+                <w:rtl w:val="0"/>
+              </w:rPr>
+              <w:t>Результат: «рекомендація з Accounting (CoA, валюти, контури, межа консолідації)»</w:t>
             </w:r>
           </w:p>
         </w:tc>
         <w:tc>
           <w:tcPr>
-            <w:tcW w:type="dxa" w:w="3024"/>
-            <w:tcMar>
-              <w:top w:w="40"/>
-              <w:left w:w="80"/>
-              <w:bottom w:w="40"/>
-              <w:right w:w="80"/>
-            </w:tcMar>
+            <w:tcW w:w="3020" w:type="dxa"/>
           </w:tcPr>
           <w:p>
             <w:pPr>
-              <w:spacing w:after="0" w:line="240" w:lineRule="auto"/>
+              <w:spacing w:after="20" w:line="240" w:lineRule="auto"/>
+              <w:rPr>
+                <w:rFonts w:ascii="Times New Roman" w:cs="Times New Roman" w:eastAsia="Times New Roman" w:hAnsi="Times New Roman"/>
+                <w:sz w:val="19"/>
+                <w:szCs w:val="19"/>
+              </w:rPr>
             </w:pPr>
             <w:r>
               <w:rPr>
-                <w:b w:val="0"/>
-                <w:sz w:val="19"/>
-              </w:rPr>
-              <w:t>✅ розгорнуто</w:t>
+                <w:rFonts w:ascii="Times New Roman" w:cs="Times New Roman" w:eastAsia="Times New Roman" w:hAnsi="Times New Roman"/>
+                <w:sz w:val="19"/>
+                <w:szCs w:val="19"/>
+                <w:rtl w:val="0"/>
+              </w:rPr>
+              <w:t>✅</w:t>
             </w:r>
           </w:p>
         </w:tc>
         <w:tc>
           <w:tcPr>
-            <w:tcW w:type="dxa" w:w="3024"/>
-            <w:tcMar>
-              <w:top w:w="40"/>
-              <w:left w:w="80"/>
-              <w:bottom w:w="40"/>
-              <w:right w:w="80"/>
-            </w:tcMar>
+            <w:tcW w:w="3021" w:type="dxa"/>
           </w:tcPr>
           <w:p>
             <w:pPr>
-              <w:spacing w:after="0" w:line="240" w:lineRule="auto"/>
+              <w:spacing w:after="20" w:line="240" w:lineRule="auto"/>
+              <w:rPr>
+                <w:rFonts w:ascii="Times New Roman" w:cs="Times New Roman" w:eastAsia="Times New Roman" w:hAnsi="Times New Roman"/>
+                <w:sz w:val="19"/>
+                <w:szCs w:val="19"/>
+              </w:rPr>
             </w:pPr>
             <w:r>
               <w:rPr>
-                <w:b w:val="0"/>
-                <w:sz w:val="19"/>
-              </w:rPr>
-              <w:t>1, 2</w:t>
+                <w:rFonts w:ascii="Times New Roman" w:cs="Times New Roman" w:eastAsia="Times New Roman" w:hAnsi="Times New Roman"/>
+                <w:sz w:val="19"/>
+                <w:szCs w:val="19"/>
+                <w:rtl w:val="0"/>
+              </w:rPr>
+              <w:t>10, 11, 12, 13, 14, 15</w:t>
             </w:r>
           </w:p>
         </w:tc>
@@ -3242,70 +5688,73 @@
       <w:tr>
         <w:tc>
           <w:tcPr>
-            <w:tcW w:type="dxa" w:w="3024"/>
-            <w:tcMar>
-              <w:top w:w="40"/>
-              <w:left w:w="80"/>
-              <w:bottom w:w="40"/>
-              <w:right w:w="80"/>
-            </w:tcMar>
+            <w:tcW w:w="3020" w:type="dxa"/>
           </w:tcPr>
           <w:p>
             <w:pPr>
-              <w:spacing w:after="0" w:line="240" w:lineRule="auto"/>
+              <w:spacing w:after="20" w:line="240" w:lineRule="auto"/>
+              <w:rPr>
+                <w:rFonts w:ascii="Times New Roman" w:cs="Times New Roman" w:eastAsia="Times New Roman" w:hAnsi="Times New Roman"/>
+                <w:sz w:val="19"/>
+                <w:szCs w:val="19"/>
+              </w:rPr>
             </w:pPr>
             <w:r>
               <w:rPr>
-                <w:b w:val="0"/>
-                <w:sz w:val="19"/>
-              </w:rPr>
-              <w:t>Заготовка: виручка чи транзит, винагорода (комісія/націнка)</w:t>
+                <w:rFonts w:ascii="Times New Roman" w:cs="Times New Roman" w:eastAsia="Times New Roman" w:hAnsi="Times New Roman"/>
+                <w:sz w:val="19"/>
+                <w:szCs w:val="19"/>
+                <w:rtl w:val="0"/>
+              </w:rPr>
+              <w:t>Заготовка (стара С2): схема грошей агентської закупівлі</w:t>
             </w:r>
           </w:p>
         </w:tc>
         <w:tc>
           <w:tcPr>
-            <w:tcW w:type="dxa" w:w="3024"/>
-            <w:tcMar>
-              <w:top w:w="40"/>
-              <w:left w:w="80"/>
-              <w:bottom w:w="40"/>
-              <w:right w:w="80"/>
-            </w:tcMar>
+            <w:tcW w:w="3020" w:type="dxa"/>
           </w:tcPr>
           <w:p>
             <w:pPr>
-              <w:spacing w:after="0" w:line="240" w:lineRule="auto"/>
+              <w:spacing w:after="20" w:line="240" w:lineRule="auto"/>
+              <w:rPr>
+                <w:rFonts w:ascii="Times New Roman" w:cs="Times New Roman" w:eastAsia="Times New Roman" w:hAnsi="Times New Roman"/>
+                <w:sz w:val="19"/>
+                <w:szCs w:val="19"/>
+              </w:rPr>
             </w:pPr>
             <w:r>
               <w:rPr>
-                <w:b w:val="0"/>
-                <w:sz w:val="19"/>
-              </w:rPr>
-              <w:t>✅ розгорнуто</w:t>
+                <w:rFonts w:ascii="Times New Roman" w:cs="Times New Roman" w:eastAsia="Times New Roman" w:hAnsi="Times New Roman"/>
+                <w:sz w:val="19"/>
+                <w:szCs w:val="19"/>
+                <w:rtl w:val="0"/>
+              </w:rPr>
+              <w:t>✅ знято як пройдене на С1</w:t>
             </w:r>
           </w:p>
         </w:tc>
         <w:tc>
           <w:tcPr>
-            <w:tcW w:type="dxa" w:w="3024"/>
-            <w:tcMar>
-              <w:top w:w="40"/>
-              <w:left w:w="80"/>
-              <w:bottom w:w="40"/>
-              <w:right w:w="80"/>
-            </w:tcMar>
+            <w:tcW w:w="3021" w:type="dxa"/>
           </w:tcPr>
           <w:p>
             <w:pPr>
-              <w:spacing w:after="0" w:line="240" w:lineRule="auto"/>
+              <w:spacing w:after="20" w:line="240" w:lineRule="auto"/>
+              <w:rPr>
+                <w:rFonts w:ascii="Times New Roman" w:cs="Times New Roman" w:eastAsia="Times New Roman" w:hAnsi="Times New Roman"/>
+                <w:sz w:val="19"/>
+                <w:szCs w:val="19"/>
+              </w:rPr>
             </w:pPr>
             <w:r>
               <w:rPr>
-                <w:b w:val="0"/>
-                <w:sz w:val="19"/>
-              </w:rPr>
-              <w:t>3</w:t>
+                <w:rFonts w:ascii="Times New Roman" w:cs="Times New Roman" w:eastAsia="Times New Roman" w:hAnsi="Times New Roman"/>
+                <w:sz w:val="19"/>
+                <w:szCs w:val="19"/>
+                <w:rtl w:val="0"/>
+              </w:rPr>
+              <w:t>рамка в «Контексті циклу»; лишилось 1</w:t>
             </w:r>
           </w:p>
         </w:tc>
@@ -3313,45 +5762,47 @@
       <w:tr>
         <w:tc>
           <w:tcPr>
-            <w:tcW w:type="dxa" w:w="3024"/>
-            <w:tcMar>
-              <w:top w:w="40"/>
-              <w:left w:w="80"/>
-              <w:bottom w:w="40"/>
-              <w:right w:w="80"/>
-            </w:tcMar>
+            <w:tcW w:w="3020" w:type="dxa"/>
           </w:tcPr>
           <w:p>
             <w:pPr>
-              <w:spacing w:after="0" w:line="240" w:lineRule="auto"/>
+              <w:spacing w:after="20" w:line="240" w:lineRule="auto"/>
+              <w:rPr>
+                <w:rFonts w:ascii="Times New Roman" w:cs="Times New Roman" w:eastAsia="Times New Roman" w:hAnsi="Times New Roman"/>
+                <w:sz w:val="19"/>
+                <w:szCs w:val="19"/>
+              </w:rPr>
             </w:pPr>
             <w:r>
               <w:rPr>
-                <w:b w:val="0"/>
-                <w:sz w:val="19"/>
-              </w:rPr>
-              <w:t>Заготовка: розрахунки з виробником (передоплата/депозит/акредитив, валюта, рахунки, хто погоджує)</w:t>
+                <w:rFonts w:ascii="Times New Roman" w:cs="Times New Roman" w:eastAsia="Times New Roman" w:hAnsi="Times New Roman"/>
+                <w:sz w:val="19"/>
+                <w:szCs w:val="19"/>
+                <w:rtl w:val="0"/>
+              </w:rPr>
+              <w:t>Заготовка (стара С2): виручка чи транзит, винагорода</w:t>
             </w:r>
           </w:p>
         </w:tc>
         <w:tc>
           <w:tcPr>
-            <w:tcW w:type="dxa" w:w="3024"/>
-            <w:tcMar>
-              <w:top w:w="40"/>
-              <w:left w:w="80"/>
-              <w:bottom w:w="40"/>
-              <w:right w:w="80"/>
-            </w:tcMar>
+            <w:tcW w:w="3020" w:type="dxa"/>
           </w:tcPr>
           <w:p>
             <w:pPr>
-              <w:spacing w:after="0" w:line="240" w:lineRule="auto"/>
+              <w:spacing w:after="20" w:line="240" w:lineRule="auto"/>
+              <w:rPr>
+                <w:rFonts w:ascii="Times New Roman" w:cs="Times New Roman" w:eastAsia="Times New Roman" w:hAnsi="Times New Roman"/>
+                <w:sz w:val="19"/>
+                <w:szCs w:val="19"/>
+              </w:rPr>
             </w:pPr>
             <w:r>
               <w:rPr>
-                <w:b w:val="0"/>
-                <w:sz w:val="19"/>
+                <w:rFonts w:ascii="Times New Roman" w:cs="Times New Roman" w:eastAsia="Times New Roman" w:hAnsi="Times New Roman"/>
+                <w:sz w:val="19"/>
+                <w:szCs w:val="19"/>
+                <w:rtl w:val="0"/>
               </w:rPr>
               <w:t>✅ розгорнуто</w:t>
             </w:r>
@@ -3359,24 +5810,25 @@
         </w:tc>
         <w:tc>
           <w:tcPr>
-            <w:tcW w:type="dxa" w:w="3024"/>
-            <w:tcMar>
-              <w:top w:w="40"/>
-              <w:left w:w="80"/>
-              <w:bottom w:w="40"/>
-              <w:right w:w="80"/>
-            </w:tcMar>
+            <w:tcW w:w="3021" w:type="dxa"/>
           </w:tcPr>
           <w:p>
             <w:pPr>
-              <w:spacing w:after="0" w:line="240" w:lineRule="auto"/>
+              <w:spacing w:after="20" w:line="240" w:lineRule="auto"/>
+              <w:rPr>
+                <w:rFonts w:ascii="Times New Roman" w:cs="Times New Roman" w:eastAsia="Times New Roman" w:hAnsi="Times New Roman"/>
+                <w:sz w:val="19"/>
+                <w:szCs w:val="19"/>
+              </w:rPr>
             </w:pPr>
             <w:r>
               <w:rPr>
-                <w:b w:val="0"/>
-                <w:sz w:val="19"/>
-              </w:rPr>
-              <w:t>4, 5, 11, 15</w:t>
+                <w:rFonts w:ascii="Times New Roman" w:cs="Times New Roman" w:eastAsia="Times New Roman" w:hAnsi="Times New Roman"/>
+                <w:sz w:val="19"/>
+                <w:szCs w:val="19"/>
+                <w:rtl w:val="0"/>
+              </w:rPr>
+              <w:t>1</w:t>
             </w:r>
           </w:p>
         </w:tc>
@@ -3384,45 +5836,47 @@
       <w:tr>
         <w:tc>
           <w:tcPr>
-            <w:tcW w:type="dxa" w:w="3024"/>
-            <w:tcMar>
-              <w:top w:w="40"/>
-              <w:left w:w="80"/>
-              <w:bottom w:w="40"/>
-              <w:right w:w="80"/>
-            </w:tcMar>
+            <w:tcW w:w="3020" w:type="dxa"/>
           </w:tcPr>
           <w:p>
             <w:pPr>
-              <w:spacing w:after="0" w:line="240" w:lineRule="auto"/>
+              <w:spacing w:after="20" w:line="240" w:lineRule="auto"/>
+              <w:rPr>
+                <w:rFonts w:ascii="Times New Roman" w:cs="Times New Roman" w:eastAsia="Times New Roman" w:hAnsi="Times New Roman"/>
+                <w:sz w:val="19"/>
+                <w:szCs w:val="19"/>
+              </w:rPr>
             </w:pPr>
             <w:r>
               <w:rPr>
-                <w:b w:val="0"/>
-                <w:sz w:val="19"/>
-              </w:rPr>
-              <w:t>Заготовка: кілька витратних документів на накладну, зіставлення, дублі</w:t>
+                <w:rFonts w:ascii="Times New Roman" w:cs="Times New Roman" w:eastAsia="Times New Roman" w:hAnsi="Times New Roman"/>
+                <w:sz w:val="19"/>
+                <w:szCs w:val="19"/>
+                <w:rtl w:val="0"/>
+              </w:rPr>
+              <w:t>Заготовка (стара С2): розрахунки з виробником (передоплата, валюта, хто погоджує)</w:t>
             </w:r>
           </w:p>
         </w:tc>
         <w:tc>
           <w:tcPr>
-            <w:tcW w:type="dxa" w:w="3024"/>
-            <w:tcMar>
-              <w:top w:w="40"/>
-              <w:left w:w="80"/>
-              <w:bottom w:w="40"/>
-              <w:right w:w="80"/>
-            </w:tcMar>
+            <w:tcW w:w="3020" w:type="dxa"/>
           </w:tcPr>
           <w:p>
             <w:pPr>
-              <w:spacing w:after="0" w:line="240" w:lineRule="auto"/>
+              <w:spacing w:after="20" w:line="240" w:lineRule="auto"/>
+              <w:rPr>
+                <w:rFonts w:ascii="Times New Roman" w:cs="Times New Roman" w:eastAsia="Times New Roman" w:hAnsi="Times New Roman"/>
+                <w:sz w:val="19"/>
+                <w:szCs w:val="19"/>
+              </w:rPr>
             </w:pPr>
             <w:r>
               <w:rPr>
-                <w:b w:val="0"/>
-                <w:sz w:val="19"/>
+                <w:rFonts w:ascii="Times New Roman" w:cs="Times New Roman" w:eastAsia="Times New Roman" w:hAnsi="Times New Roman"/>
+                <w:sz w:val="19"/>
+                <w:szCs w:val="19"/>
+                <w:rtl w:val="0"/>
               </w:rPr>
               <w:t>✅ розгорнуто</w:t>
             </w:r>
@@ -3430,24 +5884,25 @@
         </w:tc>
         <w:tc>
           <w:tcPr>
-            <w:tcW w:type="dxa" w:w="3024"/>
-            <w:tcMar>
-              <w:top w:w="40"/>
-              <w:left w:w="80"/>
-              <w:bottom w:w="40"/>
-              <w:right w:w="80"/>
-            </w:tcMar>
+            <w:tcW w:w="3021" w:type="dxa"/>
           </w:tcPr>
           <w:p>
             <w:pPr>
-              <w:spacing w:after="0" w:line="240" w:lineRule="auto"/>
+              <w:spacing w:after="20" w:line="240" w:lineRule="auto"/>
+              <w:rPr>
+                <w:rFonts w:ascii="Times New Roman" w:cs="Times New Roman" w:eastAsia="Times New Roman" w:hAnsi="Times New Roman"/>
+                <w:sz w:val="19"/>
+                <w:szCs w:val="19"/>
+              </w:rPr>
             </w:pPr>
             <w:r>
               <w:rPr>
-                <w:b w:val="0"/>
-                <w:sz w:val="19"/>
-              </w:rPr>
-              <w:t>8</w:t>
+                <w:rFonts w:ascii="Times New Roman" w:cs="Times New Roman" w:eastAsia="Times New Roman" w:hAnsi="Times New Roman"/>
+                <w:sz w:val="19"/>
+                <w:szCs w:val="19"/>
+                <w:rtl w:val="0"/>
+              </w:rPr>
+              <w:t>2, 3, 8</w:t>
             </w:r>
           </w:p>
         </w:tc>
@@ -3455,45 +5910,47 @@
       <w:tr>
         <w:tc>
           <w:tcPr>
-            <w:tcW w:type="dxa" w:w="3024"/>
-            <w:tcMar>
-              <w:top w:w="40"/>
-              <w:left w:w="80"/>
-              <w:bottom w:w="40"/>
-              <w:right w:w="80"/>
-            </w:tcMar>
+            <w:tcW w:w="3020" w:type="dxa"/>
           </w:tcPr>
           <w:p>
             <w:pPr>
-              <w:spacing w:after="0" w:line="240" w:lineRule="auto"/>
+              <w:spacing w:after="20" w:line="240" w:lineRule="auto"/>
+              <w:rPr>
+                <w:rFonts w:ascii="Times New Roman" w:cs="Times New Roman" w:eastAsia="Times New Roman" w:hAnsi="Times New Roman"/>
+                <w:sz w:val="19"/>
+                <w:szCs w:val="19"/>
+              </w:rPr>
             </w:pPr>
             <w:r>
               <w:rPr>
-                <w:b w:val="0"/>
-                <w:sz w:val="19"/>
-              </w:rPr>
-              <w:t>Заготовка: перевиставлення наскрізних витрат +10%</w:t>
+                <w:rFonts w:ascii="Times New Roman" w:cs="Times New Roman" w:eastAsia="Times New Roman" w:hAnsi="Times New Roman"/>
+                <w:sz w:val="19"/>
+                <w:szCs w:val="19"/>
+                <w:rtl w:val="0"/>
+              </w:rPr>
+              <w:t>Заготовка (стара С2): кілька витратних документів, дублі</w:t>
             </w:r>
           </w:p>
         </w:tc>
         <w:tc>
           <w:tcPr>
-            <w:tcW w:type="dxa" w:w="3024"/>
-            <w:tcMar>
-              <w:top w:w="40"/>
-              <w:left w:w="80"/>
-              <w:bottom w:w="40"/>
-              <w:right w:w="80"/>
-            </w:tcMar>
+            <w:tcW w:w="3020" w:type="dxa"/>
           </w:tcPr>
           <w:p>
             <w:pPr>
-              <w:spacing w:after="0" w:line="240" w:lineRule="auto"/>
+              <w:spacing w:after="20" w:line="240" w:lineRule="auto"/>
+              <w:rPr>
+                <w:rFonts w:ascii="Times New Roman" w:cs="Times New Roman" w:eastAsia="Times New Roman" w:hAnsi="Times New Roman"/>
+                <w:sz w:val="19"/>
+                <w:szCs w:val="19"/>
+              </w:rPr>
             </w:pPr>
             <w:r>
               <w:rPr>
-                <w:b w:val="0"/>
-                <w:sz w:val="19"/>
+                <w:rFonts w:ascii="Times New Roman" w:cs="Times New Roman" w:eastAsia="Times New Roman" w:hAnsi="Times New Roman"/>
+                <w:sz w:val="19"/>
+                <w:szCs w:val="19"/>
+                <w:rtl w:val="0"/>
               </w:rPr>
               <w:t>✅ розгорнуто</w:t>
             </w:r>
@@ -3501,24 +5958,25 @@
         </w:tc>
         <w:tc>
           <w:tcPr>
-            <w:tcW w:type="dxa" w:w="3024"/>
-            <w:tcMar>
-              <w:top w:w="40"/>
-              <w:left w:w="80"/>
-              <w:bottom w:w="40"/>
-              <w:right w:w="80"/>
-            </w:tcMar>
+            <w:tcW w:w="3021" w:type="dxa"/>
           </w:tcPr>
           <w:p>
             <w:pPr>
-              <w:spacing w:after="0" w:line="240" w:lineRule="auto"/>
+              <w:spacing w:after="20" w:line="240" w:lineRule="auto"/>
+              <w:rPr>
+                <w:rFonts w:ascii="Times New Roman" w:cs="Times New Roman" w:eastAsia="Times New Roman" w:hAnsi="Times New Roman"/>
+                <w:sz w:val="19"/>
+                <w:szCs w:val="19"/>
+              </w:rPr>
             </w:pPr>
             <w:r>
               <w:rPr>
-                <w:b w:val="0"/>
-                <w:sz w:val="19"/>
-              </w:rPr>
-              <w:t>9</w:t>
+                <w:rFonts w:ascii="Times New Roman" w:cs="Times New Roman" w:eastAsia="Times New Roman" w:hAnsi="Times New Roman"/>
+                <w:sz w:val="19"/>
+                <w:szCs w:val="19"/>
+                <w:rtl w:val="0"/>
+              </w:rPr>
+              <w:t>4</w:t>
             </w:r>
           </w:p>
         </w:tc>
@@ -3526,45 +5984,47 @@
       <w:tr>
         <w:tc>
           <w:tcPr>
-            <w:tcW w:type="dxa" w:w="3024"/>
-            <w:tcMar>
-              <w:top w:w="40"/>
-              <w:left w:w="80"/>
-              <w:bottom w:w="40"/>
-              <w:right w:w="80"/>
-            </w:tcMar>
+            <w:tcW w:w="3020" w:type="dxa"/>
           </w:tcPr>
           <w:p>
             <w:pPr>
-              <w:spacing w:after="0" w:line="240" w:lineRule="auto"/>
+              <w:spacing w:after="20" w:line="240" w:lineRule="auto"/>
+              <w:rPr>
+                <w:rFonts w:ascii="Times New Roman" w:cs="Times New Roman" w:eastAsia="Times New Roman" w:hAnsi="Times New Roman"/>
+                <w:sz w:val="19"/>
+                <w:szCs w:val="19"/>
+              </w:rPr>
             </w:pPr>
             <w:r>
               <w:rPr>
-                <w:b w:val="0"/>
-                <w:sz w:val="19"/>
-              </w:rPr>
-              <w:t>Заготовка: валюти розрахунків і момент фіксації курсу</w:t>
+                <w:rFonts w:ascii="Times New Roman" w:cs="Times New Roman" w:eastAsia="Times New Roman" w:hAnsi="Times New Roman"/>
+                <w:sz w:val="19"/>
+                <w:szCs w:val="19"/>
+                <w:rtl w:val="0"/>
+              </w:rPr>
+              <w:t>Заготовка (стара С2): перевиставлення з націнкою</w:t>
             </w:r>
           </w:p>
         </w:tc>
         <w:tc>
           <w:tcPr>
-            <w:tcW w:type="dxa" w:w="3024"/>
-            <w:tcMar>
-              <w:top w:w="40"/>
-              <w:left w:w="80"/>
-              <w:bottom w:w="40"/>
-              <w:right w:w="80"/>
-            </w:tcMar>
+            <w:tcW w:w="3020" w:type="dxa"/>
           </w:tcPr>
           <w:p>
             <w:pPr>
-              <w:spacing w:after="0" w:line="240" w:lineRule="auto"/>
+              <w:spacing w:after="20" w:line="240" w:lineRule="auto"/>
+              <w:rPr>
+                <w:rFonts w:ascii="Times New Roman" w:cs="Times New Roman" w:eastAsia="Times New Roman" w:hAnsi="Times New Roman"/>
+                <w:sz w:val="19"/>
+                <w:szCs w:val="19"/>
+              </w:rPr>
             </w:pPr>
             <w:r>
               <w:rPr>
-                <w:b w:val="0"/>
-                <w:sz w:val="19"/>
+                <w:rFonts w:ascii="Times New Roman" w:cs="Times New Roman" w:eastAsia="Times New Roman" w:hAnsi="Times New Roman"/>
+                <w:sz w:val="19"/>
+                <w:szCs w:val="19"/>
+                <w:rtl w:val="0"/>
               </w:rPr>
               <w:t>✅ розгорнуто</w:t>
             </w:r>
@@ -3572,22 +6032,23 @@
         </w:tc>
         <w:tc>
           <w:tcPr>
-            <w:tcW w:type="dxa" w:w="3024"/>
-            <w:tcMar>
-              <w:top w:w="40"/>
-              <w:left w:w="80"/>
-              <w:bottom w:w="40"/>
-              <w:right w:w="80"/>
-            </w:tcMar>
+            <w:tcW w:w="3021" w:type="dxa"/>
           </w:tcPr>
           <w:p>
             <w:pPr>
-              <w:spacing w:after="0" w:line="240" w:lineRule="auto"/>
+              <w:spacing w:after="20" w:line="240" w:lineRule="auto"/>
+              <w:rPr>
+                <w:rFonts w:ascii="Times New Roman" w:cs="Times New Roman" w:eastAsia="Times New Roman" w:hAnsi="Times New Roman"/>
+                <w:sz w:val="19"/>
+                <w:szCs w:val="19"/>
+              </w:rPr>
             </w:pPr>
             <w:r>
               <w:rPr>
-                <w:b w:val="0"/>
-                <w:sz w:val="19"/>
+                <w:rFonts w:ascii="Times New Roman" w:cs="Times New Roman" w:eastAsia="Times New Roman" w:hAnsi="Times New Roman"/>
+                <w:sz w:val="19"/>
+                <w:szCs w:val="19"/>
+                <w:rtl w:val="0"/>
               </w:rPr>
               <w:t>5</w:t>
             </w:r>
@@ -3597,70 +6058,517 @@
       <w:tr>
         <w:tc>
           <w:tcPr>
-            <w:tcW w:type="dxa" w:w="3024"/>
-            <w:tcMar>
-              <w:top w:w="40"/>
-              <w:left w:w="80"/>
-              <w:bottom w:w="40"/>
-              <w:right w:w="80"/>
-            </w:tcMar>
+            <w:tcW w:w="3020" w:type="dxa"/>
           </w:tcPr>
           <w:p>
             <w:pPr>
-              <w:spacing w:after="0" w:line="240" w:lineRule="auto"/>
+              <w:spacing w:after="20" w:line="240" w:lineRule="auto"/>
+              <w:rPr>
+                <w:rFonts w:ascii="Times New Roman" w:cs="Times New Roman" w:eastAsia="Times New Roman" w:hAnsi="Times New Roman"/>
+                <w:sz w:val="19"/>
+                <w:szCs w:val="19"/>
+              </w:rPr>
             </w:pPr>
             <w:r>
               <w:rPr>
-                <w:b w:val="0"/>
-                <w:sz w:val="19"/>
-              </w:rPr>
-              <w:t>Перенесене по темі: Q-1</w:t>
+                <w:rFonts w:ascii="Times New Roman" w:cs="Times New Roman" w:eastAsia="Times New Roman" w:hAnsi="Times New Roman"/>
+                <w:sz w:val="19"/>
+                <w:szCs w:val="19"/>
+                <w:rtl w:val="0"/>
+              </w:rPr>
+              <w:t>Заготовка (стара С3): план рахунків, хто веде</w:t>
             </w:r>
           </w:p>
         </w:tc>
         <w:tc>
           <w:tcPr>
-            <w:tcW w:type="dxa" w:w="3024"/>
-            <w:tcMar>
-              <w:top w:w="40"/>
-              <w:left w:w="80"/>
-              <w:bottom w:w="40"/>
-              <w:right w:w="80"/>
-            </w:tcMar>
+            <w:tcW w:w="3020" w:type="dxa"/>
           </w:tcPr>
           <w:p>
             <w:pPr>
-              <w:spacing w:after="0" w:line="240" w:lineRule="auto"/>
+              <w:spacing w:after="20" w:line="240" w:lineRule="auto"/>
+              <w:rPr>
+                <w:rFonts w:ascii="Times New Roman" w:cs="Times New Roman" w:eastAsia="Times New Roman" w:hAnsi="Times New Roman"/>
+                <w:sz w:val="19"/>
+                <w:szCs w:val="19"/>
+              </w:rPr>
             </w:pPr>
             <w:r>
               <w:rPr>
-                <w:b w:val="0"/>
-                <w:sz w:val="19"/>
-              </w:rPr>
-              <w:t>✅ включено</w:t>
+                <w:rFonts w:ascii="Times New Roman" w:cs="Times New Roman" w:eastAsia="Times New Roman" w:hAnsi="Times New Roman"/>
+                <w:sz w:val="19"/>
+                <w:szCs w:val="19"/>
+                <w:rtl w:val="0"/>
+              </w:rPr>
+              <w:t>✅ розгорнуто</w:t>
             </w:r>
           </w:p>
         </w:tc>
         <w:tc>
           <w:tcPr>
-            <w:tcW w:type="dxa" w:w="3024"/>
-            <w:tcMar>
-              <w:top w:w="40"/>
-              <w:left w:w="80"/>
-              <w:bottom w:w="40"/>
-              <w:right w:w="80"/>
-            </w:tcMar>
+            <w:tcW w:w="3021" w:type="dxa"/>
           </w:tcPr>
           <w:p>
             <w:pPr>
-              <w:spacing w:after="0" w:line="240" w:lineRule="auto"/>
+              <w:spacing w:after="20" w:line="240" w:lineRule="auto"/>
+              <w:rPr>
+                <w:rFonts w:ascii="Times New Roman" w:cs="Times New Roman" w:eastAsia="Times New Roman" w:hAnsi="Times New Roman"/>
+                <w:sz w:val="19"/>
+                <w:szCs w:val="19"/>
+              </w:rPr>
             </w:pPr>
             <w:r>
               <w:rPr>
-                <w:b w:val="0"/>
-                <w:sz w:val="19"/>
-              </w:rPr>
-              <w:t>1</w:t>
+                <w:rFonts w:ascii="Times New Roman" w:cs="Times New Roman" w:eastAsia="Times New Roman" w:hAnsi="Times New Roman"/>
+                <w:sz w:val="19"/>
+                <w:szCs w:val="19"/>
+                <w:rtl w:val="0"/>
+              </w:rPr>
+              <w:t>10</w:t>
+            </w:r>
+          </w:p>
+        </w:tc>
+      </w:tr>
+      <w:tr>
+        <w:tc>
+          <w:tcPr>
+            <w:tcW w:w="3020" w:type="dxa"/>
+          </w:tcPr>
+          <w:p>
+            <w:pPr>
+              <w:spacing w:after="20" w:line="240" w:lineRule="auto"/>
+              <w:rPr>
+                <w:rFonts w:ascii="Times New Roman" w:cs="Times New Roman" w:eastAsia="Times New Roman" w:hAnsi="Times New Roman"/>
+                <w:sz w:val="19"/>
+                <w:szCs w:val="19"/>
+              </w:rPr>
+            </w:pPr>
+            <w:r>
+              <w:rPr>
+                <w:rFonts w:ascii="Times New Roman" w:cs="Times New Roman" w:eastAsia="Times New Roman" w:hAnsi="Times New Roman"/>
+                <w:sz w:val="19"/>
+                <w:szCs w:val="19"/>
+                <w:rtl w:val="0"/>
+              </w:rPr>
+              <w:t>Заготовка (стара С3): контури обліку</w:t>
+            </w:r>
+          </w:p>
+        </w:tc>
+        <w:tc>
+          <w:tcPr>
+            <w:tcW w:w="3020" w:type="dxa"/>
+          </w:tcPr>
+          <w:p>
+            <w:pPr>
+              <w:spacing w:after="20" w:line="240" w:lineRule="auto"/>
+              <w:rPr>
+                <w:rFonts w:ascii="Times New Roman" w:cs="Times New Roman" w:eastAsia="Times New Roman" w:hAnsi="Times New Roman"/>
+                <w:sz w:val="19"/>
+                <w:szCs w:val="19"/>
+              </w:rPr>
+            </w:pPr>
+            <w:r>
+              <w:rPr>
+                <w:rFonts w:ascii="Times New Roman" w:cs="Times New Roman" w:eastAsia="Times New Roman" w:hAnsi="Times New Roman"/>
+                <w:sz w:val="19"/>
+                <w:szCs w:val="19"/>
+                <w:rtl w:val="0"/>
+              </w:rPr>
+              <w:t>✅ розгорнуто</w:t>
+            </w:r>
+          </w:p>
+        </w:tc>
+        <w:tc>
+          <w:tcPr>
+            <w:tcW w:w="3021" w:type="dxa"/>
+          </w:tcPr>
+          <w:p>
+            <w:pPr>
+              <w:spacing w:after="20" w:line="240" w:lineRule="auto"/>
+              <w:rPr>
+                <w:rFonts w:ascii="Times New Roman" w:cs="Times New Roman" w:eastAsia="Times New Roman" w:hAnsi="Times New Roman"/>
+                <w:sz w:val="19"/>
+                <w:szCs w:val="19"/>
+              </w:rPr>
+            </w:pPr>
+            <w:r>
+              <w:rPr>
+                <w:rFonts w:ascii="Times New Roman" w:cs="Times New Roman" w:eastAsia="Times New Roman" w:hAnsi="Times New Roman"/>
+                <w:sz w:val="19"/>
+                <w:szCs w:val="19"/>
+                <w:rtl w:val="0"/>
+              </w:rPr>
+              <w:t>11</w:t>
+            </w:r>
+          </w:p>
+        </w:tc>
+      </w:tr>
+      <w:tr>
+        <w:tc>
+          <w:tcPr>
+            <w:tcW w:w="3020" w:type="dxa"/>
+          </w:tcPr>
+          <w:p>
+            <w:pPr>
+              <w:spacing w:after="20" w:line="240" w:lineRule="auto"/>
+              <w:rPr>
+                <w:rFonts w:ascii="Times New Roman" w:cs="Times New Roman" w:eastAsia="Times New Roman" w:hAnsi="Times New Roman"/>
+                <w:sz w:val="19"/>
+                <w:szCs w:val="19"/>
+              </w:rPr>
+            </w:pPr>
+            <w:r>
+              <w:rPr>
+                <w:rFonts w:ascii="Times New Roman" w:cs="Times New Roman" w:eastAsia="Times New Roman" w:hAnsi="Times New Roman"/>
+                <w:sz w:val="19"/>
+                <w:szCs w:val="19"/>
+                <w:rtl w:val="0"/>
+              </w:rPr>
+              <w:t>Заготовка (стара С3): мультивалюта, курсові різниці</w:t>
+            </w:r>
+          </w:p>
+        </w:tc>
+        <w:tc>
+          <w:tcPr>
+            <w:tcW w:w="3020" w:type="dxa"/>
+          </w:tcPr>
+          <w:p>
+            <w:pPr>
+              <w:spacing w:after="20" w:line="240" w:lineRule="auto"/>
+              <w:rPr>
+                <w:rFonts w:ascii="Times New Roman" w:cs="Times New Roman" w:eastAsia="Times New Roman" w:hAnsi="Times New Roman"/>
+                <w:sz w:val="19"/>
+                <w:szCs w:val="19"/>
+              </w:rPr>
+            </w:pPr>
+            <w:r>
+              <w:rPr>
+                <w:rFonts w:ascii="Times New Roman" w:cs="Times New Roman" w:eastAsia="Times New Roman" w:hAnsi="Times New Roman"/>
+                <w:sz w:val="19"/>
+                <w:szCs w:val="19"/>
+                <w:rtl w:val="0"/>
+              </w:rPr>
+              <w:t>✅ розгорнуто</w:t>
+            </w:r>
+          </w:p>
+        </w:tc>
+        <w:tc>
+          <w:tcPr>
+            <w:tcW w:w="3021" w:type="dxa"/>
+          </w:tcPr>
+          <w:p>
+            <w:pPr>
+              <w:spacing w:after="20" w:line="240" w:lineRule="auto"/>
+              <w:rPr>
+                <w:rFonts w:ascii="Times New Roman" w:cs="Times New Roman" w:eastAsia="Times New Roman" w:hAnsi="Times New Roman"/>
+                <w:sz w:val="19"/>
+                <w:szCs w:val="19"/>
+              </w:rPr>
+            </w:pPr>
+            <w:r>
+              <w:rPr>
+                <w:rFonts w:ascii="Times New Roman" w:cs="Times New Roman" w:eastAsia="Times New Roman" w:hAnsi="Times New Roman"/>
+                <w:sz w:val="19"/>
+                <w:szCs w:val="19"/>
+                <w:rtl w:val="0"/>
+              </w:rPr>
+              <w:t>12</w:t>
+            </w:r>
+          </w:p>
+        </w:tc>
+      </w:tr>
+      <w:tr>
+        <w:tc>
+          <w:tcPr>
+            <w:tcW w:w="3020" w:type="dxa"/>
+          </w:tcPr>
+          <w:p>
+            <w:pPr>
+              <w:spacing w:after="20" w:line="240" w:lineRule="auto"/>
+              <w:rPr>
+                <w:rFonts w:ascii="Times New Roman" w:cs="Times New Roman" w:eastAsia="Times New Roman" w:hAnsi="Times New Roman"/>
+                <w:sz w:val="19"/>
+                <w:szCs w:val="19"/>
+              </w:rPr>
+            </w:pPr>
+            <w:r>
+              <w:rPr>
+                <w:rFonts w:ascii="Times New Roman" w:cs="Times New Roman" w:eastAsia="Times New Roman" w:hAnsi="Times New Roman"/>
+                <w:sz w:val="19"/>
+                <w:szCs w:val="19"/>
+                <w:rtl w:val="0"/>
+              </w:rPr>
+              <w:t>Заготовка (стара С3): консолідація для аудиторів</w:t>
+            </w:r>
+          </w:p>
+        </w:tc>
+        <w:tc>
+          <w:tcPr>
+            <w:tcW w:w="3020" w:type="dxa"/>
+          </w:tcPr>
+          <w:p>
+            <w:pPr>
+              <w:spacing w:after="20" w:line="240" w:lineRule="auto"/>
+              <w:rPr>
+                <w:rFonts w:ascii="Times New Roman" w:cs="Times New Roman" w:eastAsia="Times New Roman" w:hAnsi="Times New Roman"/>
+                <w:sz w:val="19"/>
+                <w:szCs w:val="19"/>
+              </w:rPr>
+            </w:pPr>
+            <w:r>
+              <w:rPr>
+                <w:rFonts w:ascii="Times New Roman" w:cs="Times New Roman" w:eastAsia="Times New Roman" w:hAnsi="Times New Roman"/>
+                <w:sz w:val="19"/>
+                <w:szCs w:val="19"/>
+                <w:rtl w:val="0"/>
+              </w:rPr>
+              <w:t>✅ розгорнуто</w:t>
+            </w:r>
+          </w:p>
+        </w:tc>
+        <w:tc>
+          <w:tcPr>
+            <w:tcW w:w="3021" w:type="dxa"/>
+          </w:tcPr>
+          <w:p>
+            <w:pPr>
+              <w:spacing w:after="20" w:line="240" w:lineRule="auto"/>
+              <w:rPr>
+                <w:rFonts w:ascii="Times New Roman" w:cs="Times New Roman" w:eastAsia="Times New Roman" w:hAnsi="Times New Roman"/>
+                <w:sz w:val="19"/>
+                <w:szCs w:val="19"/>
+              </w:rPr>
+            </w:pPr>
+            <w:r>
+              <w:rPr>
+                <w:rFonts w:ascii="Times New Roman" w:cs="Times New Roman" w:eastAsia="Times New Roman" w:hAnsi="Times New Roman"/>
+                <w:sz w:val="19"/>
+                <w:szCs w:val="19"/>
+                <w:rtl w:val="0"/>
+              </w:rPr>
+              <w:t>13</w:t>
+            </w:r>
+          </w:p>
+        </w:tc>
+      </w:tr>
+      <w:tr>
+        <w:tc>
+          <w:tcPr>
+            <w:tcW w:w="3020" w:type="dxa"/>
+          </w:tcPr>
+          <w:p>
+            <w:pPr>
+              <w:spacing w:after="20" w:line="240" w:lineRule="auto"/>
+              <w:rPr>
+                <w:rFonts w:ascii="Times New Roman" w:cs="Times New Roman" w:eastAsia="Times New Roman" w:hAnsi="Times New Roman"/>
+                <w:sz w:val="19"/>
+                <w:szCs w:val="19"/>
+              </w:rPr>
+            </w:pPr>
+            <w:r>
+              <w:rPr>
+                <w:rFonts w:ascii="Times New Roman" w:cs="Times New Roman" w:eastAsia="Times New Roman" w:hAnsi="Times New Roman"/>
+                <w:sz w:val="19"/>
+                <w:szCs w:val="19"/>
+                <w:rtl w:val="0"/>
+              </w:rPr>
+              <w:t>Заготовка (стара С3): закриття періоду</w:t>
+            </w:r>
+          </w:p>
+        </w:tc>
+        <w:tc>
+          <w:tcPr>
+            <w:tcW w:w="3020" w:type="dxa"/>
+          </w:tcPr>
+          <w:p>
+            <w:pPr>
+              <w:spacing w:after="20" w:line="240" w:lineRule="auto"/>
+              <w:rPr>
+                <w:rFonts w:ascii="Times New Roman" w:cs="Times New Roman" w:eastAsia="Times New Roman" w:hAnsi="Times New Roman"/>
+                <w:sz w:val="19"/>
+                <w:szCs w:val="19"/>
+              </w:rPr>
+            </w:pPr>
+            <w:r>
+              <w:rPr>
+                <w:rFonts w:ascii="Times New Roman" w:cs="Times New Roman" w:eastAsia="Times New Roman" w:hAnsi="Times New Roman"/>
+                <w:sz w:val="19"/>
+                <w:szCs w:val="19"/>
+                <w:rtl w:val="0"/>
+              </w:rPr>
+              <w:t>✅ розгорнуто</w:t>
+            </w:r>
+          </w:p>
+        </w:tc>
+        <w:tc>
+          <w:tcPr>
+            <w:tcW w:w="3021" w:type="dxa"/>
+          </w:tcPr>
+          <w:p>
+            <w:pPr>
+              <w:spacing w:after="20" w:line="240" w:lineRule="auto"/>
+              <w:rPr>
+                <w:rFonts w:ascii="Times New Roman" w:cs="Times New Roman" w:eastAsia="Times New Roman" w:hAnsi="Times New Roman"/>
+                <w:sz w:val="19"/>
+                <w:szCs w:val="19"/>
+              </w:rPr>
+            </w:pPr>
+            <w:r>
+              <w:rPr>
+                <w:rFonts w:ascii="Times New Roman" w:cs="Times New Roman" w:eastAsia="Times New Roman" w:hAnsi="Times New Roman"/>
+                <w:sz w:val="19"/>
+                <w:szCs w:val="19"/>
+                <w:rtl w:val="0"/>
+              </w:rPr>
+              <w:t>14</w:t>
+            </w:r>
+          </w:p>
+        </w:tc>
+      </w:tr>
+      <w:tr>
+        <w:tc>
+          <w:tcPr>
+            <w:tcW w:w="3020" w:type="dxa"/>
+          </w:tcPr>
+          <w:p>
+            <w:pPr>
+              <w:spacing w:after="20" w:line="240" w:lineRule="auto"/>
+              <w:rPr>
+                <w:rFonts w:ascii="Times New Roman" w:cs="Times New Roman" w:eastAsia="Times New Roman" w:hAnsi="Times New Roman"/>
+                <w:sz w:val="19"/>
+                <w:szCs w:val="19"/>
+              </w:rPr>
+            </w:pPr>
+            <w:r>
+              <w:rPr>
+                <w:rFonts w:ascii="Times New Roman" w:cs="Times New Roman" w:eastAsia="Times New Roman" w:hAnsi="Times New Roman"/>
+                <w:sz w:val="19"/>
+                <w:szCs w:val="19"/>
+                <w:rtl w:val="0"/>
+              </w:rPr>
+              <w:t>Заготовка (стара С3): податковий контур</w:t>
+            </w:r>
+          </w:p>
+        </w:tc>
+        <w:tc>
+          <w:tcPr>
+            <w:tcW w:w="3020" w:type="dxa"/>
+          </w:tcPr>
+          <w:p>
+            <w:pPr>
+              <w:spacing w:after="20" w:line="240" w:lineRule="auto"/>
+              <w:rPr>
+                <w:rFonts w:ascii="Times New Roman" w:cs="Times New Roman" w:eastAsia="Times New Roman" w:hAnsi="Times New Roman"/>
+                <w:sz w:val="19"/>
+                <w:szCs w:val="19"/>
+              </w:rPr>
+            </w:pPr>
+            <w:r>
+              <w:rPr>
+                <w:rFonts w:ascii="Times New Roman" w:cs="Times New Roman" w:eastAsia="Times New Roman" w:hAnsi="Times New Roman"/>
+                <w:sz w:val="19"/>
+                <w:szCs w:val="19"/>
+                <w:rtl w:val="0"/>
+              </w:rPr>
+              <w:t>✅ розгорнуто</w:t>
+            </w:r>
+          </w:p>
+        </w:tc>
+        <w:tc>
+          <w:tcPr>
+            <w:tcW w:w="3021" w:type="dxa"/>
+          </w:tcPr>
+          <w:p>
+            <w:pPr>
+              <w:spacing w:after="20" w:line="240" w:lineRule="auto"/>
+              <w:rPr>
+                <w:rFonts w:ascii="Times New Roman" w:cs="Times New Roman" w:eastAsia="Times New Roman" w:hAnsi="Times New Roman"/>
+                <w:sz w:val="19"/>
+                <w:szCs w:val="19"/>
+              </w:rPr>
+            </w:pPr>
+            <w:r>
+              <w:rPr>
+                <w:rFonts w:ascii="Times New Roman" w:cs="Times New Roman" w:eastAsia="Times New Roman" w:hAnsi="Times New Roman"/>
+                <w:sz w:val="19"/>
+                <w:szCs w:val="19"/>
+                <w:rtl w:val="0"/>
+              </w:rPr>
+              <w:t>15</w:t>
+            </w:r>
+          </w:p>
+        </w:tc>
+      </w:tr>
+      <w:tr>
+        <w:tc>
+          <w:tcPr>
+            <w:tcW w:w="3020" w:type="dxa"/>
+          </w:tcPr>
+          <w:p>
+            <w:pPr>
+              <w:spacing w:after="20" w:line="240" w:lineRule="auto"/>
+              <w:rPr>
+                <w:rFonts w:ascii="Times New Roman" w:cs="Times New Roman" w:eastAsia="Times New Roman" w:hAnsi="Times New Roman"/>
+                <w:sz w:val="19"/>
+                <w:szCs w:val="19"/>
+              </w:rPr>
+            </w:pPr>
+            <w:r>
+              <w:rPr>
+                <w:rFonts w:ascii="Times New Roman" w:cs="Times New Roman" w:eastAsia="Times New Roman" w:hAnsi="Times New Roman"/>
+                <w:sz w:val="19"/>
+                <w:szCs w:val="19"/>
+                <w:rtl w:val="0"/>
+              </w:rPr>
+              <w:t>Перенесене по темі: Q-1, Q-3, Q-11, Q-12</w:t>
+            </w:r>
+          </w:p>
+        </w:tc>
+        <w:tc>
+          <w:tcPr>
+            <w:tcW w:w="3020" w:type="dxa"/>
+          </w:tcPr>
+          <w:p>
+            <w:pPr>
+              <w:spacing w:after="20" w:line="240" w:lineRule="auto"/>
+              <w:rPr>
+                <w:rFonts w:ascii="Times New Roman" w:cs="Times New Roman" w:eastAsia="Times New Roman" w:hAnsi="Times New Roman"/>
+                <w:sz w:val="19"/>
+                <w:szCs w:val="19"/>
+              </w:rPr>
+            </w:pPr>
+            <w:r>
+              <w:rPr>
+                <w:rFonts w:ascii="Times New Roman" w:cs="Times New Roman" w:eastAsia="Times New Roman" w:hAnsi="Times New Roman"/>
+                <w:sz w:val="19"/>
+                <w:szCs w:val="19"/>
+                <w:rtl w:val="0"/>
+              </w:rPr>
+              <w:t>✅ всі включені</w:t>
+            </w:r>
+          </w:p>
+        </w:tc>
+        <w:tc>
+          <w:tcPr>
+            <w:tcW w:w="3021" w:type="dxa"/>
+          </w:tcPr>
+          <w:p>
+            <w:pPr>
+              <w:spacing w:after="20" w:line="240" w:lineRule="auto"/>
+              <w:rPr>
+                <w:rFonts w:ascii="Times New Roman" w:cs="Times New Roman" w:eastAsia="Times New Roman" w:hAnsi="Times New Roman"/>
+                <w:sz w:val="19"/>
+                <w:szCs w:val="19"/>
+              </w:rPr>
+            </w:pPr>
+            <w:r>
+              <w:rPr>
+                <w:rFonts w:ascii="Times New Roman" w:cs="Times New Roman" w:eastAsia="Times New Roman" w:hAnsi="Times New Roman"/>
+                <w:sz w:val="19"/>
+                <w:szCs w:val="19"/>
+                <w:rtl w:val="0"/>
+              </w:rPr>
+              <w:t>1, 10, 18, 17</w:t>
             </w:r>
           </w:p>
         </w:tc>
@@ -3668,308 +6576,545 @@
     </w:tbl>
     <w:p>
       <w:pPr>
-        <w:spacing w:after="80"/>
-      </w:pPr>
-    </w:p>
-    <w:p>
-      <w:pPr>
-        <w:spacing w:after="80" w:before="120"/>
-      </w:pPr>
-      <w:r>
-        <w:rPr>
-          <w:b/>
-          <w:sz w:val="23"/>
+        <w:spacing w:after="40"/>
+        <w:rPr>
+          <w:rFonts w:ascii="Times New Roman" w:cs="Times New Roman" w:eastAsia="Times New Roman" w:hAnsi="Times New Roman"/>
+          <w:sz w:val="12"/>
+          <w:szCs w:val="12"/>
+        </w:rPr>
+      </w:pPr>
+    </w:p>
+    <w:p>
+      <w:pPr>
+        <w:keepNext w:val="1"/>
+        <w:spacing w:before="140" w:after="60"/>
+        <w:rPr>
+          <w:rFonts w:ascii="Times New Roman" w:cs="Times New Roman" w:eastAsia="Times New Roman" w:hAnsi="Times New Roman"/>
+          <w:sz w:val="24"/>
+          <w:szCs w:val="24"/>
+        </w:rPr>
+      </w:pPr>
+      <w:r>
+        <w:rPr>
+          <w:rFonts w:ascii="Times New Roman" w:cs="Times New Roman" w:eastAsia="Times New Roman" w:hAnsi="Times New Roman"/>
+          <w:b w:val="1"/>
+          <w:bCs w:val="1"/>
+          <w:color w:val="3497db"/>
+          <w:sz w:val="24"/>
+          <w:szCs w:val="24"/>
+          <w:rtl w:val="0"/>
         </w:rPr>
         <w:t>Прогалини</w:t>
       </w:r>
     </w:p>
     <w:p>
       <w:pPr>
-        <w:spacing w:after="80"/>
-      </w:pPr>
-      <w:r>
-        <w:rPr>
-          <w:b w:val="0"/>
-        </w:rPr>
-        <w:t>Ціль сесії покрита повністю. Глибока механіка стейтментів і відстрочок клієнтам (AR) свідомо НЕ тут — це Сесія 5; перевиставлення (9) лише узгоджується з С5, не розкривається повністю.</w:t>
+        <w:spacing w:after="40"/>
+        <w:rPr>
+          <w:rFonts w:ascii="Times New Roman" w:cs="Times New Roman" w:eastAsia="Times New Roman" w:hAnsi="Times New Roman"/>
+          <w:sz w:val="24"/>
+          <w:szCs w:val="24"/>
+        </w:rPr>
+      </w:pPr>
+      <w:r>
+        <w:rPr>
+          <w:rFonts w:ascii="Times New Roman" w:cs="Times New Roman" w:eastAsia="Times New Roman" w:hAnsi="Times New Roman"/>
+          <w:sz w:val="24"/>
+          <w:szCs w:val="24"/>
+          <w:rtl w:val="0"/>
+        </w:rPr>
+        <w:t>Ціль об’єднаної сесії покрита повністю. Глибока механіка стейтментів і відстрочок клієнтам (AR) — свідомо С5; landed cost — свідомо С4.</w:t>
       </w:r>
     </w:p>
     <w:p>
       <w:pPr>
         <w:pBdr>
-          <w:bottom w:val="single" w:sz="6" w:space="2" w:color="D9D9D9"/>
+          <w:bottom w:val="single" w:sz="6" w:space="6" w:color="CCCCCC"/>
         </w:pBdr>
-        <w:spacing w:after="120" w:before="60"/>
-      </w:pPr>
-    </w:p>
-    <w:p>
-      <w:pPr>
-        <w:spacing w:after="100" w:before="200"/>
-      </w:pPr>
-      <w:r>
-        <w:rPr>
-          <w:b/>
+        <w:spacing w:before="80" w:after="80"/>
+      </w:pPr>
+    </w:p>
+    <w:p>
+      <w:pPr>
+        <w:keepNext w:val="1"/>
+        <w:spacing w:before="200" w:after="80"/>
+        <w:rPr>
+          <w:rFonts w:ascii="Times New Roman" w:cs="Times New Roman" w:eastAsia="Times New Roman" w:hAnsi="Times New Roman"/>
           <w:sz w:val="26"/>
+          <w:szCs w:val="26"/>
+        </w:rPr>
+      </w:pPr>
+      <w:r>
+        <w:rPr>
+          <w:rFonts w:ascii="Times New Roman" w:cs="Times New Roman" w:eastAsia="Times New Roman" w:hAnsi="Times New Roman"/>
+          <w:b w:val="1"/>
+          <w:bCs w:val="1"/>
+          <w:color w:val="f05423"/>
+          <w:sz w:val="26"/>
+          <w:szCs w:val="26"/>
+          <w:rtl w:val="0"/>
         </w:rPr>
         <w:t>Парковка (інші сесії)</w:t>
       </w:r>
     </w:p>
     <w:p>
       <w:pPr>
+        <w:spacing w:after="20"/>
+        <w:ind w:left="360"/>
+        <w:rPr>
+          <w:rFonts w:ascii="Times New Roman" w:cs="Times New Roman" w:eastAsia="Times New Roman" w:hAnsi="Times New Roman"/>
+          <w:sz w:val="22"/>
+          <w:szCs w:val="22"/>
+        </w:rPr>
+      </w:pPr>
+      <w:r>
+        <w:rPr>
+          <w:rFonts w:ascii="Times New Roman" w:cs="Times New Roman" w:eastAsia="Times New Roman" w:hAnsi="Times New Roman"/>
+          <w:sz w:val="22"/>
+          <w:szCs w:val="22"/>
+          <w:rtl w:val="0"/>
+        </w:rPr>
+        <w:t>→ Стейтменти, аванси/відстрочки клієнтам, повна механіка маржі — Сесія 5 (Q-8)</w:t>
+      </w:r>
+    </w:p>
+    <w:p>
+      <w:pPr>
+        <w:spacing w:after="20"/>
+        <w:ind w:left="360"/>
+        <w:rPr>
+          <w:rFonts w:ascii="Times New Roman" w:cs="Times New Roman" w:eastAsia="Times New Roman" w:hAnsi="Times New Roman"/>
+          <w:sz w:val="22"/>
+          <w:szCs w:val="22"/>
+        </w:rPr>
+      </w:pPr>
+      <w:r>
+        <w:rPr>
+          <w:rFonts w:ascii="Times New Roman" w:cs="Times New Roman" w:eastAsia="Times New Roman" w:hAnsi="Times New Roman"/>
+          <w:sz w:val="22"/>
+          <w:szCs w:val="22"/>
+          <w:rtl w:val="0"/>
+        </w:rPr>
+        <w:t>→ Товарна партія + landed cost — Сесія 4 (Q-13)</w:t>
+      </w:r>
+    </w:p>
+    <w:p>
+      <w:pPr>
+        <w:spacing w:after="20"/>
+        <w:ind w:left="360"/>
+        <w:rPr>
+          <w:rFonts w:ascii="Times New Roman" w:cs="Times New Roman" w:eastAsia="Times New Roman" w:hAnsi="Times New Roman"/>
+          <w:sz w:val="22"/>
+          <w:szCs w:val="22"/>
+        </w:rPr>
+      </w:pPr>
+      <w:r>
+        <w:rPr>
+          <w:rFonts w:ascii="Times New Roman" w:cs="Times New Roman" w:eastAsia="Times New Roman" w:hAnsi="Times New Roman"/>
+          <w:sz w:val="22"/>
+          <w:szCs w:val="22"/>
+          <w:rtl w:val="0"/>
+        </w:rPr>
+        <w:t>→ Помісячний звіт по закритих відправках для ЗП — Сесія 5 (Q-14)</w:t>
+      </w:r>
+    </w:p>
+    <w:p>
+      <w:pPr>
+        <w:spacing w:after="20"/>
+        <w:ind w:left="360"/>
+        <w:rPr>
+          <w:rFonts w:ascii="Times New Roman" w:cs="Times New Roman" w:eastAsia="Times New Roman" w:hAnsi="Times New Roman"/>
+          <w:sz w:val="22"/>
+          <w:szCs w:val="22"/>
+        </w:rPr>
+      </w:pPr>
+      <w:r>
+        <w:rPr>
+          <w:rFonts w:ascii="Times New Roman" w:cs="Times New Roman" w:eastAsia="Times New Roman" w:hAnsi="Times New Roman"/>
+          <w:sz w:val="22"/>
+          <w:szCs w:val="22"/>
+          <w:rtl w:val="0"/>
+        </w:rPr>
+        <w:t>→ Формат/обсяг завантаження довідників і залишків, дата cutover — Сесія 7 (Q-9)</w:t>
+      </w:r>
+    </w:p>
+    <w:p>
+      <w:pPr>
         <w:spacing w:after="40"/>
-      </w:pPr>
-      <w:r>
-        <w:rPr>
-          <w:b w:val="0"/>
-        </w:rPr>
-        <w:t xml:space="preserve">→ </w:t>
-      </w:r>
-      <w:r>
-        <w:rPr>
-          <w:b w:val="0"/>
-        </w:rPr>
-        <w:t>Стейтменти, аванси/відстрочки клієнтам, повна механіка маржі — Сесія 5 (Q-8)</w:t>
+        <w:rPr>
+          <w:rFonts w:ascii="Times New Roman" w:cs="Times New Roman" w:eastAsia="Times New Roman" w:hAnsi="Times New Roman"/>
+          <w:sz w:val="24"/>
+          <w:szCs w:val="24"/>
+        </w:rPr>
+      </w:pPr>
+      <w:r>
+        <w:rPr>
+          <w:rFonts w:ascii="Times New Roman" w:cs="Times New Roman" w:eastAsia="Times New Roman" w:hAnsi="Times New Roman"/>
+          <w:sz w:val="24"/>
+          <w:szCs w:val="24"/>
+          <w:rtl w:val="0"/>
+        </w:rPr>
+        <w:t>Усі питання парковки мають ID у журналі — нові Q-N не створювались.</w:t>
+      </w:r>
+    </w:p>
+    <w:p>
+      <w:pPr>
+        <w:keepNext w:val="1"/>
+        <w:spacing w:before="200" w:after="80"/>
+        <w:rPr>
+          <w:rFonts w:ascii="Times New Roman" w:cs="Times New Roman" w:eastAsia="Times New Roman" w:hAnsi="Times New Roman"/>
+          <w:sz w:val="26"/>
+          <w:szCs w:val="26"/>
+        </w:rPr>
+      </w:pPr>
+      <w:r>
+        <w:rPr>
+          <w:rFonts w:ascii="Times New Roman" w:cs="Times New Roman" w:eastAsia="Times New Roman" w:hAnsi="Times New Roman"/>
+          <w:b w:val="1"/>
+          <w:bCs w:val="1"/>
+          <w:color w:val="f05423"/>
+          <w:sz w:val="26"/>
+          <w:szCs w:val="26"/>
+          <w:rtl w:val="0"/>
+        </w:rPr>
+        <w:t>Сигнали для BA</w:t>
+      </w:r>
+    </w:p>
+    <w:p>
+      <w:pPr>
+        <w:spacing w:after="20"/>
+        <w:ind w:left="360"/>
+        <w:rPr>
+          <w:rFonts w:ascii="Times New Roman" w:cs="Times New Roman" w:eastAsia="Times New Roman" w:hAnsi="Times New Roman"/>
+          <w:sz w:val="24"/>
+          <w:szCs w:val="24"/>
+        </w:rPr>
+      </w:pPr>
+      <w:r>
+        <w:rPr>
+          <w:rFonts w:ascii="Times New Roman" w:cs="Times New Roman" w:eastAsia="Times New Roman" w:hAnsi="Times New Roman"/>
+          <w:sz w:val="24"/>
+          <w:szCs w:val="24"/>
+          <w:rtl w:val="0"/>
+        </w:rPr>
+        <w:t xml:space="preserve">•  </w:t>
+      </w:r>
+      <w:r>
+        <w:rPr>
+          <w:rFonts w:ascii="Times New Roman" w:cs="Times New Roman" w:eastAsia="Times New Roman" w:hAnsi="Times New Roman"/>
+          <w:b w:val="1"/>
+          <w:bCs w:val="1"/>
+          <w:sz w:val="24"/>
+          <w:szCs w:val="24"/>
+          <w:rtl w:val="0"/>
+        </w:rPr>
+        <w:t>Бухгалтер критичний:</w:t>
+      </w:r>
+      <w:r>
+        <w:rPr>
+          <w:rFonts w:ascii="Times New Roman" w:cs="Times New Roman" w:eastAsia="Times New Roman" w:hAnsi="Times New Roman"/>
+          <w:sz w:val="24"/>
+          <w:szCs w:val="24"/>
+          <w:rtl w:val="0"/>
+        </w:rPr>
+        <w:t xml:space="preserve"> питання 1 і 10–15 без бухгалтера/аудитора зависнуть. Якщо його не буде — облікову розвилку (1) і план рахунків (10–11) доведеться перенести; попередь про це на початку.</w:t>
+      </w:r>
+    </w:p>
+    <w:p>
+      <w:pPr>
+        <w:spacing w:after="20"/>
+        <w:ind w:left="360"/>
+        <w:rPr>
+          <w:rFonts w:ascii="Times New Roman" w:cs="Times New Roman" w:eastAsia="Times New Roman" w:hAnsi="Times New Roman"/>
+          <w:sz w:val="24"/>
+          <w:szCs w:val="24"/>
+        </w:rPr>
+      </w:pPr>
+      <w:r>
+        <w:rPr>
+          <w:rFonts w:ascii="Times New Roman" w:cs="Times New Roman" w:eastAsia="Times New Roman" w:hAnsi="Times New Roman"/>
+          <w:sz w:val="24"/>
+          <w:szCs w:val="24"/>
+          <w:rtl w:val="0"/>
+        </w:rPr>
+        <w:t xml:space="preserve">•  </w:t>
+      </w:r>
+      <w:r>
+        <w:rPr>
+          <w:rFonts w:ascii="Times New Roman" w:cs="Times New Roman" w:eastAsia="Times New Roman" w:hAnsi="Times New Roman"/>
+          <w:b w:val="1"/>
+          <w:bCs w:val="1"/>
+          <w:sz w:val="24"/>
+          <w:szCs w:val="24"/>
+          <w:rtl w:val="0"/>
+        </w:rPr>
+        <w:t>Сесія об’ємна</w:t>
+      </w:r>
+      <w:r>
+        <w:rPr>
+          <w:rFonts w:ascii="Times New Roman" w:cs="Times New Roman" w:eastAsia="Times New Roman" w:hAnsi="Times New Roman"/>
+          <w:sz w:val="24"/>
+          <w:szCs w:val="24"/>
+          <w:rtl w:val="0"/>
+        </w:rPr>
+        <w:t xml:space="preserve"> (агентська + AP + Гонконг + банк/каса). Якщо не вкладаєтесь — банк/касу (16–18) винести у хвіст або в С5; пріоритет — облікова трактовка (1) і контури/CoA (10–11).</w:t>
+      </w:r>
+    </w:p>
+    <w:p>
+      <w:pPr>
+        <w:spacing w:after="20"/>
+        <w:ind w:left="360"/>
+        <w:rPr>
+          <w:rFonts w:ascii="Times New Roman" w:cs="Times New Roman" w:eastAsia="Times New Roman" w:hAnsi="Times New Roman"/>
+          <w:sz w:val="24"/>
+          <w:szCs w:val="24"/>
+        </w:rPr>
+      </w:pPr>
+      <w:r>
+        <w:rPr>
+          <w:rFonts w:ascii="Times New Roman" w:cs="Times New Roman" w:eastAsia="Times New Roman" w:hAnsi="Times New Roman"/>
+          <w:sz w:val="24"/>
+          <w:szCs w:val="24"/>
+          <w:rtl w:val="0"/>
+        </w:rPr>
+        <w:t xml:space="preserve">•  </w:t>
+      </w:r>
+      <w:r>
+        <w:rPr>
+          <w:rFonts w:ascii="Times New Roman" w:cs="Times New Roman" w:eastAsia="Times New Roman" w:hAnsi="Times New Roman"/>
+          <w:b w:val="1"/>
+          <w:bCs w:val="1"/>
+          <w:sz w:val="24"/>
+          <w:szCs w:val="24"/>
+          <w:rtl w:val="0"/>
+        </w:rPr>
+        <w:t>Комерційний параметр:</w:t>
+      </w:r>
+      <w:r>
+        <w:rPr>
+          <w:rFonts w:ascii="Times New Roman" w:cs="Times New Roman" w:eastAsia="Times New Roman" w:hAnsi="Times New Roman"/>
+          <w:sz w:val="24"/>
+          <w:szCs w:val="24"/>
+          <w:rtl w:val="0"/>
+        </w:rPr>
+        <w:t xml:space="preserve"> конкретний % винагороди звучав на С1 — у клієнтські документи/звіти не виносити; у питаннях фокус на механіці обліку, не на ставці.</w:t>
+      </w:r>
+    </w:p>
+    <w:p>
+      <w:pPr>
+        <w:spacing w:after="20"/>
+        <w:ind w:left="360"/>
+        <w:rPr>
+          <w:rFonts w:ascii="Times New Roman" w:cs="Times New Roman" w:eastAsia="Times New Roman" w:hAnsi="Times New Roman"/>
+          <w:sz w:val="24"/>
+          <w:szCs w:val="24"/>
+        </w:rPr>
+      </w:pPr>
+      <w:r>
+        <w:rPr>
+          <w:rFonts w:ascii="Times New Roman" w:cs="Times New Roman" w:eastAsia="Times New Roman" w:hAnsi="Times New Roman"/>
+          <w:sz w:val="24"/>
+          <w:szCs w:val="24"/>
+          <w:rtl w:val="0"/>
+        </w:rPr>
+        <w:t xml:space="preserve">•  </w:t>
+      </w:r>
+      <w:r>
+        <w:rPr>
+          <w:rFonts w:ascii="Times New Roman" w:cs="Times New Roman" w:eastAsia="Times New Roman" w:hAnsi="Times New Roman"/>
+          <w:b w:val="1"/>
+          <w:bCs w:val="1"/>
+          <w:sz w:val="24"/>
+          <w:szCs w:val="24"/>
+          <w:rtl w:val="0"/>
+        </w:rPr>
+        <w:t>Не тиснути на трактовку:</w:t>
+      </w:r>
+      <w:r>
+        <w:rPr>
+          <w:rFonts w:ascii="Times New Roman" w:cs="Times New Roman" w:eastAsia="Times New Roman" w:hAnsi="Times New Roman"/>
+          <w:sz w:val="24"/>
+          <w:szCs w:val="24"/>
+          <w:rtl w:val="0"/>
+        </w:rPr>
+        <w:t xml:space="preserve"> якщо власник/бухгалтер вагаються (1) — зафіксувати обидва варіанти і їх наслідки, рішення винести письмово; не нав’язувати на зустрічі.</w:t>
+      </w:r>
+    </w:p>
+    <w:p>
+      <w:pPr>
+        <w:keepNext w:val="1"/>
+        <w:spacing w:before="200" w:after="80"/>
+        <w:rPr>
+          <w:rFonts w:ascii="Times New Roman" w:cs="Times New Roman" w:eastAsia="Times New Roman" w:hAnsi="Times New Roman"/>
+          <w:sz w:val="26"/>
+          <w:szCs w:val="26"/>
+        </w:rPr>
+      </w:pPr>
+      <w:r>
+        <w:rPr>
+          <w:rFonts w:ascii="Times New Roman" w:cs="Times New Roman" w:eastAsia="Times New Roman" w:hAnsi="Times New Roman"/>
+          <w:b w:val="1"/>
+          <w:bCs w:val="1"/>
+          <w:color w:val="f05423"/>
+          <w:sz w:val="26"/>
+          <w:szCs w:val="26"/>
+          <w:rtl w:val="0"/>
+        </w:rPr>
+        <w:t>Anti-repeat</w:t>
       </w:r>
     </w:p>
     <w:p>
       <w:pPr>
         <w:spacing w:after="40"/>
-      </w:pPr>
-      <w:r>
-        <w:rPr>
-          <w:b w:val="0"/>
-        </w:rPr>
-        <w:t xml:space="preserve">→ </w:t>
-      </w:r>
-      <w:r>
-        <w:rPr>
-          <w:b w:val="0"/>
-        </w:rPr>
-        <w:t>Товарна партія + рознесення витрат на собівартість (landed cost), собівартість для торгової маржі — Сесія 4 (Q-13)</w:t>
-      </w:r>
-    </w:p>
-    <w:p>
-      <w:pPr>
-        <w:spacing w:after="40"/>
-      </w:pPr>
-      <w:r>
-        <w:rPr>
-          <w:b/>
-        </w:rPr>
-        <w:t xml:space="preserve">→ </w:t>
-      </w:r>
-      <w:r>
-        <w:rPr>
-          <w:b/>
-        </w:rPr>
-        <w:t xml:space="preserve">План рахунків Гонконгу: </w:t>
-      </w:r>
-      <w:r>
-        <w:rPr>
-          <w:b w:val="0"/>
-        </w:rPr>
-        <w:t>транзитні/комісійні рахунки, контури — Сесія 3 (Q-3; питання 18 дає вхід)</w:t>
-      </w:r>
-    </w:p>
-    <w:p>
-      <w:pPr>
-        <w:spacing w:after="40"/>
-      </w:pPr>
-      <w:r>
-        <w:rPr>
-          <w:b w:val="0"/>
-        </w:rPr>
-        <w:t xml:space="preserve">→ </w:t>
-      </w:r>
-      <w:r>
-        <w:rPr>
-          <w:b w:val="0"/>
-        </w:rPr>
-        <w:t>Довідник рахунків для оплати у вихідних рахунках — Сесія 5 (Q-12; питання 15 дотичне)</w:t>
-      </w:r>
-    </w:p>
-    <w:p>
-      <w:pPr>
-        <w:spacing w:after="80"/>
-      </w:pPr>
-      <w:r>
-        <w:rPr>
-          <w:b w:val="0"/>
-        </w:rPr>
-        <w:t>Усі питання парковки мають ID у журналі — нові Q-N не створювались.</w:t>
-      </w:r>
-    </w:p>
-    <w:p>
-      <w:pPr>
-        <w:spacing w:after="100" w:before="200"/>
-      </w:pPr>
-      <w:r>
-        <w:rPr>
-          <w:b/>
+        <w:rPr>
+          <w:rFonts w:ascii="Times New Roman" w:cs="Times New Roman" w:eastAsia="Times New Roman" w:hAnsi="Times New Roman"/>
+          <w:sz w:val="24"/>
+          <w:szCs w:val="24"/>
+        </w:rPr>
+      </w:pPr>
+      <w:r>
+        <w:rPr>
+          <w:rFonts w:ascii="Times New Roman" w:cs="Times New Roman" w:eastAsia="Times New Roman" w:hAnsi="Times New Roman"/>
+          <w:sz w:val="24"/>
+          <w:szCs w:val="24"/>
+          <w:rtl w:val="0"/>
+        </w:rPr>
+        <w:t>Знято/не включено свідомо: повторний прохід процесу агентської закупівлі (Станіслав описав схему на С1 — лишили тільки облікову розвилку №1 + 2 уточнення); керування ставками (X-11), банк-інтеграції (X-3), штрафні санкції (X-8), payroll (X-15). Рішення D-11 (прив’язка за № транспортного документа), D-12 (конвертація окремим документом, USD), D-14 (єдиний довідник) — поглиблюються (№4, 3, 18), не повторюються. Питання 12 про курсові різниці — підтвердження вже відомого з С1 (X-17), не нова розвідка. Збережено легітимні повтори з ID: Q-1 (№1), Q-3 (№10), Q-11 (№18), Q-12 (№17).</w:t>
+      </w:r>
+    </w:p>
+    <w:p>
+      <w:pPr>
+        <w:pBdr>
+          <w:bottom w:val="single" w:sz="6" w:space="6" w:color="CCCCCC"/>
+        </w:pBdr>
+        <w:spacing w:before="80" w:after="80"/>
+      </w:pPr>
+    </w:p>
+    <w:p>
+      <w:pPr>
+        <w:keepNext w:val="1"/>
+        <w:spacing w:before="200" w:after="80"/>
+        <w:rPr>
+          <w:rFonts w:ascii="Times New Roman" w:cs="Times New Roman" w:eastAsia="Times New Roman" w:hAnsi="Times New Roman"/>
           <w:sz w:val="26"/>
-        </w:rPr>
-        <w:t>Сигнали для BA</w:t>
-      </w:r>
-    </w:p>
-    <w:p>
-      <w:pPr>
-        <w:spacing w:after="40"/>
-      </w:pPr>
-      <w:r>
-        <w:rPr>
-          <w:b w:val="0"/>
-        </w:rPr>
-        <w:t xml:space="preserve">– </w:t>
-      </w:r>
-      <w:r>
-        <w:rPr>
-          <w:b/>
-        </w:rPr>
-        <w:t>Чутлива зона (ризик плану С2):</w:t>
-      </w:r>
-      <w:r>
-        <w:rPr>
-          <w:b w:val="0"/>
-        </w:rPr>
-        <w:t xml:space="preserve"> агентська закупівля юридично/податково чутлива. Якщо Станіслав на питанні 3/17 вагається — не тиснути на остаточну облікову модель на цій сесії; зафіксувати варіанти і винести підтвердження на С3 з бухгалтером.</w:t>
-      </w:r>
-    </w:p>
-    <w:p>
-      <w:pPr>
-        <w:spacing w:after="40"/>
-      </w:pPr>
-      <w:r>
-        <w:rPr>
-          <w:b w:val="0"/>
-        </w:rPr>
-        <w:t xml:space="preserve">– </w:t>
-      </w:r>
-      <w:r>
-        <w:rPr>
-          <w:b/>
-        </w:rPr>
-        <w:t>Комерційний параметр:</w:t>
-      </w:r>
-      <w:r>
-        <w:rPr>
-          <w:b w:val="0"/>
-        </w:rPr>
-        <w:t xml:space="preserve"> конкретний % винагороди звучав на С1 — це комерційна інформація; у звіти/протокол для клієнта не виносити (фільтр чутливого), у питаннях фокус на механіці обліку, а не на ставці.</w:t>
-      </w:r>
-    </w:p>
-    <w:p>
-      <w:pPr>
-        <w:spacing w:after="40"/>
-      </w:pPr>
-      <w:r>
-        <w:rPr>
-          <w:b w:val="0"/>
-        </w:rPr>
-        <w:t xml:space="preserve">– </w:t>
-      </w:r>
-      <w:r>
-        <w:rPr>
-          <w:b/>
-        </w:rPr>
-        <w:t>Зв'язок С2↔С5:</w:t>
-      </w:r>
-      <w:r>
-        <w:rPr>
-          <w:b w:val="0"/>
-        </w:rPr>
-        <w:t xml:space="preserve"> перевиставлення витрат (9) і accrued (12) напряму годують модель прибутковості С5 — звести формулювання, щоб не розійшлись.</w:t>
-      </w:r>
-    </w:p>
-    <w:p>
-      <w:pPr>
-        <w:spacing w:after="100" w:before="200"/>
-      </w:pPr>
-      <w:r>
-        <w:rPr>
-          <w:b/>
+          <w:szCs w:val="26"/>
+        </w:rPr>
+      </w:pPr>
+      <w:r>
+        <w:rPr>
+          <w:rFonts w:ascii="Times New Roman" w:cs="Times New Roman" w:eastAsia="Times New Roman" w:hAnsi="Times New Roman"/>
+          <w:b w:val="1"/>
+          <w:bCs w:val="1"/>
+          <w:color w:val="f05423"/>
           <w:sz w:val="26"/>
-        </w:rPr>
-        <w:t>Anti-repeat</w:t>
-      </w:r>
-    </w:p>
-    <w:p>
-      <w:pPr>
-        <w:spacing w:after="80"/>
-      </w:pPr>
-      <w:r>
-        <w:rPr>
-          <w:b w:val="0"/>
-        </w:rPr>
-        <w:t>Знято/не включено свідомо: керування ставками (X-11), облік курсових різниць (X-17), банк-інтеграції (X-3), штрафні санкції (X-8), payroll (X-15). Не перепитуються рішення D-11 (окремі документи оплат, M:N, прив'язка за № транспортного документа), D-12 (конвертація окремим документом, USD), D-14 (єдиний довідник контрагентів) — питання 8, 5, 16 їх поглиблюють, а не повторюють. Збережено легітимні повтори з ID: Q-1 (№1, перенесене), Q-11 (№14). Питання 5 про курс — операційна конвертація (D-12), не облік курсових різниць (X-17 не порушено); питання 1 згадує винагороду як механіку обліку, не як rate management (X-11 не порушено).</w:t>
-      </w:r>
-    </w:p>
-    <w:p>
-      <w:pPr>
-        <w:pBdr>
-          <w:bottom w:val="single" w:sz="6" w:space="2" w:color="D9D9D9"/>
-        </w:pBdr>
-        <w:spacing w:after="120" w:before="60"/>
-      </w:pPr>
-    </w:p>
-    <w:p>
-      <w:pPr>
-        <w:spacing w:after="100" w:before="200"/>
-      </w:pPr>
-      <w:r>
-        <w:rPr>
-          <w:b/>
-          <w:sz w:val="26"/>
+          <w:szCs w:val="26"/>
+          <w:rtl w:val="0"/>
         </w:rPr>
         <w:t>Чого НЕ робити з цим опитувальником</w:t>
       </w:r>
     </w:p>
     <w:p>
       <w:pPr>
-        <w:spacing w:after="40"/>
-      </w:pPr>
-      <w:r>
-        <w:rPr>
-          <w:b w:val="0"/>
-        </w:rPr>
-        <w:t xml:space="preserve">– </w:t>
-      </w:r>
-      <w:r>
-        <w:rPr>
-          <w:b w:val="0"/>
-        </w:rPr>
-        <w:t>Не надсилати клієнту — для клієнта є session-client-prep-builder (лист підготовки)</w:t>
-      </w:r>
-    </w:p>
-    <w:p>
-      <w:pPr>
-        <w:spacing w:after="40"/>
-      </w:pPr>
-      <w:r>
-        <w:rPr>
-          <w:b w:val="0"/>
-        </w:rPr>
-        <w:t xml:space="preserve">– </w:t>
-      </w:r>
-      <w:r>
-        <w:rPr>
-          <w:b w:val="0"/>
+        <w:spacing w:after="20"/>
+        <w:ind w:left="360"/>
+        <w:rPr>
+          <w:rFonts w:ascii="Times New Roman" w:cs="Times New Roman" w:eastAsia="Times New Roman" w:hAnsi="Times New Roman"/>
+          <w:sz w:val="24"/>
+          <w:szCs w:val="24"/>
+        </w:rPr>
+      </w:pPr>
+      <w:r>
+        <w:rPr>
+          <w:rFonts w:ascii="Times New Roman" w:cs="Times New Roman" w:eastAsia="Times New Roman" w:hAnsi="Times New Roman"/>
+          <w:sz w:val="24"/>
+          <w:szCs w:val="24"/>
+          <w:rtl w:val="0"/>
+        </w:rPr>
+        <w:t xml:space="preserve">•  </w:t>
+      </w:r>
+      <w:r>
+        <w:rPr>
+          <w:rFonts w:ascii="Times New Roman" w:cs="Times New Roman" w:eastAsia="Times New Roman" w:hAnsi="Times New Roman"/>
+          <w:sz w:val="24"/>
+          <w:szCs w:val="24"/>
+          <w:rtl w:val="0"/>
+        </w:rPr>
+        <w:t xml:space="preserve">Не надсилати клієнту — для клієнта є </w:t>
+      </w:r>
+      <w:r>
+        <w:rPr>
+          <w:rFonts w:ascii="Times New Roman" w:cs="Times New Roman" w:eastAsia="Times New Roman" w:hAnsi="Times New Roman"/>
+          <w:i w:val="1"/>
+          <w:iCs w:val="1"/>
+          <w:sz w:val="24"/>
+          <w:szCs w:val="24"/>
+          <w:rtl w:val="0"/>
+        </w:rPr>
+        <w:t>session-client-prep-builder</w:t>
+      </w:r>
+      <w:r>
+        <w:rPr>
+          <w:rFonts w:ascii="Times New Roman" w:cs="Times New Roman" w:eastAsia="Times New Roman" w:hAnsi="Times New Roman"/>
+          <w:sz w:val="24"/>
+          <w:szCs w:val="24"/>
+          <w:rtl w:val="0"/>
+        </w:rPr>
+        <w:t xml:space="preserve"> (лист підготовки)</w:t>
+      </w:r>
+    </w:p>
+    <w:p>
+      <w:pPr>
+        <w:spacing w:after="20"/>
+        <w:ind w:left="360"/>
+        <w:rPr>
+          <w:rFonts w:ascii="Times New Roman" w:cs="Times New Roman" w:eastAsia="Times New Roman" w:hAnsi="Times New Roman"/>
+          <w:sz w:val="24"/>
+          <w:szCs w:val="24"/>
+        </w:rPr>
+      </w:pPr>
+      <w:r>
+        <w:rPr>
+          <w:rFonts w:ascii="Times New Roman" w:cs="Times New Roman" w:eastAsia="Times New Roman" w:hAnsi="Times New Roman"/>
+          <w:sz w:val="24"/>
+          <w:szCs w:val="24"/>
+          <w:rtl w:val="0"/>
+        </w:rPr>
+        <w:t xml:space="preserve">•  </w:t>
+      </w:r>
+      <w:r>
+        <w:rPr>
+          <w:rFonts w:ascii="Times New Roman" w:cs="Times New Roman" w:eastAsia="Times New Roman" w:hAnsi="Times New Roman"/>
+          <w:sz w:val="24"/>
+          <w:szCs w:val="24"/>
+          <w:rtl w:val="0"/>
         </w:rPr>
         <w:t>Не зачитувати підряд — це орієнтир для живої розмови</w:t>
       </w:r>
     </w:p>
     <w:p>
       <w:pPr>
-        <w:spacing w:after="40"/>
-      </w:pPr>
-      <w:r>
-        <w:rPr>
-          <w:b w:val="0"/>
-        </w:rPr>
-        <w:t xml:space="preserve">– </w:t>
-      </w:r>
-      <w:r>
-        <w:rPr>
-          <w:b w:val="0"/>
+        <w:spacing w:after="20"/>
+        <w:ind w:left="360"/>
+        <w:rPr>
+          <w:rFonts w:ascii="Times New Roman" w:cs="Times New Roman" w:eastAsia="Times New Roman" w:hAnsi="Times New Roman"/>
+          <w:sz w:val="24"/>
+          <w:szCs w:val="24"/>
+        </w:rPr>
+      </w:pPr>
+      <w:r>
+        <w:rPr>
+          <w:rFonts w:ascii="Times New Roman" w:cs="Times New Roman" w:eastAsia="Times New Roman" w:hAnsi="Times New Roman"/>
+          <w:sz w:val="24"/>
+          <w:szCs w:val="24"/>
+          <w:rtl w:val="0"/>
+        </w:rPr>
+        <w:t xml:space="preserve">•  </w:t>
+      </w:r>
+      <w:r>
+        <w:rPr>
+          <w:rFonts w:ascii="Times New Roman" w:cs="Times New Roman" w:eastAsia="Times New Roman" w:hAnsi="Times New Roman"/>
+          <w:sz w:val="24"/>
+          <w:szCs w:val="24"/>
+          <w:rtl w:val="0"/>
         </w:rPr>
         <w:t>Не питати про виключене зі scope (X-N) — для перегляду виключень є окрема розмова BA з клієнтом</w:t>
       </w:r>

--- a/SUPPLYCHAINS LIMITED/питання_сесії-2_SUPPLYCHAINS LIMITED.docx
+++ b/SUPPLYCHAINS LIMITED/питання_сесії-2_SUPPLYCHAINS LIMITED.docx
@@ -1009,6 +1009,30 @@
           <w:szCs w:val="20"/>
         </w:rPr>
         <w:t xml:space="preserve">заповнений файл — вхід для аналізу і наступної ітерації журналу.</w:t>
+      </w:r>
+    </w:p>
+    <w:p>
+      <w:pPr>
+        <w:spacing w:before="0" w:after="40"/>
+        <w:ind w:left="360"/>
+      </w:pPr>
+      <w:r>
+        <w:rPr>
+          <w:rFonts w:ascii="Times New Roman" w:cs="Times New Roman" w:eastAsia="Times New Roman" w:hAnsi="Times New Roman"/>
+          <w:b/>
+          <w:bCs/>
+          <w:sz w:val="20"/>
+          <w:szCs w:val="20"/>
+        </w:rPr>
+        <w:t xml:space="preserve">Для аналітика (важливо):</w:t>
+      </w:r>
+      <w:r>
+        <w:rPr>
+          <w:rFonts w:ascii="Times New Roman" w:cs="Times New Roman" w:eastAsia="Times New Roman" w:hAnsi="Times New Roman"/>
+          <w:sz w:val="20"/>
+          <w:szCs w:val="20"/>
+        </w:rPr>
+        <w:t xml:space="preserve"> перед зустріччю прочитай «Додаток для аналітика — шпаргалка з обліку» в кінці файлу: терміни простими словами, головна облікова розвилка, рятувальні фрази. Облікова сесія — спирайся на бухгалтера клієнта, він тут критичний учасник.</w:t>
       </w:r>
     </w:p>
     <w:p>
@@ -1635,6 +1659,32 @@
       <w:r>
         <w:rPr>
           <w:rFonts w:ascii="Times New Roman" w:cs="Times New Roman" w:eastAsia="Times New Roman" w:hAnsi="Times New Roman"/>
+          <w:b/>
+          <w:bCs/>
+          <w:color w:val="1E7A46"/>
+          <w:sz w:val="20"/>
+          <w:szCs w:val="20"/>
+        </w:rPr>
+        <w:t xml:space="preserve">Підказка (для аналітика):</w:t>
+      </w:r>
+      <w:r>
+        <w:rPr>
+          <w:rFonts w:ascii="Times New Roman" w:cs="Times New Roman" w:eastAsia="Times New Roman" w:hAnsi="Times New Roman"/>
+          <w:color w:val="1E7A46"/>
+          <w:sz w:val="20"/>
+          <w:szCs w:val="20"/>
+        </w:rPr>
+        <w:t xml:space="preserve"> Простими словами: або компанія «купує і перепродає» (тоді виручка — вся сума угоди), або лише проводить чужі гроші й бере винагороду (тоді виручка — тільки винагорода, решта — транзит, борг перед фабрикою). Від цього залежить оборот і податок.</w:t>
+      </w:r>
+    </w:p>
+    <w:p>
+      <w:pPr>
+        <w:spacing w:before="0" w:after="40"/>
+        <w:ind w:left="360"/>
+      </w:pPr>
+      <w:r>
+        <w:rPr>
+          <w:rFonts w:ascii="Times New Roman" w:cs="Times New Roman" w:eastAsia="Times New Roman" w:hAnsi="Times New Roman"/>
           <w:sz w:val="20"/>
           <w:szCs w:val="20"/>
         </w:rPr>
@@ -1745,6 +1795,32 @@
       <w:r>
         <w:rPr>
           <w:rFonts w:ascii="Times New Roman" w:cs="Times New Roman" w:eastAsia="Times New Roman" w:hAnsi="Times New Roman"/>
+          <w:b/>
+          <w:bCs/>
+          <w:color w:val="1E7A46"/>
+          <w:sz w:val="20"/>
+          <w:szCs w:val="20"/>
+        </w:rPr>
+        <w:t xml:space="preserve">Підказка (для аналітика):</w:t>
+      </w:r>
+      <w:r>
+        <w:rPr>
+          <w:rFonts w:ascii="Times New Roman" w:cs="Times New Roman" w:eastAsia="Times New Roman" w:hAnsi="Times New Roman"/>
+          <w:color w:val="1E7A46"/>
+          <w:sz w:val="20"/>
+          <w:szCs w:val="20"/>
+        </w:rPr>
+        <w:t xml:space="preserve"> Аванс — гроші наперед, до товару/послуги. Питаємо, чи виникає розрив у часі (заплатили фабриці раніше, ніж надійшли гроші клієнта), який треба показати в обліку.</w:t>
+      </w:r>
+    </w:p>
+    <w:p>
+      <w:pPr>
+        <w:spacing w:before="0" w:after="40"/>
+        <w:ind w:left="360"/>
+      </w:pPr>
+      <w:r>
+        <w:rPr>
+          <w:rFonts w:ascii="Times New Roman" w:cs="Times New Roman" w:eastAsia="Times New Roman" w:hAnsi="Times New Roman"/>
           <w:sz w:val="20"/>
           <w:szCs w:val="20"/>
         </w:rPr>
@@ -1829,6 +1905,32 @@
           <w:szCs w:val="22"/>
         </w:rPr>
         <w:t xml:space="preserve">[вимоги]</w:t>
+      </w:r>
+    </w:p>
+    <w:p>
+      <w:pPr>
+        <w:spacing w:before="0" w:after="40"/>
+        <w:ind w:left="360"/>
+      </w:pPr>
+      <w:r>
+        <w:rPr>
+          <w:rFonts w:ascii="Times New Roman" w:cs="Times New Roman" w:eastAsia="Times New Roman" w:hAnsi="Times New Roman"/>
+          <w:b/>
+          <w:bCs/>
+          <w:color w:val="1E7A46"/>
+          <w:sz w:val="20"/>
+          <w:szCs w:val="20"/>
+        </w:rPr>
+        <w:t xml:space="preserve">Підказка (для аналітика):</w:t>
+      </w:r>
+      <w:r>
+        <w:rPr>
+          <w:rFonts w:ascii="Times New Roman" w:cs="Times New Roman" w:eastAsia="Times New Roman" w:hAnsi="Times New Roman"/>
+          <w:color w:val="1E7A46"/>
+          <w:sz w:val="20"/>
+          <w:szCs w:val="20"/>
+        </w:rPr>
+        <w:t xml:space="preserve"> Курс конвертації — яке число беремо, коли переводимо одну валюту в іншу в момент операції. Це не «курсові різниці» (їх не ведемо, X-17), а просто який курс ставити в документ.</w:t>
       </w:r>
     </w:p>
     <w:p>
@@ -1949,6 +2051,32 @@
       <w:r>
         <w:rPr>
           <w:rFonts w:ascii="Times New Roman" w:cs="Times New Roman" w:eastAsia="Times New Roman" w:hAnsi="Times New Roman"/>
+          <w:b/>
+          <w:bCs/>
+          <w:color w:val="1E7A46"/>
+          <w:sz w:val="20"/>
+          <w:szCs w:val="20"/>
+        </w:rPr>
+        <w:t xml:space="preserve">Підказка (для аналітика):</w:t>
+      </w:r>
+      <w:r>
+        <w:rPr>
+          <w:rFonts w:ascii="Times New Roman" w:cs="Times New Roman" w:eastAsia="Times New Roman" w:hAnsi="Times New Roman"/>
+          <w:color w:val="1E7A46"/>
+          <w:sz w:val="20"/>
+          <w:szCs w:val="20"/>
+        </w:rPr>
+        <w:t xml:space="preserve"> Вхідний рахунок (vendor bill) — рахунок, виставлений НАМ (агент, авіакомпанія). Питаємо, як прив'язуєте кожен такий рахунок до відправки і як ловите дублі/переплати.</w:t>
+      </w:r>
+    </w:p>
+    <w:p>
+      <w:pPr>
+        <w:spacing w:before="0" w:after="40"/>
+        <w:ind w:left="360"/>
+      </w:pPr>
+      <w:r>
+        <w:rPr>
+          <w:rFonts w:ascii="Times New Roman" w:cs="Times New Roman" w:eastAsia="Times New Roman" w:hAnsi="Times New Roman"/>
           <w:sz w:val="20"/>
           <w:szCs w:val="20"/>
         </w:rPr>
@@ -2043,6 +2171,32 @@
       <w:r>
         <w:rPr>
           <w:rFonts w:ascii="Times New Roman" w:cs="Times New Roman" w:eastAsia="Times New Roman" w:hAnsi="Times New Roman"/>
+          <w:b/>
+          <w:bCs/>
+          <w:color w:val="1E7A46"/>
+          <w:sz w:val="20"/>
+          <w:szCs w:val="20"/>
+        </w:rPr>
+        <w:t xml:space="preserve">Підказка (для аналітика):</w:t>
+      </w:r>
+      <w:r>
+        <w:rPr>
+          <w:rFonts w:ascii="Times New Roman" w:cs="Times New Roman" w:eastAsia="Times New Roman" w:hAnsi="Times New Roman"/>
+          <w:color w:val="1E7A46"/>
+          <w:sz w:val="20"/>
+          <w:szCs w:val="20"/>
+        </w:rPr>
+        <w:t xml:space="preserve"> Перевиставлення (pass-through) — ми оплатили чужу витрату (напр. фрахт) і виставляємо її клієнту. Питання: окремим рядком чи в загальній сумі, і чи видно клієнту нашу націнку.</w:t>
+      </w:r>
+    </w:p>
+    <w:p>
+      <w:pPr>
+        <w:spacing w:before="0" w:after="40"/>
+        <w:ind w:left="360"/>
+      </w:pPr>
+      <w:r>
+        <w:rPr>
+          <w:rFonts w:ascii="Times New Roman" w:cs="Times New Roman" w:eastAsia="Times New Roman" w:hAnsi="Times New Roman"/>
           <w:sz w:val="20"/>
           <w:szCs w:val="20"/>
         </w:rPr>
@@ -2137,6 +2291,32 @@
       <w:r>
         <w:rPr>
           <w:rFonts w:ascii="Times New Roman" w:cs="Times New Roman" w:eastAsia="Times New Roman" w:hAnsi="Times New Roman"/>
+          <w:b/>
+          <w:bCs/>
+          <w:color w:val="1E7A46"/>
+          <w:sz w:val="20"/>
+          <w:szCs w:val="20"/>
+        </w:rPr>
+        <w:t xml:space="preserve">Підказка (для аналітика):</w:t>
+      </w:r>
+      <w:r>
+        <w:rPr>
+          <w:rFonts w:ascii="Times New Roman" w:cs="Times New Roman" w:eastAsia="Times New Roman" w:hAnsi="Times New Roman"/>
+          <w:color w:val="1E7A46"/>
+          <w:sz w:val="20"/>
+          <w:szCs w:val="20"/>
+        </w:rPr>
+        <w:t xml:space="preserve"> Це про кредиторку (AP) — скільки і коли ми винні кожному агенту; «часткова оплата» — коли платимо частинами.</w:t>
+      </w:r>
+    </w:p>
+    <w:p>
+      <w:pPr>
+        <w:spacing w:before="0" w:after="40"/>
+        <w:ind w:left="360"/>
+      </w:pPr>
+      <w:r>
+        <w:rPr>
+          <w:rFonts w:ascii="Times New Roman" w:cs="Times New Roman" w:eastAsia="Times New Roman" w:hAnsi="Times New Roman"/>
           <w:sz w:val="20"/>
           <w:szCs w:val="20"/>
         </w:rPr>
@@ -2231,6 +2411,32 @@
       <w:r>
         <w:rPr>
           <w:rFonts w:ascii="Times New Roman" w:cs="Times New Roman" w:eastAsia="Times New Roman" w:hAnsi="Times New Roman"/>
+          <w:b/>
+          <w:bCs/>
+          <w:color w:val="1E7A46"/>
+          <w:sz w:val="20"/>
+          <w:szCs w:val="20"/>
+        </w:rPr>
+        <w:t xml:space="preserve">Підказка (для аналітика):</w:t>
+      </w:r>
+      <w:r>
+        <w:rPr>
+          <w:rFonts w:ascii="Times New Roman" w:cs="Times New Roman" w:eastAsia="Times New Roman" w:hAnsi="Times New Roman"/>
+          <w:color w:val="1E7A46"/>
+          <w:sz w:val="20"/>
+          <w:szCs w:val="20"/>
+        </w:rPr>
+        <w:t xml:space="preserve"> «Нарахування» (accrued) — витрата вже виникла, а рахунок ще не прийшов; ставимо очікувану суму, щоб маржа була правдива, потім замінюємо фактом.</w:t>
+      </w:r>
+    </w:p>
+    <w:p>
+      <w:pPr>
+        <w:spacing w:before="0" w:after="40"/>
+        <w:ind w:left="360"/>
+      </w:pPr>
+      <w:r>
+        <w:rPr>
+          <w:rFonts w:ascii="Times New Roman" w:cs="Times New Roman" w:eastAsia="Times New Roman" w:hAnsi="Times New Roman"/>
           <w:sz w:val="20"/>
           <w:szCs w:val="20"/>
         </w:rPr>
@@ -2325,6 +2531,32 @@
       <w:r>
         <w:rPr>
           <w:rFonts w:ascii="Times New Roman" w:cs="Times New Roman" w:eastAsia="Times New Roman" w:hAnsi="Times New Roman"/>
+          <w:b/>
+          <w:bCs/>
+          <w:color w:val="1E7A46"/>
+          <w:sz w:val="20"/>
+          <w:szCs w:val="20"/>
+        </w:rPr>
+        <w:t xml:space="preserve">Підказка (для аналітика):</w:t>
+      </w:r>
+      <w:r>
+        <w:rPr>
+          <w:rFonts w:ascii="Times New Roman" w:cs="Times New Roman" w:eastAsia="Times New Roman" w:hAnsi="Times New Roman"/>
+          <w:color w:val="1E7A46"/>
+          <w:sz w:val="20"/>
+          <w:szCs w:val="20"/>
+        </w:rPr>
+        <w:t xml:space="preserve"> Це про контроль платежів і права доступу — хто має право відпустити гроші постачальнику і чи є поріг суми, вище якого потрібне окреме погодження.</w:t>
+      </w:r>
+    </w:p>
+    <w:p>
+      <w:pPr>
+        <w:spacing w:before="0" w:after="40"/>
+        <w:ind w:left="360"/>
+      </w:pPr>
+      <w:r>
+        <w:rPr>
+          <w:rFonts w:ascii="Times New Roman" w:cs="Times New Roman" w:eastAsia="Times New Roman" w:hAnsi="Times New Roman"/>
           <w:sz w:val="20"/>
           <w:szCs w:val="20"/>
         </w:rPr>
@@ -2409,6 +2641,32 @@
           <w:szCs w:val="22"/>
         </w:rPr>
         <w:t xml:space="preserve">[вимоги]</w:t>
+      </w:r>
+    </w:p>
+    <w:p>
+      <w:pPr>
+        <w:spacing w:before="0" w:after="40"/>
+        <w:ind w:left="360"/>
+      </w:pPr>
+      <w:r>
+        <w:rPr>
+          <w:rFonts w:ascii="Times New Roman" w:cs="Times New Roman" w:eastAsia="Times New Roman" w:hAnsi="Times New Roman"/>
+          <w:b/>
+          <w:bCs/>
+          <w:color w:val="1E7A46"/>
+          <w:sz w:val="20"/>
+          <w:szCs w:val="20"/>
+        </w:rPr>
+        <w:t xml:space="preserve">Підказка (для аналітика):</w:t>
+      </w:r>
+      <w:r>
+        <w:rPr>
+          <w:rFonts w:ascii="Times New Roman" w:cs="Times New Roman" w:eastAsia="Times New Roman" w:hAnsi="Times New Roman"/>
+          <w:color w:val="1E7A46"/>
+          <w:sz w:val="20"/>
+          <w:szCs w:val="20"/>
+        </w:rPr>
+        <w:t xml:space="preserve"> Платіжний реєстр / календар — список «кому скільки винні й коли платити». Питаємо, чи потрібен він окремо від карток відправок.</w:t>
       </w:r>
     </w:p>
     <w:p>
@@ -2537,6 +2795,32 @@
       <w:r>
         <w:rPr>
           <w:rFonts w:ascii="Times New Roman" w:cs="Times New Roman" w:eastAsia="Times New Roman" w:hAnsi="Times New Roman"/>
+          <w:b/>
+          <w:bCs/>
+          <w:color w:val="1E7A46"/>
+          <w:sz w:val="20"/>
+          <w:szCs w:val="20"/>
+        </w:rPr>
+        <w:t xml:space="preserve">Підказка (для аналітика):</w:t>
+      </w:r>
+      <w:r>
+        <w:rPr>
+          <w:rFonts w:ascii="Times New Roman" w:cs="Times New Roman" w:eastAsia="Times New Roman" w:hAnsi="Times New Roman"/>
+          <w:color w:val="1E7A46"/>
+          <w:sz w:val="20"/>
+          <w:szCs w:val="20"/>
+        </w:rPr>
+        <w:t xml:space="preserve"> План рахунків (CoA) — перелік усіх облікових рахунків (каса, банк, доходи, витрати). Найкраще залити «один-до-одного» від їхнього бухгалтера. Заодно — хто веде бухгалтерію і закриває місяць.</w:t>
+      </w:r>
+    </w:p>
+    <w:p>
+      <w:pPr>
+        <w:spacing w:before="0" w:after="40"/>
+        <w:ind w:left="360"/>
+      </w:pPr>
+      <w:r>
+        <w:rPr>
+          <w:rFonts w:ascii="Times New Roman" w:cs="Times New Roman" w:eastAsia="Times New Roman" w:hAnsi="Times New Roman"/>
           <w:sz w:val="20"/>
           <w:szCs w:val="20"/>
         </w:rPr>
@@ -2631,6 +2915,32 @@
       <w:r>
         <w:rPr>
           <w:rFonts w:ascii="Times New Roman" w:cs="Times New Roman" w:eastAsia="Times New Roman" w:hAnsi="Times New Roman"/>
+          <w:b/>
+          <w:bCs/>
+          <w:color w:val="1E7A46"/>
+          <w:sz w:val="20"/>
+          <w:szCs w:val="20"/>
+        </w:rPr>
+        <w:t xml:space="preserve">Підказка (для аналітика):</w:t>
+      </w:r>
+      <w:r>
+        <w:rPr>
+          <w:rFonts w:ascii="Times New Roman" w:cs="Times New Roman" w:eastAsia="Times New Roman" w:hAnsi="Times New Roman"/>
+          <w:color w:val="1E7A46"/>
+          <w:sz w:val="20"/>
+          <w:szCs w:val="20"/>
+        </w:rPr>
+        <w:t xml:space="preserve"> Контури — для кого облік: бухгалтерський (для аудитора/держави) і управлінський (для власника, маржа). Розмежовуємо мітками (Analytic Accounts), рахунки не дробимо.</w:t>
+      </w:r>
+    </w:p>
+    <w:p>
+      <w:pPr>
+        <w:spacing w:before="0" w:after="40"/>
+        <w:ind w:left="360"/>
+      </w:pPr>
+      <w:r>
+        <w:rPr>
+          <w:rFonts w:ascii="Times New Roman" w:cs="Times New Roman" w:eastAsia="Times New Roman" w:hAnsi="Times New Roman"/>
           <w:sz w:val="20"/>
           <w:szCs w:val="20"/>
         </w:rPr>
@@ -2725,6 +3035,32 @@
       <w:r>
         <w:rPr>
           <w:rFonts w:ascii="Times New Roman" w:cs="Times New Roman" w:eastAsia="Times New Roman" w:hAnsi="Times New Roman"/>
+          <w:b/>
+          <w:bCs/>
+          <w:color w:val="1E7A46"/>
+          <w:sz w:val="20"/>
+          <w:szCs w:val="20"/>
+        </w:rPr>
+        <w:t xml:space="preserve">Підказка (для аналітика):</w:t>
+      </w:r>
+      <w:r>
+        <w:rPr>
+          <w:rFonts w:ascii="Times New Roman" w:cs="Times New Roman" w:eastAsia="Times New Roman" w:hAnsi="Times New Roman"/>
+          <w:color w:val="1E7A46"/>
+          <w:sz w:val="20"/>
+          <w:szCs w:val="20"/>
+        </w:rPr>
+        <w:t xml:space="preserve"> Підтверджуємо валютну політику: основна валюта обліку — USD, курс беремо банківський на момент операції, переоцінку валютних залишків (курсові різниці) не робимо.</w:t>
+      </w:r>
+    </w:p>
+    <w:p>
+      <w:pPr>
+        <w:spacing w:before="0" w:after="40"/>
+        <w:ind w:left="360"/>
+      </w:pPr>
+      <w:r>
+        <w:rPr>
+          <w:rFonts w:ascii="Times New Roman" w:cs="Times New Roman" w:eastAsia="Times New Roman" w:hAnsi="Times New Roman"/>
           <w:sz w:val="20"/>
           <w:szCs w:val="20"/>
         </w:rPr>
@@ -2819,6 +3155,32 @@
       <w:r>
         <w:rPr>
           <w:rFonts w:ascii="Times New Roman" w:cs="Times New Roman" w:eastAsia="Times New Roman" w:hAnsi="Times New Roman"/>
+          <w:b/>
+          <w:bCs/>
+          <w:color w:val="1E7A46"/>
+          <w:sz w:val="20"/>
+          <w:szCs w:val="20"/>
+        </w:rPr>
+        <w:t xml:space="preserve">Підказка (для аналітика):</w:t>
+      </w:r>
+      <w:r>
+        <w:rPr>
+          <w:rFonts w:ascii="Times New Roman" w:cs="Times New Roman" w:eastAsia="Times New Roman" w:hAnsi="Times New Roman"/>
+          <w:color w:val="1E7A46"/>
+          <w:sz w:val="20"/>
+          <w:szCs w:val="20"/>
+        </w:rPr>
+        <w:t xml:space="preserve"> Звітність для держави робить аудитор, не Odoo. Питаємо, що саме і як часто йому віддавати (оборотка, виписки, реєстри).</w:t>
+      </w:r>
+    </w:p>
+    <w:p>
+      <w:pPr>
+        <w:spacing w:before="0" w:after="40"/>
+        <w:ind w:left="360"/>
+      </w:pPr>
+      <w:r>
+        <w:rPr>
+          <w:rFonts w:ascii="Times New Roman" w:cs="Times New Roman" w:eastAsia="Times New Roman" w:hAnsi="Times New Roman"/>
           <w:sz w:val="20"/>
           <w:szCs w:val="20"/>
         </w:rPr>
@@ -2913,6 +3275,32 @@
       <w:r>
         <w:rPr>
           <w:rFonts w:ascii="Times New Roman" w:cs="Times New Roman" w:eastAsia="Times New Roman" w:hAnsi="Times New Roman"/>
+          <w:b/>
+          <w:bCs/>
+          <w:color w:val="1E7A46"/>
+          <w:sz w:val="20"/>
+          <w:szCs w:val="20"/>
+        </w:rPr>
+        <w:t xml:space="preserve">Підказка (для аналітика):</w:t>
+      </w:r>
+      <w:r>
+        <w:rPr>
+          <w:rFonts w:ascii="Times New Roman" w:cs="Times New Roman" w:eastAsia="Times New Roman" w:hAnsi="Times New Roman"/>
+          <w:color w:val="1E7A46"/>
+          <w:sz w:val="20"/>
+          <w:szCs w:val="20"/>
+        </w:rPr>
+        <w:t xml:space="preserve"> Закриття періоду — «замкнути» місяць після того, як усе рознесено й звірено. Питаємо процедуру і хто це робить.</w:t>
+      </w:r>
+    </w:p>
+    <w:p>
+      <w:pPr>
+        <w:spacing w:before="0" w:after="40"/>
+        <w:ind w:left="360"/>
+      </w:pPr>
+      <w:r>
+        <w:rPr>
+          <w:rFonts w:ascii="Times New Roman" w:cs="Times New Roman" w:eastAsia="Times New Roman" w:hAnsi="Times New Roman"/>
           <w:sz w:val="20"/>
           <w:szCs w:val="20"/>
         </w:rPr>
@@ -2997,6 +3385,32 @@
           <w:szCs w:val="22"/>
         </w:rPr>
         <w:t xml:space="preserve">[вимоги]</w:t>
+      </w:r>
+    </w:p>
+    <w:p>
+      <w:pPr>
+        <w:spacing w:before="0" w:after="40"/>
+        <w:ind w:left="360"/>
+      </w:pPr>
+      <w:r>
+        <w:rPr>
+          <w:rFonts w:ascii="Times New Roman" w:cs="Times New Roman" w:eastAsia="Times New Roman" w:hAnsi="Times New Roman"/>
+          <w:b/>
+          <w:bCs/>
+          <w:color w:val="1E7A46"/>
+          <w:sz w:val="20"/>
+          <w:szCs w:val="20"/>
+        </w:rPr>
+        <w:t xml:space="preserve">Підказка (для аналітика):</w:t>
+      </w:r>
+      <w:r>
+        <w:rPr>
+          <w:rFonts w:ascii="Times New Roman" w:cs="Times New Roman" w:eastAsia="Times New Roman" w:hAnsi="Times New Roman"/>
+          <w:color w:val="1E7A46"/>
+          <w:sz w:val="20"/>
+          <w:szCs w:val="20"/>
+        </w:rPr>
+        <w:t xml:space="preserve"> Profits tax — податок на прибуток Гонконгу. Деталі — у бухгалтера/аудитора; ми лише з'ясовуємо, чи треба позначати податок в обліку взагалі.</w:t>
       </w:r>
     </w:p>
     <w:p>
@@ -3117,6 +3531,32 @@
       <w:r>
         <w:rPr>
           <w:rFonts w:ascii="Times New Roman" w:cs="Times New Roman" w:eastAsia="Times New Roman" w:hAnsi="Times New Roman"/>
+          <w:b/>
+          <w:bCs/>
+          <w:color w:val="1E7A46"/>
+          <w:sz w:val="20"/>
+          <w:szCs w:val="20"/>
+        </w:rPr>
+        <w:t xml:space="preserve">Підказка (для аналітика):</w:t>
+      </w:r>
+      <w:r>
+        <w:rPr>
+          <w:rFonts w:ascii="Times New Roman" w:cs="Times New Roman" w:eastAsia="Times New Roman" w:hAnsi="Times New Roman"/>
+          <w:color w:val="1E7A46"/>
+          <w:sz w:val="20"/>
+          <w:szCs w:val="20"/>
+        </w:rPr>
+        <w:t xml:space="preserve"> Йдеться про перелік грошових документів (списання/зарахування): перекази між своїми рахунками, готівка, комісії банку (окремий рядок витрат).</w:t>
+      </w:r>
+    </w:p>
+    <w:p>
+      <w:pPr>
+        <w:spacing w:before="0" w:after="40"/>
+        <w:ind w:left="360"/>
+      </w:pPr>
+      <w:r>
+        <w:rPr>
+          <w:rFonts w:ascii="Times New Roman" w:cs="Times New Roman" w:eastAsia="Times New Roman" w:hAnsi="Times New Roman"/>
           <w:sz w:val="20"/>
           <w:szCs w:val="20"/>
         </w:rPr>
@@ -3219,6 +3659,32 @@
       <w:r>
         <w:rPr>
           <w:rFonts w:ascii="Times New Roman" w:cs="Times New Roman" w:eastAsia="Times New Roman" w:hAnsi="Times New Roman"/>
+          <w:b/>
+          <w:bCs/>
+          <w:color w:val="1E7A46"/>
+          <w:sz w:val="20"/>
+          <w:szCs w:val="20"/>
+        </w:rPr>
+        <w:t xml:space="preserve">Підказка (для аналітика):</w:t>
+      </w:r>
+      <w:r>
+        <w:rPr>
+          <w:rFonts w:ascii="Times New Roman" w:cs="Times New Roman" w:eastAsia="Times New Roman" w:hAnsi="Times New Roman"/>
+          <w:color w:val="1E7A46"/>
+          <w:sz w:val="20"/>
+          <w:szCs w:val="20"/>
+        </w:rPr>
+        <w:t xml:space="preserve"> Довідник ваших банківських рахунків для прийому оплат. У рахунку клієнту бухгалтер обирає, на який рахунок має надійти оплата (залежно від клієнта).</w:t>
+      </w:r>
+    </w:p>
+    <w:p>
+      <w:pPr>
+        <w:spacing w:before="0" w:after="40"/>
+        <w:ind w:left="360"/>
+      </w:pPr>
+      <w:r>
+        <w:rPr>
+          <w:rFonts w:ascii="Times New Roman" w:cs="Times New Roman" w:eastAsia="Times New Roman" w:hAnsi="Times New Roman"/>
           <w:sz w:val="20"/>
           <w:szCs w:val="20"/>
         </w:rPr>
@@ -3311,6 +3777,32 @@
           <w:szCs w:val="22"/>
         </w:rPr>
         <w:t xml:space="preserve"> (Q-11)</w:t>
+      </w:r>
+    </w:p>
+    <w:p>
+      <w:pPr>
+        <w:spacing w:before="0" w:after="40"/>
+        <w:ind w:left="360"/>
+      </w:pPr>
+      <w:r>
+        <w:rPr>
+          <w:rFonts w:ascii="Times New Roman" w:cs="Times New Roman" w:eastAsia="Times New Roman" w:hAnsi="Times New Roman"/>
+          <w:b/>
+          <w:bCs/>
+          <w:color w:val="1E7A46"/>
+          <w:sz w:val="20"/>
+          <w:szCs w:val="20"/>
+        </w:rPr>
+        <w:t xml:space="preserve">Підказка (для аналітика):</w:t>
+      </w:r>
+      <w:r>
+        <w:rPr>
+          <w:rFonts w:ascii="Times New Roman" w:cs="Times New Roman" w:eastAsia="Times New Roman" w:hAnsi="Times New Roman"/>
+          <w:color w:val="1E7A46"/>
+          <w:sz w:val="20"/>
+          <w:szCs w:val="20"/>
+        </w:rPr>
+        <w:t xml:space="preserve"> Контрагент — клієнт/постачальник/агент (ведемо в єдиному довіднику, D-14). Питаємо обов'язкові поля картки і як зберігати кілька його банківських рахунків у різних валютах.</w:t>
       </w:r>
     </w:p>
     <w:p>
@@ -3431,6 +3923,32 @@
       <w:r>
         <w:rPr>
           <w:rFonts w:ascii="Times New Roman" w:cs="Times New Roman" w:eastAsia="Times New Roman" w:hAnsi="Times New Roman"/>
+          <w:b/>
+          <w:bCs/>
+          <w:color w:val="1E7A46"/>
+          <w:sz w:val="20"/>
+          <w:szCs w:val="20"/>
+        </w:rPr>
+        <w:t xml:space="preserve">Підказка (для аналітика):</w:t>
+      </w:r>
+      <w:r>
+        <w:rPr>
+          <w:rFonts w:ascii="Times New Roman" w:cs="Times New Roman" w:eastAsia="Times New Roman" w:hAnsi="Times New Roman"/>
+          <w:color w:val="1E7A46"/>
+          <w:sz w:val="20"/>
+          <w:szCs w:val="20"/>
+        </w:rPr>
+        <w:t xml:space="preserve"> Тут нічого вирішувати — просто позначаємо, що з облікової моделі знадобиться на наступних сесіях (торгівля С4, прибутковість С5).</w:t>
+      </w:r>
+    </w:p>
+    <w:p>
+      <w:pPr>
+        <w:spacing w:before="0" w:after="40"/>
+        <w:ind w:left="360"/>
+      </w:pPr>
+      <w:r>
+        <w:rPr>
+          <w:rFonts w:ascii="Times New Roman" w:cs="Times New Roman" w:eastAsia="Times New Roman" w:hAnsi="Times New Roman"/>
           <w:sz w:val="20"/>
           <w:szCs w:val="20"/>
         </w:rPr>
@@ -3558,6 +4076,32 @@
       <w:r>
         <w:rPr>
           <w:rFonts w:ascii="Times New Roman" w:cs="Times New Roman" w:eastAsia="Times New Roman" w:hAnsi="Times New Roman"/>
+          <w:b/>
+          <w:bCs/>
+          <w:color w:val="1E7A46"/>
+          <w:sz w:val="20"/>
+          <w:szCs w:val="20"/>
+        </w:rPr>
+        <w:t xml:space="preserve">Підказка (для аналітика):</w:t>
+      </w:r>
+      <w:r>
+        <w:rPr>
+          <w:rFonts w:ascii="Times New Roman" w:cs="Times New Roman" w:eastAsia="Times New Roman" w:hAnsi="Times New Roman"/>
+          <w:color w:val="1E7A46"/>
+          <w:sz w:val="20"/>
+          <w:szCs w:val="20"/>
+        </w:rPr>
+        <w:t xml:space="preserve"> Транзитний рахунок — «тимчасова поличка» для чужих грошей: кошти клієнта лежать на ньому, поки не підуть фабриці; доходом стає лише ваша винагорода.</w:t>
+      </w:r>
+    </w:p>
+    <w:p>
+      <w:pPr>
+        <w:spacing w:before="0" w:after="40"/>
+        <w:ind w:left="360"/>
+      </w:pPr>
+      <w:r>
+        <w:rPr>
+          <w:rFonts w:ascii="Times New Roman" w:cs="Times New Roman" w:eastAsia="Times New Roman" w:hAnsi="Times New Roman"/>
           <w:sz w:val="20"/>
           <w:szCs w:val="20"/>
         </w:rPr>
@@ -3674,6 +4218,32 @@
       <w:r>
         <w:rPr>
           <w:rFonts w:ascii="Times New Roman" w:cs="Times New Roman" w:eastAsia="Times New Roman" w:hAnsi="Times New Roman"/>
+          <w:b/>
+          <w:bCs/>
+          <w:color w:val="1E7A46"/>
+          <w:sz w:val="20"/>
+          <w:szCs w:val="20"/>
+        </w:rPr>
+        <w:t xml:space="preserve">Підказка (для аналітика):</w:t>
+      </w:r>
+      <w:r>
+        <w:rPr>
+          <w:rFonts w:ascii="Times New Roman" w:cs="Times New Roman" w:eastAsia="Times New Roman" w:hAnsi="Times New Roman"/>
+          <w:color w:val="1E7A46"/>
+          <w:sz w:val="20"/>
+          <w:szCs w:val="20"/>
+        </w:rPr>
+        <w:t xml:space="preserve"> «Визнання» — коли вважаємо дохід/витрату такими, що сталися: за оплатою (касовий метод) чи за документом/відвантаженням (нарахування). Часто управлінський контур — касовий, бухгалтерський — за документом.</w:t>
+      </w:r>
+    </w:p>
+    <w:p>
+      <w:pPr>
+        <w:spacing w:before="0" w:after="40"/>
+        <w:ind w:left="360"/>
+      </w:pPr>
+      <w:r>
+        <w:rPr>
+          <w:rFonts w:ascii="Times New Roman" w:cs="Times New Roman" w:eastAsia="Times New Roman" w:hAnsi="Times New Roman"/>
           <w:sz w:val="20"/>
           <w:szCs w:val="20"/>
         </w:rPr>
@@ -3755,6 +4325,32 @@
       <w:r>
         <w:rPr>
           <w:rFonts w:ascii="Times New Roman" w:cs="Times New Roman" w:eastAsia="Times New Roman" w:hAnsi="Times New Roman"/>
+          <w:b/>
+          <w:bCs/>
+          <w:color w:val="1E7A46"/>
+          <w:sz w:val="20"/>
+          <w:szCs w:val="20"/>
+        </w:rPr>
+        <w:t xml:space="preserve">Підказка (для аналітика):</w:t>
+      </w:r>
+      <w:r>
+        <w:rPr>
+          <w:rFonts w:ascii="Times New Roman" w:cs="Times New Roman" w:eastAsia="Times New Roman" w:hAnsi="Times New Roman"/>
+          <w:color w:val="1E7A46"/>
+          <w:sz w:val="20"/>
+          <w:szCs w:val="20"/>
+        </w:rPr>
+        <w:t xml:space="preserve"> «Один-до-одного» — заливаємо їхній план рахунків як є, нічого не вигадуючи; аналітику (маржу, контури) робимо мітками Analytic Accounts, а не новими субрахунками.</w:t>
+      </w:r>
+    </w:p>
+    <w:p>
+      <w:pPr>
+        <w:spacing w:before="0" w:after="40"/>
+        <w:ind w:left="360"/>
+      </w:pPr>
+      <w:r>
+        <w:rPr>
+          <w:rFonts w:ascii="Times New Roman" w:cs="Times New Roman" w:eastAsia="Times New Roman" w:hAnsi="Times New Roman"/>
           <w:sz w:val="20"/>
           <w:szCs w:val="20"/>
         </w:rPr>
@@ -3861,6 +4457,32 @@
           <w:szCs w:val="22"/>
         </w:rPr>
         <w:t xml:space="preserve">[вимоги]</w:t>
+      </w:r>
+    </w:p>
+    <w:p>
+      <w:pPr>
+        <w:spacing w:before="0" w:after="40"/>
+        <w:ind w:left="360"/>
+      </w:pPr>
+      <w:r>
+        <w:rPr>
+          <w:rFonts w:ascii="Times New Roman" w:cs="Times New Roman" w:eastAsia="Times New Roman" w:hAnsi="Times New Roman"/>
+          <w:b/>
+          <w:bCs/>
+          <w:color w:val="1E7A46"/>
+          <w:sz w:val="20"/>
+          <w:szCs w:val="20"/>
+        </w:rPr>
+        <w:t xml:space="preserve">Підказка (для аналітика):</w:t>
+      </w:r>
+      <w:r>
+        <w:rPr>
+          <w:rFonts w:ascii="Times New Roman" w:cs="Times New Roman" w:eastAsia="Times New Roman" w:hAnsi="Times New Roman"/>
+          <w:color w:val="1E7A46"/>
+          <w:sz w:val="20"/>
+          <w:szCs w:val="20"/>
+        </w:rPr>
+        <w:t xml:space="preserve"> Це не інтеграція з банком (її не робимо — X-3), а лише завантаження файлу виписки, щоб не рознести кожну оплату вручну.</w:t>
       </w:r>
     </w:p>
     <w:p>
@@ -5496,6 +6118,1363 @@
         <w:t xml:space="preserve">Не питати про виключене зі scope (X-N) — для перегляду виключень є окрема розмова BA з клієнтом</w:t>
       </w:r>
     </w:p>
+    <w:p>
+      <w:pPr>
+        <w:pBdr>
+          <w:bottom w:val="single" w:sz="6" w:space="1" w:color="BBBBBB"/>
+        </w:pBdr>
+        <w:spacing w:before="20" w:after="20"/>
+      </w:pPr>
+    </w:p>
+    <w:p>
+      <w:pPr>
+        <w:spacing w:before="220" w:after="90"/>
+      </w:pPr>
+      <w:r>
+        <w:rPr>
+          <w:rFonts w:ascii="Times New Roman" w:cs="Times New Roman" w:eastAsia="Times New Roman" w:hAnsi="Times New Roman"/>
+          <w:b/>
+          <w:bCs/>
+          <w:color w:val="1F3864"/>
+          <w:sz w:val="26"/>
+          <w:szCs w:val="26"/>
+        </w:rPr>
+        <w:t xml:space="preserve">Додаток для аналітика — шпаргалка з обліку (прочитати перед зустріччю)</w:t>
+      </w:r>
+    </w:p>
+    <w:p>
+      <w:pPr>
+        <w:spacing w:before="0" w:after="40"/>
+        <w:ind w:left="360"/>
+      </w:pPr>
+      <w:r>
+        <w:rPr>
+          <w:rFonts w:ascii="Times New Roman" w:cs="Times New Roman" w:eastAsia="Times New Roman" w:hAnsi="Times New Roman"/>
+          <w:sz w:val="20"/>
+          <w:szCs w:val="20"/>
+        </w:rPr>
+        <w:t xml:space="preserve">Щоб упевнено вести облікову сесію, навіть якщо бухоблік — не твоя сильна сторона. Це для тебе, не для клієнта.</w:t>
+      </w:r>
+    </w:p>
+    <w:p>
+      <w:pPr>
+        <w:spacing w:before="120" w:after="60"/>
+      </w:pPr>
+      <w:r>
+        <w:rPr>
+          <w:rFonts w:ascii="Times New Roman" w:cs="Times New Roman" w:eastAsia="Times New Roman" w:hAnsi="Times New Roman"/>
+          <w:b/>
+          <w:bCs/>
+          <w:sz w:val="22"/>
+          <w:szCs w:val="22"/>
+        </w:rPr>
+        <w:t xml:space="preserve">Карта однієї угоди (куди лягає кожне питання)</w:t>
+      </w:r>
+    </w:p>
+    <w:p>
+      <w:pPr>
+        <w:spacing w:before="0" w:after="40"/>
+      </w:pPr>
+      <w:r>
+        <w:rPr>
+          <w:rFonts w:ascii="Times New Roman" w:cs="Times New Roman" w:eastAsia="Times New Roman" w:hAnsi="Times New Roman"/>
+          <w:sz w:val="22"/>
+          <w:szCs w:val="22"/>
+        </w:rPr>
+        <w:t xml:space="preserve">Гроші від клієнта → обрана </w:t>
+      </w:r>
+      <w:r>
+        <w:rPr>
+          <w:rFonts w:ascii="Times New Roman" w:cs="Times New Roman" w:eastAsia="Times New Roman" w:hAnsi="Times New Roman"/>
+          <w:b/>
+          <w:bCs/>
+          <w:sz w:val="22"/>
+          <w:szCs w:val="22"/>
+        </w:rPr>
+        <w:t xml:space="preserve">облікова модель</w:t>
+      </w:r>
+      <w:r>
+        <w:rPr>
+          <w:rFonts w:ascii="Times New Roman" w:cs="Times New Roman" w:eastAsia="Times New Roman" w:hAnsi="Times New Roman"/>
+          <w:sz w:val="22"/>
+          <w:szCs w:val="22"/>
+        </w:rPr>
+        <w:t xml:space="preserve"> (купівля-продаж із націнкою / транзит + комісія) → оплата фабриці й агентам → їхні витрати лягають на </w:t>
+      </w:r>
+      <w:r>
+        <w:rPr>
+          <w:rFonts w:ascii="Times New Roman" w:cs="Times New Roman" w:eastAsia="Times New Roman" w:hAnsi="Times New Roman"/>
+          <w:b/>
+          <w:bCs/>
+          <w:sz w:val="22"/>
+          <w:szCs w:val="22"/>
+        </w:rPr>
+        <w:t xml:space="preserve">собівартість</w:t>
+      </w:r>
+      <w:r>
+        <w:rPr>
+          <w:rFonts w:ascii="Times New Roman" w:cs="Times New Roman" w:eastAsia="Times New Roman" w:hAnsi="Times New Roman"/>
+          <w:sz w:val="22"/>
+          <w:szCs w:val="22"/>
+        </w:rPr>
+        <w:t xml:space="preserve"> відправки → </w:t>
+      </w:r>
+      <w:r>
+        <w:rPr>
+          <w:rFonts w:ascii="Times New Roman" w:cs="Times New Roman" w:eastAsia="Times New Roman" w:hAnsi="Times New Roman"/>
+          <w:b/>
+          <w:bCs/>
+          <w:sz w:val="22"/>
+          <w:szCs w:val="22"/>
+        </w:rPr>
+        <w:t xml:space="preserve">виручка</w:t>
+      </w:r>
+      <w:r>
+        <w:rPr>
+          <w:rFonts w:ascii="Times New Roman" w:cs="Times New Roman" w:eastAsia="Times New Roman" w:hAnsi="Times New Roman"/>
+          <w:sz w:val="22"/>
+          <w:szCs w:val="22"/>
+        </w:rPr>
+        <w:t xml:space="preserve"> визнається (у який момент?) → потрапляє в </w:t>
+      </w:r>
+      <w:r>
+        <w:rPr>
+          <w:rFonts w:ascii="Times New Roman" w:cs="Times New Roman" w:eastAsia="Times New Roman" w:hAnsi="Times New Roman"/>
+          <w:b/>
+          <w:bCs/>
+          <w:sz w:val="22"/>
+          <w:szCs w:val="22"/>
+        </w:rPr>
+        <w:t xml:space="preserve">контури</w:t>
+      </w:r>
+      <w:r>
+        <w:rPr>
+          <w:rFonts w:ascii="Times New Roman" w:cs="Times New Roman" w:eastAsia="Times New Roman" w:hAnsi="Times New Roman"/>
+          <w:sz w:val="22"/>
+          <w:szCs w:val="22"/>
+        </w:rPr>
+        <w:t xml:space="preserve"> (управлінський — для власника / бухгалтерський — для аудитора) → </w:t>
+      </w:r>
+      <w:r>
+        <w:rPr>
+          <w:rFonts w:ascii="Times New Roman" w:cs="Times New Roman" w:eastAsia="Times New Roman" w:hAnsi="Times New Roman"/>
+          <w:b/>
+          <w:bCs/>
+          <w:sz w:val="22"/>
+          <w:szCs w:val="22"/>
+        </w:rPr>
+        <w:t xml:space="preserve">закриття місяця</w:t>
+      </w:r>
+      <w:r>
+        <w:rPr>
+          <w:rFonts w:ascii="Times New Roman" w:cs="Times New Roman" w:eastAsia="Times New Roman" w:hAnsi="Times New Roman"/>
+          <w:sz w:val="22"/>
+          <w:szCs w:val="22"/>
+        </w:rPr>
+        <w:t xml:space="preserve"> → дані аудитору. Майже кожне питання сесії — одна точка на цьому шляху.</w:t>
+      </w:r>
+    </w:p>
+    <w:p>
+      <w:pPr>
+        <w:spacing w:before="120" w:after="60"/>
+      </w:pPr>
+      <w:r>
+        <w:rPr>
+          <w:rFonts w:ascii="Times New Roman" w:cs="Times New Roman" w:eastAsia="Times New Roman" w:hAnsi="Times New Roman"/>
+          <w:b/>
+          <w:bCs/>
+          <w:sz w:val="22"/>
+          <w:szCs w:val="22"/>
+        </w:rPr>
+        <w:t xml:space="preserve">Головна розвилка простими словами (питання 1)</w:t>
+      </w:r>
+    </w:p>
+    <w:p>
+      <w:pPr>
+        <w:spacing w:before="0" w:after="40"/>
+        <w:ind w:left="360"/>
+      </w:pPr>
+      <w:r>
+        <w:rPr>
+          <w:rFonts w:ascii="Times New Roman" w:cs="Times New Roman" w:eastAsia="Times New Roman" w:hAnsi="Times New Roman"/>
+          <w:sz w:val="22"/>
+          <w:szCs w:val="22"/>
+        </w:rPr>
+        <w:t xml:space="preserve">•  </w:t>
+      </w:r>
+      <w:r>
+        <w:rPr>
+          <w:rFonts w:ascii="Times New Roman" w:cs="Times New Roman" w:eastAsia="Times New Roman" w:hAnsi="Times New Roman"/>
+          <w:b/>
+          <w:bCs/>
+          <w:sz w:val="22"/>
+          <w:szCs w:val="22"/>
+        </w:rPr>
+        <w:t xml:space="preserve">Модель А — купівля-продаж із націнкою:</w:t>
+      </w:r>
+      <w:r>
+        <w:rPr>
+          <w:rFonts w:ascii="Times New Roman" w:cs="Times New Roman" w:eastAsia="Times New Roman" w:hAnsi="Times New Roman"/>
+          <w:sz w:val="22"/>
+          <w:szCs w:val="22"/>
+        </w:rPr>
+        <w:t xml:space="preserve"> компанія ніби купує і продає дорожче. В оборот (виручку) іде </w:t>
+      </w:r>
+      <w:r>
+        <w:rPr>
+          <w:rFonts w:ascii="Times New Roman" w:cs="Times New Roman" w:eastAsia="Times New Roman" w:hAnsi="Times New Roman"/>
+          <w:b/>
+          <w:bCs/>
+          <w:sz w:val="22"/>
+          <w:szCs w:val="22"/>
+        </w:rPr>
+        <w:t xml:space="preserve">вся сума угоди</w:t>
+      </w:r>
+      <w:r>
+        <w:rPr>
+          <w:rFonts w:ascii="Times New Roman" w:cs="Times New Roman" w:eastAsia="Times New Roman" w:hAnsi="Times New Roman"/>
+          <w:sz w:val="22"/>
+          <w:szCs w:val="22"/>
+        </w:rPr>
+        <w:t xml:space="preserve">, прибуток — різниця.</w:t>
+      </w:r>
+    </w:p>
+    <w:p>
+      <w:pPr>
+        <w:spacing w:before="0" w:after="40"/>
+        <w:ind w:left="360"/>
+      </w:pPr>
+      <w:r>
+        <w:rPr>
+          <w:rFonts w:ascii="Times New Roman" w:cs="Times New Roman" w:eastAsia="Times New Roman" w:hAnsi="Times New Roman"/>
+          <w:sz w:val="22"/>
+          <w:szCs w:val="22"/>
+        </w:rPr>
+        <w:t xml:space="preserve">•  </w:t>
+      </w:r>
+      <w:r>
+        <w:rPr>
+          <w:rFonts w:ascii="Times New Roman" w:cs="Times New Roman" w:eastAsia="Times New Roman" w:hAnsi="Times New Roman"/>
+          <w:b/>
+          <w:bCs/>
+          <w:sz w:val="22"/>
+          <w:szCs w:val="22"/>
+        </w:rPr>
+        <w:t xml:space="preserve">Модель Б — комісія / транзит:</w:t>
+      </w:r>
+      <w:r>
+        <w:rPr>
+          <w:rFonts w:ascii="Times New Roman" w:cs="Times New Roman" w:eastAsia="Times New Roman" w:hAnsi="Times New Roman"/>
+          <w:sz w:val="22"/>
+          <w:szCs w:val="22"/>
+        </w:rPr>
+        <w:t xml:space="preserve"> гроші клієнта це </w:t>
+      </w:r>
+      <w:r>
+        <w:rPr>
+          <w:rFonts w:ascii="Times New Roman" w:cs="Times New Roman" w:eastAsia="Times New Roman" w:hAnsi="Times New Roman"/>
+          <w:b/>
+          <w:bCs/>
+          <w:sz w:val="22"/>
+          <w:szCs w:val="22"/>
+        </w:rPr>
+        <w:t xml:space="preserve">не виручка</w:t>
+      </w:r>
+      <w:r>
+        <w:rPr>
+          <w:rFonts w:ascii="Times New Roman" w:cs="Times New Roman" w:eastAsia="Times New Roman" w:hAnsi="Times New Roman"/>
+          <w:sz w:val="22"/>
+          <w:szCs w:val="22"/>
+        </w:rPr>
+        <w:t xml:space="preserve">, а транзит (проходять через компанію до фабрики). Виручка — </w:t>
+      </w:r>
+      <w:r>
+        <w:rPr>
+          <w:rFonts w:ascii="Times New Roman" w:cs="Times New Roman" w:eastAsia="Times New Roman" w:hAnsi="Times New Roman"/>
+          <w:b/>
+          <w:bCs/>
+          <w:sz w:val="22"/>
+          <w:szCs w:val="22"/>
+        </w:rPr>
+        <w:t xml:space="preserve">лише винагорода</w:t>
+      </w:r>
+      <w:r>
+        <w:rPr>
+          <w:rFonts w:ascii="Times New Roman" w:cs="Times New Roman" w:eastAsia="Times New Roman" w:hAnsi="Times New Roman"/>
+          <w:sz w:val="22"/>
+          <w:szCs w:val="22"/>
+        </w:rPr>
+        <w:t xml:space="preserve"> компанії; решта — зобов'язання перед фабрикою. Це модель Yodezeen (транзитний рахунок).</w:t>
+      </w:r>
+    </w:p>
+    <w:p>
+      <w:pPr>
+        <w:spacing w:before="0" w:after="40"/>
+        <w:ind w:left="360"/>
+      </w:pPr>
+      <w:r>
+        <w:rPr>
+          <w:rFonts w:ascii="Times New Roman" w:cs="Times New Roman" w:eastAsia="Times New Roman" w:hAnsi="Times New Roman"/>
+          <w:sz w:val="22"/>
+          <w:szCs w:val="22"/>
+        </w:rPr>
+        <w:t xml:space="preserve">•  </w:t>
+      </w:r>
+      <w:r>
+        <w:rPr>
+          <w:rFonts w:ascii="Times New Roman" w:cs="Times New Roman" w:eastAsia="Times New Roman" w:hAnsi="Times New Roman"/>
+          <w:b/>
+          <w:bCs/>
+          <w:sz w:val="22"/>
+          <w:szCs w:val="22"/>
+        </w:rPr>
+        <w:t xml:space="preserve">Як розпізнати:</w:t>
+      </w:r>
+      <w:r>
+        <w:rPr>
+          <w:rFonts w:ascii="Times New Roman" w:cs="Times New Roman" w:eastAsia="Times New Roman" w:hAnsi="Times New Roman"/>
+          <w:sz w:val="22"/>
+          <w:szCs w:val="22"/>
+        </w:rPr>
+        <w:t xml:space="preserve"> спитай «чи стоїть цей товар колись на вашому балансі?» і «що йде в оборот для аудитора — вся сума чи тільки ваша винагорода?». Не вгадуй — хай підтвердить бухгалтер.</w:t>
+      </w:r>
+    </w:p>
+    <w:p>
+      <w:pPr>
+        <w:spacing w:before="120" w:after="60"/>
+      </w:pPr>
+      <w:r>
+        <w:rPr>
+          <w:rFonts w:ascii="Times New Roman" w:cs="Times New Roman" w:eastAsia="Times New Roman" w:hAnsi="Times New Roman"/>
+          <w:b/>
+          <w:bCs/>
+          <w:sz w:val="22"/>
+          <w:szCs w:val="22"/>
+        </w:rPr>
+        <w:t xml:space="preserve">Касовий метод vs метод нарахування (питання 20)</w:t>
+      </w:r>
+    </w:p>
+    <w:p>
+      <w:pPr>
+        <w:spacing w:before="0" w:after="40"/>
+        <w:ind w:left="360"/>
+      </w:pPr>
+      <w:r>
+        <w:rPr>
+          <w:rFonts w:ascii="Times New Roman" w:cs="Times New Roman" w:eastAsia="Times New Roman" w:hAnsi="Times New Roman"/>
+          <w:sz w:val="22"/>
+          <w:szCs w:val="22"/>
+        </w:rPr>
+        <w:t xml:space="preserve">•  </w:t>
+      </w:r>
+      <w:r>
+        <w:rPr>
+          <w:rFonts w:ascii="Times New Roman" w:cs="Times New Roman" w:eastAsia="Times New Roman" w:hAnsi="Times New Roman"/>
+          <w:b/>
+          <w:bCs/>
+          <w:sz w:val="22"/>
+          <w:szCs w:val="22"/>
+        </w:rPr>
+        <w:t xml:space="preserve">Касовий:</w:t>
+      </w:r>
+      <w:r>
+        <w:rPr>
+          <w:rFonts w:ascii="Times New Roman" w:cs="Times New Roman" w:eastAsia="Times New Roman" w:hAnsi="Times New Roman"/>
+          <w:sz w:val="22"/>
+          <w:szCs w:val="22"/>
+        </w:rPr>
+        <w:t xml:space="preserve"> дохід/витрата визнаються </w:t>
+      </w:r>
+      <w:r>
+        <w:rPr>
+          <w:rFonts w:ascii="Times New Roman" w:cs="Times New Roman" w:eastAsia="Times New Roman" w:hAnsi="Times New Roman"/>
+          <w:b/>
+          <w:bCs/>
+          <w:sz w:val="22"/>
+          <w:szCs w:val="22"/>
+        </w:rPr>
+        <w:t xml:space="preserve">коли пройшли гроші</w:t>
+      </w:r>
+      <w:r>
+        <w:rPr>
+          <w:rFonts w:ascii="Times New Roman" w:cs="Times New Roman" w:eastAsia="Times New Roman" w:hAnsi="Times New Roman"/>
+          <w:sz w:val="22"/>
+          <w:szCs w:val="22"/>
+        </w:rPr>
+        <w:t xml:space="preserve"> (оплатили / отримали).</w:t>
+      </w:r>
+    </w:p>
+    <w:p>
+      <w:pPr>
+        <w:spacing w:before="0" w:after="40"/>
+        <w:ind w:left="360"/>
+      </w:pPr>
+      <w:r>
+        <w:rPr>
+          <w:rFonts w:ascii="Times New Roman" w:cs="Times New Roman" w:eastAsia="Times New Roman" w:hAnsi="Times New Roman"/>
+          <w:sz w:val="22"/>
+          <w:szCs w:val="22"/>
+        </w:rPr>
+        <w:t xml:space="preserve">•  </w:t>
+      </w:r>
+      <w:r>
+        <w:rPr>
+          <w:rFonts w:ascii="Times New Roman" w:cs="Times New Roman" w:eastAsia="Times New Roman" w:hAnsi="Times New Roman"/>
+          <w:b/>
+          <w:bCs/>
+          <w:sz w:val="22"/>
+          <w:szCs w:val="22"/>
+        </w:rPr>
+        <w:t xml:space="preserve">Нарахування:</w:t>
+      </w:r>
+      <w:r>
+        <w:rPr>
+          <w:rFonts w:ascii="Times New Roman" w:cs="Times New Roman" w:eastAsia="Times New Roman" w:hAnsi="Times New Roman"/>
+          <w:sz w:val="22"/>
+          <w:szCs w:val="22"/>
+        </w:rPr>
+        <w:t xml:space="preserve"> визнаються </w:t>
+      </w:r>
+      <w:r>
+        <w:rPr>
+          <w:rFonts w:ascii="Times New Roman" w:cs="Times New Roman" w:eastAsia="Times New Roman" w:hAnsi="Times New Roman"/>
+          <w:b/>
+          <w:bCs/>
+          <w:sz w:val="22"/>
+          <w:szCs w:val="22"/>
+        </w:rPr>
+        <w:t xml:space="preserve">коли є подія/документ</w:t>
+      </w:r>
+      <w:r>
+        <w:rPr>
+          <w:rFonts w:ascii="Times New Roman" w:cs="Times New Roman" w:eastAsia="Times New Roman" w:hAnsi="Times New Roman"/>
+          <w:sz w:val="22"/>
+          <w:szCs w:val="22"/>
+        </w:rPr>
+        <w:t xml:space="preserve"> (відвантажили / отримали рахунок), навіть якщо ще не оплачено.</w:t>
+      </w:r>
+    </w:p>
+    <w:p>
+      <w:pPr>
+        <w:spacing w:before="0" w:after="40"/>
+        <w:ind w:left="360"/>
+      </w:pPr>
+      <w:r>
+        <w:rPr>
+          <w:rFonts w:ascii="Times New Roman" w:cs="Times New Roman" w:eastAsia="Times New Roman" w:hAnsi="Times New Roman"/>
+          <w:sz w:val="22"/>
+          <w:szCs w:val="22"/>
+        </w:rPr>
+        <w:t xml:space="preserve">•  </w:t>
+      </w:r>
+      <w:r>
+        <w:rPr>
+          <w:rFonts w:ascii="Times New Roman" w:cs="Times New Roman" w:eastAsia="Times New Roman" w:hAnsi="Times New Roman"/>
+          <w:sz w:val="22"/>
+          <w:szCs w:val="22"/>
+        </w:rPr>
+        <w:t xml:space="preserve">Часто: управлінський контур ведуть </w:t>
+      </w:r>
+      <w:r>
+        <w:rPr>
+          <w:rFonts w:ascii="Times New Roman" w:cs="Times New Roman" w:eastAsia="Times New Roman" w:hAnsi="Times New Roman"/>
+          <w:b/>
+          <w:bCs/>
+          <w:sz w:val="22"/>
+          <w:szCs w:val="22"/>
+        </w:rPr>
+        <w:t xml:space="preserve">за оплатою</w:t>
+      </w:r>
+      <w:r>
+        <w:rPr>
+          <w:rFonts w:ascii="Times New Roman" w:cs="Times New Roman" w:eastAsia="Times New Roman" w:hAnsi="Times New Roman"/>
+          <w:sz w:val="22"/>
+          <w:szCs w:val="22"/>
+        </w:rPr>
+        <w:t xml:space="preserve"> (касовий), бухгалтерський — </w:t>
+      </w:r>
+      <w:r>
+        <w:rPr>
+          <w:rFonts w:ascii="Times New Roman" w:cs="Times New Roman" w:eastAsia="Times New Roman" w:hAnsi="Times New Roman"/>
+          <w:b/>
+          <w:bCs/>
+          <w:sz w:val="22"/>
+          <w:szCs w:val="22"/>
+        </w:rPr>
+        <w:t xml:space="preserve">за документом</w:t>
+      </w:r>
+      <w:r>
+        <w:rPr>
+          <w:rFonts w:ascii="Times New Roman" w:cs="Times New Roman" w:eastAsia="Times New Roman" w:hAnsi="Times New Roman"/>
+          <w:sz w:val="22"/>
+          <w:szCs w:val="22"/>
+        </w:rPr>
+        <w:t xml:space="preserve"> (нарахування). Якщо клієнт каже «дохід — коли клієнт заплатив», це касовий.</w:t>
+      </w:r>
+    </w:p>
+    <w:p>
+      <w:pPr>
+        <w:spacing w:before="120" w:after="60"/>
+      </w:pPr>
+      <w:r>
+        <w:rPr>
+          <w:rFonts w:ascii="Times New Roman" w:cs="Times New Roman" w:eastAsia="Times New Roman" w:hAnsi="Times New Roman"/>
+          <w:b/>
+          <w:bCs/>
+          <w:sz w:val="22"/>
+          <w:szCs w:val="22"/>
+        </w:rPr>
+        <w:t xml:space="preserve">Контури обліку (питання 11)</w:t>
+      </w:r>
+    </w:p>
+    <w:p>
+      <w:pPr>
+        <w:spacing w:before="0" w:after="40"/>
+        <w:ind w:left="360"/>
+      </w:pPr>
+      <w:r>
+        <w:rPr>
+          <w:rFonts w:ascii="Times New Roman" w:cs="Times New Roman" w:eastAsia="Times New Roman" w:hAnsi="Times New Roman"/>
+          <w:sz w:val="22"/>
+          <w:szCs w:val="22"/>
+        </w:rPr>
+        <w:t xml:space="preserve">•  </w:t>
+      </w:r>
+      <w:r>
+        <w:rPr>
+          <w:rFonts w:ascii="Times New Roman" w:cs="Times New Roman" w:eastAsia="Times New Roman" w:hAnsi="Times New Roman"/>
+          <w:b/>
+          <w:bCs/>
+          <w:sz w:val="22"/>
+          <w:szCs w:val="22"/>
+        </w:rPr>
+        <w:t xml:space="preserve">Бухгалтерський (регламентований):</w:t>
+      </w:r>
+      <w:r>
+        <w:rPr>
+          <w:rFonts w:ascii="Times New Roman" w:cs="Times New Roman" w:eastAsia="Times New Roman" w:hAnsi="Times New Roman"/>
+          <w:sz w:val="22"/>
+          <w:szCs w:val="22"/>
+        </w:rPr>
+        <w:t xml:space="preserve"> для держави й аудитора, за правилами Гонконгу.</w:t>
+      </w:r>
+    </w:p>
+    <w:p>
+      <w:pPr>
+        <w:spacing w:before="0" w:after="40"/>
+        <w:ind w:left="360"/>
+      </w:pPr>
+      <w:r>
+        <w:rPr>
+          <w:rFonts w:ascii="Times New Roman" w:cs="Times New Roman" w:eastAsia="Times New Roman" w:hAnsi="Times New Roman"/>
+          <w:sz w:val="22"/>
+          <w:szCs w:val="22"/>
+        </w:rPr>
+        <w:t xml:space="preserve">•  </w:t>
+      </w:r>
+      <w:r>
+        <w:rPr>
+          <w:rFonts w:ascii="Times New Roman" w:cs="Times New Roman" w:eastAsia="Times New Roman" w:hAnsi="Times New Roman"/>
+          <w:b/>
+          <w:bCs/>
+          <w:sz w:val="22"/>
+          <w:szCs w:val="22"/>
+        </w:rPr>
+        <w:t xml:space="preserve">Управлінський:</w:t>
+      </w:r>
+      <w:r>
+        <w:rPr>
+          <w:rFonts w:ascii="Times New Roman" w:cs="Times New Roman" w:eastAsia="Times New Roman" w:hAnsi="Times New Roman"/>
+          <w:sz w:val="22"/>
+          <w:szCs w:val="22"/>
+        </w:rPr>
+        <w:t xml:space="preserve"> для власника — реальний прибуток і маржа по відправці.</w:t>
+      </w:r>
+    </w:p>
+    <w:p>
+      <w:pPr>
+        <w:spacing w:before="0" w:after="40"/>
+        <w:ind w:left="360"/>
+      </w:pPr>
+      <w:r>
+        <w:rPr>
+          <w:rFonts w:ascii="Times New Roman" w:cs="Times New Roman" w:eastAsia="Times New Roman" w:hAnsi="Times New Roman"/>
+          <w:sz w:val="22"/>
+          <w:szCs w:val="22"/>
+        </w:rPr>
+        <w:t xml:space="preserve">•  </w:t>
+      </w:r>
+      <w:r>
+        <w:rPr>
+          <w:rFonts w:ascii="Times New Roman" w:cs="Times New Roman" w:eastAsia="Times New Roman" w:hAnsi="Times New Roman"/>
+          <w:b/>
+          <w:bCs/>
+          <w:sz w:val="22"/>
+          <w:szCs w:val="22"/>
+        </w:rPr>
+        <w:t xml:space="preserve">Як реалізуємо:</w:t>
+      </w:r>
+      <w:r>
+        <w:rPr>
+          <w:rFonts w:ascii="Times New Roman" w:cs="Times New Roman" w:eastAsia="Times New Roman" w:hAnsi="Times New Roman"/>
+          <w:sz w:val="22"/>
+          <w:szCs w:val="22"/>
+        </w:rPr>
+        <w:t xml:space="preserve"> один план рахунків + аналітика через </w:t>
+      </w:r>
+      <w:r>
+        <w:rPr>
+          <w:rFonts w:ascii="Times New Roman" w:cs="Times New Roman" w:eastAsia="Times New Roman" w:hAnsi="Times New Roman"/>
+          <w:b/>
+          <w:bCs/>
+          <w:sz w:val="22"/>
+          <w:szCs w:val="22"/>
+        </w:rPr>
+        <w:t xml:space="preserve">Analytic Accounts</w:t>
+      </w:r>
+      <w:r>
+        <w:rPr>
+          <w:rFonts w:ascii="Times New Roman" w:cs="Times New Roman" w:eastAsia="Times New Roman" w:hAnsi="Times New Roman"/>
+          <w:sz w:val="22"/>
+          <w:szCs w:val="22"/>
+        </w:rPr>
+        <w:t xml:space="preserve"> (мітки по клієнту/відправці), рахунки </w:t>
+      </w:r>
+      <w:r>
+        <w:rPr>
+          <w:rFonts w:ascii="Times New Roman" w:cs="Times New Roman" w:eastAsia="Times New Roman" w:hAnsi="Times New Roman"/>
+          <w:b/>
+          <w:bCs/>
+          <w:sz w:val="22"/>
+          <w:szCs w:val="22"/>
+        </w:rPr>
+        <w:t xml:space="preserve">не дробити</w:t>
+      </w:r>
+      <w:r>
+        <w:rPr>
+          <w:rFonts w:ascii="Times New Roman" w:cs="Times New Roman" w:eastAsia="Times New Roman" w:hAnsi="Times New Roman"/>
+          <w:sz w:val="22"/>
+          <w:szCs w:val="22"/>
+        </w:rPr>
+        <w:t xml:space="preserve"> (досвід Бріолекс).</w:t>
+      </w:r>
+    </w:p>
+    <w:p>
+      <w:pPr>
+        <w:spacing w:before="120" w:after="60"/>
+      </w:pPr>
+      <w:r>
+        <w:rPr>
+          <w:rFonts w:ascii="Times New Roman" w:cs="Times New Roman" w:eastAsia="Times New Roman" w:hAnsi="Times New Roman"/>
+          <w:b/>
+          <w:bCs/>
+          <w:sz w:val="22"/>
+          <w:szCs w:val="22"/>
+        </w:rPr>
+        <w:t xml:space="preserve">Міні-глосарій</w:t>
+      </w:r>
+    </w:p>
+    <w:p>
+      <w:pPr>
+        <w:spacing w:before="0" w:after="40"/>
+        <w:ind w:left="360"/>
+      </w:pPr>
+      <w:r>
+        <w:rPr>
+          <w:rFonts w:ascii="Times New Roman" w:cs="Times New Roman" w:eastAsia="Times New Roman" w:hAnsi="Times New Roman"/>
+          <w:sz w:val="22"/>
+          <w:szCs w:val="22"/>
+        </w:rPr>
+        <w:t xml:space="preserve">•  </w:t>
+      </w:r>
+      <w:r>
+        <w:rPr>
+          <w:rFonts w:ascii="Times New Roman" w:cs="Times New Roman" w:eastAsia="Times New Roman" w:hAnsi="Times New Roman"/>
+          <w:b/>
+          <w:bCs/>
+          <w:sz w:val="22"/>
+          <w:szCs w:val="22"/>
+        </w:rPr>
+        <w:t xml:space="preserve">Виручка / оборот</w:t>
+      </w:r>
+      <w:r>
+        <w:rPr>
+          <w:rFonts w:ascii="Times New Roman" w:cs="Times New Roman" w:eastAsia="Times New Roman" w:hAnsi="Times New Roman"/>
+          <w:sz w:val="22"/>
+          <w:szCs w:val="22"/>
+        </w:rPr>
+        <w:t xml:space="preserve"> — гроші, зароблені від продажів (до вирахування витрат).</w:t>
+      </w:r>
+    </w:p>
+    <w:p>
+      <w:pPr>
+        <w:spacing w:before="0" w:after="40"/>
+        <w:ind w:left="360"/>
+      </w:pPr>
+      <w:r>
+        <w:rPr>
+          <w:rFonts w:ascii="Times New Roman" w:cs="Times New Roman" w:eastAsia="Times New Roman" w:hAnsi="Times New Roman"/>
+          <w:sz w:val="22"/>
+          <w:szCs w:val="22"/>
+        </w:rPr>
+        <w:t xml:space="preserve">•  </w:t>
+      </w:r>
+      <w:r>
+        <w:rPr>
+          <w:rFonts w:ascii="Times New Roman" w:cs="Times New Roman" w:eastAsia="Times New Roman" w:hAnsi="Times New Roman"/>
+          <w:b/>
+          <w:bCs/>
+          <w:sz w:val="22"/>
+          <w:szCs w:val="22"/>
+        </w:rPr>
+        <w:t xml:space="preserve">Собівартість</w:t>
+      </w:r>
+      <w:r>
+        <w:rPr>
+          <w:rFonts w:ascii="Times New Roman" w:cs="Times New Roman" w:eastAsia="Times New Roman" w:hAnsi="Times New Roman"/>
+          <w:sz w:val="22"/>
+          <w:szCs w:val="22"/>
+        </w:rPr>
+        <w:t xml:space="preserve"> — скільки коштувало те, що продали (закупівля + доставка / landed cost).</w:t>
+      </w:r>
+    </w:p>
+    <w:p>
+      <w:pPr>
+        <w:spacing w:before="0" w:after="40"/>
+        <w:ind w:left="360"/>
+      </w:pPr>
+      <w:r>
+        <w:rPr>
+          <w:rFonts w:ascii="Times New Roman" w:cs="Times New Roman" w:eastAsia="Times New Roman" w:hAnsi="Times New Roman"/>
+          <w:sz w:val="22"/>
+          <w:szCs w:val="22"/>
+        </w:rPr>
+        <w:t xml:space="preserve">•  </w:t>
+      </w:r>
+      <w:r>
+        <w:rPr>
+          <w:rFonts w:ascii="Times New Roman" w:cs="Times New Roman" w:eastAsia="Times New Roman" w:hAnsi="Times New Roman"/>
+          <w:b/>
+          <w:bCs/>
+          <w:sz w:val="22"/>
+          <w:szCs w:val="22"/>
+        </w:rPr>
+        <w:t xml:space="preserve">Маржа / прибутковість</w:t>
+      </w:r>
+      <w:r>
+        <w:rPr>
+          <w:rFonts w:ascii="Times New Roman" w:cs="Times New Roman" w:eastAsia="Times New Roman" w:hAnsi="Times New Roman"/>
+          <w:sz w:val="22"/>
+          <w:szCs w:val="22"/>
+        </w:rPr>
+        <w:t xml:space="preserve"> — виручка мінус собівартість.</w:t>
+      </w:r>
+    </w:p>
+    <w:p>
+      <w:pPr>
+        <w:spacing w:before="0" w:after="40"/>
+        <w:ind w:left="360"/>
+      </w:pPr>
+      <w:r>
+        <w:rPr>
+          <w:rFonts w:ascii="Times New Roman" w:cs="Times New Roman" w:eastAsia="Times New Roman" w:hAnsi="Times New Roman"/>
+          <w:sz w:val="22"/>
+          <w:szCs w:val="22"/>
+        </w:rPr>
+        <w:t xml:space="preserve">•  </w:t>
+      </w:r>
+      <w:r>
+        <w:rPr>
+          <w:rFonts w:ascii="Times New Roman" w:cs="Times New Roman" w:eastAsia="Times New Roman" w:hAnsi="Times New Roman"/>
+          <w:b/>
+          <w:bCs/>
+          <w:sz w:val="22"/>
+          <w:szCs w:val="22"/>
+        </w:rPr>
+        <w:t xml:space="preserve">AP, кредиторська заборгованість</w:t>
+      </w:r>
+      <w:r>
+        <w:rPr>
+          <w:rFonts w:ascii="Times New Roman" w:cs="Times New Roman" w:eastAsia="Times New Roman" w:hAnsi="Times New Roman"/>
+          <w:sz w:val="22"/>
+          <w:szCs w:val="22"/>
+        </w:rPr>
+        <w:t xml:space="preserve"> — скільки </w:t>
+      </w:r>
+      <w:r>
+        <w:rPr>
+          <w:rFonts w:ascii="Times New Roman" w:cs="Times New Roman" w:eastAsia="Times New Roman" w:hAnsi="Times New Roman"/>
+          <w:b/>
+          <w:bCs/>
+          <w:sz w:val="22"/>
+          <w:szCs w:val="22"/>
+        </w:rPr>
+        <w:t xml:space="preserve">ми винні</w:t>
+      </w:r>
+      <w:r>
+        <w:rPr>
+          <w:rFonts w:ascii="Times New Roman" w:cs="Times New Roman" w:eastAsia="Times New Roman" w:hAnsi="Times New Roman"/>
+          <w:sz w:val="22"/>
+          <w:szCs w:val="22"/>
+        </w:rPr>
+        <w:t xml:space="preserve"> постачальникам/агентам.</w:t>
+      </w:r>
+    </w:p>
+    <w:p>
+      <w:pPr>
+        <w:spacing w:before="0" w:after="40"/>
+        <w:ind w:left="360"/>
+      </w:pPr>
+      <w:r>
+        <w:rPr>
+          <w:rFonts w:ascii="Times New Roman" w:cs="Times New Roman" w:eastAsia="Times New Roman" w:hAnsi="Times New Roman"/>
+          <w:sz w:val="22"/>
+          <w:szCs w:val="22"/>
+        </w:rPr>
+        <w:t xml:space="preserve">•  </w:t>
+      </w:r>
+      <w:r>
+        <w:rPr>
+          <w:rFonts w:ascii="Times New Roman" w:cs="Times New Roman" w:eastAsia="Times New Roman" w:hAnsi="Times New Roman"/>
+          <w:b/>
+          <w:bCs/>
+          <w:sz w:val="22"/>
+          <w:szCs w:val="22"/>
+        </w:rPr>
+        <w:t xml:space="preserve">AR, дебіторська заборгованість</w:t>
+      </w:r>
+      <w:r>
+        <w:rPr>
+          <w:rFonts w:ascii="Times New Roman" w:cs="Times New Roman" w:eastAsia="Times New Roman" w:hAnsi="Times New Roman"/>
+          <w:sz w:val="22"/>
+          <w:szCs w:val="22"/>
+        </w:rPr>
+        <w:t xml:space="preserve"> — скільки винні </w:t>
+      </w:r>
+      <w:r>
+        <w:rPr>
+          <w:rFonts w:ascii="Times New Roman" w:cs="Times New Roman" w:eastAsia="Times New Roman" w:hAnsi="Times New Roman"/>
+          <w:b/>
+          <w:bCs/>
+          <w:sz w:val="22"/>
+          <w:szCs w:val="22"/>
+        </w:rPr>
+        <w:t xml:space="preserve">нам</w:t>
+      </w:r>
+      <w:r>
+        <w:rPr>
+          <w:rFonts w:ascii="Times New Roman" w:cs="Times New Roman" w:eastAsia="Times New Roman" w:hAnsi="Times New Roman"/>
+          <w:sz w:val="22"/>
+          <w:szCs w:val="22"/>
+        </w:rPr>
+        <w:t xml:space="preserve"> клієнти.</w:t>
+      </w:r>
+    </w:p>
+    <w:p>
+      <w:pPr>
+        <w:spacing w:before="0" w:after="40"/>
+        <w:ind w:left="360"/>
+      </w:pPr>
+      <w:r>
+        <w:rPr>
+          <w:rFonts w:ascii="Times New Roman" w:cs="Times New Roman" w:eastAsia="Times New Roman" w:hAnsi="Times New Roman"/>
+          <w:sz w:val="22"/>
+          <w:szCs w:val="22"/>
+        </w:rPr>
+        <w:t xml:space="preserve">•  </w:t>
+      </w:r>
+      <w:r>
+        <w:rPr>
+          <w:rFonts w:ascii="Times New Roman" w:cs="Times New Roman" w:eastAsia="Times New Roman" w:hAnsi="Times New Roman"/>
+          <w:b/>
+          <w:bCs/>
+          <w:sz w:val="22"/>
+          <w:szCs w:val="22"/>
+        </w:rPr>
+        <w:t xml:space="preserve">Перевиставлення (pass-through)</w:t>
+      </w:r>
+      <w:r>
+        <w:rPr>
+          <w:rFonts w:ascii="Times New Roman" w:cs="Times New Roman" w:eastAsia="Times New Roman" w:hAnsi="Times New Roman"/>
+          <w:sz w:val="22"/>
+          <w:szCs w:val="22"/>
+        </w:rPr>
+        <w:t xml:space="preserve"> — оплачену нами витрату (напр. фрахт) виставляємо клієнту, інколи з націнкою.</w:t>
+      </w:r>
+    </w:p>
+    <w:p>
+      <w:pPr>
+        <w:spacing w:before="0" w:after="40"/>
+        <w:ind w:left="360"/>
+      </w:pPr>
+      <w:r>
+        <w:rPr>
+          <w:rFonts w:ascii="Times New Roman" w:cs="Times New Roman" w:eastAsia="Times New Roman" w:hAnsi="Times New Roman"/>
+          <w:sz w:val="22"/>
+          <w:szCs w:val="22"/>
+        </w:rPr>
+        <w:t xml:space="preserve">•  </w:t>
+      </w:r>
+      <w:r>
+        <w:rPr>
+          <w:rFonts w:ascii="Times New Roman" w:cs="Times New Roman" w:eastAsia="Times New Roman" w:hAnsi="Times New Roman"/>
+          <w:b/>
+          <w:bCs/>
+          <w:sz w:val="22"/>
+          <w:szCs w:val="22"/>
+        </w:rPr>
+        <w:t xml:space="preserve">Транзитний рахунок</w:t>
+      </w:r>
+      <w:r>
+        <w:rPr>
+          <w:rFonts w:ascii="Times New Roman" w:cs="Times New Roman" w:eastAsia="Times New Roman" w:hAnsi="Times New Roman"/>
+          <w:sz w:val="22"/>
+          <w:szCs w:val="22"/>
+        </w:rPr>
+        <w:t xml:space="preserve"> — «тимчасова поличка» для чужих грошей, що проходять через нас.</w:t>
+      </w:r>
+    </w:p>
+    <w:p>
+      <w:pPr>
+        <w:spacing w:before="0" w:after="40"/>
+        <w:ind w:left="360"/>
+      </w:pPr>
+      <w:r>
+        <w:rPr>
+          <w:rFonts w:ascii="Times New Roman" w:cs="Times New Roman" w:eastAsia="Times New Roman" w:hAnsi="Times New Roman"/>
+          <w:sz w:val="22"/>
+          <w:szCs w:val="22"/>
+        </w:rPr>
+        <w:t xml:space="preserve">•  </w:t>
+      </w:r>
+      <w:r>
+        <w:rPr>
+          <w:rFonts w:ascii="Times New Roman" w:cs="Times New Roman" w:eastAsia="Times New Roman" w:hAnsi="Times New Roman"/>
+          <w:b/>
+          <w:bCs/>
+          <w:sz w:val="22"/>
+          <w:szCs w:val="22"/>
+        </w:rPr>
+        <w:t xml:space="preserve">План рахунків (CoA)</w:t>
+      </w:r>
+      <w:r>
+        <w:rPr>
+          <w:rFonts w:ascii="Times New Roman" w:cs="Times New Roman" w:eastAsia="Times New Roman" w:hAnsi="Times New Roman"/>
+          <w:sz w:val="22"/>
+          <w:szCs w:val="22"/>
+        </w:rPr>
+        <w:t xml:space="preserve"> — перелік усіх рахунків обліку (каса, банк, доходи, витрати…).</w:t>
+      </w:r>
+    </w:p>
+    <w:p>
+      <w:pPr>
+        <w:spacing w:before="0" w:after="40"/>
+        <w:ind w:left="360"/>
+      </w:pPr>
+      <w:r>
+        <w:rPr>
+          <w:rFonts w:ascii="Times New Roman" w:cs="Times New Roman" w:eastAsia="Times New Roman" w:hAnsi="Times New Roman"/>
+          <w:sz w:val="22"/>
+          <w:szCs w:val="22"/>
+        </w:rPr>
+        <w:t xml:space="preserve">•  </w:t>
+      </w:r>
+      <w:r>
+        <w:rPr>
+          <w:rFonts w:ascii="Times New Roman" w:cs="Times New Roman" w:eastAsia="Times New Roman" w:hAnsi="Times New Roman"/>
+          <w:b/>
+          <w:bCs/>
+          <w:sz w:val="22"/>
+          <w:szCs w:val="22"/>
+        </w:rPr>
+        <w:t xml:space="preserve">Analytic Accounts</w:t>
+      </w:r>
+      <w:r>
+        <w:rPr>
+          <w:rFonts w:ascii="Times New Roman" w:cs="Times New Roman" w:eastAsia="Times New Roman" w:hAnsi="Times New Roman"/>
+          <w:sz w:val="22"/>
+          <w:szCs w:val="22"/>
+        </w:rPr>
+        <w:t xml:space="preserve"> — мітки в Odoo для аналітики (клієнт/відправка/менеджер), не змінюючи план рахунків.</w:t>
+      </w:r>
+    </w:p>
+    <w:p>
+      <w:pPr>
+        <w:spacing w:before="0" w:after="40"/>
+        <w:ind w:left="360"/>
+      </w:pPr>
+      <w:r>
+        <w:rPr>
+          <w:rFonts w:ascii="Times New Roman" w:cs="Times New Roman" w:eastAsia="Times New Roman" w:hAnsi="Times New Roman"/>
+          <w:sz w:val="22"/>
+          <w:szCs w:val="22"/>
+        </w:rPr>
+        <w:t xml:space="preserve">•  </w:t>
+      </w:r>
+      <w:r>
+        <w:rPr>
+          <w:rFonts w:ascii="Times New Roman" w:cs="Times New Roman" w:eastAsia="Times New Roman" w:hAnsi="Times New Roman"/>
+          <w:b/>
+          <w:bCs/>
+          <w:sz w:val="22"/>
+          <w:szCs w:val="22"/>
+        </w:rPr>
+        <w:t xml:space="preserve">Проводка</w:t>
+      </w:r>
+      <w:r>
+        <w:rPr>
+          <w:rFonts w:ascii="Times New Roman" w:cs="Times New Roman" w:eastAsia="Times New Roman" w:hAnsi="Times New Roman"/>
+          <w:sz w:val="22"/>
+          <w:szCs w:val="22"/>
+        </w:rPr>
+        <w:t xml:space="preserve"> — запис операції в обліку (дебет/кредит).</w:t>
+      </w:r>
+    </w:p>
+    <w:p>
+      <w:pPr>
+        <w:spacing w:before="0" w:after="40"/>
+        <w:ind w:left="360"/>
+      </w:pPr>
+      <w:r>
+        <w:rPr>
+          <w:rFonts w:ascii="Times New Roman" w:cs="Times New Roman" w:eastAsia="Times New Roman" w:hAnsi="Times New Roman"/>
+          <w:sz w:val="22"/>
+          <w:szCs w:val="22"/>
+        </w:rPr>
+        <w:t xml:space="preserve">•  </w:t>
+      </w:r>
+      <w:r>
+        <w:rPr>
+          <w:rFonts w:ascii="Times New Roman" w:cs="Times New Roman" w:eastAsia="Times New Roman" w:hAnsi="Times New Roman"/>
+          <w:b/>
+          <w:bCs/>
+          <w:sz w:val="22"/>
+          <w:szCs w:val="22"/>
+        </w:rPr>
+        <w:t xml:space="preserve">Закриття періоду</w:t>
+      </w:r>
+      <w:r>
+        <w:rPr>
+          <w:rFonts w:ascii="Times New Roman" w:cs="Times New Roman" w:eastAsia="Times New Roman" w:hAnsi="Times New Roman"/>
+          <w:sz w:val="22"/>
+          <w:szCs w:val="22"/>
+        </w:rPr>
+        <w:t xml:space="preserve"> — «замкнути» місяць: усе рознесено й звірено, далі не міняємо.</w:t>
+      </w:r>
+    </w:p>
+    <w:p>
+      <w:pPr>
+        <w:spacing w:before="0" w:after="40"/>
+        <w:ind w:left="360"/>
+      </w:pPr>
+      <w:r>
+        <w:rPr>
+          <w:rFonts w:ascii="Times New Roman" w:cs="Times New Roman" w:eastAsia="Times New Roman" w:hAnsi="Times New Roman"/>
+          <w:sz w:val="22"/>
+          <w:szCs w:val="22"/>
+        </w:rPr>
+        <w:t xml:space="preserve">•  </w:t>
+      </w:r>
+      <w:r>
+        <w:rPr>
+          <w:rFonts w:ascii="Times New Roman" w:cs="Times New Roman" w:eastAsia="Times New Roman" w:hAnsi="Times New Roman"/>
+          <w:b/>
+          <w:bCs/>
+          <w:sz w:val="22"/>
+          <w:szCs w:val="22"/>
+        </w:rPr>
+        <w:t xml:space="preserve">Нарахована витрата (accrued)</w:t>
+      </w:r>
+      <w:r>
+        <w:rPr>
+          <w:rFonts w:ascii="Times New Roman" w:cs="Times New Roman" w:eastAsia="Times New Roman" w:hAnsi="Times New Roman"/>
+          <w:sz w:val="22"/>
+          <w:szCs w:val="22"/>
+        </w:rPr>
+        <w:t xml:space="preserve"> — витрата вже є, а рахунок ще не прийшов; ставимо очікувану суму.</w:t>
+      </w:r>
+    </w:p>
+    <w:p>
+      <w:pPr>
+        <w:spacing w:before="0" w:after="40"/>
+        <w:ind w:left="360"/>
+      </w:pPr>
+      <w:r>
+        <w:rPr>
+          <w:rFonts w:ascii="Times New Roman" w:cs="Times New Roman" w:eastAsia="Times New Roman" w:hAnsi="Times New Roman"/>
+          <w:sz w:val="22"/>
+          <w:szCs w:val="22"/>
+        </w:rPr>
+        <w:t xml:space="preserve">•  </w:t>
+      </w:r>
+      <w:r>
+        <w:rPr>
+          <w:rFonts w:ascii="Times New Roman" w:cs="Times New Roman" w:eastAsia="Times New Roman" w:hAnsi="Times New Roman"/>
+          <w:b/>
+          <w:bCs/>
+          <w:sz w:val="22"/>
+          <w:szCs w:val="22"/>
+        </w:rPr>
+        <w:t xml:space="preserve">Курсові різниці</w:t>
+      </w:r>
+      <w:r>
+        <w:rPr>
+          <w:rFonts w:ascii="Times New Roman" w:cs="Times New Roman" w:eastAsia="Times New Roman" w:hAnsi="Times New Roman"/>
+          <w:sz w:val="22"/>
+          <w:szCs w:val="22"/>
+        </w:rPr>
+        <w:t xml:space="preserve"> — переоцінка валютних залишків за курсом (тут </w:t>
+      </w:r>
+      <w:r>
+        <w:rPr>
+          <w:rFonts w:ascii="Times New Roman" w:cs="Times New Roman" w:eastAsia="Times New Roman" w:hAnsi="Times New Roman"/>
+          <w:b/>
+          <w:bCs/>
+          <w:sz w:val="22"/>
+          <w:szCs w:val="22"/>
+        </w:rPr>
+        <w:t xml:space="preserve">не ведуться</w:t>
+      </w:r>
+      <w:r>
+        <w:rPr>
+          <w:rFonts w:ascii="Times New Roman" w:cs="Times New Roman" w:eastAsia="Times New Roman" w:hAnsi="Times New Roman"/>
+          <w:sz w:val="22"/>
+          <w:szCs w:val="22"/>
+        </w:rPr>
+        <w:t xml:space="preserve">, X-17).</w:t>
+      </w:r>
+    </w:p>
+    <w:p>
+      <w:pPr>
+        <w:spacing w:before="0" w:after="40"/>
+        <w:ind w:left="360"/>
+      </w:pPr>
+      <w:r>
+        <w:rPr>
+          <w:rFonts w:ascii="Times New Roman" w:cs="Times New Roman" w:eastAsia="Times New Roman" w:hAnsi="Times New Roman"/>
+          <w:sz w:val="22"/>
+          <w:szCs w:val="22"/>
+        </w:rPr>
+        <w:t xml:space="preserve">•  </w:t>
+      </w:r>
+      <w:r>
+        <w:rPr>
+          <w:rFonts w:ascii="Times New Roman" w:cs="Times New Roman" w:eastAsia="Times New Roman" w:hAnsi="Times New Roman"/>
+          <w:b/>
+          <w:bCs/>
+          <w:sz w:val="22"/>
+          <w:szCs w:val="22"/>
+        </w:rPr>
+        <w:t xml:space="preserve">Profits tax (Гонконг)</w:t>
+      </w:r>
+      <w:r>
+        <w:rPr>
+          <w:rFonts w:ascii="Times New Roman" w:cs="Times New Roman" w:eastAsia="Times New Roman" w:hAnsi="Times New Roman"/>
+          <w:sz w:val="22"/>
+          <w:szCs w:val="22"/>
+        </w:rPr>
+        <w:t xml:space="preserve"> — податок на прибуток; деталі — питання бухгалтера/аудитора, не обіцяй від себе.</w:t>
+      </w:r>
+    </w:p>
+    <w:p>
+      <w:pPr>
+        <w:spacing w:before="120" w:after="60"/>
+      </w:pPr>
+      <w:r>
+        <w:rPr>
+          <w:rFonts w:ascii="Times New Roman" w:cs="Times New Roman" w:eastAsia="Times New Roman" w:hAnsi="Times New Roman"/>
+          <w:b/>
+          <w:bCs/>
+          <w:sz w:val="22"/>
+          <w:szCs w:val="22"/>
+        </w:rPr>
+        <w:t xml:space="preserve">Рятувальні фрази (коли загубився)</w:t>
+      </w:r>
+    </w:p>
+    <w:p>
+      <w:pPr>
+        <w:spacing w:before="0" w:after="40"/>
+        <w:ind w:left="360"/>
+      </w:pPr>
+      <w:r>
+        <w:rPr>
+          <w:rFonts w:ascii="Times New Roman" w:cs="Times New Roman" w:eastAsia="Times New Roman" w:hAnsi="Times New Roman"/>
+          <w:sz w:val="22"/>
+          <w:szCs w:val="22"/>
+        </w:rPr>
+        <w:t xml:space="preserve">•  </w:t>
+      </w:r>
+      <w:r>
+        <w:rPr>
+          <w:rFonts w:ascii="Times New Roman" w:cs="Times New Roman" w:eastAsia="Times New Roman" w:hAnsi="Times New Roman"/>
+          <w:sz w:val="22"/>
+          <w:szCs w:val="22"/>
+        </w:rPr>
+        <w:t xml:space="preserve">«Покажіть, будь ласка, на прикладі останньої угоди — крок за кроком.»</w:t>
+      </w:r>
+    </w:p>
+    <w:p>
+      <w:pPr>
+        <w:spacing w:before="0" w:after="40"/>
+        <w:ind w:left="360"/>
+      </w:pPr>
+      <w:r>
+        <w:rPr>
+          <w:rFonts w:ascii="Times New Roman" w:cs="Times New Roman" w:eastAsia="Times New Roman" w:hAnsi="Times New Roman"/>
+          <w:sz w:val="22"/>
+          <w:szCs w:val="22"/>
+        </w:rPr>
+        <w:t xml:space="preserve">•  </w:t>
+      </w:r>
+      <w:r>
+        <w:rPr>
+          <w:rFonts w:ascii="Times New Roman" w:cs="Times New Roman" w:eastAsia="Times New Roman" w:hAnsi="Times New Roman"/>
+          <w:sz w:val="22"/>
+          <w:szCs w:val="22"/>
+        </w:rPr>
+        <w:t xml:space="preserve">«Дозвольте перекажу, як я зрозумів, — поправте мене.»</w:t>
+      </w:r>
+    </w:p>
+    <w:p>
+      <w:pPr>
+        <w:spacing w:before="0" w:after="40"/>
+        <w:ind w:left="360"/>
+      </w:pPr>
+      <w:r>
+        <w:rPr>
+          <w:rFonts w:ascii="Times New Roman" w:cs="Times New Roman" w:eastAsia="Times New Roman" w:hAnsi="Times New Roman"/>
+          <w:sz w:val="22"/>
+          <w:szCs w:val="22"/>
+        </w:rPr>
+        <w:t xml:space="preserve">•  </w:t>
+      </w:r>
+      <w:r>
+        <w:rPr>
+          <w:rFonts w:ascii="Times New Roman" w:cs="Times New Roman" w:eastAsia="Times New Roman" w:hAnsi="Times New Roman"/>
+          <w:sz w:val="22"/>
+          <w:szCs w:val="22"/>
+        </w:rPr>
+        <w:t xml:space="preserve">«Це для управлінського обліку (для вас) чи бухгалтерського (для аудитора)?»</w:t>
+      </w:r>
+    </w:p>
+    <w:p>
+      <w:pPr>
+        <w:spacing w:before="0" w:after="40"/>
+        <w:ind w:left="360"/>
+      </w:pPr>
+      <w:r>
+        <w:rPr>
+          <w:rFonts w:ascii="Times New Roman" w:cs="Times New Roman" w:eastAsia="Times New Roman" w:hAnsi="Times New Roman"/>
+          <w:sz w:val="22"/>
+          <w:szCs w:val="22"/>
+        </w:rPr>
+        <w:t xml:space="preserve">•  </w:t>
+      </w:r>
+      <w:r>
+        <w:rPr>
+          <w:rFonts w:ascii="Times New Roman" w:cs="Times New Roman" w:eastAsia="Times New Roman" w:hAnsi="Times New Roman"/>
+          <w:sz w:val="22"/>
+          <w:szCs w:val="22"/>
+        </w:rPr>
+        <w:t xml:space="preserve">«Тут хай відповість ваш бухгалтер — запишемо як є.»</w:t>
+      </w:r>
+    </w:p>
+    <w:p>
+      <w:pPr>
+        <w:spacing w:before="0" w:after="40"/>
+        <w:ind w:left="360"/>
+      </w:pPr>
+      <w:r>
+        <w:rPr>
+          <w:rFonts w:ascii="Times New Roman" w:cs="Times New Roman" w:eastAsia="Times New Roman" w:hAnsi="Times New Roman"/>
+          <w:sz w:val="22"/>
+          <w:szCs w:val="22"/>
+        </w:rPr>
+        <w:t xml:space="preserve">•  </w:t>
+      </w:r>
+      <w:r>
+        <w:rPr>
+          <w:rFonts w:ascii="Times New Roman" w:cs="Times New Roman" w:eastAsia="Times New Roman" w:hAnsi="Times New Roman"/>
+          <w:sz w:val="22"/>
+          <w:szCs w:val="22"/>
+        </w:rPr>
+        <w:t xml:space="preserve">«Зафіксуймо обидва варіанти, рішення винесемо письмово після зустрічі.»</w:t>
+      </w:r>
+    </w:p>
+    <w:p>
+      <w:pPr>
+        <w:spacing w:before="120" w:after="60"/>
+      </w:pPr>
+      <w:r>
+        <w:rPr>
+          <w:rFonts w:ascii="Times New Roman" w:cs="Times New Roman" w:eastAsia="Times New Roman" w:hAnsi="Times New Roman"/>
+          <w:b/>
+          <w:bCs/>
+          <w:sz w:val="22"/>
+          <w:szCs w:val="22"/>
+        </w:rPr>
+        <w:t xml:space="preserve">Що фіксувати по кожній обліковій темі</w:t>
+      </w:r>
+    </w:p>
+    <w:p>
+      <w:pPr>
+        <w:spacing w:before="0" w:after="40"/>
+      </w:pPr>
+      <w:r>
+        <w:rPr>
+          <w:rFonts w:ascii="Times New Roman" w:cs="Times New Roman" w:eastAsia="Times New Roman" w:hAnsi="Times New Roman"/>
+          <w:sz w:val="22"/>
+          <w:szCs w:val="22"/>
+        </w:rPr>
+        <w:t xml:space="preserve">Який рахунок/стаття? · Касовий чи нарахування? · Хто проводить (бухгалтер чи менеджер)? · Який документ/звіт на виході? · Управлінський чи бухгалтерський контур?</w:t>
+      </w:r>
+    </w:p>
+    <w:p>
+      <w:pPr>
+        <w:spacing w:before="120" w:after="60"/>
+      </w:pPr>
+      <w:r>
+        <w:rPr>
+          <w:rFonts w:ascii="Times New Roman" w:cs="Times New Roman" w:eastAsia="Times New Roman" w:hAnsi="Times New Roman"/>
+          <w:b/>
+          <w:bCs/>
+          <w:sz w:val="22"/>
+          <w:szCs w:val="22"/>
+        </w:rPr>
+        <w:t xml:space="preserve">Правило безпеки</w:t>
+      </w:r>
+    </w:p>
+    <w:p>
+      <w:pPr>
+        <w:spacing w:before="0" w:after="40"/>
+      </w:pPr>
+      <w:r>
+        <w:rPr>
+          <w:rFonts w:ascii="Times New Roman" w:cs="Times New Roman" w:eastAsia="Times New Roman" w:hAnsi="Times New Roman"/>
+          <w:sz w:val="22"/>
+          <w:szCs w:val="22"/>
+        </w:rPr>
+        <w:t xml:space="preserve">Не давай клієнту податкових чи облікових порад від себе. Усе по Гонконгу та податках підтверджує бухгалтер/аудитор. Ми </w:t>
+      </w:r>
+      <w:r>
+        <w:rPr>
+          <w:rFonts w:ascii="Times New Roman" w:cs="Times New Roman" w:eastAsia="Times New Roman" w:hAnsi="Times New Roman"/>
+          <w:b/>
+          <w:bCs/>
+          <w:sz w:val="22"/>
+          <w:szCs w:val="22"/>
+        </w:rPr>
+        <w:t xml:space="preserve">фіксуємо вимогу</w:t>
+      </w:r>
+      <w:r>
+        <w:rPr>
+          <w:rFonts w:ascii="Times New Roman" w:cs="Times New Roman" w:eastAsia="Times New Roman" w:hAnsi="Times New Roman"/>
+          <w:sz w:val="22"/>
+          <w:szCs w:val="22"/>
+        </w:rPr>
+        <w:t xml:space="preserve">, а не вигадуємо трактовку. Без бухгалтера на зустрічі облікову розвилку (1) і план рахунків (10–11) переноси — не закривай їх здогадками.</w:t>
+      </w:r>
+    </w:p>
     <w:sectPr>
       <w:headerReference r:id="rId15" w:type="default"/>
       <w:footerReference r:id="rId16" w:type="default"/>
